--- a/docs/PayerGatewayWebAPI - PAS API Guide.docx
+++ b/docs/PayerGatewayWebAPI - PAS API Guide.docx
@@ -2193,7 +2193,7 @@
         <w:t>requestId</w:t>
       </w:r>
       <w:r>
-        <w:t>.</w:t>
+        <w:t>. A payer can reject with an HTTP error, or with a normal answer that only has errors (for example "member not found"). Both give 422.</w:t>
       </w:r>
     </w:p>
     <w:p>
@@ -2926,7 +2926,7 @@
               <w:spacing w:before="40" w:after="80"/>
             </w:pPr>
             <w:r>
-              <w:t>No error. The gateway uses the insurance linked to the orders. If they have none, it uses the patient's first active insurance.</w:t>
+              <w:t>No error. The gateway uses the insurance linked to the orders. If they have none, it uses the patient's only active insurance. When the patient has more than one active insurance and the orders name none, the status is 422.</w:t>
             </w:r>
           </w:p>
         </w:tc>
@@ -4116,7 +4116,16 @@
         <w:t>requestId</w:t>
       </w:r>
       <w:r>
-        <w:t>.</w:t>
+        <w:t xml:space="preserve">. When the payer sends only an error code without text, the entry in </w:t>
+      </w:r>
+      <w:r>
+        <w:rPr>
+          <w:rStyle w:val="CodeChar"/>
+        </w:rPr>
+        <w:t>errors</w:t>
+      </w:r>
+      <w:r>
+        <w:t xml:space="preserve"> is "Payer error code {code}", followed by the place of the problem when the payer names it.</w:t>
       </w:r>
     </w:p>
     <w:p>
@@ -4524,6 +4533,147 @@
               <w:spacing w:before="40" w:after="80"/>
             </w:pPr>
             <w:r>
+              <w:t xml:space="preserve">The patient has more than one active insurance, </w:t>
+            </w:r>
+            <w:r>
+              <w:rPr>
+                <w:rStyle w:val="CodeChar"/>
+              </w:rPr>
+              <w:t>coverageId</w:t>
+            </w:r>
+            <w:r>
+              <w:t xml:space="preserve"> is not sent and the orders name none.</w:t>
+            </w:r>
+          </w:p>
+        </w:tc>
+        <w:tc>
+          <w:tcPr>
+            <w:tcW w:type="dxa" w:w="4604"/>
+          </w:tcPr>
+          <w:p>
+            <w:pPr>
+              <w:spacing w:before="40" w:after="80"/>
+            </w:pPr>
+            <w:r>
+              <w:t>Error format. "The patient has {n} active insurances ({ids}) and the orders do not say which one to use. Send coverageId."</w:t>
+            </w:r>
+          </w:p>
+        </w:tc>
+      </w:tr>
+      <w:tr>
+        <w:trPr>
+          <w:cantSplit/>
+        </w:trPr>
+        <w:tc>
+          <w:tcPr>
+            <w:tcW w:type="dxa" w:w="984"/>
+          </w:tcPr>
+          <w:p>
+            <w:pPr>
+              <w:spacing w:before="40" w:after="80"/>
+            </w:pPr>
+            <w:r>
+              <w:t>422</w:t>
+            </w:r>
+          </w:p>
+        </w:tc>
+        <w:tc>
+          <w:tcPr>
+            <w:tcW w:type="dxa" w:w="3772"/>
+          </w:tcPr>
+          <w:p>
+            <w:pPr>
+              <w:spacing w:before="40" w:after="80"/>
+            </w:pPr>
+            <w:r>
+              <w:t>The insurance has no member id.</w:t>
+            </w:r>
+          </w:p>
+        </w:tc>
+        <w:tc>
+          <w:tcPr>
+            <w:tcW w:type="dxa" w:w="4604"/>
+          </w:tcPr>
+          <w:p>
+            <w:pPr>
+              <w:spacing w:before="40" w:after="80"/>
+            </w:pPr>
+            <w:r>
+              <w:t>Error format. "Insurance {coverageId} of patient {patientId} has no member id (Coverage.subscriberId, or a Coverage.identifier of type MB). Add the member id to the insurance in the EHR."</w:t>
+            </w:r>
+          </w:p>
+        </w:tc>
+      </w:tr>
+      <w:tr>
+        <w:trPr>
+          <w:cantSplit/>
+        </w:trPr>
+        <w:tc>
+          <w:tcPr>
+            <w:tcW w:type="dxa" w:w="984"/>
+          </w:tcPr>
+          <w:p>
+            <w:pPr>
+              <w:spacing w:before="40" w:after="80"/>
+            </w:pPr>
+            <w:r>
+              <w:t>422</w:t>
+            </w:r>
+          </w:p>
+        </w:tc>
+        <w:tc>
+          <w:tcPr>
+            <w:tcW w:type="dxa" w:w="3772"/>
+          </w:tcPr>
+          <w:p>
+            <w:pPr>
+              <w:spacing w:before="40" w:after="80"/>
+            </w:pPr>
+            <w:r>
+              <w:t>An order has no service or medication code.</w:t>
+            </w:r>
+          </w:p>
+        </w:tc>
+        <w:tc>
+          <w:tcPr>
+            <w:tcW w:type="dxa" w:w="4604"/>
+          </w:tcPr>
+          <w:p>
+            <w:pPr>
+              <w:spacing w:before="40" w:after="80"/>
+            </w:pPr>
+            <w:r>
+              <w:t>Error format. "Order {id} has no code (ServiceRequest.code or MedicationRequest.medicationCodeableConcept). A prior authorization line needs the service or medication code."</w:t>
+            </w:r>
+          </w:p>
+        </w:tc>
+      </w:tr>
+      <w:tr>
+        <w:trPr>
+          <w:cantSplit/>
+        </w:trPr>
+        <w:tc>
+          <w:tcPr>
+            <w:tcW w:type="dxa" w:w="984"/>
+          </w:tcPr>
+          <w:p>
+            <w:pPr>
+              <w:spacing w:before="40" w:after="80"/>
+            </w:pPr>
+            <w:r>
+              <w:t>422</w:t>
+            </w:r>
+          </w:p>
+        </w:tc>
+        <w:tc>
+          <w:tcPr>
+            <w:tcW w:type="dxa" w:w="3772"/>
+          </w:tcPr>
+          <w:p>
+            <w:pPr>
+              <w:spacing w:before="40" w:after="80"/>
+            </w:pPr>
+            <w:r>
               <w:t>The organization has no NPI.</w:t>
             </w:r>
           </w:p>
@@ -4568,7 +4718,7 @@
               <w:spacing w:before="40" w:after="80"/>
             </w:pPr>
             <w:r>
-              <w:t>The payer refused the request.</w:t>
+              <w:t>The payer refused the request, with an HTTP error or with an answer that only has errors.</w:t>
             </w:r>
           </w:p>
         </w:tc>
@@ -4674,7 +4824,7 @@
               <w:spacing w:before="40" w:after="80"/>
             </w:pPr>
             <w:r>
-              <w:t>The gateway could not read data from the FHIR API.</w:t>
+              <w:t>The gateway could not read data from the FHIR API, or the file of a document could not be read.</w:t>
             </w:r>
           </w:p>
         </w:tc>
@@ -4688,6 +4838,50 @@
             </w:pPr>
             <w:r>
               <w:t>Error format. "FHIR API error: ..."</w:t>
+            </w:r>
+          </w:p>
+        </w:tc>
+      </w:tr>
+      <w:tr>
+        <w:trPr>
+          <w:cantSplit/>
+        </w:trPr>
+        <w:tc>
+          <w:tcPr>
+            <w:tcW w:type="dxa" w:w="984"/>
+          </w:tcPr>
+          <w:p>
+            <w:pPr>
+              <w:spacing w:before="40" w:after="80"/>
+            </w:pPr>
+            <w:r>
+              <w:t>502</w:t>
+            </w:r>
+          </w:p>
+        </w:tc>
+        <w:tc>
+          <w:tcPr>
+            <w:tcW w:type="dxa" w:w="3772"/>
+          </w:tcPr>
+          <w:p>
+            <w:pPr>
+              <w:spacing w:before="40" w:after="80"/>
+            </w:pPr>
+            <w:r>
+              <w:t>The payer answered, but the answer could not be read.</w:t>
+            </w:r>
+          </w:p>
+        </w:tc>
+        <w:tc>
+          <w:tcPr>
+            <w:tcW w:type="dxa" w:w="4604"/>
+          </w:tcPr>
+          <w:p>
+            <w:pPr>
+              <w:spacing w:before="40" w:after="80"/>
+            </w:pPr>
+            <w:r>
+              <w:t>Error format. "The payer's prior authorization answer could not be read: ..."</w:t>
             </w:r>
           </w:p>
         </w:tc>
@@ -5559,8 +5753,8 @@
       </w:tblPr>
       <w:tblGrid>
         <w:gridCol w:w="2472"/>
-        <w:gridCol w:w="3075"/>
-        <w:gridCol w:w="3813"/>
+        <w:gridCol w:w="3081"/>
+        <w:gridCol w:w="3807"/>
       </w:tblGrid>
       <w:tr>
         <w:trPr>
@@ -5583,7 +5777,7 @@
         </w:tc>
         <w:tc>
           <w:tcPr>
-            <w:tcW w:type="dxa" w:w="3075"/>
+            <w:tcW w:type="dxa" w:w="3081"/>
             <w:shd w:val="clear" w:color="auto" w:fill="F2F2F2"/>
           </w:tcPr>
           <w:p>
@@ -5597,7 +5791,7 @@
         </w:tc>
         <w:tc>
           <w:tcPr>
-            <w:tcW w:type="dxa" w:w="3813"/>
+            <w:tcW w:type="dxa" w:w="3807"/>
             <w:shd w:val="clear" w:color="auto" w:fill="F2F2F2"/>
           </w:tcPr>
           <w:p>
@@ -5632,7 +5826,7 @@
         </w:tc>
         <w:tc>
           <w:tcPr>
-            <w:tcW w:type="dxa" w:w="3075"/>
+            <w:tcW w:type="dxa" w:w="3081"/>
           </w:tcPr>
           <w:p>
             <w:pPr>
@@ -5645,7 +5839,7 @@
         </w:tc>
         <w:tc>
           <w:tcPr>
-            <w:tcW w:type="dxa" w:w="3813"/>
+            <w:tcW w:type="dxa" w:w="3807"/>
           </w:tcPr>
           <w:p>
             <w:pPr>
@@ -5706,7 +5900,7 @@
         </w:tc>
         <w:tc>
           <w:tcPr>
-            <w:tcW w:type="dxa" w:w="3075"/>
+            <w:tcW w:type="dxa" w:w="3081"/>
           </w:tcPr>
           <w:p>
             <w:pPr>
@@ -5719,7 +5913,7 @@
         </w:tc>
         <w:tc>
           <w:tcPr>
-            <w:tcW w:type="dxa" w:w="3813"/>
+            <w:tcW w:type="dxa" w:w="3807"/>
           </w:tcPr>
           <w:p>
             <w:pPr>
@@ -5753,7 +5947,7 @@
         </w:tc>
         <w:tc>
           <w:tcPr>
-            <w:tcW w:type="dxa" w:w="3075"/>
+            <w:tcW w:type="dxa" w:w="3081"/>
           </w:tcPr>
           <w:p>
             <w:pPr>
@@ -5766,7 +5960,7 @@
         </w:tc>
         <w:tc>
           <w:tcPr>
-            <w:tcW w:type="dxa" w:w="3813"/>
+            <w:tcW w:type="dxa" w:w="3807"/>
           </w:tcPr>
           <w:p>
             <w:pPr>
@@ -5809,7 +6003,7 @@
         </w:tc>
         <w:tc>
           <w:tcPr>
-            <w:tcW w:type="dxa" w:w="3075"/>
+            <w:tcW w:type="dxa" w:w="3081"/>
           </w:tcPr>
           <w:p>
             <w:pPr>
@@ -5822,7 +6016,7 @@
         </w:tc>
         <w:tc>
           <w:tcPr>
-            <w:tcW w:type="dxa" w:w="3813"/>
+            <w:tcW w:type="dxa" w:w="3807"/>
           </w:tcPr>
           <w:p>
             <w:pPr>
@@ -5865,7 +6059,7 @@
         </w:tc>
         <w:tc>
           <w:tcPr>
-            <w:tcW w:type="dxa" w:w="3075"/>
+            <w:tcW w:type="dxa" w:w="3081"/>
           </w:tcPr>
           <w:p>
             <w:pPr>
@@ -5878,7 +6072,7 @@
         </w:tc>
         <w:tc>
           <w:tcPr>
-            <w:tcW w:type="dxa" w:w="3813"/>
+            <w:tcW w:type="dxa" w:w="3807"/>
           </w:tcPr>
           <w:p>
             <w:pPr>
@@ -5912,7 +6106,7 @@
         </w:tc>
         <w:tc>
           <w:tcPr>
-            <w:tcW w:type="dxa" w:w="3075"/>
+            <w:tcW w:type="dxa" w:w="3081"/>
           </w:tcPr>
           <w:p>
             <w:pPr>
@@ -5925,7 +6119,7 @@
         </w:tc>
         <w:tc>
           <w:tcPr>
-            <w:tcW w:type="dxa" w:w="3813"/>
+            <w:tcW w:type="dxa" w:w="3807"/>
           </w:tcPr>
           <w:p>
             <w:pPr>
@@ -5959,7 +6153,7 @@
         </w:tc>
         <w:tc>
           <w:tcPr>
-            <w:tcW w:type="dxa" w:w="3075"/>
+            <w:tcW w:type="dxa" w:w="3081"/>
           </w:tcPr>
           <w:p>
             <w:pPr>
@@ -5972,7 +6166,7 @@
         </w:tc>
         <w:tc>
           <w:tcPr>
-            <w:tcW w:type="dxa" w:w="3813"/>
+            <w:tcW w:type="dxa" w:w="3807"/>
           </w:tcPr>
           <w:p>
             <w:pPr>
@@ -6006,20 +6200,20 @@
         </w:tc>
         <w:tc>
           <w:tcPr>
-            <w:tcW w:type="dxa" w:w="3075"/>
-          </w:tcPr>
-          <w:p>
-            <w:pPr>
-              <w:spacing w:before="40" w:after="80"/>
-            </w:pPr>
-            <w:r>
-              <w:t>The payer returned an error and no decision.</w:t>
-            </w:r>
-          </w:p>
-        </w:tc>
-        <w:tc>
-          <w:tcPr>
-            <w:tcW w:type="dxa" w:w="3813"/>
+            <w:tcW w:type="dxa" w:w="3081"/>
+          </w:tcPr>
+          <w:p>
+            <w:pPr>
+              <w:spacing w:before="40" w:after="80"/>
+            </w:pPr>
+            <w:r>
+              <w:t>The payer returned an error and no decision. This value comes only in the body of a refused request (5.4). A refused request is not stored.</w:t>
+            </w:r>
+          </w:p>
+        </w:tc>
+        <w:tc>
+          <w:tcPr>
+            <w:tcW w:type="dxa" w:w="3807"/>
           </w:tcPr>
           <w:p>
             <w:pPr>
@@ -9434,7 +9628,7 @@
         <w:t>cancelled</w:t>
       </w:r>
       <w:r>
-        <w:t xml:space="preserve"> when the payer confirmed every line as cancelled. A request that is already cancelled returns its stored decision, and the payer is not called again.</w:t>
+        <w:t xml:space="preserve"> when the payer confirmed every line as cancelled, and also when the payer accepted the cancel without sending line decisions. A request that is already cancelled returns its stored decision, and the payer is not called again.</w:t>
       </w:r>
     </w:p>
     <w:p>
@@ -10555,12 +10749,21 @@
         <w:t>Response: 200 OK.</w:t>
       </w:r>
       <w:r>
-        <w:t xml:space="preserve"> One decision object (section 6). When the payer has nothing newer, it is the stored decision.</w:t>
+        <w:t xml:space="preserve"> One decision object (section 6). When the payer has nothing newer, it is the stored decision. A cancelled request is finished: the payer is not asked again and the stored decision is returned.</w:t>
       </w:r>
     </w:p>
     <w:p>
       <w:r>
-        <w:t>The decision the payer returns is saved in the EHR database before the API answers (section 11).</w:t>
+        <w:t xml:space="preserve">A decision that is different from the stored one is saved in the EHR database before the API answers (section 11). When the payer returns the same decision again, nothing is saved, so </w:t>
+      </w:r>
+      <w:r>
+        <w:rPr>
+          <w:rStyle w:val="CodeChar"/>
+        </w:rPr>
+        <w:t>UPDATED_AT</w:t>
+      </w:r>
+      <w:r>
+        <w:t xml:space="preserve"> of the row changes only when something really changed.</w:t>
       </w:r>
     </w:p>
     <w:p>
@@ -10580,8 +10783,8 @@
       </w:tblPr>
       <w:tblGrid>
         <w:gridCol w:w="984"/>
-        <w:gridCol w:w="3717"/>
-        <w:gridCol w:w="4659"/>
+        <w:gridCol w:w="3770"/>
+        <w:gridCol w:w="4606"/>
       </w:tblGrid>
       <w:tr>
         <w:trPr>
@@ -10604,7 +10807,7 @@
         </w:tc>
         <w:tc>
           <w:tcPr>
-            <w:tcW w:type="dxa" w:w="3717"/>
+            <w:tcW w:type="dxa" w:w="3770"/>
             <w:shd w:val="clear" w:color="auto" w:fill="F2F2F2"/>
           </w:tcPr>
           <w:p>
@@ -10618,7 +10821,7 @@
         </w:tc>
         <w:tc>
           <w:tcPr>
-            <w:tcW w:type="dxa" w:w="4659"/>
+            <w:tcW w:type="dxa" w:w="4606"/>
             <w:shd w:val="clear" w:color="auto" w:fill="F2F2F2"/>
           </w:tcPr>
           <w:p>
@@ -10653,7 +10856,7 @@
         </w:tc>
         <w:tc>
           <w:tcPr>
-            <w:tcW w:type="dxa" w:w="3717"/>
+            <w:tcW w:type="dxa" w:w="3770"/>
           </w:tcPr>
           <w:p>
             <w:pPr>
@@ -10675,7 +10878,7 @@
         </w:tc>
         <w:tc>
           <w:tcPr>
-            <w:tcW w:type="dxa" w:w="4659"/>
+            <w:tcW w:type="dxa" w:w="4606"/>
           </w:tcPr>
           <w:p>
             <w:pPr>
@@ -10706,7 +10909,7 @@
         </w:tc>
         <w:tc>
           <w:tcPr>
-            <w:tcW w:type="dxa" w:w="3717"/>
+            <w:tcW w:type="dxa" w:w="3770"/>
           </w:tcPr>
           <w:p>
             <w:pPr>
@@ -10728,7 +10931,7 @@
         </w:tc>
         <w:tc>
           <w:tcPr>
-            <w:tcW w:type="dxa" w:w="4659"/>
+            <w:tcW w:type="dxa" w:w="4606"/>
           </w:tcPr>
           <w:p>
             <w:pPr>
@@ -10759,7 +10962,7 @@
         </w:tc>
         <w:tc>
           <w:tcPr>
-            <w:tcW w:type="dxa" w:w="3717"/>
+            <w:tcW w:type="dxa" w:w="3770"/>
           </w:tcPr>
           <w:p>
             <w:pPr>
@@ -10772,7 +10975,7 @@
         </w:tc>
         <w:tc>
           <w:tcPr>
-            <w:tcW w:type="dxa" w:w="4659"/>
+            <w:tcW w:type="dxa" w:w="4606"/>
           </w:tcPr>
           <w:p>
             <w:pPr>
@@ -10812,7 +11015,60 @@
         </w:tc>
         <w:tc>
           <w:tcPr>
-            <w:tcW w:type="dxa" w:w="3717"/>
+            <w:tcW w:type="dxa" w:w="3770"/>
+          </w:tcPr>
+          <w:p>
+            <w:pPr>
+              <w:spacing w:before="40" w:after="80"/>
+            </w:pPr>
+            <w:r>
+              <w:t>The payer answered the inquiry with errors and no decision.</w:t>
+            </w:r>
+          </w:p>
+        </w:tc>
+        <w:tc>
+          <w:tcPr>
+            <w:tcW w:type="dxa" w:w="4606"/>
+          </w:tcPr>
+          <w:p>
+            <w:pPr>
+              <w:spacing w:before="40" w:after="80"/>
+            </w:pPr>
+            <w:r>
+              <w:t xml:space="preserve">"Inquiry failed at {payer}: the payer returned errors instead of a decision." with the payer's errors in </w:t>
+            </w:r>
+            <w:r>
+              <w:rPr>
+                <w:rStyle w:val="CodeChar"/>
+              </w:rPr>
+              <w:t>details</w:t>
+            </w:r>
+            <w:r>
+              <w:t>. The stored decision is not changed.</w:t>
+            </w:r>
+          </w:p>
+        </w:tc>
+      </w:tr>
+      <w:tr>
+        <w:trPr>
+          <w:cantSplit/>
+        </w:trPr>
+        <w:tc>
+          <w:tcPr>
+            <w:tcW w:type="dxa" w:w="984"/>
+          </w:tcPr>
+          <w:p>
+            <w:pPr>
+              <w:spacing w:before="40" w:after="80"/>
+            </w:pPr>
+            <w:r>
+              <w:t>502</w:t>
+            </w:r>
+          </w:p>
+        </w:tc>
+        <w:tc>
+          <w:tcPr>
+            <w:tcW w:type="dxa" w:w="3770"/>
           </w:tcPr>
           <w:p>
             <w:pPr>
@@ -10825,7 +11081,7 @@
         </w:tc>
         <w:tc>
           <w:tcPr>
-            <w:tcW w:type="dxa" w:w="4659"/>
+            <w:tcW w:type="dxa" w:w="4606"/>
           </w:tcPr>
           <w:p>
             <w:pPr>
@@ -10856,7 +11112,7 @@
         </w:tc>
         <w:tc>
           <w:tcPr>
-            <w:tcW w:type="dxa" w:w="3717"/>
+            <w:tcW w:type="dxa" w:w="3770"/>
           </w:tcPr>
           <w:p>
             <w:pPr>
@@ -10869,7 +11125,7 @@
         </w:tc>
         <w:tc>
           <w:tcPr>
-            <w:tcW w:type="dxa" w:w="4659"/>
+            <w:tcW w:type="dxa" w:w="4606"/>
           </w:tcPr>
           <w:p>
             <w:pPr>
@@ -10900,7 +11156,7 @@
         </w:tc>
         <w:tc>
           <w:tcPr>
-            <w:tcW w:type="dxa" w:w="3717"/>
+            <w:tcW w:type="dxa" w:w="3770"/>
           </w:tcPr>
           <w:p>
             <w:pPr>
@@ -10913,7 +11169,7 @@
         </w:tc>
         <w:tc>
           <w:tcPr>
-            <w:tcW w:type="dxa" w:w="4659"/>
+            <w:tcW w:type="dxa" w:w="4606"/>
           </w:tcPr>
           <w:p>
             <w:pPr>
@@ -13767,7 +14023,7 @@
         <w:t>Claim/$inquire</w:t>
       </w:r>
       <w:r>
-        <w:t>) and saves each decision the payer returns.</w:t>
+        <w:t>) and saves each decision that changed.</w:t>
       </w:r>
     </w:p>
     <w:tbl>
@@ -14012,6 +14268,37 @@
               <w:spacing w:before="40" w:after="80"/>
             </w:pPr>
             <w:r>
+              <w:t>Response 400</w:t>
+            </w:r>
+          </w:p>
+        </w:tc>
+        <w:tc>
+          <w:tcPr>
+            <w:tcW w:type="dxa" w:w="7384"/>
+          </w:tcPr>
+          <w:p>
+            <w:pPr>
+              <w:spacing w:before="40" w:after="80"/>
+            </w:pPr>
+            <w:r>
+              <w:t>The body is not a valid FHIR Bundle.</w:t>
+            </w:r>
+          </w:p>
+        </w:tc>
+      </w:tr>
+      <w:tr>
+        <w:trPr>
+          <w:cantSplit/>
+        </w:trPr>
+        <w:tc>
+          <w:tcPr>
+            <w:tcW w:type="dxa" w:w="1976"/>
+          </w:tcPr>
+          <w:p>
+            <w:pPr>
+              <w:spacing w:before="40" w:after="80"/>
+            </w:pPr>
+            <w:r>
               <w:t>Response 404</w:t>
             </w:r>
           </w:p>
@@ -14201,7 +14488,7 @@
         <w:t>PUT {ehr-data}/prior-auths/{requestId}</w:t>
       </w:r>
       <w:r>
-        <w:t xml:space="preserve"> (section 11) each time the payer answers about a pended request, and each time a request for more information is found.</w:t>
+        <w:t xml:space="preserve"> (section 11) when the payer's answer about a pended request is different from the stored decision, and when a request for more information is new or changed. An answer that changes nothing is not saved.</w:t>
       </w:r>
     </w:p>
     <w:p>
@@ -14505,17 +14792,6 @@
           </w:p>
           <w:p>
             <w:pPr>
-              <w:spacing w:before="40" w:after="40"/>
-            </w:pPr>
-            <w:r>
-              <w:rPr>
-                <w:rStyle w:val="CodeChar"/>
-              </w:rPr>
-              <w:t>GET {fhir}/DeviceRequest?_id={orderIds}</w:t>
-            </w:r>
-          </w:p>
-          <w:p>
-            <w:pPr>
               <w:spacing w:before="40" w:after="80"/>
             </w:pPr>
             <w:r>
@@ -14535,7 +14811,7 @@
               <w:spacing w:before="40" w:after="80"/>
             </w:pPr>
             <w:r>
-              <w:t>Get the orders. An EHR order becomes one of these three FHIR types, by its order type.</w:t>
+              <w:t>Get the orders. An EHR order is a service order or a medication order, and becomes one of these two FHIR types. Device orders are not used.</w:t>
             </w:r>
           </w:p>
         </w:tc>
@@ -15177,9 +15453,9 @@
         <w:tblLook w:firstColumn="1" w:firstRow="1" w:lastColumn="0" w:lastRow="0" w:noHBand="0" w:noVBand="1" w:val="04A0"/>
       </w:tblPr>
       <w:tblGrid>
-        <w:gridCol w:w="3179"/>
-        <w:gridCol w:w="3608"/>
-        <w:gridCol w:w="2573"/>
+        <w:gridCol w:w="3015"/>
+        <w:gridCol w:w="3703"/>
+        <w:gridCol w:w="2642"/>
       </w:tblGrid>
       <w:tr>
         <w:trPr>
@@ -15188,7 +15464,7 @@
         </w:trPr>
         <w:tc>
           <w:tcPr>
-            <w:tcW w:type="dxa" w:w="3179"/>
+            <w:tcW w:type="dxa" w:w="3015"/>
             <w:shd w:val="clear" w:color="auto" w:fill="F2F2F2"/>
           </w:tcPr>
           <w:p>
@@ -15202,7 +15478,7 @@
         </w:tc>
         <w:tc>
           <w:tcPr>
-            <w:tcW w:type="dxa" w:w="3608"/>
+            <w:tcW w:type="dxa" w:w="3703"/>
             <w:shd w:val="clear" w:color="auto" w:fill="F2F2F2"/>
           </w:tcPr>
           <w:p>
@@ -15216,7 +15492,7 @@
         </w:tc>
         <w:tc>
           <w:tcPr>
-            <w:tcW w:type="dxa" w:w="2573"/>
+            <w:tcW w:type="dxa" w:w="2642"/>
             <w:shd w:val="clear" w:color="auto" w:fill="F2F2F2"/>
           </w:tcPr>
           <w:p>
@@ -15235,7 +15511,7 @@
         </w:trPr>
         <w:tc>
           <w:tcPr>
-            <w:tcW w:type="dxa" w:w="3179"/>
+            <w:tcW w:type="dxa" w:w="3015"/>
           </w:tcPr>
           <w:p>
             <w:pPr>
@@ -15251,7 +15527,7 @@
         </w:tc>
         <w:tc>
           <w:tcPr>
-            <w:tcW w:type="dxa" w:w="3608"/>
+            <w:tcW w:type="dxa" w:w="3703"/>
           </w:tcPr>
           <w:p>
             <w:pPr>
@@ -15267,7 +15543,7 @@
         </w:tc>
         <w:tc>
           <w:tcPr>
-            <w:tcW w:type="dxa" w:w="2573"/>
+            <w:tcW w:type="dxa" w:w="2642"/>
           </w:tcPr>
           <w:p>
             <w:pPr>
@@ -15285,7 +15561,7 @@
         </w:trPr>
         <w:tc>
           <w:tcPr>
-            <w:tcW w:type="dxa" w:w="3179"/>
+            <w:tcW w:type="dxa" w:w="3015"/>
           </w:tcPr>
           <w:p>
             <w:pPr>
@@ -15304,22 +15580,13 @@
               <w:rPr>
                 <w:rStyle w:val="CodeChar"/>
               </w:rPr>
-              <w:t>DeviceRequest</w:t>
-            </w:r>
-            <w:r>
-              <w:t xml:space="preserve">, </w:t>
-            </w:r>
-            <w:r>
-              <w:rPr>
-                <w:rStyle w:val="CodeChar"/>
-              </w:rPr>
               <w:t>MedicationRequest</w:t>
             </w:r>
           </w:p>
         </w:tc>
         <w:tc>
           <w:tcPr>
-            <w:tcW w:type="dxa" w:w="3608"/>
+            <w:tcW w:type="dxa" w:w="3703"/>
           </w:tcPr>
           <w:p>
             <w:pPr>
@@ -15335,7 +15602,7 @@
         </w:tc>
         <w:tc>
           <w:tcPr>
-            <w:tcW w:type="dxa" w:w="2573"/>
+            <w:tcW w:type="dxa" w:w="2642"/>
           </w:tcPr>
           <w:p>
             <w:pPr>
@@ -15353,7 +15620,7 @@
         </w:trPr>
         <w:tc>
           <w:tcPr>
-            <w:tcW w:type="dxa" w:w="3179"/>
+            <w:tcW w:type="dxa" w:w="3015"/>
           </w:tcPr>
           <w:p>
             <w:pPr>
@@ -15369,7 +15636,7 @@
         </w:tc>
         <w:tc>
           <w:tcPr>
-            <w:tcW w:type="dxa" w:w="3608"/>
+            <w:tcW w:type="dxa" w:w="3703"/>
           </w:tcPr>
           <w:p>
             <w:pPr>
@@ -15385,7 +15652,7 @@
         </w:tc>
         <w:tc>
           <w:tcPr>
-            <w:tcW w:type="dxa" w:w="2573"/>
+            <w:tcW w:type="dxa" w:w="2642"/>
           </w:tcPr>
           <w:p>
             <w:pPr>
@@ -15403,7 +15670,7 @@
         </w:trPr>
         <w:tc>
           <w:tcPr>
-            <w:tcW w:type="dxa" w:w="3179"/>
+            <w:tcW w:type="dxa" w:w="3015"/>
           </w:tcPr>
           <w:p>
             <w:pPr>
@@ -15419,7 +15686,7 @@
         </w:tc>
         <w:tc>
           <w:tcPr>
-            <w:tcW w:type="dxa" w:w="3608"/>
+            <w:tcW w:type="dxa" w:w="3703"/>
           </w:tcPr>
           <w:p>
             <w:pPr>
@@ -15435,7 +15702,7 @@
         </w:tc>
         <w:tc>
           <w:tcPr>
-            <w:tcW w:type="dxa" w:w="2573"/>
+            <w:tcW w:type="dxa" w:w="2642"/>
           </w:tcPr>
           <w:p>
             <w:pPr>
@@ -15453,7 +15720,7 @@
         </w:trPr>
         <w:tc>
           <w:tcPr>
-            <w:tcW w:type="dxa" w:w="3179"/>
+            <w:tcW w:type="dxa" w:w="3015"/>
           </w:tcPr>
           <w:p>
             <w:pPr>
@@ -15469,7 +15736,7 @@
         </w:tc>
         <w:tc>
           <w:tcPr>
-            <w:tcW w:type="dxa" w:w="3608"/>
+            <w:tcW w:type="dxa" w:w="3703"/>
           </w:tcPr>
           <w:p>
             <w:pPr>
@@ -15485,7 +15752,7 @@
         </w:tc>
         <w:tc>
           <w:tcPr>
-            <w:tcW w:type="dxa" w:w="2573"/>
+            <w:tcW w:type="dxa" w:w="2642"/>
           </w:tcPr>
           <w:p>
             <w:pPr>
@@ -15503,7 +15770,7 @@
         </w:trPr>
         <w:tc>
           <w:tcPr>
-            <w:tcW w:type="dxa" w:w="3179"/>
+            <w:tcW w:type="dxa" w:w="3015"/>
           </w:tcPr>
           <w:p>
             <w:pPr>
@@ -15522,7 +15789,7 @@
         </w:tc>
         <w:tc>
           <w:tcPr>
-            <w:tcW w:type="dxa" w:w="3608"/>
+            <w:tcW w:type="dxa" w:w="3703"/>
           </w:tcPr>
           <w:p>
             <w:pPr>
@@ -15547,7 +15814,7 @@
         </w:tc>
         <w:tc>
           <w:tcPr>
-            <w:tcW w:type="dxa" w:w="2573"/>
+            <w:tcW w:type="dxa" w:w="2642"/>
           </w:tcPr>
           <w:p>
             <w:pPr>
@@ -15574,7 +15841,7 @@
         </w:trPr>
         <w:tc>
           <w:tcPr>
-            <w:tcW w:type="dxa" w:w="3179"/>
+            <w:tcW w:type="dxa" w:w="3015"/>
           </w:tcPr>
           <w:p>
             <w:pPr>
@@ -15590,7 +15857,7 @@
         </w:tc>
         <w:tc>
           <w:tcPr>
-            <w:tcW w:type="dxa" w:w="3608"/>
+            <w:tcW w:type="dxa" w:w="3703"/>
           </w:tcPr>
           <w:p>
             <w:pPr>
@@ -15612,7 +15879,7 @@
         </w:tc>
         <w:tc>
           <w:tcPr>
-            <w:tcW w:type="dxa" w:w="2573"/>
+            <w:tcW w:type="dxa" w:w="2642"/>
           </w:tcPr>
           <w:p>
             <w:pPr>
@@ -15760,13 +16027,16 @@
               <w:spacing w:before="40" w:after="80"/>
             </w:pPr>
             <w:r>
+              <w:t xml:space="preserve">Chooses the payer the request is sent to. </w:t>
+            </w:r>
+            <w:r>
               <w:rPr>
                 <w:rStyle w:val="CodeChar"/>
               </w:rPr>
               <w:t>Claim.insurer</w:t>
             </w:r>
             <w:r>
-              <w:t>, and the payer as an Organization in the Bundle.</w:t>
+              <w:t xml:space="preserve"> and the payer Organization in the Bundle are filled from the patient's insurance: the payer name and the payer id the EHR keeps with the insurance. When the insurance has no payer id, the Organization has the name only. The gateway never makes up an id.</w:t>
             </w:r>
           </w:p>
         </w:tc>
@@ -15846,7 +16116,7 @@
               <w:t>Claim.insurance</w:t>
             </w:r>
             <w:r>
-              <w:t>, and the Coverage in the Bundle.</w:t>
+              <w:t>, and the Coverage in the Bundle, with the member id as the EHR has it. No identifier system is added by the gateway.</w:t>
             </w:r>
           </w:p>
         </w:tc>
@@ -15926,7 +16196,7 @@
               <w:t>Claim.careTeam</w:t>
             </w:r>
             <w:r>
-              <w:t>, first member, role primary provider. The Practitioner is in the Bundle.</w:t>
+              <w:t>, first member, role primary provider, marked as a member for the whole request. The Practitioner is in the Bundle.</w:t>
             </w:r>
           </w:p>
         </w:tc>
@@ -15966,7 +16236,7 @@
               <w:t>Claim.careTeam</w:t>
             </w:r>
             <w:r>
-              <w:t>, second member, role referring provider.</w:t>
+              <w:t>, second member, role referring provider, marked as a member for the whole request.</w:t>
             </w:r>
           </w:p>
         </w:tc>
@@ -16370,8 +16640,8 @@
         <w:tblLook w:firstColumn="1" w:firstRow="1" w:lastColumn="0" w:lastRow="0" w:noHBand="0" w:noVBand="1" w:val="04A0"/>
       </w:tblPr>
       <w:tblGrid>
-        <w:gridCol w:w="4691"/>
-        <w:gridCol w:w="4669"/>
+        <w:gridCol w:w="4824"/>
+        <w:gridCol w:w="4536"/>
       </w:tblGrid>
       <w:tr>
         <w:trPr>
@@ -16380,7 +16650,7 @@
         </w:trPr>
         <w:tc>
           <w:tcPr>
-            <w:tcW w:type="dxa" w:w="4691"/>
+            <w:tcW w:type="dxa" w:w="4824"/>
             <w:shd w:val="clear" w:color="auto" w:fill="F2F2F2"/>
           </w:tcPr>
           <w:p>
@@ -16394,7 +16664,7 @@
         </w:tc>
         <w:tc>
           <w:tcPr>
-            <w:tcW w:type="dxa" w:w="4669"/>
+            <w:tcW w:type="dxa" w:w="4536"/>
             <w:shd w:val="clear" w:color="auto" w:fill="F2F2F2"/>
           </w:tcPr>
           <w:p>
@@ -16413,7 +16683,7 @@
         </w:trPr>
         <w:tc>
           <w:tcPr>
-            <w:tcW w:type="dxa" w:w="4691"/>
+            <w:tcW w:type="dxa" w:w="4824"/>
           </w:tcPr>
           <w:p>
             <w:pPr>
@@ -16432,7 +16702,7 @@
         </w:tc>
         <w:tc>
           <w:tcPr>
-            <w:tcW w:type="dxa" w:w="4669"/>
+            <w:tcW w:type="dxa" w:w="4536"/>
           </w:tcPr>
           <w:p>
             <w:pPr>
@@ -16453,7 +16723,7 @@
         </w:trPr>
         <w:tc>
           <w:tcPr>
-            <w:tcW w:type="dxa" w:w="4691"/>
+            <w:tcW w:type="dxa" w:w="4824"/>
           </w:tcPr>
           <w:p>
             <w:pPr>
@@ -16472,7 +16742,7 @@
         </w:tc>
         <w:tc>
           <w:tcPr>
-            <w:tcW w:type="dxa" w:w="4669"/>
+            <w:tcW w:type="dxa" w:w="4536"/>
           </w:tcPr>
           <w:p>
             <w:pPr>
@@ -16502,7 +16772,7 @@
         </w:trPr>
         <w:tc>
           <w:tcPr>
-            <w:tcW w:type="dxa" w:w="4691"/>
+            <w:tcW w:type="dxa" w:w="4824"/>
           </w:tcPr>
           <w:p>
             <w:pPr>
@@ -16518,7 +16788,7 @@
         </w:tc>
         <w:tc>
           <w:tcPr>
-            <w:tcW w:type="dxa" w:w="4669"/>
+            <w:tcW w:type="dxa" w:w="4536"/>
           </w:tcPr>
           <w:p>
             <w:pPr>
@@ -16548,20 +16818,29 @@
         </w:trPr>
         <w:tc>
           <w:tcPr>
-            <w:tcW w:type="dxa" w:w="4691"/>
-          </w:tcPr>
-          <w:p>
-            <w:pPr>
-              <w:spacing w:before="40" w:after="80"/>
-            </w:pPr>
-            <w:r>
-              <w:t>The review action code of an item (X12)</w:t>
-            </w:r>
-          </w:p>
-        </w:tc>
-        <w:tc>
-          <w:tcPr>
-            <w:tcW w:type="dxa" w:w="4669"/>
+            <w:tcW w:type="dxa" w:w="4824"/>
+          </w:tcPr>
+          <w:p>
+            <w:pPr>
+              <w:spacing w:before="40" w:after="80"/>
+            </w:pPr>
+            <w:r>
+              <w:t xml:space="preserve">The review action code of an item (X12). PAS 2.0.1 puts the review action on </w:t>
+            </w:r>
+            <w:r>
+              <w:rPr>
+                <w:rStyle w:val="CodeChar"/>
+              </w:rPr>
+              <w:t>item.adjudication</w:t>
+            </w:r>
+            <w:r>
+              <w:t>. The gateway also reads it from the item itself, where earlier versions had it.</w:t>
+            </w:r>
+          </w:p>
+        </w:tc>
+        <w:tc>
+          <w:tcPr>
+            <w:tcW w:type="dxa" w:w="4536"/>
           </w:tcPr>
           <w:p>
             <w:pPr>
@@ -16591,7 +16870,7 @@
         </w:trPr>
         <w:tc>
           <w:tcPr>
-            <w:tcW w:type="dxa" w:w="4691"/>
+            <w:tcW w:type="dxa" w:w="4824"/>
           </w:tcPr>
           <w:p>
             <w:pPr>
@@ -16604,7 +16883,7 @@
         </w:tc>
         <w:tc>
           <w:tcPr>
-            <w:tcW w:type="dxa" w:w="4669"/>
+            <w:tcW w:type="dxa" w:w="4536"/>
           </w:tcPr>
           <w:p>
             <w:pPr>
@@ -16625,7 +16904,7 @@
         </w:trPr>
         <w:tc>
           <w:tcPr>
-            <w:tcW w:type="dxa" w:w="4691"/>
+            <w:tcW w:type="dxa" w:w="4824"/>
           </w:tcPr>
           <w:p>
             <w:pPr>
@@ -16638,7 +16917,7 @@
         </w:tc>
         <w:tc>
           <w:tcPr>
-            <w:tcW w:type="dxa" w:w="4669"/>
+            <w:tcW w:type="dxa" w:w="4536"/>
           </w:tcPr>
           <w:p>
             <w:pPr>
@@ -16668,7 +16947,7 @@
         </w:trPr>
         <w:tc>
           <w:tcPr>
-            <w:tcW w:type="dxa" w:w="4691"/>
+            <w:tcW w:type="dxa" w:w="4824"/>
           </w:tcPr>
           <w:p>
             <w:pPr>
@@ -16681,7 +16960,7 @@
         </w:tc>
         <w:tc>
           <w:tcPr>
-            <w:tcW w:type="dxa" w:w="4669"/>
+            <w:tcW w:type="dxa" w:w="4536"/>
           </w:tcPr>
           <w:p>
             <w:pPr>
@@ -16702,7 +16981,7 @@
         </w:trPr>
         <w:tc>
           <w:tcPr>
-            <w:tcW w:type="dxa" w:w="4691"/>
+            <w:tcW w:type="dxa" w:w="4824"/>
           </w:tcPr>
           <w:p>
             <w:pPr>
@@ -16718,7 +16997,7 @@
         </w:tc>
         <w:tc>
           <w:tcPr>
-            <w:tcW w:type="dxa" w:w="4669"/>
+            <w:tcW w:type="dxa" w:w="4536"/>
           </w:tcPr>
           <w:p>
             <w:pPr>
@@ -16739,7 +17018,7 @@
         </w:trPr>
         <w:tc>
           <w:tcPr>
-            <w:tcW w:type="dxa" w:w="4691"/>
+            <w:tcW w:type="dxa" w:w="4824"/>
           </w:tcPr>
           <w:p>
             <w:pPr>
@@ -16752,7 +17031,7 @@
         </w:tc>
         <w:tc>
           <w:tcPr>
-            <w:tcW w:type="dxa" w:w="4669"/>
+            <w:tcW w:type="dxa" w:w="4536"/>
           </w:tcPr>
           <w:p>
             <w:pPr>
@@ -17458,7 +17737,7 @@
               <w:spacing w:before="40" w:after="80"/>
             </w:pPr>
             <w:r>
-              <w:t>The request is correct JSON, but it cannot be done: no active insurance, no NPI, or the payer refused it.</w:t>
+              <w:t>The request is correct JSON, but it cannot be done: no active insurance, more than one active insurance and none chosen, no member id, an order without code, no NPI, or the payer refused it.</w:t>
             </w:r>
           </w:p>
         </w:tc>
@@ -18534,6 +18813,129 @@
               <w:spacing w:before="40" w:after="80"/>
             </w:pPr>
             <w:r>
+              <w:t>The insurance has no member id</w:t>
+            </w:r>
+          </w:p>
+        </w:tc>
+        <w:tc>
+          <w:tcPr>
+            <w:tcW w:type="dxa" w:w="931"/>
+          </w:tcPr>
+          <w:p>
+            <w:pPr>
+              <w:spacing w:before="40" w:after="80"/>
+            </w:pPr>
+            <w:r>
+              <w:t>422</w:t>
+            </w:r>
+          </w:p>
+        </w:tc>
+        <w:tc>
+          <w:tcPr>
+            <w:tcW w:type="dxa" w:w="2809"/>
+          </w:tcPr>
+          <w:p>
+            <w:pPr>
+              <w:spacing w:before="40" w:after="80"/>
+            </w:pPr>
+            <w:r>
+              <w:t>"Insurance {coverageId} of patient {patientId} has no member id (Coverage.subscriberId, or a Coverage.identifier of type MB). Add the member id to the insurance in the EHR."</w:t>
+            </w:r>
+          </w:p>
+        </w:tc>
+        <w:tc>
+          <w:tcPr>
+            <w:tcW w:type="dxa" w:w="2811"/>
+          </w:tcPr>
+          <w:p>
+            <w:pPr>
+              <w:spacing w:before="40" w:after="80"/>
+            </w:pPr>
+            <w:r>
+              <w:t>empty</w:t>
+            </w:r>
+          </w:p>
+        </w:tc>
+      </w:tr>
+      <w:tr>
+        <w:trPr>
+          <w:cantSplit/>
+        </w:trPr>
+        <w:tc>
+          <w:tcPr>
+            <w:tcW w:type="dxa" w:w="2809"/>
+          </w:tcPr>
+          <w:p>
+            <w:pPr>
+              <w:spacing w:before="40" w:after="80"/>
+            </w:pPr>
+            <w:r>
+              <w:t xml:space="preserve">The patient has more than one active insurance, </w:t>
+            </w:r>
+            <w:r>
+              <w:rPr>
+                <w:rStyle w:val="CodeChar"/>
+              </w:rPr>
+              <w:t>coverageId</w:t>
+            </w:r>
+            <w:r>
+              <w:t xml:space="preserve"> is not sent and the orders name none</w:t>
+            </w:r>
+          </w:p>
+        </w:tc>
+        <w:tc>
+          <w:tcPr>
+            <w:tcW w:type="dxa" w:w="931"/>
+          </w:tcPr>
+          <w:p>
+            <w:pPr>
+              <w:spacing w:before="40" w:after="80"/>
+            </w:pPr>
+            <w:r>
+              <w:t>422</w:t>
+            </w:r>
+          </w:p>
+        </w:tc>
+        <w:tc>
+          <w:tcPr>
+            <w:tcW w:type="dxa" w:w="2809"/>
+          </w:tcPr>
+          <w:p>
+            <w:pPr>
+              <w:spacing w:before="40" w:after="80"/>
+            </w:pPr>
+            <w:r>
+              <w:t>"The patient has {n} active insurances ({ids}) and the orders do not say which one to use. Send coverageId."</w:t>
+            </w:r>
+          </w:p>
+        </w:tc>
+        <w:tc>
+          <w:tcPr>
+            <w:tcW w:type="dxa" w:w="2811"/>
+          </w:tcPr>
+          <w:p>
+            <w:pPr>
+              <w:spacing w:before="40" w:after="80"/>
+            </w:pPr>
+            <w:r>
+              <w:t>empty</w:t>
+            </w:r>
+          </w:p>
+        </w:tc>
+      </w:tr>
+      <w:tr>
+        <w:trPr>
+          <w:cantSplit/>
+        </w:trPr>
+        <w:tc>
+          <w:tcPr>
+            <w:tcW w:type="dxa" w:w="2809"/>
+          </w:tcPr>
+          <w:p>
+            <w:pPr>
+              <w:spacing w:before="40" w:after="80"/>
+            </w:pPr>
+            <w:r>
               <w:rPr>
                 <w:rStyle w:val="CodeChar"/>
               </w:rPr>
@@ -18633,6 +19035,120 @@
             </w:pPr>
             <w:r>
               <w:t>"Order {id} was not found at the FHIR API."</w:t>
+            </w:r>
+          </w:p>
+        </w:tc>
+        <w:tc>
+          <w:tcPr>
+            <w:tcW w:type="dxa" w:w="2811"/>
+          </w:tcPr>
+          <w:p>
+            <w:pPr>
+              <w:spacing w:before="40" w:after="80"/>
+            </w:pPr>
+            <w:r>
+              <w:t>empty</w:t>
+            </w:r>
+          </w:p>
+        </w:tc>
+      </w:tr>
+      <w:tr>
+        <w:trPr>
+          <w:cantSplit/>
+        </w:trPr>
+        <w:tc>
+          <w:tcPr>
+            <w:tcW w:type="dxa" w:w="2809"/>
+          </w:tcPr>
+          <w:p>
+            <w:pPr>
+              <w:spacing w:before="40" w:after="80"/>
+            </w:pPr>
+            <w:r>
+              <w:t>An order has no service or medication code</w:t>
+            </w:r>
+          </w:p>
+        </w:tc>
+        <w:tc>
+          <w:tcPr>
+            <w:tcW w:type="dxa" w:w="931"/>
+          </w:tcPr>
+          <w:p>
+            <w:pPr>
+              <w:spacing w:before="40" w:after="80"/>
+            </w:pPr>
+            <w:r>
+              <w:t>422</w:t>
+            </w:r>
+          </w:p>
+        </w:tc>
+        <w:tc>
+          <w:tcPr>
+            <w:tcW w:type="dxa" w:w="2809"/>
+          </w:tcPr>
+          <w:p>
+            <w:pPr>
+              <w:spacing w:before="40" w:after="80"/>
+            </w:pPr>
+            <w:r>
+              <w:t>"Order {id} has no code (ServiceRequest.code or MedicationRequest.medicationCodeableConcept). A prior authorization line needs the service or medication code."</w:t>
+            </w:r>
+          </w:p>
+        </w:tc>
+        <w:tc>
+          <w:tcPr>
+            <w:tcW w:type="dxa" w:w="2811"/>
+          </w:tcPr>
+          <w:p>
+            <w:pPr>
+              <w:spacing w:before="40" w:after="80"/>
+            </w:pPr>
+            <w:r>
+              <w:t>empty</w:t>
+            </w:r>
+          </w:p>
+        </w:tc>
+      </w:tr>
+      <w:tr>
+        <w:trPr>
+          <w:cantSplit/>
+        </w:trPr>
+        <w:tc>
+          <w:tcPr>
+            <w:tcW w:type="dxa" w:w="2809"/>
+          </w:tcPr>
+          <w:p>
+            <w:pPr>
+              <w:spacing w:before="40" w:after="80"/>
+            </w:pPr>
+            <w:r>
+              <w:t>The file of a document cannot be read</w:t>
+            </w:r>
+          </w:p>
+        </w:tc>
+        <w:tc>
+          <w:tcPr>
+            <w:tcW w:type="dxa" w:w="931"/>
+          </w:tcPr>
+          <w:p>
+            <w:pPr>
+              <w:spacing w:before="40" w:after="80"/>
+            </w:pPr>
+            <w:r>
+              <w:t>502</w:t>
+            </w:r>
+          </w:p>
+        </w:tc>
+        <w:tc>
+          <w:tcPr>
+            <w:tcW w:type="dxa" w:w="2809"/>
+          </w:tcPr>
+          <w:p>
+            <w:pPr>
+              <w:spacing w:before="40" w:after="80"/>
+            </w:pPr>
+            <w:r>
+              <w:t>"FHIR API error: The file of document {id} could not be read from {address} ..."</w:t>
             </w:r>
           </w:p>
         </w:tc>
@@ -18792,7 +19308,16 @@
     </w:p>
     <w:p>
       <w:r>
-        <w:t>An optional value that is not sent never gives an error.</w:t>
+        <w:t xml:space="preserve">An optional value that is not sent gives no error, except </w:t>
+      </w:r>
+      <w:r>
+        <w:rPr>
+          <w:rStyle w:val="CodeChar"/>
+        </w:rPr>
+        <w:t>coverageId</w:t>
+      </w:r>
+      <w:r>
+        <w:t xml:space="preserve"> when the patient has more than one active insurance (first row).</w:t>
       </w:r>
     </w:p>
     <w:tbl>
@@ -18803,9 +19328,9 @@
         <w:tblLook w:firstColumn="1" w:firstRow="1" w:lastColumn="0" w:lastRow="0" w:noHBand="0" w:noVBand="1" w:val="04A0"/>
       </w:tblPr>
       <w:tblGrid>
-        <w:gridCol w:w="4131"/>
-        <w:gridCol w:w="984"/>
-        <w:gridCol w:w="4245"/>
+        <w:gridCol w:w="3895"/>
+        <w:gridCol w:w="1480"/>
+        <w:gridCol w:w="3985"/>
       </w:tblGrid>
       <w:tr>
         <w:trPr>
@@ -18814,7 +19339,7 @@
         </w:trPr>
         <w:tc>
           <w:tcPr>
-            <w:tcW w:type="dxa" w:w="4131"/>
+            <w:tcW w:type="dxa" w:w="3895"/>
             <w:shd w:val="clear" w:color="auto" w:fill="F2F2F2"/>
           </w:tcPr>
           <w:p>
@@ -18828,7 +19353,7 @@
         </w:tc>
         <w:tc>
           <w:tcPr>
-            <w:tcW w:type="dxa" w:w="984"/>
+            <w:tcW w:type="dxa" w:w="1480"/>
             <w:shd w:val="clear" w:color="auto" w:fill="F2F2F2"/>
           </w:tcPr>
           <w:p>
@@ -18842,7 +19367,7 @@
         </w:tc>
         <w:tc>
           <w:tcPr>
-            <w:tcW w:type="dxa" w:w="4245"/>
+            <w:tcW w:type="dxa" w:w="3985"/>
             <w:shd w:val="clear" w:color="auto" w:fill="F2F2F2"/>
           </w:tcPr>
           <w:p>
@@ -18861,7 +19386,7 @@
         </w:trPr>
         <w:tc>
           <w:tcPr>
-            <w:tcW w:type="dxa" w:w="4131"/>
+            <w:tcW w:type="dxa" w:w="3895"/>
           </w:tcPr>
           <w:p>
             <w:pPr>
@@ -18880,7 +19405,157 @@
         </w:tc>
         <w:tc>
           <w:tcPr>
-            <w:tcW w:type="dxa" w:w="984"/>
+            <w:tcW w:type="dxa" w:w="1480"/>
+          </w:tcPr>
+          <w:p>
+            <w:pPr>
+              <w:spacing w:before="40" w:after="80"/>
+            </w:pPr>
+            <w:r>
+              <w:t>201 or 422</w:t>
+            </w:r>
+          </w:p>
+        </w:tc>
+        <w:tc>
+          <w:tcPr>
+            <w:tcW w:type="dxa" w:w="3985"/>
+          </w:tcPr>
+          <w:p>
+            <w:pPr>
+              <w:spacing w:before="40" w:after="80"/>
+            </w:pPr>
+            <w:r>
+              <w:t>The gateway uses the insurance linked to the orders, or the patient's only active insurance. With more than one active insurance and none named by the orders, the status is 422. In API 2 it uses the insurance of the first request.</w:t>
+            </w:r>
+          </w:p>
+        </w:tc>
+      </w:tr>
+      <w:tr>
+        <w:trPr>
+          <w:cantSplit/>
+        </w:trPr>
+        <w:tc>
+          <w:tcPr>
+            <w:tcW w:type="dxa" w:w="3895"/>
+          </w:tcPr>
+          <w:p>
+            <w:pPr>
+              <w:spacing w:before="40" w:after="80"/>
+            </w:pPr>
+            <w:r>
+              <w:rPr>
+                <w:rStyle w:val="CodeChar"/>
+              </w:rPr>
+              <w:t>coverageId</w:t>
+            </w:r>
+            <w:r>
+              <w:t xml:space="preserve"> sent, but it is not an active insurance of the patient</w:t>
+            </w:r>
+          </w:p>
+        </w:tc>
+        <w:tc>
+          <w:tcPr>
+            <w:tcW w:type="dxa" w:w="1480"/>
+          </w:tcPr>
+          <w:p>
+            <w:pPr>
+              <w:spacing w:before="40" w:after="80"/>
+            </w:pPr>
+            <w:r>
+              <w:t>422</w:t>
+            </w:r>
+          </w:p>
+        </w:tc>
+        <w:tc>
+          <w:tcPr>
+            <w:tcW w:type="dxa" w:w="3985"/>
+          </w:tcPr>
+          <w:p>
+            <w:pPr>
+              <w:spacing w:before="40" w:after="80"/>
+            </w:pPr>
+            <w:r>
+              <w:t>"Patient {patientId} has no active insurance for this request."</w:t>
+            </w:r>
+          </w:p>
+        </w:tc>
+      </w:tr>
+      <w:tr>
+        <w:trPr>
+          <w:cantSplit/>
+        </w:trPr>
+        <w:tc>
+          <w:tcPr>
+            <w:tcW w:type="dxa" w:w="3895"/>
+          </w:tcPr>
+          <w:p>
+            <w:pPr>
+              <w:spacing w:before="40" w:after="80"/>
+            </w:pPr>
+            <w:r>
+              <w:rPr>
+                <w:rStyle w:val="CodeChar"/>
+              </w:rPr>
+              <w:t>coverageId</w:t>
+            </w:r>
+            <w:r>
+              <w:t xml:space="preserve"> not sent and the patient has no active insurance</w:t>
+            </w:r>
+          </w:p>
+        </w:tc>
+        <w:tc>
+          <w:tcPr>
+            <w:tcW w:type="dxa" w:w="1480"/>
+          </w:tcPr>
+          <w:p>
+            <w:pPr>
+              <w:spacing w:before="40" w:after="80"/>
+            </w:pPr>
+            <w:r>
+              <w:t>422</w:t>
+            </w:r>
+          </w:p>
+        </w:tc>
+        <w:tc>
+          <w:tcPr>
+            <w:tcW w:type="dxa" w:w="3985"/>
+          </w:tcPr>
+          <w:p>
+            <w:pPr>
+              <w:spacing w:before="40" w:after="80"/>
+            </w:pPr>
+            <w:r>
+              <w:t>The same message as the row above.</w:t>
+            </w:r>
+          </w:p>
+        </w:tc>
+      </w:tr>
+      <w:tr>
+        <w:trPr>
+          <w:cantSplit/>
+        </w:trPr>
+        <w:tc>
+          <w:tcPr>
+            <w:tcW w:type="dxa" w:w="3895"/>
+          </w:tcPr>
+          <w:p>
+            <w:pPr>
+              <w:spacing w:before="40" w:after="80"/>
+            </w:pPr>
+            <w:r>
+              <w:rPr>
+                <w:rStyle w:val="CodeChar"/>
+              </w:rPr>
+              <w:t>requestingPractitionerId</w:t>
+            </w:r>
+            <w:r>
+              <w:t xml:space="preserve"> not sent</w:t>
+            </w:r>
+          </w:p>
+        </w:tc>
+        <w:tc>
+          <w:tcPr>
+            <w:tcW w:type="dxa" w:w="1480"/>
           </w:tcPr>
           <w:p>
             <w:pPr>
@@ -18893,125 +19568,25 @@
         </w:tc>
         <w:tc>
           <w:tcPr>
-            <w:tcW w:type="dxa" w:w="4245"/>
-          </w:tcPr>
-          <w:p>
-            <w:pPr>
-              <w:spacing w:before="40" w:after="80"/>
-            </w:pPr>
-            <w:r>
-              <w:t>The gateway uses the insurance linked to the orders, or the first active insurance of the patient. In API 2 it uses the insurance of the first request.</w:t>
-            </w:r>
-          </w:p>
-        </w:tc>
-      </w:tr>
-      <w:tr>
-        <w:trPr>
-          <w:cantSplit/>
-        </w:trPr>
-        <w:tc>
-          <w:tcPr>
-            <w:tcW w:type="dxa" w:w="4131"/>
-          </w:tcPr>
-          <w:p>
-            <w:pPr>
-              <w:spacing w:before="40" w:after="80"/>
-            </w:pPr>
-            <w:r>
-              <w:rPr>
-                <w:rStyle w:val="CodeChar"/>
-              </w:rPr>
-              <w:t>coverageId</w:t>
-            </w:r>
-            <w:r>
-              <w:t xml:space="preserve"> sent, but it is not an active insurance of the patient</w:t>
-            </w:r>
-          </w:p>
-        </w:tc>
-        <w:tc>
-          <w:tcPr>
-            <w:tcW w:type="dxa" w:w="984"/>
-          </w:tcPr>
-          <w:p>
-            <w:pPr>
-              <w:spacing w:before="40" w:after="80"/>
-            </w:pPr>
-            <w:r>
-              <w:t>422</w:t>
-            </w:r>
-          </w:p>
-        </w:tc>
-        <w:tc>
-          <w:tcPr>
-            <w:tcW w:type="dxa" w:w="4245"/>
-          </w:tcPr>
-          <w:p>
-            <w:pPr>
-              <w:spacing w:before="40" w:after="80"/>
-            </w:pPr>
-            <w:r>
-              <w:t>"Patient {patientId} has no active insurance for this request."</w:t>
-            </w:r>
-          </w:p>
-        </w:tc>
-      </w:tr>
-      <w:tr>
-        <w:trPr>
-          <w:cantSplit/>
-        </w:trPr>
-        <w:tc>
-          <w:tcPr>
-            <w:tcW w:type="dxa" w:w="4131"/>
-          </w:tcPr>
-          <w:p>
-            <w:pPr>
-              <w:spacing w:before="40" w:after="80"/>
-            </w:pPr>
-            <w:r>
-              <w:rPr>
-                <w:rStyle w:val="CodeChar"/>
-              </w:rPr>
-              <w:t>coverageId</w:t>
-            </w:r>
-            <w:r>
-              <w:t xml:space="preserve"> not sent and the patient has no active insurance</w:t>
-            </w:r>
-          </w:p>
-        </w:tc>
-        <w:tc>
-          <w:tcPr>
-            <w:tcW w:type="dxa" w:w="984"/>
-          </w:tcPr>
-          <w:p>
-            <w:pPr>
-              <w:spacing w:before="40" w:after="80"/>
-            </w:pPr>
-            <w:r>
-              <w:t>422</w:t>
-            </w:r>
-          </w:p>
-        </w:tc>
-        <w:tc>
-          <w:tcPr>
-            <w:tcW w:type="dxa" w:w="4245"/>
-          </w:tcPr>
-          <w:p>
-            <w:pPr>
-              <w:spacing w:before="40" w:after="80"/>
-            </w:pPr>
-            <w:r>
-              <w:t>The same message as the row above.</w:t>
-            </w:r>
-          </w:p>
-        </w:tc>
-      </w:tr>
-      <w:tr>
-        <w:trPr>
-          <w:cantSplit/>
-        </w:trPr>
-        <w:tc>
-          <w:tcPr>
-            <w:tcW w:type="dxa" w:w="4131"/>
+            <w:tcW w:type="dxa" w:w="3985"/>
+          </w:tcPr>
+          <w:p>
+            <w:pPr>
+              <w:spacing w:before="40" w:after="80"/>
+            </w:pPr>
+            <w:r>
+              <w:t>The ordering practitioner of the first order is used. If the orders have none, the request is sent without a clinician.</w:t>
+            </w:r>
+          </w:p>
+        </w:tc>
+      </w:tr>
+      <w:tr>
+        <w:trPr>
+          <w:cantSplit/>
+        </w:trPr>
+        <w:tc>
+          <w:tcPr>
+            <w:tcW w:type="dxa" w:w="3895"/>
           </w:tcPr>
           <w:p>
             <w:pPr>
@@ -19024,13 +19599,63 @@
               <w:t>requestingPractitionerId</w:t>
             </w:r>
             <w:r>
+              <w:t xml:space="preserve"> sent with an id the EHR does not know</w:t>
+            </w:r>
+          </w:p>
+        </w:tc>
+        <w:tc>
+          <w:tcPr>
+            <w:tcW w:type="dxa" w:w="1480"/>
+          </w:tcPr>
+          <w:p>
+            <w:pPr>
+              <w:spacing w:before="40" w:after="80"/>
+            </w:pPr>
+            <w:r>
+              <w:t>201</w:t>
+            </w:r>
+          </w:p>
+        </w:tc>
+        <w:tc>
+          <w:tcPr>
+            <w:tcW w:type="dxa" w:w="3985"/>
+          </w:tcPr>
+          <w:p>
+            <w:pPr>
+              <w:spacing w:before="40" w:after="80"/>
+            </w:pPr>
+            <w:r>
+              <w:t>No error. The request is sent without a clinician.</w:t>
+            </w:r>
+          </w:p>
+        </w:tc>
+      </w:tr>
+      <w:tr>
+        <w:trPr>
+          <w:cantSplit/>
+        </w:trPr>
+        <w:tc>
+          <w:tcPr>
+            <w:tcW w:type="dxa" w:w="3895"/>
+          </w:tcPr>
+          <w:p>
+            <w:pPr>
+              <w:spacing w:before="40" w:after="80"/>
+            </w:pPr>
+            <w:r>
+              <w:rPr>
+                <w:rStyle w:val="CodeChar"/>
+              </w:rPr>
+              <w:t>priority</w:t>
+            </w:r>
+            <w:r>
               <w:t xml:space="preserve"> not sent</w:t>
             </w:r>
           </w:p>
         </w:tc>
         <w:tc>
           <w:tcPr>
-            <w:tcW w:type="dxa" w:w="984"/>
+            <w:tcW w:type="dxa" w:w="1480"/>
           </w:tcPr>
           <w:p>
             <w:pPr>
@@ -19043,35 +19668,673 @@
         </w:tc>
         <w:tc>
           <w:tcPr>
-            <w:tcW w:type="dxa" w:w="4245"/>
-          </w:tcPr>
-          <w:p>
-            <w:pPr>
-              <w:spacing w:before="40" w:after="80"/>
-            </w:pPr>
-            <w:r>
-              <w:t>The ordering practitioner of the first order is used. If the orders have none, the request is sent without a clinician.</w:t>
-            </w:r>
-          </w:p>
-        </w:tc>
-      </w:tr>
-      <w:tr>
-        <w:trPr>
-          <w:cantSplit/>
-        </w:trPr>
-        <w:tc>
-          <w:tcPr>
-            <w:tcW w:type="dxa" w:w="4131"/>
-          </w:tcPr>
-          <w:p>
-            <w:pPr>
-              <w:spacing w:before="40" w:after="80"/>
-            </w:pPr>
-            <w:r>
-              <w:rPr>
-                <w:rStyle w:val="CodeChar"/>
-              </w:rPr>
-              <w:t>requestingPractitionerId</w:t>
+            <w:tcW w:type="dxa" w:w="3985"/>
+          </w:tcPr>
+          <w:p>
+            <w:pPr>
+              <w:spacing w:before="40" w:after="80"/>
+            </w:pPr>
+            <w:r>
+              <w:rPr>
+                <w:rStyle w:val="CodeChar"/>
+              </w:rPr>
+              <w:t>routine</w:t>
+            </w:r>
+            <w:r>
+              <w:t xml:space="preserve"> is used.</w:t>
+            </w:r>
+          </w:p>
+        </w:tc>
+      </w:tr>
+      <w:tr>
+        <w:trPr>
+          <w:cantSplit/>
+        </w:trPr>
+        <w:tc>
+          <w:tcPr>
+            <w:tcW w:type="dxa" w:w="3895"/>
+          </w:tcPr>
+          <w:p>
+            <w:pPr>
+              <w:spacing w:before="40" w:after="80"/>
+            </w:pPr>
+            <w:r>
+              <w:rPr>
+                <w:rStyle w:val="CodeChar"/>
+              </w:rPr>
+              <w:t>priority</w:t>
+            </w:r>
+            <w:r>
+              <w:t xml:space="preserve"> has another value than </w:t>
+            </w:r>
+            <w:r>
+              <w:rPr>
+                <w:rStyle w:val="CodeChar"/>
+              </w:rPr>
+              <w:t>routine</w:t>
+            </w:r>
+            <w:r>
+              <w:t xml:space="preserve"> or </w:t>
+            </w:r>
+            <w:r>
+              <w:rPr>
+                <w:rStyle w:val="CodeChar"/>
+              </w:rPr>
+              <w:t>urgent</w:t>
+            </w:r>
+            <w:r>
+              <w:t>, also an empty text</w:t>
+            </w:r>
+          </w:p>
+        </w:tc>
+        <w:tc>
+          <w:tcPr>
+            <w:tcW w:type="dxa" w:w="1480"/>
+          </w:tcPr>
+          <w:p>
+            <w:pPr>
+              <w:spacing w:before="40" w:after="80"/>
+            </w:pPr>
+            <w:r>
+              <w:t>400</w:t>
+            </w:r>
+          </w:p>
+        </w:tc>
+        <w:tc>
+          <w:tcPr>
+            <w:tcW w:type="dxa" w:w="3985"/>
+          </w:tcPr>
+          <w:p>
+            <w:pPr>
+              <w:spacing w:before="40" w:after="80"/>
+            </w:pPr>
+            <w:r>
+              <w:t xml:space="preserve">"priority must be 'routine' or 'urgent'." in </w:t>
+            </w:r>
+            <w:r>
+              <w:rPr>
+                <w:rStyle w:val="CodeChar"/>
+              </w:rPr>
+              <w:t>details</w:t>
+            </w:r>
+            <w:r>
+              <w:t>.</w:t>
+            </w:r>
+          </w:p>
+        </w:tc>
+      </w:tr>
+      <w:tr>
+        <w:trPr>
+          <w:cantSplit/>
+        </w:trPr>
+        <w:tc>
+          <w:tcPr>
+            <w:tcW w:type="dxa" w:w="3895"/>
+          </w:tcPr>
+          <w:p>
+            <w:pPr>
+              <w:spacing w:before="40" w:after="80"/>
+            </w:pPr>
+            <w:r>
+              <w:rPr>
+                <w:rStyle w:val="CodeChar"/>
+              </w:rPr>
+              <w:t>requestType</w:t>
+            </w:r>
+            <w:r>
+              <w:t xml:space="preserve"> not sent, or empty</w:t>
+            </w:r>
+          </w:p>
+        </w:tc>
+        <w:tc>
+          <w:tcPr>
+            <w:tcW w:type="dxa" w:w="1480"/>
+          </w:tcPr>
+          <w:p>
+            <w:pPr>
+              <w:spacing w:before="40" w:after="80"/>
+            </w:pPr>
+            <w:r>
+              <w:t>201</w:t>
+            </w:r>
+          </w:p>
+        </w:tc>
+        <w:tc>
+          <w:tcPr>
+            <w:tcW w:type="dxa" w:w="3985"/>
+          </w:tcPr>
+          <w:p>
+            <w:pPr>
+              <w:spacing w:before="40" w:after="80"/>
+            </w:pPr>
+            <w:r>
+              <w:rPr>
+                <w:rStyle w:val="CodeChar"/>
+              </w:rPr>
+              <w:t>new</w:t>
+            </w:r>
+            <w:r>
+              <w:t xml:space="preserve"> is used.</w:t>
+            </w:r>
+          </w:p>
+        </w:tc>
+      </w:tr>
+      <w:tr>
+        <w:trPr>
+          <w:cantSplit/>
+        </w:trPr>
+        <w:tc>
+          <w:tcPr>
+            <w:tcW w:type="dxa" w:w="3895"/>
+          </w:tcPr>
+          <w:p>
+            <w:pPr>
+              <w:spacing w:before="40" w:after="80"/>
+            </w:pPr>
+            <w:r>
+              <w:rPr>
+                <w:rStyle w:val="CodeChar"/>
+              </w:rPr>
+              <w:t>requestType</w:t>
+            </w:r>
+            <w:r>
+              <w:t xml:space="preserve"> has another value than </w:t>
+            </w:r>
+            <w:r>
+              <w:rPr>
+                <w:rStyle w:val="CodeChar"/>
+              </w:rPr>
+              <w:t>new</w:t>
+            </w:r>
+            <w:r>
+              <w:t xml:space="preserve"> or </w:t>
+            </w:r>
+            <w:r>
+              <w:rPr>
+                <w:rStyle w:val="CodeChar"/>
+              </w:rPr>
+              <w:t>renewal</w:t>
+            </w:r>
+          </w:p>
+        </w:tc>
+        <w:tc>
+          <w:tcPr>
+            <w:tcW w:type="dxa" w:w="1480"/>
+          </w:tcPr>
+          <w:p>
+            <w:pPr>
+              <w:spacing w:before="40" w:after="80"/>
+            </w:pPr>
+            <w:r>
+              <w:t>400</w:t>
+            </w:r>
+          </w:p>
+        </w:tc>
+        <w:tc>
+          <w:tcPr>
+            <w:tcW w:type="dxa" w:w="3985"/>
+          </w:tcPr>
+          <w:p>
+            <w:pPr>
+              <w:spacing w:before="40" w:after="80"/>
+            </w:pPr>
+            <w:r>
+              <w:t xml:space="preserve">"requestType must be 'new' or 'renewal'." in </w:t>
+            </w:r>
+            <w:r>
+              <w:rPr>
+                <w:rStyle w:val="CodeChar"/>
+              </w:rPr>
+              <w:t>details</w:t>
+            </w:r>
+            <w:r>
+              <w:t>.</w:t>
+            </w:r>
+          </w:p>
+        </w:tc>
+      </w:tr>
+      <w:tr>
+        <w:trPr>
+          <w:cantSplit/>
+        </w:trPr>
+        <w:tc>
+          <w:tcPr>
+            <w:tcW w:type="dxa" w:w="3895"/>
+          </w:tcPr>
+          <w:p>
+            <w:pPr>
+              <w:spacing w:before="40" w:after="80"/>
+            </w:pPr>
+            <w:r>
+              <w:rPr>
+                <w:rStyle w:val="CodeChar"/>
+              </w:rPr>
+              <w:t>requestType</w:t>
+            </w:r>
+            <w:r>
+              <w:t xml:space="preserve"> is </w:t>
+            </w:r>
+            <w:r>
+              <w:rPr>
+                <w:rStyle w:val="CodeChar"/>
+              </w:rPr>
+              <w:t>renewal</w:t>
+            </w:r>
+            <w:r>
+              <w:t xml:space="preserve"> and </w:t>
+            </w:r>
+            <w:r>
+              <w:rPr>
+                <w:rStyle w:val="CodeChar"/>
+              </w:rPr>
+              <w:t>previousAuthorizationNumber</w:t>
+            </w:r>
+            <w:r>
+              <w:t xml:space="preserve"> is not sent</w:t>
+            </w:r>
+          </w:p>
+        </w:tc>
+        <w:tc>
+          <w:tcPr>
+            <w:tcW w:type="dxa" w:w="1480"/>
+          </w:tcPr>
+          <w:p>
+            <w:pPr>
+              <w:spacing w:before="40" w:after="80"/>
+            </w:pPr>
+            <w:r>
+              <w:t>400</w:t>
+            </w:r>
+          </w:p>
+        </w:tc>
+        <w:tc>
+          <w:tcPr>
+            <w:tcW w:type="dxa" w:w="3985"/>
+          </w:tcPr>
+          <w:p>
+            <w:pPr>
+              <w:spacing w:before="40" w:after="80"/>
+            </w:pPr>
+            <w:r>
+              <w:t xml:space="preserve">"previousAuthorizationNumber is required for a renewal." in </w:t>
+            </w:r>
+            <w:r>
+              <w:rPr>
+                <w:rStyle w:val="CodeChar"/>
+              </w:rPr>
+              <w:t>details</w:t>
+            </w:r>
+            <w:r>
+              <w:t>.</w:t>
+            </w:r>
+          </w:p>
+        </w:tc>
+      </w:tr>
+      <w:tr>
+        <w:trPr>
+          <w:cantSplit/>
+        </w:trPr>
+        <w:tc>
+          <w:tcPr>
+            <w:tcW w:type="dxa" w:w="3895"/>
+          </w:tcPr>
+          <w:p>
+            <w:pPr>
+              <w:spacing w:before="40" w:after="80"/>
+            </w:pPr>
+            <w:r>
+              <w:rPr>
+                <w:rStyle w:val="CodeChar"/>
+              </w:rPr>
+              <w:t>previousServiceStart</w:t>
+            </w:r>
+            <w:r>
+              <w:t xml:space="preserve">, </w:t>
+            </w:r>
+            <w:r>
+              <w:rPr>
+                <w:rStyle w:val="CodeChar"/>
+              </w:rPr>
+              <w:t>previousServiceEnd</w:t>
+            </w:r>
+            <w:r>
+              <w:t xml:space="preserve"> not sent</w:t>
+            </w:r>
+          </w:p>
+        </w:tc>
+        <w:tc>
+          <w:tcPr>
+            <w:tcW w:type="dxa" w:w="1480"/>
+          </w:tcPr>
+          <w:p>
+            <w:pPr>
+              <w:spacing w:before="40" w:after="80"/>
+            </w:pPr>
+            <w:r>
+              <w:t>201</w:t>
+            </w:r>
+          </w:p>
+        </w:tc>
+        <w:tc>
+          <w:tcPr>
+            <w:tcW w:type="dxa" w:w="3985"/>
+          </w:tcPr>
+          <w:p>
+            <w:pPr>
+              <w:spacing w:before="40" w:after="80"/>
+            </w:pPr>
+            <w:r>
+              <w:t>Left out of the request.</w:t>
+            </w:r>
+          </w:p>
+        </w:tc>
+      </w:tr>
+      <w:tr>
+        <w:trPr>
+          <w:cantSplit/>
+        </w:trPr>
+        <w:tc>
+          <w:tcPr>
+            <w:tcW w:type="dxa" w:w="3895"/>
+          </w:tcPr>
+          <w:p>
+            <w:pPr>
+              <w:spacing w:before="40" w:after="80"/>
+            </w:pPr>
+            <w:r>
+              <w:rPr>
+                <w:rStyle w:val="CodeChar"/>
+              </w:rPr>
+              <w:t>previousTreatments</w:t>
+            </w:r>
+            <w:r>
+              <w:t xml:space="preserve"> not sent</w:t>
+            </w:r>
+          </w:p>
+        </w:tc>
+        <w:tc>
+          <w:tcPr>
+            <w:tcW w:type="dxa" w:w="1480"/>
+          </w:tcPr>
+          <w:p>
+            <w:pPr>
+              <w:spacing w:before="40" w:after="80"/>
+            </w:pPr>
+            <w:r>
+              <w:t>201</w:t>
+            </w:r>
+          </w:p>
+        </w:tc>
+        <w:tc>
+          <w:tcPr>
+            <w:tcW w:type="dxa" w:w="3985"/>
+          </w:tcPr>
+          <w:p>
+            <w:pPr>
+              <w:spacing w:before="40" w:after="80"/>
+            </w:pPr>
+            <w:r>
+              <w:t>Left out of the request.</w:t>
+            </w:r>
+          </w:p>
+        </w:tc>
+      </w:tr>
+      <w:tr>
+        <w:trPr>
+          <w:cantSplit/>
+        </w:trPr>
+        <w:tc>
+          <w:tcPr>
+            <w:tcW w:type="dxa" w:w="3895"/>
+          </w:tcPr>
+          <w:p>
+            <w:pPr>
+              <w:spacing w:before="40" w:after="80"/>
+            </w:pPr>
+            <w:r>
+              <w:rPr>
+                <w:rStyle w:val="CodeChar"/>
+              </w:rPr>
+              <w:t>previousTreatments</w:t>
+            </w:r>
+            <w:r>
+              <w:t xml:space="preserve"> is negative</w:t>
+            </w:r>
+          </w:p>
+        </w:tc>
+        <w:tc>
+          <w:tcPr>
+            <w:tcW w:type="dxa" w:w="1480"/>
+          </w:tcPr>
+          <w:p>
+            <w:pPr>
+              <w:spacing w:before="40" w:after="80"/>
+            </w:pPr>
+            <w:r>
+              <w:t>400</w:t>
+            </w:r>
+          </w:p>
+        </w:tc>
+        <w:tc>
+          <w:tcPr>
+            <w:tcW w:type="dxa" w:w="3985"/>
+          </w:tcPr>
+          <w:p>
+            <w:pPr>
+              <w:spacing w:before="40" w:after="80"/>
+            </w:pPr>
+            <w:r>
+              <w:t xml:space="preserve">"previousTreatments cannot be negative." in </w:t>
+            </w:r>
+            <w:r>
+              <w:rPr>
+                <w:rStyle w:val="CodeChar"/>
+              </w:rPr>
+              <w:t>details</w:t>
+            </w:r>
+            <w:r>
+              <w:t>.</w:t>
+            </w:r>
+          </w:p>
+        </w:tc>
+      </w:tr>
+      <w:tr>
+        <w:trPr>
+          <w:cantSplit/>
+        </w:trPr>
+        <w:tc>
+          <w:tcPr>
+            <w:tcW w:type="dxa" w:w="3895"/>
+          </w:tcPr>
+          <w:p>
+            <w:pPr>
+              <w:spacing w:before="40" w:after="80"/>
+            </w:pPr>
+            <w:r>
+              <w:rPr>
+                <w:rStyle w:val="CodeChar"/>
+              </w:rPr>
+              <w:t>patientType</w:t>
+            </w:r>
+            <w:r>
+              <w:t xml:space="preserve"> not sent, or empty</w:t>
+            </w:r>
+          </w:p>
+        </w:tc>
+        <w:tc>
+          <w:tcPr>
+            <w:tcW w:type="dxa" w:w="1480"/>
+          </w:tcPr>
+          <w:p>
+            <w:pPr>
+              <w:spacing w:before="40" w:after="80"/>
+            </w:pPr>
+            <w:r>
+              <w:t>201</w:t>
+            </w:r>
+          </w:p>
+        </w:tc>
+        <w:tc>
+          <w:tcPr>
+            <w:tcW w:type="dxa" w:w="3985"/>
+          </w:tcPr>
+          <w:p>
+            <w:pPr>
+              <w:spacing w:before="40" w:after="80"/>
+            </w:pPr>
+            <w:r>
+              <w:rPr>
+                <w:rStyle w:val="CodeChar"/>
+              </w:rPr>
+              <w:t>permanent</w:t>
+            </w:r>
+            <w:r>
+              <w:t xml:space="preserve"> is used.</w:t>
+            </w:r>
+          </w:p>
+        </w:tc>
+      </w:tr>
+      <w:tr>
+        <w:trPr>
+          <w:cantSplit/>
+        </w:trPr>
+        <w:tc>
+          <w:tcPr>
+            <w:tcW w:type="dxa" w:w="3895"/>
+          </w:tcPr>
+          <w:p>
+            <w:pPr>
+              <w:spacing w:before="40" w:after="80"/>
+            </w:pPr>
+            <w:r>
+              <w:rPr>
+                <w:rStyle w:val="CodeChar"/>
+              </w:rPr>
+              <w:t>patientType</w:t>
+            </w:r>
+            <w:r>
+              <w:t xml:space="preserve"> has another value than </w:t>
+            </w:r>
+            <w:r>
+              <w:rPr>
+                <w:rStyle w:val="CodeChar"/>
+              </w:rPr>
+              <w:t>permanent</w:t>
+            </w:r>
+            <w:r>
+              <w:t xml:space="preserve"> or </w:t>
+            </w:r>
+            <w:r>
+              <w:rPr>
+                <w:rStyle w:val="CodeChar"/>
+              </w:rPr>
+              <w:t>transient</w:t>
+            </w:r>
+          </w:p>
+        </w:tc>
+        <w:tc>
+          <w:tcPr>
+            <w:tcW w:type="dxa" w:w="1480"/>
+          </w:tcPr>
+          <w:p>
+            <w:pPr>
+              <w:spacing w:before="40" w:after="80"/>
+            </w:pPr>
+            <w:r>
+              <w:t>400</w:t>
+            </w:r>
+          </w:p>
+        </w:tc>
+        <w:tc>
+          <w:tcPr>
+            <w:tcW w:type="dxa" w:w="3985"/>
+          </w:tcPr>
+          <w:p>
+            <w:pPr>
+              <w:spacing w:before="40" w:after="80"/>
+            </w:pPr>
+            <w:r>
+              <w:t xml:space="preserve">"patientType must be 'permanent' or 'transient'." in </w:t>
+            </w:r>
+            <w:r>
+              <w:rPr>
+                <w:rStyle w:val="CodeChar"/>
+              </w:rPr>
+              <w:t>details</w:t>
+            </w:r>
+            <w:r>
+              <w:t>.</w:t>
+            </w:r>
+          </w:p>
+        </w:tc>
+      </w:tr>
+      <w:tr>
+        <w:trPr>
+          <w:cantSplit/>
+        </w:trPr>
+        <w:tc>
+          <w:tcPr>
+            <w:tcW w:type="dxa" w:w="3895"/>
+          </w:tcPr>
+          <w:p>
+            <w:pPr>
+              <w:spacing w:before="40" w:after="80"/>
+            </w:pPr>
+            <w:r>
+              <w:rPr>
+                <w:rStyle w:val="CodeChar"/>
+              </w:rPr>
+              <w:t>referringPractitionerId</w:t>
+            </w:r>
+            <w:r>
+              <w:t xml:space="preserve"> not sent</w:t>
+            </w:r>
+          </w:p>
+        </w:tc>
+        <w:tc>
+          <w:tcPr>
+            <w:tcW w:type="dxa" w:w="1480"/>
+          </w:tcPr>
+          <w:p>
+            <w:pPr>
+              <w:spacing w:before="40" w:after="80"/>
+            </w:pPr>
+            <w:r>
+              <w:t>201</w:t>
+            </w:r>
+          </w:p>
+        </w:tc>
+        <w:tc>
+          <w:tcPr>
+            <w:tcW w:type="dxa" w:w="3985"/>
+          </w:tcPr>
+          <w:p>
+            <w:pPr>
+              <w:spacing w:before="40" w:after="80"/>
+            </w:pPr>
+            <w:r>
+              <w:t>No referring physician is sent.</w:t>
+            </w:r>
+          </w:p>
+        </w:tc>
+      </w:tr>
+      <w:tr>
+        <w:trPr>
+          <w:cantSplit/>
+        </w:trPr>
+        <w:tc>
+          <w:tcPr>
+            <w:tcW w:type="dxa" w:w="3895"/>
+          </w:tcPr>
+          <w:p>
+            <w:pPr>
+              <w:spacing w:before="40" w:after="80"/>
+            </w:pPr>
+            <w:r>
+              <w:rPr>
+                <w:rStyle w:val="CodeChar"/>
+              </w:rPr>
+              <w:t>referringPractitionerId</w:t>
             </w:r>
             <w:r>
               <w:t xml:space="preserve"> sent with an id the EHR does not know</w:t>
@@ -19080,7 +20343,57 @@
         </w:tc>
         <w:tc>
           <w:tcPr>
-            <w:tcW w:type="dxa" w:w="984"/>
+            <w:tcW w:type="dxa" w:w="1480"/>
+          </w:tcPr>
+          <w:p>
+            <w:pPr>
+              <w:spacing w:before="40" w:after="80"/>
+            </w:pPr>
+            <w:r>
+              <w:t>404</w:t>
+            </w:r>
+          </w:p>
+        </w:tc>
+        <w:tc>
+          <w:tcPr>
+            <w:tcW w:type="dxa" w:w="3985"/>
+          </w:tcPr>
+          <w:p>
+            <w:pPr>
+              <w:spacing w:before="40" w:after="80"/>
+            </w:pPr>
+            <w:r>
+              <w:t>"Referring practitioner {id} was not found at the FHIR API."</w:t>
+            </w:r>
+          </w:p>
+        </w:tc>
+      </w:tr>
+      <w:tr>
+        <w:trPr>
+          <w:cantSplit/>
+        </w:trPr>
+        <w:tc>
+          <w:tcPr>
+            <w:tcW w:type="dxa" w:w="3895"/>
+          </w:tcPr>
+          <w:p>
+            <w:pPr>
+              <w:spacing w:before="40" w:after="80"/>
+            </w:pPr>
+            <w:r>
+              <w:rPr>
+                <w:rStyle w:val="CodeChar"/>
+              </w:rPr>
+              <w:t>questionnaireResponseIds</w:t>
+            </w:r>
+            <w:r>
+              <w:t xml:space="preserve"> not sent</w:t>
+            </w:r>
+          </w:p>
+        </w:tc>
+        <w:tc>
+          <w:tcPr>
+            <w:tcW w:type="dxa" w:w="1480"/>
           </w:tcPr>
           <w:p>
             <w:pPr>
@@ -19093,35 +20406,85 @@
         </w:tc>
         <w:tc>
           <w:tcPr>
-            <w:tcW w:type="dxa" w:w="4245"/>
-          </w:tcPr>
-          <w:p>
-            <w:pPr>
-              <w:spacing w:before="40" w:after="80"/>
-            </w:pPr>
-            <w:r>
-              <w:t>No error. The request is sent without a clinician.</w:t>
-            </w:r>
-          </w:p>
-        </w:tc>
-      </w:tr>
-      <w:tr>
-        <w:trPr>
-          <w:cantSplit/>
-        </w:trPr>
-        <w:tc>
-          <w:tcPr>
-            <w:tcW w:type="dxa" w:w="4131"/>
-          </w:tcPr>
-          <w:p>
-            <w:pPr>
-              <w:spacing w:before="40" w:after="80"/>
-            </w:pPr>
-            <w:r>
-              <w:rPr>
-                <w:rStyle w:val="CodeChar"/>
-              </w:rPr>
-              <w:t>priority</w:t>
+            <w:tcW w:type="dxa" w:w="3985"/>
+          </w:tcPr>
+          <w:p>
+            <w:pPr>
+              <w:spacing w:before="40" w:after="80"/>
+            </w:pPr>
+            <w:r>
+              <w:t>Only the completed DTR forms of the orders are sent.</w:t>
+            </w:r>
+          </w:p>
+        </w:tc>
+      </w:tr>
+      <w:tr>
+        <w:trPr>
+          <w:cantSplit/>
+        </w:trPr>
+        <w:tc>
+          <w:tcPr>
+            <w:tcW w:type="dxa" w:w="3895"/>
+          </w:tcPr>
+          <w:p>
+            <w:pPr>
+              <w:spacing w:before="40" w:after="80"/>
+            </w:pPr>
+            <w:r>
+              <w:rPr>
+                <w:rStyle w:val="CodeChar"/>
+              </w:rPr>
+              <w:t>questionnaireResponseIds</w:t>
+            </w:r>
+            <w:r>
+              <w:t xml:space="preserve"> has an id that does not exist</w:t>
+            </w:r>
+          </w:p>
+        </w:tc>
+        <w:tc>
+          <w:tcPr>
+            <w:tcW w:type="dxa" w:w="1480"/>
+          </w:tcPr>
+          <w:p>
+            <w:pPr>
+              <w:spacing w:before="40" w:after="80"/>
+            </w:pPr>
+            <w:r>
+              <w:t>404</w:t>
+            </w:r>
+          </w:p>
+        </w:tc>
+        <w:tc>
+          <w:tcPr>
+            <w:tcW w:type="dxa" w:w="3985"/>
+          </w:tcPr>
+          <w:p>
+            <w:pPr>
+              <w:spacing w:before="40" w:after="80"/>
+            </w:pPr>
+            <w:r>
+              <w:t>"QuestionnaireResponse {id} was not found at the FHIR API."</w:t>
+            </w:r>
+          </w:p>
+        </w:tc>
+      </w:tr>
+      <w:tr>
+        <w:trPr>
+          <w:cantSplit/>
+        </w:trPr>
+        <w:tc>
+          <w:tcPr>
+            <w:tcW w:type="dxa" w:w="3895"/>
+          </w:tcPr>
+          <w:p>
+            <w:pPr>
+              <w:spacing w:before="40" w:after="80"/>
+            </w:pPr>
+            <w:r>
+              <w:rPr>
+                <w:rStyle w:val="CodeChar"/>
+              </w:rPr>
+              <w:t>documentIds</w:t>
             </w:r>
             <w:r>
               <w:t xml:space="preserve"> not sent</w:t>
@@ -19130,7 +20493,7 @@
         </w:tc>
         <w:tc>
           <w:tcPr>
-            <w:tcW w:type="dxa" w:w="984"/>
+            <w:tcW w:type="dxa" w:w="1480"/>
           </w:tcPr>
           <w:p>
             <w:pPr>
@@ -19143,127 +20506,94 @@
         </w:tc>
         <w:tc>
           <w:tcPr>
-            <w:tcW w:type="dxa" w:w="4245"/>
-          </w:tcPr>
-          <w:p>
-            <w:pPr>
-              <w:spacing w:before="40" w:after="80"/>
-            </w:pPr>
-            <w:r>
-              <w:rPr>
-                <w:rStyle w:val="CodeChar"/>
-              </w:rPr>
-              <w:t>routine</w:t>
-            </w:r>
-            <w:r>
-              <w:t xml:space="preserve"> is used.</w:t>
-            </w:r>
-          </w:p>
-        </w:tc>
-      </w:tr>
-      <w:tr>
-        <w:trPr>
-          <w:cantSplit/>
-        </w:trPr>
-        <w:tc>
-          <w:tcPr>
-            <w:tcW w:type="dxa" w:w="4131"/>
-          </w:tcPr>
-          <w:p>
-            <w:pPr>
-              <w:spacing w:before="40" w:after="80"/>
-            </w:pPr>
-            <w:r>
-              <w:rPr>
-                <w:rStyle w:val="CodeChar"/>
-              </w:rPr>
-              <w:t>priority</w:t>
-            </w:r>
-            <w:r>
-              <w:t xml:space="preserve"> has another value than </w:t>
-            </w:r>
-            <w:r>
-              <w:rPr>
-                <w:rStyle w:val="CodeChar"/>
-              </w:rPr>
-              <w:t>routine</w:t>
-            </w:r>
-            <w:r>
-              <w:t xml:space="preserve"> or </w:t>
-            </w:r>
-            <w:r>
-              <w:rPr>
-                <w:rStyle w:val="CodeChar"/>
-              </w:rPr>
-              <w:t>urgent</w:t>
-            </w:r>
-            <w:r>
-              <w:t>, also an empty text</w:t>
-            </w:r>
-          </w:p>
-        </w:tc>
-        <w:tc>
-          <w:tcPr>
-            <w:tcW w:type="dxa" w:w="984"/>
-          </w:tcPr>
-          <w:p>
-            <w:pPr>
-              <w:spacing w:before="40" w:after="80"/>
-            </w:pPr>
-            <w:r>
-              <w:t>400</w:t>
-            </w:r>
-          </w:p>
-        </w:tc>
-        <w:tc>
-          <w:tcPr>
-            <w:tcW w:type="dxa" w:w="4245"/>
-          </w:tcPr>
-          <w:p>
-            <w:pPr>
-              <w:spacing w:before="40" w:after="80"/>
-            </w:pPr>
-            <w:r>
-              <w:t xml:space="preserve">"priority must be 'routine' or 'urgent'." in </w:t>
-            </w:r>
-            <w:r>
-              <w:rPr>
-                <w:rStyle w:val="CodeChar"/>
-              </w:rPr>
-              <w:t>details</w:t>
-            </w:r>
-            <w:r>
-              <w:t>.</w:t>
-            </w:r>
-          </w:p>
-        </w:tc>
-      </w:tr>
-      <w:tr>
-        <w:trPr>
-          <w:cantSplit/>
-        </w:trPr>
-        <w:tc>
-          <w:tcPr>
-            <w:tcW w:type="dxa" w:w="4131"/>
-          </w:tcPr>
-          <w:p>
-            <w:pPr>
-              <w:spacing w:before="40" w:after="80"/>
-            </w:pPr>
-            <w:r>
-              <w:rPr>
-                <w:rStyle w:val="CodeChar"/>
-              </w:rPr>
-              <w:t>requestType</w:t>
-            </w:r>
-            <w:r>
-              <w:t xml:space="preserve"> not sent, or empty</w:t>
-            </w:r>
-          </w:p>
-        </w:tc>
-        <w:tc>
-          <w:tcPr>
-            <w:tcW w:type="dxa" w:w="984"/>
+            <w:tcW w:type="dxa" w:w="3985"/>
+          </w:tcPr>
+          <w:p>
+            <w:pPr>
+              <w:spacing w:before="40" w:after="80"/>
+            </w:pPr>
+            <w:r>
+              <w:t>No documents are sent.</w:t>
+            </w:r>
+          </w:p>
+        </w:tc>
+      </w:tr>
+      <w:tr>
+        <w:trPr>
+          <w:cantSplit/>
+        </w:trPr>
+        <w:tc>
+          <w:tcPr>
+            <w:tcW w:type="dxa" w:w="3895"/>
+          </w:tcPr>
+          <w:p>
+            <w:pPr>
+              <w:spacing w:before="40" w:after="80"/>
+            </w:pPr>
+            <w:r>
+              <w:rPr>
+                <w:rStyle w:val="CodeChar"/>
+              </w:rPr>
+              <w:t>documentIds</w:t>
+            </w:r>
+            <w:r>
+              <w:t xml:space="preserve"> has an id that does not exist</w:t>
+            </w:r>
+          </w:p>
+        </w:tc>
+        <w:tc>
+          <w:tcPr>
+            <w:tcW w:type="dxa" w:w="1480"/>
+          </w:tcPr>
+          <w:p>
+            <w:pPr>
+              <w:spacing w:before="40" w:after="80"/>
+            </w:pPr>
+            <w:r>
+              <w:t>404</w:t>
+            </w:r>
+          </w:p>
+        </w:tc>
+        <w:tc>
+          <w:tcPr>
+            <w:tcW w:type="dxa" w:w="3985"/>
+          </w:tcPr>
+          <w:p>
+            <w:pPr>
+              <w:spacing w:before="40" w:after="80"/>
+            </w:pPr>
+            <w:r>
+              <w:t>"Document {id} was not found at the FHIR API."</w:t>
+            </w:r>
+          </w:p>
+        </w:tc>
+      </w:tr>
+      <w:tr>
+        <w:trPr>
+          <w:cantSplit/>
+        </w:trPr>
+        <w:tc>
+          <w:tcPr>
+            <w:tcW w:type="dxa" w:w="3895"/>
+          </w:tcPr>
+          <w:p>
+            <w:pPr>
+              <w:spacing w:before="40" w:after="80"/>
+            </w:pPr>
+            <w:r>
+              <w:rPr>
+                <w:rStyle w:val="CodeChar"/>
+              </w:rPr>
+              <w:t>notes</w:t>
+            </w:r>
+            <w:r>
+              <w:t xml:space="preserve"> not sent</w:t>
+            </w:r>
+          </w:p>
+        </w:tc>
+        <w:tc>
+          <w:tcPr>
+            <w:tcW w:type="dxa" w:w="1480"/>
           </w:tcPr>
           <w:p>
             <w:pPr>
@@ -19276,210 +20606,44 @@
         </w:tc>
         <w:tc>
           <w:tcPr>
-            <w:tcW w:type="dxa" w:w="4245"/>
-          </w:tcPr>
-          <w:p>
-            <w:pPr>
-              <w:spacing w:before="40" w:after="80"/>
-            </w:pPr>
-            <w:r>
-              <w:rPr>
-                <w:rStyle w:val="CodeChar"/>
-              </w:rPr>
-              <w:t>new</w:t>
-            </w:r>
-            <w:r>
-              <w:t xml:space="preserve"> is used.</w:t>
-            </w:r>
-          </w:p>
-        </w:tc>
-      </w:tr>
-      <w:tr>
-        <w:trPr>
-          <w:cantSplit/>
-        </w:trPr>
-        <w:tc>
-          <w:tcPr>
-            <w:tcW w:type="dxa" w:w="4131"/>
-          </w:tcPr>
-          <w:p>
-            <w:pPr>
-              <w:spacing w:before="40" w:after="80"/>
-            </w:pPr>
-            <w:r>
-              <w:rPr>
-                <w:rStyle w:val="CodeChar"/>
-              </w:rPr>
-              <w:t>requestType</w:t>
-            </w:r>
-            <w:r>
-              <w:t xml:space="preserve"> has another value than </w:t>
-            </w:r>
-            <w:r>
-              <w:rPr>
-                <w:rStyle w:val="CodeChar"/>
-              </w:rPr>
-              <w:t>new</w:t>
-            </w:r>
-            <w:r>
-              <w:t xml:space="preserve"> or </w:t>
-            </w:r>
-            <w:r>
-              <w:rPr>
-                <w:rStyle w:val="CodeChar"/>
-              </w:rPr>
-              <w:t>renewal</w:t>
-            </w:r>
-          </w:p>
-        </w:tc>
-        <w:tc>
-          <w:tcPr>
-            <w:tcW w:type="dxa" w:w="984"/>
-          </w:tcPr>
-          <w:p>
-            <w:pPr>
-              <w:spacing w:before="40" w:after="80"/>
-            </w:pPr>
-            <w:r>
-              <w:t>400</w:t>
-            </w:r>
-          </w:p>
-        </w:tc>
-        <w:tc>
-          <w:tcPr>
-            <w:tcW w:type="dxa" w:w="4245"/>
-          </w:tcPr>
-          <w:p>
-            <w:pPr>
-              <w:spacing w:before="40" w:after="80"/>
-            </w:pPr>
-            <w:r>
-              <w:t xml:space="preserve">"requestType must be 'new' or 'renewal'." in </w:t>
-            </w:r>
-            <w:r>
-              <w:rPr>
-                <w:rStyle w:val="CodeChar"/>
-              </w:rPr>
-              <w:t>details</w:t>
-            </w:r>
-            <w:r>
-              <w:t>.</w:t>
-            </w:r>
-          </w:p>
-        </w:tc>
-      </w:tr>
-      <w:tr>
-        <w:trPr>
-          <w:cantSplit/>
-        </w:trPr>
-        <w:tc>
-          <w:tcPr>
-            <w:tcW w:type="dxa" w:w="4131"/>
-          </w:tcPr>
-          <w:p>
-            <w:pPr>
-              <w:spacing w:before="40" w:after="80"/>
-            </w:pPr>
-            <w:r>
-              <w:rPr>
-                <w:rStyle w:val="CodeChar"/>
-              </w:rPr>
-              <w:t>requestType</w:t>
-            </w:r>
-            <w:r>
-              <w:t xml:space="preserve"> is </w:t>
-            </w:r>
-            <w:r>
-              <w:rPr>
-                <w:rStyle w:val="CodeChar"/>
-              </w:rPr>
-              <w:t>renewal</w:t>
-            </w:r>
-            <w:r>
-              <w:t xml:space="preserve"> and </w:t>
-            </w:r>
-            <w:r>
-              <w:rPr>
-                <w:rStyle w:val="CodeChar"/>
-              </w:rPr>
-              <w:t>previousAuthorizationNumber</w:t>
-            </w:r>
-            <w:r>
-              <w:t xml:space="preserve"> is not sent</w:t>
-            </w:r>
-          </w:p>
-        </w:tc>
-        <w:tc>
-          <w:tcPr>
-            <w:tcW w:type="dxa" w:w="984"/>
-          </w:tcPr>
-          <w:p>
-            <w:pPr>
-              <w:spacing w:before="40" w:after="80"/>
-            </w:pPr>
-            <w:r>
-              <w:t>400</w:t>
-            </w:r>
-          </w:p>
-        </w:tc>
-        <w:tc>
-          <w:tcPr>
-            <w:tcW w:type="dxa" w:w="4245"/>
-          </w:tcPr>
-          <w:p>
-            <w:pPr>
-              <w:spacing w:before="40" w:after="80"/>
-            </w:pPr>
-            <w:r>
-              <w:t xml:space="preserve">"previousAuthorizationNumber is required for a renewal." in </w:t>
-            </w:r>
-            <w:r>
-              <w:rPr>
-                <w:rStyle w:val="CodeChar"/>
-              </w:rPr>
-              <w:t>details</w:t>
-            </w:r>
-            <w:r>
-              <w:t>.</w:t>
-            </w:r>
-          </w:p>
-        </w:tc>
-      </w:tr>
-      <w:tr>
-        <w:trPr>
-          <w:cantSplit/>
-        </w:trPr>
-        <w:tc>
-          <w:tcPr>
-            <w:tcW w:type="dxa" w:w="4131"/>
-          </w:tcPr>
-          <w:p>
-            <w:pPr>
-              <w:spacing w:before="40" w:after="80"/>
-            </w:pPr>
-            <w:r>
-              <w:rPr>
-                <w:rStyle w:val="CodeChar"/>
-              </w:rPr>
-              <w:t>previousServiceStart</w:t>
-            </w:r>
-            <w:r>
-              <w:t xml:space="preserve">, </w:t>
-            </w:r>
-            <w:r>
-              <w:rPr>
-                <w:rStyle w:val="CodeChar"/>
-              </w:rPr>
-              <w:t>previousServiceEnd</w:t>
-            </w:r>
-            <w:r>
-              <w:t xml:space="preserve"> not sent</w:t>
-            </w:r>
-          </w:p>
-        </w:tc>
-        <w:tc>
-          <w:tcPr>
-            <w:tcW w:type="dxa" w:w="984"/>
+            <w:tcW w:type="dxa" w:w="3985"/>
+          </w:tcPr>
+          <w:p>
+            <w:pPr>
+              <w:spacing w:before="40" w:after="80"/>
+            </w:pPr>
+            <w:r>
+              <w:t>No note is sent.</w:t>
+            </w:r>
+          </w:p>
+        </w:tc>
+      </w:tr>
+      <w:tr>
+        <w:trPr>
+          <w:cantSplit/>
+        </w:trPr>
+        <w:tc>
+          <w:tcPr>
+            <w:tcW w:type="dxa" w:w="3895"/>
+          </w:tcPr>
+          <w:p>
+            <w:pPr>
+              <w:spacing w:before="40" w:after="80"/>
+            </w:pPr>
+            <w:r>
+              <w:rPr>
+                <w:rStyle w:val="CodeChar"/>
+              </w:rPr>
+              <w:t>notes</w:t>
+            </w:r>
+            <w:r>
+              <w:t xml:space="preserve"> longer than 264 characters</w:t>
+            </w:r>
+          </w:p>
+        </w:tc>
+        <w:tc>
+          <w:tcPr>
+            <w:tcW w:type="dxa" w:w="1480"/>
           </w:tcPr>
           <w:p>
             <w:pPr>
@@ -19492,44 +20656,44 @@
         </w:tc>
         <w:tc>
           <w:tcPr>
-            <w:tcW w:type="dxa" w:w="4245"/>
-          </w:tcPr>
-          <w:p>
-            <w:pPr>
-              <w:spacing w:before="40" w:after="80"/>
-            </w:pPr>
-            <w:r>
-              <w:t>Left out of the request.</w:t>
-            </w:r>
-          </w:p>
-        </w:tc>
-      </w:tr>
-      <w:tr>
-        <w:trPr>
-          <w:cantSplit/>
-        </w:trPr>
-        <w:tc>
-          <w:tcPr>
-            <w:tcW w:type="dxa" w:w="4131"/>
-          </w:tcPr>
-          <w:p>
-            <w:pPr>
-              <w:spacing w:before="40" w:after="80"/>
-            </w:pPr>
-            <w:r>
-              <w:rPr>
-                <w:rStyle w:val="CodeChar"/>
-              </w:rPr>
-              <w:t>previousTreatments</w:t>
-            </w:r>
-            <w:r>
-              <w:t xml:space="preserve"> not sent</w:t>
-            </w:r>
-          </w:p>
-        </w:tc>
-        <w:tc>
-          <w:tcPr>
-            <w:tcW w:type="dxa" w:w="984"/>
+            <w:tcW w:type="dxa" w:w="3985"/>
+          </w:tcPr>
+          <w:p>
+            <w:pPr>
+              <w:spacing w:before="40" w:after="80"/>
+            </w:pPr>
+            <w:r>
+              <w:t>No error. Only the first 264 characters are sent.</w:t>
+            </w:r>
+          </w:p>
+        </w:tc>
+      </w:tr>
+      <w:tr>
+        <w:trPr>
+          <w:cantSplit/>
+        </w:trPr>
+        <w:tc>
+          <w:tcPr>
+            <w:tcW w:type="dxa" w:w="3895"/>
+          </w:tcPr>
+          <w:p>
+            <w:pPr>
+              <w:spacing w:before="40" w:after="80"/>
+            </w:pPr>
+            <w:r>
+              <w:rPr>
+                <w:rStyle w:val="CodeChar"/>
+              </w:rPr>
+              <w:t>writeBack</w:t>
+            </w:r>
+            <w:r>
+              <w:t xml:space="preserve"> sent (a property of the earlier version)</w:t>
+            </w:r>
+          </w:p>
+        </w:tc>
+        <w:tc>
+          <w:tcPr>
+            <w:tcW w:type="dxa" w:w="1480"/>
           </w:tcPr>
           <w:p>
             <w:pPr>
@@ -19542,103 +20706,38 @@
         </w:tc>
         <w:tc>
           <w:tcPr>
-            <w:tcW w:type="dxa" w:w="4245"/>
-          </w:tcPr>
-          <w:p>
-            <w:pPr>
-              <w:spacing w:before="40" w:after="80"/>
-            </w:pPr>
-            <w:r>
-              <w:t>Left out of the request.</w:t>
-            </w:r>
-          </w:p>
-        </w:tc>
-      </w:tr>
-      <w:tr>
-        <w:trPr>
-          <w:cantSplit/>
-        </w:trPr>
-        <w:tc>
-          <w:tcPr>
-            <w:tcW w:type="dxa" w:w="4131"/>
-          </w:tcPr>
-          <w:p>
-            <w:pPr>
-              <w:spacing w:before="40" w:after="80"/>
-            </w:pPr>
-            <w:r>
-              <w:rPr>
-                <w:rStyle w:val="CodeChar"/>
-              </w:rPr>
-              <w:t>previousTreatments</w:t>
-            </w:r>
-            <w:r>
-              <w:t xml:space="preserve"> is negative</w:t>
-            </w:r>
-          </w:p>
-        </w:tc>
-        <w:tc>
-          <w:tcPr>
-            <w:tcW w:type="dxa" w:w="984"/>
-          </w:tcPr>
-          <w:p>
-            <w:pPr>
-              <w:spacing w:before="40" w:after="80"/>
-            </w:pPr>
-            <w:r>
-              <w:t>400</w:t>
-            </w:r>
-          </w:p>
-        </w:tc>
-        <w:tc>
-          <w:tcPr>
-            <w:tcW w:type="dxa" w:w="4245"/>
-          </w:tcPr>
-          <w:p>
-            <w:pPr>
-              <w:spacing w:before="40" w:after="80"/>
-            </w:pPr>
-            <w:r>
-              <w:t xml:space="preserve">"previousTreatments cannot be negative." in </w:t>
-            </w:r>
-            <w:r>
-              <w:rPr>
-                <w:rStyle w:val="CodeChar"/>
-              </w:rPr>
-              <w:t>details</w:t>
-            </w:r>
-            <w:r>
-              <w:t>.</w:t>
-            </w:r>
-          </w:p>
-        </w:tc>
-      </w:tr>
-      <w:tr>
-        <w:trPr>
-          <w:cantSplit/>
-        </w:trPr>
-        <w:tc>
-          <w:tcPr>
-            <w:tcW w:type="dxa" w:w="4131"/>
-          </w:tcPr>
-          <w:p>
-            <w:pPr>
-              <w:spacing w:before="40" w:after="80"/>
-            </w:pPr>
-            <w:r>
-              <w:rPr>
-                <w:rStyle w:val="CodeChar"/>
-              </w:rPr>
-              <w:t>patientType</w:t>
-            </w:r>
-            <w:r>
-              <w:t xml:space="preserve"> not sent, or empty</w:t>
-            </w:r>
-          </w:p>
-        </w:tc>
-        <w:tc>
-          <w:tcPr>
-            <w:tcW w:type="dxa" w:w="984"/>
+            <w:tcW w:type="dxa" w:w="3985"/>
+          </w:tcPr>
+          <w:p>
+            <w:pPr>
+              <w:spacing w:before="40" w:after="80"/>
+            </w:pPr>
+            <w:r>
+              <w:t>Ignored. Every decision is saved in the EHR database.</w:t>
+            </w:r>
+          </w:p>
+        </w:tc>
+      </w:tr>
+      <w:tr>
+        <w:trPr>
+          <w:cantSplit/>
+        </w:trPr>
+        <w:tc>
+          <w:tcPr>
+            <w:tcW w:type="dxa" w:w="3895"/>
+          </w:tcPr>
+          <w:p>
+            <w:pPr>
+              <w:spacing w:before="40" w:after="80"/>
+            </w:pPr>
+            <w:r>
+              <w:t>A property that this guide does not list</w:t>
+            </w:r>
+          </w:p>
+        </w:tc>
+        <w:tc>
+          <w:tcPr>
+            <w:tcW w:type="dxa" w:w="1480"/>
           </w:tcPr>
           <w:p>
             <w:pPr>
@@ -19651,581 +20750,7 @@
         </w:tc>
         <w:tc>
           <w:tcPr>
-            <w:tcW w:type="dxa" w:w="4245"/>
-          </w:tcPr>
-          <w:p>
-            <w:pPr>
-              <w:spacing w:before="40" w:after="80"/>
-            </w:pPr>
-            <w:r>
-              <w:rPr>
-                <w:rStyle w:val="CodeChar"/>
-              </w:rPr>
-              <w:t>permanent</w:t>
-            </w:r>
-            <w:r>
-              <w:t xml:space="preserve"> is used.</w:t>
-            </w:r>
-          </w:p>
-        </w:tc>
-      </w:tr>
-      <w:tr>
-        <w:trPr>
-          <w:cantSplit/>
-        </w:trPr>
-        <w:tc>
-          <w:tcPr>
-            <w:tcW w:type="dxa" w:w="4131"/>
-          </w:tcPr>
-          <w:p>
-            <w:pPr>
-              <w:spacing w:before="40" w:after="80"/>
-            </w:pPr>
-            <w:r>
-              <w:rPr>
-                <w:rStyle w:val="CodeChar"/>
-              </w:rPr>
-              <w:t>patientType</w:t>
-            </w:r>
-            <w:r>
-              <w:t xml:space="preserve"> has another value than </w:t>
-            </w:r>
-            <w:r>
-              <w:rPr>
-                <w:rStyle w:val="CodeChar"/>
-              </w:rPr>
-              <w:t>permanent</w:t>
-            </w:r>
-            <w:r>
-              <w:t xml:space="preserve"> or </w:t>
-            </w:r>
-            <w:r>
-              <w:rPr>
-                <w:rStyle w:val="CodeChar"/>
-              </w:rPr>
-              <w:t>transient</w:t>
-            </w:r>
-          </w:p>
-        </w:tc>
-        <w:tc>
-          <w:tcPr>
-            <w:tcW w:type="dxa" w:w="984"/>
-          </w:tcPr>
-          <w:p>
-            <w:pPr>
-              <w:spacing w:before="40" w:after="80"/>
-            </w:pPr>
-            <w:r>
-              <w:t>400</w:t>
-            </w:r>
-          </w:p>
-        </w:tc>
-        <w:tc>
-          <w:tcPr>
-            <w:tcW w:type="dxa" w:w="4245"/>
-          </w:tcPr>
-          <w:p>
-            <w:pPr>
-              <w:spacing w:before="40" w:after="80"/>
-            </w:pPr>
-            <w:r>
-              <w:t xml:space="preserve">"patientType must be 'permanent' or 'transient'." in </w:t>
-            </w:r>
-            <w:r>
-              <w:rPr>
-                <w:rStyle w:val="CodeChar"/>
-              </w:rPr>
-              <w:t>details</w:t>
-            </w:r>
-            <w:r>
-              <w:t>.</w:t>
-            </w:r>
-          </w:p>
-        </w:tc>
-      </w:tr>
-      <w:tr>
-        <w:trPr>
-          <w:cantSplit/>
-        </w:trPr>
-        <w:tc>
-          <w:tcPr>
-            <w:tcW w:type="dxa" w:w="4131"/>
-          </w:tcPr>
-          <w:p>
-            <w:pPr>
-              <w:spacing w:before="40" w:after="80"/>
-            </w:pPr>
-            <w:r>
-              <w:rPr>
-                <w:rStyle w:val="CodeChar"/>
-              </w:rPr>
-              <w:t>referringPractitionerId</w:t>
-            </w:r>
-            <w:r>
-              <w:t xml:space="preserve"> not sent</w:t>
-            </w:r>
-          </w:p>
-        </w:tc>
-        <w:tc>
-          <w:tcPr>
-            <w:tcW w:type="dxa" w:w="984"/>
-          </w:tcPr>
-          <w:p>
-            <w:pPr>
-              <w:spacing w:before="40" w:after="80"/>
-            </w:pPr>
-            <w:r>
-              <w:t>201</w:t>
-            </w:r>
-          </w:p>
-        </w:tc>
-        <w:tc>
-          <w:tcPr>
-            <w:tcW w:type="dxa" w:w="4245"/>
-          </w:tcPr>
-          <w:p>
-            <w:pPr>
-              <w:spacing w:before="40" w:after="80"/>
-            </w:pPr>
-            <w:r>
-              <w:t>No referring physician is sent.</w:t>
-            </w:r>
-          </w:p>
-        </w:tc>
-      </w:tr>
-      <w:tr>
-        <w:trPr>
-          <w:cantSplit/>
-        </w:trPr>
-        <w:tc>
-          <w:tcPr>
-            <w:tcW w:type="dxa" w:w="4131"/>
-          </w:tcPr>
-          <w:p>
-            <w:pPr>
-              <w:spacing w:before="40" w:after="80"/>
-            </w:pPr>
-            <w:r>
-              <w:rPr>
-                <w:rStyle w:val="CodeChar"/>
-              </w:rPr>
-              <w:t>referringPractitionerId</w:t>
-            </w:r>
-            <w:r>
-              <w:t xml:space="preserve"> sent with an id the EHR does not know</w:t>
-            </w:r>
-          </w:p>
-        </w:tc>
-        <w:tc>
-          <w:tcPr>
-            <w:tcW w:type="dxa" w:w="984"/>
-          </w:tcPr>
-          <w:p>
-            <w:pPr>
-              <w:spacing w:before="40" w:after="80"/>
-            </w:pPr>
-            <w:r>
-              <w:t>404</w:t>
-            </w:r>
-          </w:p>
-        </w:tc>
-        <w:tc>
-          <w:tcPr>
-            <w:tcW w:type="dxa" w:w="4245"/>
-          </w:tcPr>
-          <w:p>
-            <w:pPr>
-              <w:spacing w:before="40" w:after="80"/>
-            </w:pPr>
-            <w:r>
-              <w:t>"Referring practitioner {id} was not found at the FHIR API."</w:t>
-            </w:r>
-          </w:p>
-        </w:tc>
-      </w:tr>
-      <w:tr>
-        <w:trPr>
-          <w:cantSplit/>
-        </w:trPr>
-        <w:tc>
-          <w:tcPr>
-            <w:tcW w:type="dxa" w:w="4131"/>
-          </w:tcPr>
-          <w:p>
-            <w:pPr>
-              <w:spacing w:before="40" w:after="80"/>
-            </w:pPr>
-            <w:r>
-              <w:rPr>
-                <w:rStyle w:val="CodeChar"/>
-              </w:rPr>
-              <w:t>questionnaireResponseIds</w:t>
-            </w:r>
-            <w:r>
-              <w:t xml:space="preserve"> not sent</w:t>
-            </w:r>
-          </w:p>
-        </w:tc>
-        <w:tc>
-          <w:tcPr>
-            <w:tcW w:type="dxa" w:w="984"/>
-          </w:tcPr>
-          <w:p>
-            <w:pPr>
-              <w:spacing w:before="40" w:after="80"/>
-            </w:pPr>
-            <w:r>
-              <w:t>201</w:t>
-            </w:r>
-          </w:p>
-        </w:tc>
-        <w:tc>
-          <w:tcPr>
-            <w:tcW w:type="dxa" w:w="4245"/>
-          </w:tcPr>
-          <w:p>
-            <w:pPr>
-              <w:spacing w:before="40" w:after="80"/>
-            </w:pPr>
-            <w:r>
-              <w:t>Only the completed DTR forms of the orders are sent.</w:t>
-            </w:r>
-          </w:p>
-        </w:tc>
-      </w:tr>
-      <w:tr>
-        <w:trPr>
-          <w:cantSplit/>
-        </w:trPr>
-        <w:tc>
-          <w:tcPr>
-            <w:tcW w:type="dxa" w:w="4131"/>
-          </w:tcPr>
-          <w:p>
-            <w:pPr>
-              <w:spacing w:before="40" w:after="80"/>
-            </w:pPr>
-            <w:r>
-              <w:rPr>
-                <w:rStyle w:val="CodeChar"/>
-              </w:rPr>
-              <w:t>questionnaireResponseIds</w:t>
-            </w:r>
-            <w:r>
-              <w:t xml:space="preserve"> has an id that does not exist</w:t>
-            </w:r>
-          </w:p>
-        </w:tc>
-        <w:tc>
-          <w:tcPr>
-            <w:tcW w:type="dxa" w:w="984"/>
-          </w:tcPr>
-          <w:p>
-            <w:pPr>
-              <w:spacing w:before="40" w:after="80"/>
-            </w:pPr>
-            <w:r>
-              <w:t>404</w:t>
-            </w:r>
-          </w:p>
-        </w:tc>
-        <w:tc>
-          <w:tcPr>
-            <w:tcW w:type="dxa" w:w="4245"/>
-          </w:tcPr>
-          <w:p>
-            <w:pPr>
-              <w:spacing w:before="40" w:after="80"/>
-            </w:pPr>
-            <w:r>
-              <w:t>"QuestionnaireResponse {id} was not found at the FHIR API."</w:t>
-            </w:r>
-          </w:p>
-        </w:tc>
-      </w:tr>
-      <w:tr>
-        <w:trPr>
-          <w:cantSplit/>
-        </w:trPr>
-        <w:tc>
-          <w:tcPr>
-            <w:tcW w:type="dxa" w:w="4131"/>
-          </w:tcPr>
-          <w:p>
-            <w:pPr>
-              <w:spacing w:before="40" w:after="80"/>
-            </w:pPr>
-            <w:r>
-              <w:rPr>
-                <w:rStyle w:val="CodeChar"/>
-              </w:rPr>
-              <w:t>documentIds</w:t>
-            </w:r>
-            <w:r>
-              <w:t xml:space="preserve"> not sent</w:t>
-            </w:r>
-          </w:p>
-        </w:tc>
-        <w:tc>
-          <w:tcPr>
-            <w:tcW w:type="dxa" w:w="984"/>
-          </w:tcPr>
-          <w:p>
-            <w:pPr>
-              <w:spacing w:before="40" w:after="80"/>
-            </w:pPr>
-            <w:r>
-              <w:t>201</w:t>
-            </w:r>
-          </w:p>
-        </w:tc>
-        <w:tc>
-          <w:tcPr>
-            <w:tcW w:type="dxa" w:w="4245"/>
-          </w:tcPr>
-          <w:p>
-            <w:pPr>
-              <w:spacing w:before="40" w:after="80"/>
-            </w:pPr>
-            <w:r>
-              <w:t>No documents are sent.</w:t>
-            </w:r>
-          </w:p>
-        </w:tc>
-      </w:tr>
-      <w:tr>
-        <w:trPr>
-          <w:cantSplit/>
-        </w:trPr>
-        <w:tc>
-          <w:tcPr>
-            <w:tcW w:type="dxa" w:w="4131"/>
-          </w:tcPr>
-          <w:p>
-            <w:pPr>
-              <w:spacing w:before="40" w:after="80"/>
-            </w:pPr>
-            <w:r>
-              <w:rPr>
-                <w:rStyle w:val="CodeChar"/>
-              </w:rPr>
-              <w:t>documentIds</w:t>
-            </w:r>
-            <w:r>
-              <w:t xml:space="preserve"> has an id that does not exist</w:t>
-            </w:r>
-          </w:p>
-        </w:tc>
-        <w:tc>
-          <w:tcPr>
-            <w:tcW w:type="dxa" w:w="984"/>
-          </w:tcPr>
-          <w:p>
-            <w:pPr>
-              <w:spacing w:before="40" w:after="80"/>
-            </w:pPr>
-            <w:r>
-              <w:t>404</w:t>
-            </w:r>
-          </w:p>
-        </w:tc>
-        <w:tc>
-          <w:tcPr>
-            <w:tcW w:type="dxa" w:w="4245"/>
-          </w:tcPr>
-          <w:p>
-            <w:pPr>
-              <w:spacing w:before="40" w:after="80"/>
-            </w:pPr>
-            <w:r>
-              <w:t>"Document {id} was not found at the FHIR API."</w:t>
-            </w:r>
-          </w:p>
-        </w:tc>
-      </w:tr>
-      <w:tr>
-        <w:trPr>
-          <w:cantSplit/>
-        </w:trPr>
-        <w:tc>
-          <w:tcPr>
-            <w:tcW w:type="dxa" w:w="4131"/>
-          </w:tcPr>
-          <w:p>
-            <w:pPr>
-              <w:spacing w:before="40" w:after="80"/>
-            </w:pPr>
-            <w:r>
-              <w:rPr>
-                <w:rStyle w:val="CodeChar"/>
-              </w:rPr>
-              <w:t>notes</w:t>
-            </w:r>
-            <w:r>
-              <w:t xml:space="preserve"> not sent</w:t>
-            </w:r>
-          </w:p>
-        </w:tc>
-        <w:tc>
-          <w:tcPr>
-            <w:tcW w:type="dxa" w:w="984"/>
-          </w:tcPr>
-          <w:p>
-            <w:pPr>
-              <w:spacing w:before="40" w:after="80"/>
-            </w:pPr>
-            <w:r>
-              <w:t>201</w:t>
-            </w:r>
-          </w:p>
-        </w:tc>
-        <w:tc>
-          <w:tcPr>
-            <w:tcW w:type="dxa" w:w="4245"/>
-          </w:tcPr>
-          <w:p>
-            <w:pPr>
-              <w:spacing w:before="40" w:after="80"/>
-            </w:pPr>
-            <w:r>
-              <w:t>No note is sent.</w:t>
-            </w:r>
-          </w:p>
-        </w:tc>
-      </w:tr>
-      <w:tr>
-        <w:trPr>
-          <w:cantSplit/>
-        </w:trPr>
-        <w:tc>
-          <w:tcPr>
-            <w:tcW w:type="dxa" w:w="4131"/>
-          </w:tcPr>
-          <w:p>
-            <w:pPr>
-              <w:spacing w:before="40" w:after="80"/>
-            </w:pPr>
-            <w:r>
-              <w:rPr>
-                <w:rStyle w:val="CodeChar"/>
-              </w:rPr>
-              <w:t>notes</w:t>
-            </w:r>
-            <w:r>
-              <w:t xml:space="preserve"> longer than 264 characters</w:t>
-            </w:r>
-          </w:p>
-        </w:tc>
-        <w:tc>
-          <w:tcPr>
-            <w:tcW w:type="dxa" w:w="984"/>
-          </w:tcPr>
-          <w:p>
-            <w:pPr>
-              <w:spacing w:before="40" w:after="80"/>
-            </w:pPr>
-            <w:r>
-              <w:t>201</w:t>
-            </w:r>
-          </w:p>
-        </w:tc>
-        <w:tc>
-          <w:tcPr>
-            <w:tcW w:type="dxa" w:w="4245"/>
-          </w:tcPr>
-          <w:p>
-            <w:pPr>
-              <w:spacing w:before="40" w:after="80"/>
-            </w:pPr>
-            <w:r>
-              <w:t>No error. Only the first 264 characters are sent.</w:t>
-            </w:r>
-          </w:p>
-        </w:tc>
-      </w:tr>
-      <w:tr>
-        <w:trPr>
-          <w:cantSplit/>
-        </w:trPr>
-        <w:tc>
-          <w:tcPr>
-            <w:tcW w:type="dxa" w:w="4131"/>
-          </w:tcPr>
-          <w:p>
-            <w:pPr>
-              <w:spacing w:before="40" w:after="80"/>
-            </w:pPr>
-            <w:r>
-              <w:rPr>
-                <w:rStyle w:val="CodeChar"/>
-              </w:rPr>
-              <w:t>writeBack</w:t>
-            </w:r>
-            <w:r>
-              <w:t xml:space="preserve"> sent (a property of the earlier version)</w:t>
-            </w:r>
-          </w:p>
-        </w:tc>
-        <w:tc>
-          <w:tcPr>
-            <w:tcW w:type="dxa" w:w="984"/>
-          </w:tcPr>
-          <w:p>
-            <w:pPr>
-              <w:spacing w:before="40" w:after="80"/>
-            </w:pPr>
-            <w:r>
-              <w:t>201</w:t>
-            </w:r>
-          </w:p>
-        </w:tc>
-        <w:tc>
-          <w:tcPr>
-            <w:tcW w:type="dxa" w:w="4245"/>
-          </w:tcPr>
-          <w:p>
-            <w:pPr>
-              <w:spacing w:before="40" w:after="80"/>
-            </w:pPr>
-            <w:r>
-              <w:t>Ignored. Every decision is saved in the EHR database.</w:t>
-            </w:r>
-          </w:p>
-        </w:tc>
-      </w:tr>
-      <w:tr>
-        <w:trPr>
-          <w:cantSplit/>
-        </w:trPr>
-        <w:tc>
-          <w:tcPr>
-            <w:tcW w:type="dxa" w:w="4131"/>
-          </w:tcPr>
-          <w:p>
-            <w:pPr>
-              <w:spacing w:before="40" w:after="80"/>
-            </w:pPr>
-            <w:r>
-              <w:t>A property that this guide does not list</w:t>
-            </w:r>
-          </w:p>
-        </w:tc>
-        <w:tc>
-          <w:tcPr>
-            <w:tcW w:type="dxa" w:w="984"/>
-          </w:tcPr>
-          <w:p>
-            <w:pPr>
-              <w:spacing w:before="40" w:after="80"/>
-            </w:pPr>
-            <w:r>
-              <w:t>201</w:t>
-            </w:r>
-          </w:p>
-        </w:tc>
-        <w:tc>
-          <w:tcPr>
-            <w:tcW w:type="dxa" w:w="4245"/>
+            <w:tcW w:type="dxa" w:w="3985"/>
           </w:tcPr>
           <w:p>
             <w:pPr>
@@ -21398,6 +21923,50 @@
             </w:r>
             <w:r>
               <w:t>. The background job no longer sends write-backs again. Status 503 now means the EHR data API is not available.</w:t>
+            </w:r>
+          </w:p>
+        </w:tc>
+      </w:tr>
+      <w:tr>
+        <w:trPr>
+          <w:cantSplit/>
+        </w:trPr>
+        <w:tc>
+          <w:tcPr>
+            <w:tcW w:type="dxa" w:w="1108"/>
+          </w:tcPr>
+          <w:p>
+            <w:pPr>
+              <w:spacing w:before="40" w:after="80"/>
+            </w:pPr>
+            <w:r>
+              <w:t>2.1</w:t>
+            </w:r>
+          </w:p>
+        </w:tc>
+        <w:tc>
+          <w:tcPr>
+            <w:tcW w:type="dxa" w:w="1604"/>
+          </w:tcPr>
+          <w:p>
+            <w:pPr>
+              <w:spacing w:before="40" w:after="80"/>
+            </w:pPr>
+            <w:r>
+              <w:t>Oct 9, 2026</w:t>
+            </w:r>
+          </w:p>
+        </w:tc>
+        <w:tc>
+          <w:tcPr>
+            <w:tcW w:type="dxa" w:w="6648"/>
+          </w:tcPr>
+          <w:p>
+            <w:pPr>
+              <w:spacing w:before="40" w:after="80"/>
+            </w:pPr>
+            <w:r>
+              <w:t>The payer id and the member id now come only from the patient's insurance; the payer row has no identifier columns and no identifier system is added. Orders are service and medication orders only (no device orders). New checks before the payer is called: member id, order code, and more than one active insurance (422). A payer answer that only has errors is a refusal (422, nothing saved). An inquiry is saved only when the decision changed; an inquiry answered with errors gives 502 and keeps the stored decision; a cancelled request is not asked again. A document whose file cannot be read gives 502.</w:t>
             </w:r>
           </w:p>
         </w:tc>

--- a/docs/PayerGatewayWebAPI - PAS API Guide.docx
+++ b/docs/PayerGatewayWebAPI - PAS API Guide.docx
@@ -12,7 +12,7 @@
     </w:p>
     <w:p>
       <w:r>
-        <w:t>Oct 9, 2026</w:t>
+        <w:t xml:space="preserve">Oct 16, 2026</w:t>
       </w:r>
     </w:p>
     <w:p>
@@ -527,7 +527,7 @@
               <w:spacing w:before="40" w:after="80"/>
             </w:pPr>
             <w:r>
-              <w:t>The EHR's own ids for the patient, order, coverage, organization, practitioner and document. They must be the same ids the EHR's REST APIs use.</w:t>
+              <w:t xml:space="preserve">The EHR's own ids for the patient, order, coverage, location (facility), practitioner and document. They must be the same ids the EHR's REST APIs use.</w:t>
             </w:r>
           </w:p>
         </w:tc>
@@ -809,6 +809,59 @@
               <w:rPr>
                 <w:rStyle w:val="CodeChar"/>
               </w:rPr>
+              <w:t xml:space="preserve">orderLocationCode</w:t>
+            </w:r>
+          </w:p>
+        </w:tc>
+        <w:tc>
+          <w:tcPr>
+            <w:tcW w:type="dxa" w:w="2224"/>
+          </w:tcPr>
+          <w:p>
+            <w:pPr>
+              <w:spacing w:before="40" w:after="80"/>
+            </w:pPr>
+            <w:r>
+              <w:t xml:space="preserve">The EHR (the facility of the orders)</w:t>
+            </w:r>
+          </w:p>
+        </w:tc>
+        <w:tc>
+          <w:tcPr>
+            <w:tcW w:type="dxa" w:w="5173"/>
+          </w:tcPr>
+          <w:p>
+            <w:pPr>
+              <w:spacing w:before="40" w:after="80"/>
+            </w:pPr>
+            <w:r>
+              <w:rPr>
+                <w:rStyle w:val="CodeChar"/>
+              </w:rPr>
+              <w:t xml:space="preserve">orderLocationCode</w:t>
+            </w:r>
+            <w:r>
+              <w:t xml:space="preserve">. The same location (facility) code that was sent to CRD order-sign.</w:t>
+            </w:r>
+          </w:p>
+        </w:tc>
+      </w:tr>
+      <w:tr>
+        <w:trPr>
+          <w:cantSplit/>
+        </w:trPr>
+        <w:tc>
+          <w:tcPr>
+            <w:tcW w:type="dxa" w:w="1963"/>
+          </w:tcPr>
+          <w:p>
+            <w:pPr>
+              <w:spacing w:before="40" w:after="80"/>
+            </w:pPr>
+            <w:r>
+              <w:rPr>
+                <w:rStyle w:val="CodeChar"/>
+              </w:rPr>
               <w:t>coverageId</w:t>
             </w:r>
           </w:p>
@@ -838,7 +891,19 @@
               <w:rPr>
                 <w:rStyle w:val="CodeChar"/>
               </w:rPr>
-              <w:t>coverageId</w:t>
+              <w:t xml:space="preserve">coverageId</w:t>
+            </w:r>
+            <w:r>
+              <w:t xml:space="preserve"> (optional). The client's EHR has no insurance id, so the FHIR API builds one: </w:t>
+            </w:r>
+            <w:r>
+              <w:rPr>
+                <w:rStyle w:val="CodeChar"/>
+              </w:rPr>
+              <w:t xml:space="preserve">cov-{patientId}-{code}</w:t>
+            </w:r>
+            <w:r>
+              <w:t xml:space="preserve">, where the code comes from the payer id and the policy number. Send it as the CRD decision gave it.</w:t>
             </w:r>
           </w:p>
         </w:tc>
@@ -936,7 +1001,7 @@
         </w:numPr>
       </w:pPr>
       <w:r>
-        <w:t>It reads patient, order, insurance, organization, practitioner and document data through the EHR REST APIs. Section 13 lists the EHR REST APIs that must be available for that.</w:t>
+        <w:t xml:space="preserve">It reads patient, order, insurance, location (facility), practitioner and document data through the EHR REST APIs. Section 13 lists the EHR REST APIs that must be available for that.</w:t>
       </w:r>
     </w:p>
     <w:p>
@@ -949,6 +1014,686 @@
       </w:pPr>
       <w:r>
         <w:t>It keeps each request and its decision in the EHR database, through the EHR data API. Section 11 describes these calls. This is also how the EHR gets the final decision of a pended request.</w:t>
+      </w:r>
+    </w:p>
+    <w:p>
+      <w:pPr>
+        <w:spacing w:before="160"/>
+      </w:pPr>
+      <w:r>
+        <w:rPr>
+          <w:b/>
+        </w:rPr>
+        <w:t xml:space="preserve">The requesting facility</w:t>
+      </w:r>
+    </w:p>
+    <w:p>
+      <w:r>
+        <w:t xml:space="preserve">The client's organization has a tax id but no NPI. It has many facilities, each with its own NPI, name and address. The EHR keeps each facility as a location. The FHIR API gives every location also as an organization, </w:t>
+      </w:r>
+      <w:r>
+        <w:rPr>
+          <w:rStyle w:val="CodeChar"/>
+        </w:rPr>
+        <w:t xml:space="preserve">Organization/facility-{locationId}</w:t>
+      </w:r>
+      <w:r>
+        <w:t xml:space="preserve">, with the facility NPI, the parent's tax id and </w:t>
+      </w:r>
+      <w:r>
+        <w:rPr>
+          <w:rStyle w:val="CodeChar"/>
+        </w:rPr>
+        <w:t xml:space="preserve">partOf</w:t>
+      </w:r>
+      <w:r>
+        <w:t xml:space="preserve"> set to the parent organization. This facility is sent to the payer as the requesting provider (</w:t>
+      </w:r>
+      <w:r>
+        <w:rPr>
+          <w:rStyle w:val="CodeChar"/>
+        </w:rPr>
+        <w:t xml:space="preserve">Claim.provider</w:t>
+      </w:r>
+      <w:r>
+        <w:t xml:space="preserve">).</w:t>
+      </w:r>
+    </w:p>
+    <w:p>
+      <w:r>
+        <w:t xml:space="preserve">The EHR names the facility with </w:t>
+      </w:r>
+      <w:r>
+        <w:rPr>
+          <w:rStyle w:val="CodeChar"/>
+        </w:rPr>
+        <w:t xml:space="preserve">orderLocationCode</w:t>
+      </w:r>
+      <w:r>
+        <w:t xml:space="preserve"> (required, the same field as in CRD order-sign). The gateway reads </w:t>
+      </w:r>
+      <w:r>
+        <w:rPr>
+          <w:rStyle w:val="CodeChar"/>
+        </w:rPr>
+        <w:t xml:space="preserve">Location/{orderLocationCode}</w:t>
+      </w:r>
+      <w:r>
+        <w:t xml:space="preserve"> and takes its managing organization. Orders that name a facility (the location of a service order, or the performer of a medication order) must name the same one, otherwise the status is 400. One request is for one facility.</w:t>
+      </w:r>
+    </w:p>
+    <w:p>
+      <w:pPr>
+        <w:spacing w:before="160"/>
+      </w:pPr>
+      <w:r>
+        <w:rPr>
+          <w:b/>
+        </w:rPr>
+        <w:t xml:space="preserve">What is required (FHIR R4 cardinality)</w:t>
+      </w:r>
+    </w:p>
+    <w:p>
+      <w:r>
+        <w:t xml:space="preserve">The gateway requires only what FHIR R4 itself requires (minimum cardinality 1 in https://hl7.org/fhir/R4/resourcelist.html). Every optional value (0..1 or 0..*) is sent when the EHR has it and left out (null) when it does not. A missing optional value never stops a request. The client has no real payer yet. When a payer is added, its own rules (the PAS profiles, X12 278) may need some optional values, and the code is changed then. In the code, each such place has a comment that starts with </w:t>
+      </w:r>
+      <w:r>
+        <w:rPr>
+          <w:rStyle w:val="CodeChar"/>
+        </w:rPr>
+        <w:t xml:space="preserve">CLIENT-EHR:</w:t>
+      </w:r>
+      <w:r>
+        <w:t xml:space="preserve">.</w:t>
+      </w:r>
+    </w:p>
+    <w:tbl>
+      <w:tblPr>
+        <w:tblStyle w:val="TableGrid"/>
+        <w:tblW w:w="9360" w:type="dxa"/>
+        <w:tblLayout w:type="fixed"/>
+        <w:tblLook w:firstColumn="1" w:firstRow="1" w:lastColumn="0" w:lastRow="0" w:noHBand="0" w:noVBand="1" w:val="04A0"/>
+      </w:tblPr>
+      <w:tblGrid>
+        <w:gridCol w:w="1963"/>
+        <w:gridCol w:w="2224"/>
+        <w:gridCol w:w="5173"/>
+      </w:tblGrid>
+      <w:tr>
+        <w:trPr>
+          <w:tblHeader/>
+          <w:cantSplit/>
+        </w:trPr>
+        <w:tc>
+          <w:tcPr>
+            <w:tcW w:type="dxa" w:w="1963"/>
+            <w:shd w:val="clear" w:color="auto" w:fill="F2F2F2"/>
+          </w:tcPr>
+          <w:p>
+            <w:pPr>
+              <w:spacing w:before="40" w:after="80"/>
+            </w:pPr>
+            <w:r>
+              <w:t xml:space="preserve">Required in FHIR R4</w:t>
+            </w:r>
+          </w:p>
+        </w:tc>
+        <w:tc>
+          <w:tcPr>
+            <w:tcW w:type="dxa" w:w="2224"/>
+            <w:shd w:val="clear" w:color="auto" w:fill="F2F2F2"/>
+          </w:tcPr>
+          <w:p>
+            <w:pPr>
+              <w:spacing w:before="40" w:after="80"/>
+            </w:pPr>
+            <w:r>
+              <w:t xml:space="preserve">Comes from</w:t>
+            </w:r>
+          </w:p>
+        </w:tc>
+        <w:tc>
+          <w:tcPr>
+            <w:tcW w:type="dxa" w:w="5173"/>
+            <w:shd w:val="clear" w:color="auto" w:fill="F2F2F2"/>
+          </w:tcPr>
+          <w:p>
+            <w:pPr>
+              <w:spacing w:before="40" w:after="80"/>
+            </w:pPr>
+            <w:r>
+              <w:t xml:space="preserve">When it is missing</w:t>
+            </w:r>
+          </w:p>
+        </w:tc>
+      </w:tr>
+      <w:tr>
+        <w:trPr>
+          <w:cantSplit/>
+        </w:trPr>
+        <w:tc>
+          <w:tcPr>
+            <w:tcW w:type="dxa" w:w="1963"/>
+          </w:tcPr>
+          <w:p>
+            <w:pPr>
+              <w:spacing w:before="40" w:after="80"/>
+            </w:pPr>
+            <w:r>
+              <w:rPr>
+                <w:rStyle w:val="CodeChar"/>
+              </w:rPr>
+              <w:t xml:space="preserve">Claim.status</w:t>
+            </w:r>
+            <w:r>
+              <w:t xml:space="preserve">, </w:t>
+            </w:r>
+            <w:r>
+              <w:rPr>
+                <w:rStyle w:val="CodeChar"/>
+              </w:rPr>
+              <w:t xml:space="preserve">use</w:t>
+            </w:r>
+            <w:r>
+              <w:t xml:space="preserve">, </w:t>
+            </w:r>
+            <w:r>
+              <w:rPr>
+                <w:rStyle w:val="CodeChar"/>
+              </w:rPr>
+              <w:t xml:space="preserve">type</w:t>
+            </w:r>
+            <w:r>
+              <w:t xml:space="preserve">, </w:t>
+            </w:r>
+            <w:r>
+              <w:rPr>
+                <w:rStyle w:val="CodeChar"/>
+              </w:rPr>
+              <w:t xml:space="preserve">created</w:t>
+            </w:r>
+          </w:p>
+        </w:tc>
+        <w:tc>
+          <w:tcPr>
+            <w:tcW w:type="dxa" w:w="2224"/>
+          </w:tcPr>
+          <w:p>
+            <w:pPr>
+              <w:spacing w:before="40" w:after="80"/>
+            </w:pPr>
+            <w:r>
+              <w:t xml:space="preserve">Set by the gateway</w:t>
+            </w:r>
+          </w:p>
+        </w:tc>
+        <w:tc>
+          <w:tcPr>
+            <w:tcW w:type="dxa" w:w="5173"/>
+          </w:tcPr>
+          <w:p>
+            <w:pPr>
+              <w:spacing w:before="40" w:after="80"/>
+            </w:pPr>
+            <w:r>
+              <w:t xml:space="preserve">-</w:t>
+            </w:r>
+          </w:p>
+        </w:tc>
+      </w:tr>
+      <w:tr>
+        <w:trPr>
+          <w:cantSplit/>
+        </w:trPr>
+        <w:tc>
+          <w:tcPr>
+            <w:tcW w:type="dxa" w:w="1963"/>
+          </w:tcPr>
+          <w:p>
+            <w:pPr>
+              <w:spacing w:before="40" w:after="80"/>
+            </w:pPr>
+            <w:r>
+              <w:rPr>
+                <w:rStyle w:val="CodeChar"/>
+              </w:rPr>
+              <w:t xml:space="preserve">Claim.patient</w:t>
+            </w:r>
+            <w:r>
+              <w:t xml:space="preserve"> (1..1)</w:t>
+            </w:r>
+          </w:p>
+        </w:tc>
+        <w:tc>
+          <w:tcPr>
+            <w:tcW w:type="dxa" w:w="2224"/>
+          </w:tcPr>
+          <w:p>
+            <w:pPr>
+              <w:spacing w:before="40" w:after="80"/>
+            </w:pPr>
+            <w:r>
+              <w:rPr>
+                <w:rStyle w:val="CodeChar"/>
+              </w:rPr>
+              <w:t xml:space="preserve">patientId</w:t>
+            </w:r>
+          </w:p>
+        </w:tc>
+        <w:tc>
+          <w:tcPr>
+            <w:tcW w:type="dxa" w:w="5173"/>
+          </w:tcPr>
+          <w:p>
+            <w:pPr>
+              <w:spacing w:before="40" w:after="80"/>
+            </w:pPr>
+            <w:r>
+              <w:t xml:space="preserve">400 when not sent, 404 when not found.</w:t>
+            </w:r>
+          </w:p>
+        </w:tc>
+      </w:tr>
+      <w:tr>
+        <w:trPr>
+          <w:cantSplit/>
+        </w:trPr>
+        <w:tc>
+          <w:tcPr>
+            <w:tcW w:type="dxa" w:w="1963"/>
+          </w:tcPr>
+          <w:p>
+            <w:pPr>
+              <w:spacing w:before="40" w:after="80"/>
+            </w:pPr>
+            <w:r>
+              <w:rPr>
+                <w:rStyle w:val="CodeChar"/>
+              </w:rPr>
+              <w:t xml:space="preserve">Claim.provider</w:t>
+            </w:r>
+            <w:r>
+              <w:t xml:space="preserve"> (1..1)</w:t>
+            </w:r>
+          </w:p>
+        </w:tc>
+        <w:tc>
+          <w:tcPr>
+            <w:tcW w:type="dxa" w:w="2224"/>
+          </w:tcPr>
+          <w:p>
+            <w:pPr>
+              <w:spacing w:before="40" w:after="80"/>
+            </w:pPr>
+            <w:r>
+              <w:t xml:space="preserve">The facility of </w:t>
+            </w:r>
+            <w:r>
+              <w:rPr>
+                <w:rStyle w:val="CodeChar"/>
+              </w:rPr>
+              <w:t xml:space="preserve">orderLocationCode</w:t>
+            </w:r>
+          </w:p>
+        </w:tc>
+        <w:tc>
+          <w:tcPr>
+            <w:tcW w:type="dxa" w:w="5173"/>
+          </w:tcPr>
+          <w:p>
+            <w:pPr>
+              <w:spacing w:before="40" w:after="80"/>
+            </w:pPr>
+            <w:r>
+              <w:t xml:space="preserve">400 when not sent, 404 when not found.</w:t>
+            </w:r>
+          </w:p>
+        </w:tc>
+      </w:tr>
+      <w:tr>
+        <w:trPr>
+          <w:cantSplit/>
+        </w:trPr>
+        <w:tc>
+          <w:tcPr>
+            <w:tcW w:type="dxa" w:w="1963"/>
+          </w:tcPr>
+          <w:p>
+            <w:pPr>
+              <w:spacing w:before="40" w:after="80"/>
+            </w:pPr>
+            <w:r>
+              <w:rPr>
+                <w:rStyle w:val="CodeChar"/>
+              </w:rPr>
+              <w:t xml:space="preserve">Claim.priority</w:t>
+            </w:r>
+            <w:r>
+              <w:t xml:space="preserve"> (1..1)</w:t>
+            </w:r>
+          </w:p>
+        </w:tc>
+        <w:tc>
+          <w:tcPr>
+            <w:tcW w:type="dxa" w:w="2224"/>
+          </w:tcPr>
+          <w:p>
+            <w:pPr>
+              <w:spacing w:before="40" w:after="80"/>
+            </w:pPr>
+            <w:r>
+              <w:rPr>
+                <w:rStyle w:val="CodeChar"/>
+              </w:rPr>
+              <w:t xml:space="preserve">priority</w:t>
+            </w:r>
+          </w:p>
+        </w:tc>
+        <w:tc>
+          <w:tcPr>
+            <w:tcW w:type="dxa" w:w="5173"/>
+          </w:tcPr>
+          <w:p>
+            <w:pPr>
+              <w:spacing w:before="40" w:after="80"/>
+            </w:pPr>
+            <w:r>
+              <w:t xml:space="preserve">The default </w:t>
+            </w:r>
+            <w:r>
+              <w:rPr>
+                <w:rStyle w:val="CodeChar"/>
+              </w:rPr>
+              <w:t xml:space="preserve">routine</w:t>
+            </w:r>
+            <w:r>
+              <w:t xml:space="preserve"> is used.</w:t>
+            </w:r>
+          </w:p>
+        </w:tc>
+      </w:tr>
+      <w:tr>
+        <w:trPr>
+          <w:cantSplit/>
+        </w:trPr>
+        <w:tc>
+          <w:tcPr>
+            <w:tcW w:type="dxa" w:w="1963"/>
+          </w:tcPr>
+          <w:p>
+            <w:pPr>
+              <w:spacing w:before="40" w:after="80"/>
+            </w:pPr>
+            <w:r>
+              <w:rPr>
+                <w:rStyle w:val="CodeChar"/>
+              </w:rPr>
+              <w:t xml:space="preserve">Claim.insurance</w:t>
+            </w:r>
+            <w:r>
+              <w:t xml:space="preserve"> (1..*) with </w:t>
+            </w:r>
+            <w:r>
+              <w:rPr>
+                <w:rStyle w:val="CodeChar"/>
+              </w:rPr>
+              <w:t xml:space="preserve">coverage</w:t>
+            </w:r>
+            <w:r>
+              <w:t xml:space="preserve"> (1..1)</w:t>
+            </w:r>
+          </w:p>
+        </w:tc>
+        <w:tc>
+          <w:tcPr>
+            <w:tcW w:type="dxa" w:w="2224"/>
+          </w:tcPr>
+          <w:p>
+            <w:pPr>
+              <w:spacing w:before="40" w:after="80"/>
+            </w:pPr>
+            <w:r>
+              <w:t xml:space="preserve">The patient's active insurance</w:t>
+            </w:r>
+          </w:p>
+        </w:tc>
+        <w:tc>
+          <w:tcPr>
+            <w:tcW w:type="dxa" w:w="5173"/>
+          </w:tcPr>
+          <w:p>
+            <w:pPr>
+              <w:spacing w:before="40" w:after="80"/>
+            </w:pPr>
+            <w:r>
+              <w:t xml:space="preserve">422</w:t>
+            </w:r>
+          </w:p>
+        </w:tc>
+      </w:tr>
+      <w:tr>
+        <w:trPr>
+          <w:cantSplit/>
+        </w:trPr>
+        <w:tc>
+          <w:tcPr>
+            <w:tcW w:type="dxa" w:w="1963"/>
+          </w:tcPr>
+          <w:p>
+            <w:pPr>
+              <w:spacing w:before="40" w:after="80"/>
+            </w:pPr>
+            <w:r>
+              <w:rPr>
+                <w:rStyle w:val="CodeChar"/>
+              </w:rPr>
+              <w:t xml:space="preserve">Claim.item.sequence</w:t>
+            </w:r>
+            <w:r>
+              <w:t xml:space="preserve">, </w:t>
+            </w:r>
+            <w:r>
+              <w:rPr>
+                <w:rStyle w:val="CodeChar"/>
+              </w:rPr>
+              <w:t xml:space="preserve">productOrService</w:t>
+            </w:r>
+            <w:r>
+              <w:t xml:space="preserve"> (1..1)</w:t>
+            </w:r>
+          </w:p>
+        </w:tc>
+        <w:tc>
+          <w:tcPr>
+            <w:tcW w:type="dxa" w:w="2224"/>
+          </w:tcPr>
+          <w:p>
+            <w:pPr>
+              <w:spacing w:before="40" w:after="80"/>
+            </w:pPr>
+            <w:r>
+              <w:t xml:space="preserve">The line number, and the CPT, HCPCS or drug code of the order</w:t>
+            </w:r>
+          </w:p>
+        </w:tc>
+        <w:tc>
+          <w:tcPr>
+            <w:tcW w:type="dxa" w:w="5173"/>
+          </w:tcPr>
+          <w:p>
+            <w:pPr>
+              <w:spacing w:before="40" w:after="80"/>
+            </w:pPr>
+            <w:r>
+              <w:t xml:space="preserve">422 for an order without code.</w:t>
+            </w:r>
+          </w:p>
+        </w:tc>
+      </w:tr>
+      <w:tr>
+        <w:trPr>
+          <w:cantSplit/>
+        </w:trPr>
+        <w:tc>
+          <w:tcPr>
+            <w:tcW w:type="dxa" w:w="1963"/>
+          </w:tcPr>
+          <w:p>
+            <w:pPr>
+              <w:spacing w:before="40" w:after="80"/>
+            </w:pPr>
+            <w:r>
+              <w:rPr>
+                <w:rStyle w:val="CodeChar"/>
+              </w:rPr>
+              <w:t xml:space="preserve">Coverage.status</w:t>
+            </w:r>
+            <w:r>
+              <w:t xml:space="preserve">, </w:t>
+            </w:r>
+            <w:r>
+              <w:rPr>
+                <w:rStyle w:val="CodeChar"/>
+              </w:rPr>
+              <w:t xml:space="preserve">beneficiary</w:t>
+            </w:r>
+            <w:r>
+              <w:t xml:space="preserve">, </w:t>
+            </w:r>
+            <w:r>
+              <w:rPr>
+                <w:rStyle w:val="CodeChar"/>
+              </w:rPr>
+              <w:t xml:space="preserve">payor</w:t>
+            </w:r>
+          </w:p>
+        </w:tc>
+        <w:tc>
+          <w:tcPr>
+            <w:tcW w:type="dxa" w:w="2224"/>
+          </w:tcPr>
+          <w:p>
+            <w:pPr>
+              <w:spacing w:before="40" w:after="80"/>
+            </w:pPr>
+            <w:r>
+              <w:t xml:space="preserve">The insurance. </w:t>
+            </w:r>
+            <w:r>
+              <w:rPr>
+                <w:rStyle w:val="CodeChar"/>
+              </w:rPr>
+              <w:t xml:space="preserve">payor</w:t>
+            </w:r>
+            <w:r>
+              <w:t xml:space="preserve"> is the payer of </w:t>
+            </w:r>
+            <w:r>
+              <w:rPr>
+                <w:rStyle w:val="CodeChar"/>
+              </w:rPr>
+              <w:t xml:space="preserve">payerName</w:t>
+            </w:r>
+            <w:r>
+              <w:t xml:space="preserve">.</w:t>
+            </w:r>
+          </w:p>
+        </w:tc>
+        <w:tc>
+          <w:tcPr>
+            <w:tcW w:type="dxa" w:w="5173"/>
+          </w:tcPr>
+          <w:p>
+            <w:pPr>
+              <w:spacing w:before="40" w:after="80"/>
+            </w:pPr>
+            <w:r>
+              <w:t xml:space="preserve">-</w:t>
+            </w:r>
+          </w:p>
+        </w:tc>
+      </w:tr>
+    </w:tbl>
+    <w:p>
+      <w:r>
+        <w:t xml:space="preserve">Optional, sent only when present (null otherwise): the member id (</w:t>
+      </w:r>
+      <w:r>
+        <w:rPr>
+          <w:rStyle w:val="CodeChar"/>
+        </w:rPr>
+        <w:t xml:space="preserve">Coverage.subscriberId</w:t>
+      </w:r>
+      <w:r>
+        <w:t xml:space="preserve">), the facility NPI and tax id, the practitioner NPI, the referring practitioner, the diagnoses, the renewed authorization number (</w:t>
+      </w:r>
+      <w:r>
+        <w:rPr>
+          <w:rStyle w:val="CodeChar"/>
+        </w:rPr>
+        <w:t xml:space="preserve">Claim.related</w:t>
+      </w:r>
+      <w:r>
+        <w:t xml:space="preserve">), quantities, service dates, place of service, forms, documents and notes.</w:t>
+      </w:r>
+    </w:p>
+    <w:p>
+      <w:r>
+        <w:t xml:space="preserve">Not FHIR values, but needed by the gateway: </w:t>
+      </w:r>
+      <w:r>
+        <w:rPr>
+          <w:rStyle w:val="CodeChar"/>
+        </w:rPr>
+        <w:t xml:space="preserve">requestId</w:t>
+      </w:r>
+      <w:r>
+        <w:t xml:space="preserve"> (the key for change, cancel, inquire and CDex), </w:t>
+      </w:r>
+      <w:r>
+        <w:rPr>
+          <w:rStyle w:val="CodeChar"/>
+        </w:rPr>
+        <w:t xml:space="preserve">payerName</w:t>
+      </w:r>
+      <w:r>
+        <w:t xml:space="preserve"> (which payer to call), at least one id in </w:t>
+      </w:r>
+      <w:r>
+        <w:rPr>
+          <w:rStyle w:val="CodeChar"/>
+        </w:rPr>
+        <w:t xml:space="preserve">orderIds</w:t>
+      </w:r>
+      <w:r>
+        <w:t xml:space="preserve">, </w:t>
+      </w:r>
+      <w:r>
+        <w:rPr>
+          <w:rStyle w:val="CodeChar"/>
+        </w:rPr>
+        <w:t xml:space="preserve">orderLocationCode</w:t>
+      </w:r>
+      <w:r>
+        <w:t xml:space="preserve"> (the facility) and </w:t>
+      </w:r>
+      <w:r>
+        <w:rPr>
+          <w:rStyle w:val="CodeChar"/>
+        </w:rPr>
+        <w:t xml:space="preserve">requestingPractitionerId</w:t>
+      </w:r>
+      <w:r>
+        <w:t xml:space="preserve"> (</w:t>
+      </w:r>
+      <w:r>
+        <w:rPr>
+          <w:rStyle w:val="CodeChar"/>
+        </w:rPr>
+        <w:t xml:space="preserve">Claim.careTeam</w:t>
+      </w:r>
+      <w:r>
+        <w:t xml:space="preserve"> is 0..* in FHIR R4, but the gateway always names the requesting clinician).</w:t>
       </w:r>
     </w:p>
     <w:p>
@@ -1157,7 +1902,7 @@
               <w:spacing w:before="40" w:after="80"/>
             </w:pPr>
             <w:r>
-              <w:t>The gateway reads the patient, the orders, the insurance, the organization and the practitioner as FHIR resources. The FHIR API gets this data from the EHR REST APIs.</w:t>
+              <w:t xml:space="preserve">The gateway reads the patient, the orders, the insurance, the facility (the location and its organization) and the practitioner as FHIR resources. The FHIR API gets this data from the EHR REST APIs.</w:t>
             </w:r>
           </w:p>
         </w:tc>
@@ -2092,7 +2837,7 @@
         </w:numPr>
       </w:pPr>
       <w:r>
-        <w:t>It reads patient, order, insurance, organization, practitioner and document data through the EHR REST APIs (section 13).</w:t>
+        <w:t xml:space="preserve">It reads patient, order, insurance, location (facility), practitioner and document data through the EHR REST APIs (section 13).</w:t>
       </w:r>
     </w:p>
     <w:p>
@@ -2719,7 +3464,7 @@
               <w:rPr>
                 <w:rStyle w:val="CodeChar"/>
               </w:rPr>
-              <w:t>requestingOrganizationId</w:t>
+              <w:t xml:space="preserve">orderLocationCode</w:t>
             </w:r>
           </w:p>
         </w:tc>
@@ -2732,6 +3477,170 @@
               <w:spacing w:before="40" w:after="80"/>
             </w:pPr>
             <w:r>
+              <w:t xml:space="preserve">text</w:t>
+            </w:r>
+          </w:p>
+        </w:tc>
+        <w:tc>
+          <w:tcPr>
+            <w:tcW w:type="dxa" w:w="1226"/>
+          </w:tcPr>
+          <w:p>
+            <w:pPr>
+              <w:spacing w:before="40" w:after="80"/>
+            </w:pPr>
+            <w:r>
+              <w:rPr>
+                <w:b/>
+              </w:rPr>
+              <w:t xml:space="preserve">Required</w:t>
+            </w:r>
+          </w:p>
+        </w:tc>
+        <w:tc>
+          <w:tcPr>
+            <w:tcW w:type="dxa" w:w="2270"/>
+          </w:tcPr>
+          <w:p>
+            <w:pPr>
+              <w:spacing w:before="40" w:after="80"/>
+            </w:pPr>
+            <w:r>
+              <w:t xml:space="preserve">The EHR id of the location (facility) that asks for the authorization. The facility, with its own NPI, is sent to the payer as the requesting provider (</w:t>
+            </w:r>
+            <w:r>
+              <w:rPr>
+                <w:rStyle w:val="CodeChar"/>
+              </w:rPr>
+              <w:t xml:space="preserve">Claim.provider</w:t>
+            </w:r>
+            <w:r>
+              <w:t xml:space="preserve">). Orders that name a facility must name the same one.</w:t>
+            </w:r>
+          </w:p>
+        </w:tc>
+        <w:tc>
+          <w:tcPr>
+            <w:tcW w:type="dxa" w:w="2273"/>
+          </w:tcPr>
+          <w:p>
+            <w:pPr>
+              <w:spacing w:before="40" w:after="80"/>
+            </w:pPr>
+            <w:r>
+              <w:t xml:space="preserve">400, "The request is not valid."</w:t>
+            </w:r>
+          </w:p>
+        </w:tc>
+      </w:tr>
+      <w:tr>
+        <w:trPr>
+          <w:cantSplit/>
+        </w:trPr>
+        <w:tc>
+          <w:tcPr>
+            <w:tcW w:type="dxa" w:w="2270"/>
+          </w:tcPr>
+          <w:p>
+            <w:pPr>
+              <w:spacing w:before="40" w:after="80"/>
+            </w:pPr>
+            <w:r>
+              <w:rPr>
+                <w:rStyle w:val="CodeChar"/>
+              </w:rPr>
+              <w:t>orderIds</w:t>
+            </w:r>
+          </w:p>
+        </w:tc>
+        <w:tc>
+          <w:tcPr>
+            <w:tcW w:type="dxa" w:w="1321"/>
+          </w:tcPr>
+          <w:p>
+            <w:pPr>
+              <w:spacing w:before="40" w:after="80"/>
+            </w:pPr>
+            <w:r>
+              <w:t>list of text</w:t>
+            </w:r>
+          </w:p>
+        </w:tc>
+        <w:tc>
+          <w:tcPr>
+            <w:tcW w:type="dxa" w:w="1226"/>
+          </w:tcPr>
+          <w:p>
+            <w:pPr>
+              <w:spacing w:before="40" w:after="80"/>
+            </w:pPr>
+            <w:r>
+              <w:rPr>
+                <w:b/>
+              </w:rPr>
+              <w:t>Required</w:t>
+            </w:r>
+            <w:r>
+              <w:t>, at least one id</w:t>
+            </w:r>
+          </w:p>
+        </w:tc>
+        <w:tc>
+          <w:tcPr>
+            <w:tcW w:type="dxa" w:w="2270"/>
+          </w:tcPr>
+          <w:p>
+            <w:pPr>
+              <w:spacing w:before="40" w:after="80"/>
+            </w:pPr>
+            <w:r>
+              <w:t>The EHR ids of the orders to authorize. Each order becomes one line of the request. All orders must belong to the patient.</w:t>
+            </w:r>
+          </w:p>
+        </w:tc>
+        <w:tc>
+          <w:tcPr>
+            <w:tcW w:type="dxa" w:w="2273"/>
+          </w:tcPr>
+          <w:p>
+            <w:pPr>
+              <w:spacing w:before="40" w:after="80"/>
+            </w:pPr>
+            <w:r>
+              <w:t>400, "The request is not valid." The same when the list is empty.</w:t>
+            </w:r>
+          </w:p>
+        </w:tc>
+      </w:tr>
+      <w:tr>
+        <w:trPr>
+          <w:cantSplit/>
+        </w:trPr>
+        <w:tc>
+          <w:tcPr>
+            <w:tcW w:type="dxa" w:w="2270"/>
+          </w:tcPr>
+          <w:p>
+            <w:pPr>
+              <w:spacing w:before="40" w:after="80"/>
+            </w:pPr>
+            <w:r>
+              <w:rPr>
+                <w:rStyle w:val="CodeChar"/>
+              </w:rPr>
+              <w:t>coverageId</w:t>
+            </w:r>
+          </w:p>
+        </w:tc>
+        <w:tc>
+          <w:tcPr>
+            <w:tcW w:type="dxa" w:w="1321"/>
+          </w:tcPr>
+          <w:p>
+            <w:pPr>
+              <w:spacing w:before="40" w:after="80"/>
+            </w:pPr>
+            <w:r>
               <w:t>text</w:t>
             </w:r>
           </w:p>
@@ -2745,10 +3654,83 @@
               <w:spacing w:before="40" w:after="80"/>
             </w:pPr>
             <w:r>
+              <w:t>Optional</w:t>
+            </w:r>
+          </w:p>
+        </w:tc>
+        <w:tc>
+          <w:tcPr>
+            <w:tcW w:type="dxa" w:w="2270"/>
+          </w:tcPr>
+          <w:p>
+            <w:pPr>
+              <w:spacing w:before="40" w:after="80"/>
+            </w:pPr>
+            <w:r>
+              <w:t>The EHR id of the insurance to use.</w:t>
+            </w:r>
+          </w:p>
+        </w:tc>
+        <w:tc>
+          <w:tcPr>
+            <w:tcW w:type="dxa" w:w="2273"/>
+          </w:tcPr>
+          <w:p>
+            <w:pPr>
+              <w:spacing w:before="40" w:after="80"/>
+            </w:pPr>
+            <w:r>
+              <w:t>No error. The gateway uses the insurance linked to the orders. If they have none, it uses the patient's only active insurance. When the patient has more than one active insurance and the orders name none, the status is 422.</w:t>
+            </w:r>
+          </w:p>
+        </w:tc>
+      </w:tr>
+      <w:tr>
+        <w:trPr>
+          <w:cantSplit/>
+        </w:trPr>
+        <w:tc>
+          <w:tcPr>
+            <w:tcW w:type="dxa" w:w="2270"/>
+          </w:tcPr>
+          <w:p>
+            <w:pPr>
+              <w:spacing w:before="40" w:after="80"/>
+            </w:pPr>
+            <w:r>
+              <w:rPr>
+                <w:rStyle w:val="CodeChar"/>
+              </w:rPr>
+              <w:t xml:space="preserve">requestingPractitionerId</w:t>
+            </w:r>
+          </w:p>
+        </w:tc>
+        <w:tc>
+          <w:tcPr>
+            <w:tcW w:type="dxa" w:w="1321"/>
+          </w:tcPr>
+          <w:p>
+            <w:pPr>
+              <w:spacing w:before="40" w:after="80"/>
+            </w:pPr>
+            <w:r>
+              <w:t xml:space="preserve">text</w:t>
+            </w:r>
+          </w:p>
+        </w:tc>
+        <w:tc>
+          <w:tcPr>
+            <w:tcW w:type="dxa" w:w="1226"/>
+          </w:tcPr>
+          <w:p>
+            <w:pPr>
+              <w:spacing w:before="40" w:after="80"/>
+            </w:pPr>
+            <w:r>
               <w:rPr>
                 <w:b/>
               </w:rPr>
-              <w:t>Required</w:t>
+              <w:t xml:space="preserve">Required</w:t>
             </w:r>
           </w:p>
         </w:tc>
@@ -2761,7 +3743,16 @@
               <w:spacing w:before="40" w:after="80"/>
             </w:pPr>
             <w:r>
-              <w:t>The EHR id of the provider organization that asks for the authorization. The organization must have an NPI.</w:t>
+              <w:t xml:space="preserve">The EHR id of the clinician who asks for the authorization. It must exist in the EHR. The ordering practitioner of the order is not used instead. FHIR R4 does not require it (</w:t>
+            </w:r>
+            <w:r>
+              <w:rPr>
+                <w:rStyle w:val="CodeChar"/>
+              </w:rPr>
+              <w:t xml:space="preserve">Claim.careTeam</w:t>
+            </w:r>
+            <w:r>
+              <w:t xml:space="preserve"> 0..*), the gateway does.</w:t>
             </w:r>
           </w:p>
         </w:tc>
@@ -2774,7 +3765,7 @@
               <w:spacing w:before="40" w:after="80"/>
             </w:pPr>
             <w:r>
-              <w:t>400, "The request is not valid."</w:t>
+              <w:t xml:space="preserve">400, "The request is not valid."</w:t>
             </w:r>
           </w:p>
         </w:tc>
@@ -2795,7 +3786,7 @@
               <w:rPr>
                 <w:rStyle w:val="CodeChar"/>
               </w:rPr>
-              <w:t>orderIds</w:t>
+              <w:t>priority</w:t>
             </w:r>
           </w:p>
         </w:tc>
@@ -2808,6 +3799,822 @@
               <w:spacing w:before="40" w:after="80"/>
             </w:pPr>
             <w:r>
+              <w:t>text</w:t>
+            </w:r>
+          </w:p>
+        </w:tc>
+        <w:tc>
+          <w:tcPr>
+            <w:tcW w:type="dxa" w:w="1226"/>
+          </w:tcPr>
+          <w:p>
+            <w:pPr>
+              <w:spacing w:before="40" w:after="80"/>
+            </w:pPr>
+            <w:r>
+              <w:t>Optional</w:t>
+            </w:r>
+          </w:p>
+        </w:tc>
+        <w:tc>
+          <w:tcPr>
+            <w:tcW w:type="dxa" w:w="2270"/>
+          </w:tcPr>
+          <w:p>
+            <w:pPr>
+              <w:spacing w:before="40" w:after="80"/>
+            </w:pPr>
+            <w:r>
+              <w:rPr>
+                <w:rStyle w:val="CodeChar"/>
+              </w:rPr>
+              <w:t>routine</w:t>
+            </w:r>
+            <w:r>
+              <w:t xml:space="preserve"> or </w:t>
+            </w:r>
+            <w:r>
+              <w:rPr>
+                <w:rStyle w:val="CodeChar"/>
+              </w:rPr>
+              <w:t>urgent</w:t>
+            </w:r>
+            <w:r>
+              <w:t xml:space="preserve">. </w:t>
+            </w:r>
+            <w:r>
+              <w:rPr>
+                <w:rStyle w:val="CodeChar"/>
+              </w:rPr>
+              <w:t>urgent</w:t>
+            </w:r>
+            <w:r>
+              <w:t xml:space="preserve"> asks the payer for a faster review.</w:t>
+            </w:r>
+          </w:p>
+        </w:tc>
+        <w:tc>
+          <w:tcPr>
+            <w:tcW w:type="dxa" w:w="2273"/>
+          </w:tcPr>
+          <w:p>
+            <w:pPr>
+              <w:spacing w:before="40" w:after="80"/>
+            </w:pPr>
+            <w:r>
+              <w:t xml:space="preserve">No error. The default is </w:t>
+            </w:r>
+            <w:r>
+              <w:rPr>
+                <w:rStyle w:val="CodeChar"/>
+              </w:rPr>
+              <w:t>routine</w:t>
+            </w:r>
+            <w:r>
+              <w:t>.</w:t>
+            </w:r>
+          </w:p>
+        </w:tc>
+      </w:tr>
+      <w:tr>
+        <w:trPr>
+          <w:cantSplit/>
+        </w:trPr>
+        <w:tc>
+          <w:tcPr>
+            <w:tcW w:type="dxa" w:w="2270"/>
+          </w:tcPr>
+          <w:p>
+            <w:pPr>
+              <w:spacing w:before="40" w:after="80"/>
+            </w:pPr>
+            <w:r>
+              <w:rPr>
+                <w:rStyle w:val="CodeChar"/>
+              </w:rPr>
+              <w:t>requestType</w:t>
+            </w:r>
+          </w:p>
+        </w:tc>
+        <w:tc>
+          <w:tcPr>
+            <w:tcW w:type="dxa" w:w="1321"/>
+          </w:tcPr>
+          <w:p>
+            <w:pPr>
+              <w:spacing w:before="40" w:after="80"/>
+            </w:pPr>
+            <w:r>
+              <w:t>text</w:t>
+            </w:r>
+          </w:p>
+        </w:tc>
+        <w:tc>
+          <w:tcPr>
+            <w:tcW w:type="dxa" w:w="1226"/>
+          </w:tcPr>
+          <w:p>
+            <w:pPr>
+              <w:spacing w:before="40" w:after="80"/>
+            </w:pPr>
+            <w:r>
+              <w:t>Optional</w:t>
+            </w:r>
+          </w:p>
+        </w:tc>
+        <w:tc>
+          <w:tcPr>
+            <w:tcW w:type="dxa" w:w="2270"/>
+          </w:tcPr>
+          <w:p>
+            <w:pPr>
+              <w:spacing w:before="40" w:after="80"/>
+            </w:pPr>
+            <w:r>
+              <w:rPr>
+                <w:rStyle w:val="CodeChar"/>
+              </w:rPr>
+              <w:t>new</w:t>
+            </w:r>
+            <w:r>
+              <w:t xml:space="preserve"> or </w:t>
+            </w:r>
+            <w:r>
+              <w:rPr>
+                <w:rStyle w:val="CodeChar"/>
+              </w:rPr>
+              <w:t>renewal</w:t>
+            </w:r>
+            <w:r>
+              <w:t xml:space="preserve">. Use </w:t>
+            </w:r>
+            <w:r>
+              <w:rPr>
+                <w:rStyle w:val="CodeChar"/>
+              </w:rPr>
+              <w:t>renewal</w:t>
+            </w:r>
+            <w:r>
+              <w:t xml:space="preserve"> to extend an authorization that already exists.</w:t>
+            </w:r>
+          </w:p>
+        </w:tc>
+        <w:tc>
+          <w:tcPr>
+            <w:tcW w:type="dxa" w:w="2273"/>
+          </w:tcPr>
+          <w:p>
+            <w:pPr>
+              <w:spacing w:before="40" w:after="80"/>
+            </w:pPr>
+            <w:r>
+              <w:t xml:space="preserve">No error. The default is </w:t>
+            </w:r>
+            <w:r>
+              <w:rPr>
+                <w:rStyle w:val="CodeChar"/>
+              </w:rPr>
+              <w:t>new</w:t>
+            </w:r>
+            <w:r>
+              <w:t>.</w:t>
+            </w:r>
+          </w:p>
+        </w:tc>
+      </w:tr>
+      <w:tr>
+        <w:trPr>
+          <w:cantSplit/>
+        </w:trPr>
+        <w:tc>
+          <w:tcPr>
+            <w:tcW w:type="dxa" w:w="2270"/>
+          </w:tcPr>
+          <w:p>
+            <w:pPr>
+              <w:spacing w:before="40" w:after="80"/>
+            </w:pPr>
+            <w:r>
+              <w:rPr>
+                <w:rStyle w:val="CodeChar"/>
+              </w:rPr>
+              <w:t xml:space="preserve">previousAuthorizationNumber</w:t>
+            </w:r>
+          </w:p>
+        </w:tc>
+        <w:tc>
+          <w:tcPr>
+            <w:tcW w:type="dxa" w:w="1321"/>
+          </w:tcPr>
+          <w:p>
+            <w:pPr>
+              <w:spacing w:before="40" w:after="80"/>
+            </w:pPr>
+            <w:r>
+              <w:t xml:space="preserve">text</w:t>
+            </w:r>
+          </w:p>
+        </w:tc>
+        <w:tc>
+          <w:tcPr>
+            <w:tcW w:type="dxa" w:w="1226"/>
+          </w:tcPr>
+          <w:p>
+            <w:pPr>
+              <w:spacing w:before="40" w:after="80"/>
+            </w:pPr>
+            <w:r>
+              <w:t xml:space="preserve">Optional</w:t>
+            </w:r>
+          </w:p>
+        </w:tc>
+        <w:tc>
+          <w:tcPr>
+            <w:tcW w:type="dxa" w:w="2270"/>
+          </w:tcPr>
+          <w:p>
+            <w:pPr>
+              <w:spacing w:before="40" w:after="80"/>
+            </w:pPr>
+            <w:r>
+              <w:t xml:space="preserve">The number of the authorization that is renewed. Sent to the payer (</w:t>
+            </w:r>
+            <w:r>
+              <w:rPr>
+                <w:rStyle w:val="CodeChar"/>
+              </w:rPr>
+              <w:t xml:space="preserve">Claim.related</w:t>
+            </w:r>
+            <w:r>
+              <w:t xml:space="preserve">) when it is given, also for a renewal.</w:t>
+            </w:r>
+          </w:p>
+        </w:tc>
+        <w:tc>
+          <w:tcPr>
+            <w:tcW w:type="dxa" w:w="2273"/>
+          </w:tcPr>
+          <w:p>
+            <w:pPr>
+              <w:spacing w:before="40" w:after="80"/>
+            </w:pPr>
+            <w:r>
+              <w:t xml:space="preserve">No error, also for a renewal. No previous authorization is named.</w:t>
+            </w:r>
+          </w:p>
+        </w:tc>
+      </w:tr>
+      <w:tr>
+        <w:trPr>
+          <w:cantSplit/>
+        </w:trPr>
+        <w:tc>
+          <w:tcPr>
+            <w:tcW w:type="dxa" w:w="2270"/>
+          </w:tcPr>
+          <w:p>
+            <w:pPr>
+              <w:spacing w:before="40" w:after="80"/>
+            </w:pPr>
+            <w:r>
+              <w:rPr>
+                <w:rStyle w:val="CodeChar"/>
+              </w:rPr>
+              <w:t>previousServiceStart</w:t>
+            </w:r>
+          </w:p>
+        </w:tc>
+        <w:tc>
+          <w:tcPr>
+            <w:tcW w:type="dxa" w:w="1321"/>
+          </w:tcPr>
+          <w:p>
+            <w:pPr>
+              <w:spacing w:before="40" w:after="80"/>
+            </w:pPr>
+            <w:r>
+              <w:t>date as text</w:t>
+            </w:r>
+          </w:p>
+        </w:tc>
+        <w:tc>
+          <w:tcPr>
+            <w:tcW w:type="dxa" w:w="1226"/>
+          </w:tcPr>
+          <w:p>
+            <w:pPr>
+              <w:spacing w:before="40" w:after="80"/>
+            </w:pPr>
+            <w:r>
+              <w:t>Optional</w:t>
+            </w:r>
+          </w:p>
+        </w:tc>
+        <w:tc>
+          <w:tcPr>
+            <w:tcW w:type="dxa" w:w="2270"/>
+          </w:tcPr>
+          <w:p>
+            <w:pPr>
+              <w:spacing w:before="40" w:after="80"/>
+            </w:pPr>
+            <w:r>
+              <w:t>The first date of service of the previous authorization.</w:t>
+            </w:r>
+          </w:p>
+        </w:tc>
+        <w:tc>
+          <w:tcPr>
+            <w:tcW w:type="dxa" w:w="2273"/>
+          </w:tcPr>
+          <w:p>
+            <w:pPr>
+              <w:spacing w:before="40" w:after="80"/>
+            </w:pPr>
+            <w:r>
+              <w:t>No error. Left out of the request.</w:t>
+            </w:r>
+          </w:p>
+        </w:tc>
+      </w:tr>
+      <w:tr>
+        <w:trPr>
+          <w:cantSplit/>
+        </w:trPr>
+        <w:tc>
+          <w:tcPr>
+            <w:tcW w:type="dxa" w:w="2270"/>
+          </w:tcPr>
+          <w:p>
+            <w:pPr>
+              <w:spacing w:before="40" w:after="80"/>
+            </w:pPr>
+            <w:r>
+              <w:rPr>
+                <w:rStyle w:val="CodeChar"/>
+              </w:rPr>
+              <w:t>previousServiceEnd</w:t>
+            </w:r>
+          </w:p>
+        </w:tc>
+        <w:tc>
+          <w:tcPr>
+            <w:tcW w:type="dxa" w:w="1321"/>
+          </w:tcPr>
+          <w:p>
+            <w:pPr>
+              <w:spacing w:before="40" w:after="80"/>
+            </w:pPr>
+            <w:r>
+              <w:t>date as text</w:t>
+            </w:r>
+          </w:p>
+        </w:tc>
+        <w:tc>
+          <w:tcPr>
+            <w:tcW w:type="dxa" w:w="1226"/>
+          </w:tcPr>
+          <w:p>
+            <w:pPr>
+              <w:spacing w:before="40" w:after="80"/>
+            </w:pPr>
+            <w:r>
+              <w:t>Optional</w:t>
+            </w:r>
+          </w:p>
+        </w:tc>
+        <w:tc>
+          <w:tcPr>
+            <w:tcW w:type="dxa" w:w="2270"/>
+          </w:tcPr>
+          <w:p>
+            <w:pPr>
+              <w:spacing w:before="40" w:after="80"/>
+            </w:pPr>
+            <w:r>
+              <w:t>The last date of service of the previous authorization.</w:t>
+            </w:r>
+          </w:p>
+        </w:tc>
+        <w:tc>
+          <w:tcPr>
+            <w:tcW w:type="dxa" w:w="2273"/>
+          </w:tcPr>
+          <w:p>
+            <w:pPr>
+              <w:spacing w:before="40" w:after="80"/>
+            </w:pPr>
+            <w:r>
+              <w:t>No error. Left out of the request.</w:t>
+            </w:r>
+          </w:p>
+        </w:tc>
+      </w:tr>
+      <w:tr>
+        <w:trPr>
+          <w:cantSplit/>
+        </w:trPr>
+        <w:tc>
+          <w:tcPr>
+            <w:tcW w:type="dxa" w:w="2270"/>
+          </w:tcPr>
+          <w:p>
+            <w:pPr>
+              <w:spacing w:before="40" w:after="80"/>
+            </w:pPr>
+            <w:r>
+              <w:rPr>
+                <w:rStyle w:val="CodeChar"/>
+              </w:rPr>
+              <w:t>previousTreatments</w:t>
+            </w:r>
+          </w:p>
+        </w:tc>
+        <w:tc>
+          <w:tcPr>
+            <w:tcW w:type="dxa" w:w="1321"/>
+          </w:tcPr>
+          <w:p>
+            <w:pPr>
+              <w:spacing w:before="40" w:after="80"/>
+            </w:pPr>
+            <w:r>
+              <w:t>number</w:t>
+            </w:r>
+          </w:p>
+        </w:tc>
+        <w:tc>
+          <w:tcPr>
+            <w:tcW w:type="dxa" w:w="1226"/>
+          </w:tcPr>
+          <w:p>
+            <w:pPr>
+              <w:spacing w:before="40" w:after="80"/>
+            </w:pPr>
+            <w:r>
+              <w:t>Optional</w:t>
+            </w:r>
+          </w:p>
+        </w:tc>
+        <w:tc>
+          <w:tcPr>
+            <w:tcW w:type="dxa" w:w="2270"/>
+          </w:tcPr>
+          <w:p>
+            <w:pPr>
+              <w:spacing w:before="40" w:after="80"/>
+            </w:pPr>
+            <w:r>
+              <w:t>The number of treatments given under the previous authorization. Cannot be negative.</w:t>
+            </w:r>
+          </w:p>
+        </w:tc>
+        <w:tc>
+          <w:tcPr>
+            <w:tcW w:type="dxa" w:w="2273"/>
+          </w:tcPr>
+          <w:p>
+            <w:pPr>
+              <w:spacing w:before="40" w:after="80"/>
+            </w:pPr>
+            <w:r>
+              <w:t>No error. Left out of the request.</w:t>
+            </w:r>
+          </w:p>
+        </w:tc>
+      </w:tr>
+      <w:tr>
+        <w:trPr>
+          <w:cantSplit/>
+        </w:trPr>
+        <w:tc>
+          <w:tcPr>
+            <w:tcW w:type="dxa" w:w="2270"/>
+          </w:tcPr>
+          <w:p>
+            <w:pPr>
+              <w:spacing w:before="40" w:after="80"/>
+            </w:pPr>
+            <w:r>
+              <w:rPr>
+                <w:rStyle w:val="CodeChar"/>
+              </w:rPr>
+              <w:t>patientType</w:t>
+            </w:r>
+          </w:p>
+        </w:tc>
+        <w:tc>
+          <w:tcPr>
+            <w:tcW w:type="dxa" w:w="1321"/>
+          </w:tcPr>
+          <w:p>
+            <w:pPr>
+              <w:spacing w:before="40" w:after="80"/>
+            </w:pPr>
+            <w:r>
+              <w:t>text</w:t>
+            </w:r>
+          </w:p>
+        </w:tc>
+        <w:tc>
+          <w:tcPr>
+            <w:tcW w:type="dxa" w:w="1226"/>
+          </w:tcPr>
+          <w:p>
+            <w:pPr>
+              <w:spacing w:before="40" w:after="80"/>
+            </w:pPr>
+            <w:r>
+              <w:t>Optional</w:t>
+            </w:r>
+          </w:p>
+        </w:tc>
+        <w:tc>
+          <w:tcPr>
+            <w:tcW w:type="dxa" w:w="2270"/>
+          </w:tcPr>
+          <w:p>
+            <w:pPr>
+              <w:spacing w:before="40" w:after="80"/>
+            </w:pPr>
+            <w:r>
+              <w:rPr>
+                <w:rStyle w:val="CodeChar"/>
+              </w:rPr>
+              <w:t>permanent</w:t>
+            </w:r>
+            <w:r>
+              <w:t xml:space="preserve"> or </w:t>
+            </w:r>
+            <w:r>
+              <w:rPr>
+                <w:rStyle w:val="CodeChar"/>
+              </w:rPr>
+              <w:t>transient</w:t>
+            </w:r>
+            <w:r>
+              <w:t xml:space="preserve">. </w:t>
+            </w:r>
+            <w:r>
+              <w:rPr>
+                <w:rStyle w:val="CodeChar"/>
+              </w:rPr>
+              <w:t>transient</w:t>
+            </w:r>
+            <w:r>
+              <w:t xml:space="preserve"> is a patient who visits the facility for a short time, for example while traveling.</w:t>
+            </w:r>
+          </w:p>
+        </w:tc>
+        <w:tc>
+          <w:tcPr>
+            <w:tcW w:type="dxa" w:w="2273"/>
+          </w:tcPr>
+          <w:p>
+            <w:pPr>
+              <w:spacing w:before="40" w:after="80"/>
+            </w:pPr>
+            <w:r>
+              <w:t xml:space="preserve">No error. The default is </w:t>
+            </w:r>
+            <w:r>
+              <w:rPr>
+                <w:rStyle w:val="CodeChar"/>
+              </w:rPr>
+              <w:t>permanent</w:t>
+            </w:r>
+            <w:r>
+              <w:t>.</w:t>
+            </w:r>
+          </w:p>
+        </w:tc>
+      </w:tr>
+      <w:tr>
+        <w:trPr>
+          <w:cantSplit/>
+        </w:trPr>
+        <w:tc>
+          <w:tcPr>
+            <w:tcW w:type="dxa" w:w="2270"/>
+          </w:tcPr>
+          <w:p>
+            <w:pPr>
+              <w:spacing w:before="40" w:after="80"/>
+            </w:pPr>
+            <w:r>
+              <w:rPr>
+                <w:rStyle w:val="CodeChar"/>
+              </w:rPr>
+              <w:t>referringPractitionerId</w:t>
+            </w:r>
+          </w:p>
+        </w:tc>
+        <w:tc>
+          <w:tcPr>
+            <w:tcW w:type="dxa" w:w="1321"/>
+          </w:tcPr>
+          <w:p>
+            <w:pPr>
+              <w:spacing w:before="40" w:after="80"/>
+            </w:pPr>
+            <w:r>
+              <w:t>text</w:t>
+            </w:r>
+          </w:p>
+        </w:tc>
+        <w:tc>
+          <w:tcPr>
+            <w:tcW w:type="dxa" w:w="1226"/>
+          </w:tcPr>
+          <w:p>
+            <w:pPr>
+              <w:spacing w:before="40" w:after="80"/>
+            </w:pPr>
+            <w:r>
+              <w:t>Optional</w:t>
+            </w:r>
+          </w:p>
+        </w:tc>
+        <w:tc>
+          <w:tcPr>
+            <w:tcW w:type="dxa" w:w="2270"/>
+          </w:tcPr>
+          <w:p>
+            <w:pPr>
+              <w:spacing w:before="40" w:after="80"/>
+            </w:pPr>
+            <w:r>
+              <w:t>The EHR id of the physician who referred the patient.</w:t>
+            </w:r>
+          </w:p>
+        </w:tc>
+        <w:tc>
+          <w:tcPr>
+            <w:tcW w:type="dxa" w:w="2273"/>
+          </w:tcPr>
+          <w:p>
+            <w:pPr>
+              <w:spacing w:before="40" w:after="80"/>
+            </w:pPr>
+            <w:r>
+              <w:t>No error. No referring physician is sent.</w:t>
+            </w:r>
+          </w:p>
+        </w:tc>
+      </w:tr>
+      <w:tr>
+        <w:trPr>
+          <w:cantSplit/>
+        </w:trPr>
+        <w:tc>
+          <w:tcPr>
+            <w:tcW w:type="dxa" w:w="2270"/>
+          </w:tcPr>
+          <w:p>
+            <w:pPr>
+              <w:spacing w:before="40" w:after="80"/>
+            </w:pPr>
+            <w:r>
+              <w:rPr>
+                <w:rStyle w:val="CodeChar"/>
+              </w:rPr>
+              <w:t xml:space="preserve">includeDtr</w:t>
+            </w:r>
+          </w:p>
+        </w:tc>
+        <w:tc>
+          <w:tcPr>
+            <w:tcW w:type="dxa" w:w="1321"/>
+          </w:tcPr>
+          <w:p>
+            <w:pPr>
+              <w:spacing w:before="40" w:after="80"/>
+            </w:pPr>
+            <w:r>
+              <w:t xml:space="preserve">true or false</w:t>
+            </w:r>
+          </w:p>
+        </w:tc>
+        <w:tc>
+          <w:tcPr>
+            <w:tcW w:type="dxa" w:w="1226"/>
+          </w:tcPr>
+          <w:p>
+            <w:pPr>
+              <w:spacing w:before="40" w:after="80"/>
+            </w:pPr>
+            <w:r>
+              <w:t xml:space="preserve">Optional</w:t>
+            </w:r>
+          </w:p>
+        </w:tc>
+        <w:tc>
+          <w:tcPr>
+            <w:tcW w:type="dxa" w:w="2270"/>
+          </w:tcPr>
+          <w:p>
+            <w:pPr>
+              <w:spacing w:before="40" w:after="80"/>
+            </w:pPr>
+            <w:r>
+              <w:rPr>
+                <w:rStyle w:val="CodeChar"/>
+              </w:rPr>
+              <w:t xml:space="preserve">true</w:t>
+            </w:r>
+            <w:r>
+              <w:t xml:space="preserve">: completed DTR forms of the orders are found and attached. </w:t>
+            </w:r>
+            <w:r>
+              <w:rPr>
+                <w:rStyle w:val="CodeChar"/>
+              </w:rPr>
+              <w:t xml:space="preserve">false</w:t>
+            </w:r>
+            <w:r>
+              <w:t xml:space="preserve">: no DTR form is read or attached and no DTR call is made. Send </w:t>
+            </w:r>
+            <w:r>
+              <w:rPr>
+                <w:rStyle w:val="CodeChar"/>
+              </w:rPr>
+              <w:t xml:space="preserve">false</w:t>
+            </w:r>
+            <w:r>
+              <w:t xml:space="preserve"> when the CRD decision has </w:t>
+            </w:r>
+            <w:r>
+              <w:rPr>
+                <w:rStyle w:val="CodeChar"/>
+              </w:rPr>
+              <w:t xml:space="preserve">callDtr</w:t>
+            </w:r>
+            <w:r>
+              <w:t xml:space="preserve"> = </w:t>
+            </w:r>
+            <w:r>
+              <w:rPr>
+                <w:rStyle w:val="CodeChar"/>
+              </w:rPr>
+              <w:t xml:space="preserve">false</w:t>
+            </w:r>
+            <w:r>
+              <w:t xml:space="preserve">.</w:t>
+            </w:r>
+          </w:p>
+        </w:tc>
+        <w:tc>
+          <w:tcPr>
+            <w:tcW w:type="dxa" w:w="2273"/>
+          </w:tcPr>
+          <w:p>
+            <w:pPr>
+              <w:spacing w:before="40" w:after="80"/>
+            </w:pPr>
+            <w:r>
+              <w:t xml:space="preserve">No error. The default is </w:t>
+            </w:r>
+            <w:r>
+              <w:rPr>
+                <w:rStyle w:val="CodeChar"/>
+              </w:rPr>
+              <w:t xml:space="preserve">true</w:t>
+            </w:r>
+            <w:r>
+              <w:t xml:space="preserve">.</w:t>
+            </w:r>
+          </w:p>
+        </w:tc>
+      </w:tr>
+      <w:tr>
+        <w:trPr>
+          <w:cantSplit/>
+        </w:trPr>
+        <w:tc>
+          <w:tcPr>
+            <w:tcW w:type="dxa" w:w="2270"/>
+          </w:tcPr>
+          <w:p>
+            <w:pPr>
+              <w:spacing w:before="40" w:after="80"/>
+            </w:pPr>
+            <w:r>
+              <w:rPr>
+                <w:rStyle w:val="CodeChar"/>
+              </w:rPr>
+              <w:t>questionnaireResponseIds</w:t>
+            </w:r>
+          </w:p>
+        </w:tc>
+        <w:tc>
+          <w:tcPr>
+            <w:tcW w:type="dxa" w:w="1321"/>
+          </w:tcPr>
+          <w:p>
+            <w:pPr>
+              <w:spacing w:before="40" w:after="80"/>
+            </w:pPr>
+            <w:r>
               <w:t>list of text</w:t>
             </w:r>
           </w:p>
@@ -2821,13 +4628,7 @@
               <w:spacing w:before="40" w:after="80"/>
             </w:pPr>
             <w:r>
-              <w:rPr>
-                <w:b/>
-              </w:rPr>
-              <w:t>Required</w:t>
-            </w:r>
-            <w:r>
-              <w:t>, at least one id</w:t>
+              <w:t>Optional</w:t>
             </w:r>
           </w:p>
         </w:tc>
@@ -2840,440 +4641,22 @@
               <w:spacing w:before="40" w:after="80"/>
             </w:pPr>
             <w:r>
-              <w:t>The EHR ids of the orders to authorize. Each order becomes one line of the request. All orders must belong to the patient.</w:t>
-            </w:r>
-          </w:p>
-        </w:tc>
-        <w:tc>
-          <w:tcPr>
-            <w:tcW w:type="dxa" w:w="2273"/>
-          </w:tcPr>
-          <w:p>
-            <w:pPr>
-              <w:spacing w:before="40" w:after="80"/>
-            </w:pPr>
-            <w:r>
-              <w:t>400, "The request is not valid." The same when the list is empty.</w:t>
-            </w:r>
-          </w:p>
-        </w:tc>
-      </w:tr>
-      <w:tr>
-        <w:trPr>
-          <w:cantSplit/>
-        </w:trPr>
-        <w:tc>
-          <w:tcPr>
-            <w:tcW w:type="dxa" w:w="2270"/>
-          </w:tcPr>
-          <w:p>
-            <w:pPr>
-              <w:spacing w:before="40" w:after="80"/>
-            </w:pPr>
-            <w:r>
-              <w:rPr>
-                <w:rStyle w:val="CodeChar"/>
-              </w:rPr>
-              <w:t>coverageId</w:t>
-            </w:r>
-          </w:p>
-        </w:tc>
-        <w:tc>
-          <w:tcPr>
-            <w:tcW w:type="dxa" w:w="1321"/>
-          </w:tcPr>
-          <w:p>
-            <w:pPr>
-              <w:spacing w:before="40" w:after="80"/>
-            </w:pPr>
-            <w:r>
-              <w:t>text</w:t>
-            </w:r>
-          </w:p>
-        </w:tc>
-        <w:tc>
-          <w:tcPr>
-            <w:tcW w:type="dxa" w:w="1226"/>
-          </w:tcPr>
-          <w:p>
-            <w:pPr>
-              <w:spacing w:before="40" w:after="80"/>
-            </w:pPr>
-            <w:r>
-              <w:t>Optional</w:t>
-            </w:r>
-          </w:p>
-        </w:tc>
-        <w:tc>
-          <w:tcPr>
-            <w:tcW w:type="dxa" w:w="2270"/>
-          </w:tcPr>
-          <w:p>
-            <w:pPr>
-              <w:spacing w:before="40" w:after="80"/>
-            </w:pPr>
-            <w:r>
-              <w:t>The EHR id of the insurance to use.</w:t>
-            </w:r>
-          </w:p>
-        </w:tc>
-        <w:tc>
-          <w:tcPr>
-            <w:tcW w:type="dxa" w:w="2273"/>
-          </w:tcPr>
-          <w:p>
-            <w:pPr>
-              <w:spacing w:before="40" w:after="80"/>
-            </w:pPr>
-            <w:r>
-              <w:t>No error. The gateway uses the insurance linked to the orders. If they have none, it uses the patient's only active insurance. When the patient has more than one active insurance and the orders name none, the status is 422.</w:t>
-            </w:r>
-          </w:p>
-        </w:tc>
-      </w:tr>
-      <w:tr>
-        <w:trPr>
-          <w:cantSplit/>
-        </w:trPr>
-        <w:tc>
-          <w:tcPr>
-            <w:tcW w:type="dxa" w:w="2270"/>
-          </w:tcPr>
-          <w:p>
-            <w:pPr>
-              <w:spacing w:before="40" w:after="80"/>
-            </w:pPr>
-            <w:r>
-              <w:rPr>
-                <w:rStyle w:val="CodeChar"/>
-              </w:rPr>
-              <w:t>requestingPractitionerId</w:t>
-            </w:r>
-          </w:p>
-        </w:tc>
-        <w:tc>
-          <w:tcPr>
-            <w:tcW w:type="dxa" w:w="1321"/>
-          </w:tcPr>
-          <w:p>
-            <w:pPr>
-              <w:spacing w:before="40" w:after="80"/>
-            </w:pPr>
-            <w:r>
-              <w:t>text</w:t>
-            </w:r>
-          </w:p>
-        </w:tc>
-        <w:tc>
-          <w:tcPr>
-            <w:tcW w:type="dxa" w:w="1226"/>
-          </w:tcPr>
-          <w:p>
-            <w:pPr>
-              <w:spacing w:before="40" w:after="80"/>
-            </w:pPr>
-            <w:r>
-              <w:t>Optional</w:t>
-            </w:r>
-          </w:p>
-        </w:tc>
-        <w:tc>
-          <w:tcPr>
-            <w:tcW w:type="dxa" w:w="2270"/>
-          </w:tcPr>
-          <w:p>
-            <w:pPr>
-              <w:spacing w:before="40" w:after="80"/>
-            </w:pPr>
-            <w:r>
-              <w:t>The EHR id of the clinician who asks for the authorization.</w:t>
-            </w:r>
-          </w:p>
-        </w:tc>
-        <w:tc>
-          <w:tcPr>
-            <w:tcW w:type="dxa" w:w="2273"/>
-          </w:tcPr>
-          <w:p>
-            <w:pPr>
-              <w:spacing w:before="40" w:after="80"/>
-            </w:pPr>
-            <w:r>
-              <w:t>No error. The gateway uses the ordering practitioner of the first order.</w:t>
-            </w:r>
-          </w:p>
-        </w:tc>
-      </w:tr>
-      <w:tr>
-        <w:trPr>
-          <w:cantSplit/>
-        </w:trPr>
-        <w:tc>
-          <w:tcPr>
-            <w:tcW w:type="dxa" w:w="2270"/>
-          </w:tcPr>
-          <w:p>
-            <w:pPr>
-              <w:spacing w:before="40" w:after="80"/>
-            </w:pPr>
-            <w:r>
-              <w:rPr>
-                <w:rStyle w:val="CodeChar"/>
-              </w:rPr>
-              <w:t>priority</w:t>
-            </w:r>
-          </w:p>
-        </w:tc>
-        <w:tc>
-          <w:tcPr>
-            <w:tcW w:type="dxa" w:w="1321"/>
-          </w:tcPr>
-          <w:p>
-            <w:pPr>
-              <w:spacing w:before="40" w:after="80"/>
-            </w:pPr>
-            <w:r>
-              <w:t>text</w:t>
-            </w:r>
-          </w:p>
-        </w:tc>
-        <w:tc>
-          <w:tcPr>
-            <w:tcW w:type="dxa" w:w="1226"/>
-          </w:tcPr>
-          <w:p>
-            <w:pPr>
-              <w:spacing w:before="40" w:after="80"/>
-            </w:pPr>
-            <w:r>
-              <w:t>Optional</w:t>
-            </w:r>
-          </w:p>
-        </w:tc>
-        <w:tc>
-          <w:tcPr>
-            <w:tcW w:type="dxa" w:w="2270"/>
-          </w:tcPr>
-          <w:p>
-            <w:pPr>
-              <w:spacing w:before="40" w:after="80"/>
-            </w:pPr>
-            <w:r>
-              <w:rPr>
-                <w:rStyle w:val="CodeChar"/>
-              </w:rPr>
-              <w:t>routine</w:t>
-            </w:r>
-            <w:r>
-              <w:t xml:space="preserve"> or </w:t>
-            </w:r>
-            <w:r>
-              <w:rPr>
-                <w:rStyle w:val="CodeChar"/>
-              </w:rPr>
-              <w:t>urgent</w:t>
-            </w:r>
-            <w:r>
-              <w:t xml:space="preserve">. </w:t>
-            </w:r>
-            <w:r>
-              <w:rPr>
-                <w:rStyle w:val="CodeChar"/>
-              </w:rPr>
-              <w:t>urgent</w:t>
-            </w:r>
-            <w:r>
-              <w:t xml:space="preserve"> asks the payer for a faster review.</w:t>
-            </w:r>
-          </w:p>
-        </w:tc>
-        <w:tc>
-          <w:tcPr>
-            <w:tcW w:type="dxa" w:w="2273"/>
-          </w:tcPr>
-          <w:p>
-            <w:pPr>
-              <w:spacing w:before="40" w:after="80"/>
-            </w:pPr>
-            <w:r>
-              <w:t xml:space="preserve">No error. The default is </w:t>
-            </w:r>
-            <w:r>
-              <w:rPr>
-                <w:rStyle w:val="CodeChar"/>
-              </w:rPr>
-              <w:t>routine</w:t>
-            </w:r>
-            <w:r>
-              <w:t>.</w:t>
-            </w:r>
-          </w:p>
-        </w:tc>
-      </w:tr>
-      <w:tr>
-        <w:trPr>
-          <w:cantSplit/>
-        </w:trPr>
-        <w:tc>
-          <w:tcPr>
-            <w:tcW w:type="dxa" w:w="2270"/>
-          </w:tcPr>
-          <w:p>
-            <w:pPr>
-              <w:spacing w:before="40" w:after="80"/>
-            </w:pPr>
-            <w:r>
-              <w:rPr>
-                <w:rStyle w:val="CodeChar"/>
-              </w:rPr>
-              <w:t>requestType</w:t>
-            </w:r>
-          </w:p>
-        </w:tc>
-        <w:tc>
-          <w:tcPr>
-            <w:tcW w:type="dxa" w:w="1321"/>
-          </w:tcPr>
-          <w:p>
-            <w:pPr>
-              <w:spacing w:before="40" w:after="80"/>
-            </w:pPr>
-            <w:r>
-              <w:t>text</w:t>
-            </w:r>
-          </w:p>
-        </w:tc>
-        <w:tc>
-          <w:tcPr>
-            <w:tcW w:type="dxa" w:w="1226"/>
-          </w:tcPr>
-          <w:p>
-            <w:pPr>
-              <w:spacing w:before="40" w:after="80"/>
-            </w:pPr>
-            <w:r>
-              <w:t>Optional</w:t>
-            </w:r>
-          </w:p>
-        </w:tc>
-        <w:tc>
-          <w:tcPr>
-            <w:tcW w:type="dxa" w:w="2270"/>
-          </w:tcPr>
-          <w:p>
-            <w:pPr>
-              <w:spacing w:before="40" w:after="80"/>
-            </w:pPr>
-            <w:r>
-              <w:rPr>
-                <w:rStyle w:val="CodeChar"/>
-              </w:rPr>
-              <w:t>new</w:t>
-            </w:r>
-            <w:r>
-              <w:t xml:space="preserve"> or </w:t>
-            </w:r>
-            <w:r>
-              <w:rPr>
-                <w:rStyle w:val="CodeChar"/>
-              </w:rPr>
-              <w:t>renewal</w:t>
-            </w:r>
-            <w:r>
-              <w:t xml:space="preserve">. Use </w:t>
-            </w:r>
-            <w:r>
-              <w:rPr>
-                <w:rStyle w:val="CodeChar"/>
-              </w:rPr>
-              <w:t>renewal</w:t>
-            </w:r>
-            <w:r>
-              <w:t xml:space="preserve"> to extend an authorization that already exists.</w:t>
-            </w:r>
-          </w:p>
-        </w:tc>
-        <w:tc>
-          <w:tcPr>
-            <w:tcW w:type="dxa" w:w="2273"/>
-          </w:tcPr>
-          <w:p>
-            <w:pPr>
-              <w:spacing w:before="40" w:after="80"/>
-            </w:pPr>
-            <w:r>
-              <w:t xml:space="preserve">No error. The default is </w:t>
-            </w:r>
-            <w:r>
-              <w:rPr>
-                <w:rStyle w:val="CodeChar"/>
-              </w:rPr>
-              <w:t>new</w:t>
-            </w:r>
-            <w:r>
-              <w:t>.</w:t>
-            </w:r>
-          </w:p>
-        </w:tc>
-      </w:tr>
-      <w:tr>
-        <w:trPr>
-          <w:cantSplit/>
-        </w:trPr>
-        <w:tc>
-          <w:tcPr>
-            <w:tcW w:type="dxa" w:w="2270"/>
-          </w:tcPr>
-          <w:p>
-            <w:pPr>
-              <w:spacing w:before="40" w:after="80"/>
-            </w:pPr>
-            <w:r>
-              <w:rPr>
-                <w:rStyle w:val="CodeChar"/>
-              </w:rPr>
-              <w:t>previousAuthorizationNumber</w:t>
-            </w:r>
-          </w:p>
-        </w:tc>
-        <w:tc>
-          <w:tcPr>
-            <w:tcW w:type="dxa" w:w="1321"/>
-          </w:tcPr>
-          <w:p>
-            <w:pPr>
-              <w:spacing w:before="40" w:after="80"/>
-            </w:pPr>
-            <w:r>
-              <w:t>text</w:t>
-            </w:r>
-          </w:p>
-        </w:tc>
-        <w:tc>
-          <w:tcPr>
-            <w:tcW w:type="dxa" w:w="1226"/>
-          </w:tcPr>
-          <w:p>
-            <w:pPr>
-              <w:spacing w:before="40" w:after="80"/>
-            </w:pPr>
-            <w:r>
-              <w:t xml:space="preserve">Optional. </w:t>
-            </w:r>
-            <w:r>
-              <w:rPr>
-                <w:b/>
-              </w:rPr>
-              <w:t>Required</w:t>
-            </w:r>
-            <w:r>
-              <w:t xml:space="preserve"> when </w:t>
-            </w:r>
-            <w:r>
-              <w:rPr>
-                <w:rStyle w:val="CodeChar"/>
-              </w:rPr>
-              <w:t>requestType</w:t>
+              <w:t xml:space="preserve">Extra DTR forms to send, by their </w:t>
+            </w:r>
+            <w:r>
+              <w:rPr>
+                <w:rStyle w:val="CodeChar"/>
+              </w:rPr>
+              <w:t xml:space="preserve">questionnaireResponseId</w:t>
+            </w:r>
+            <w:r>
+              <w:t xml:space="preserve">. Needed only for forms the gateway cannot find by itself. Not allowed when </w:t>
+            </w:r>
+            <w:r>
+              <w:rPr>
+                <w:rStyle w:val="CodeChar"/>
+              </w:rPr>
+              <w:t xml:space="preserve">includeDtr</w:t>
             </w:r>
             <w:r>
               <w:t xml:space="preserve"> is </w:t>
@@ -3282,500 +4665,10 @@
               <w:rPr>
                 <w:rStyle w:val="CodeChar"/>
               </w:rPr>
-              <w:t>renewal</w:t>
-            </w:r>
-          </w:p>
-        </w:tc>
-        <w:tc>
-          <w:tcPr>
-            <w:tcW w:type="dxa" w:w="2270"/>
-          </w:tcPr>
-          <w:p>
-            <w:pPr>
-              <w:spacing w:before="40" w:after="80"/>
-            </w:pPr>
-            <w:r>
-              <w:t>The number of the authorization that is renewed.</w:t>
-            </w:r>
-          </w:p>
-        </w:tc>
-        <w:tc>
-          <w:tcPr>
-            <w:tcW w:type="dxa" w:w="2273"/>
-          </w:tcPr>
-          <w:p>
-            <w:pPr>
-              <w:spacing w:before="40" w:after="80"/>
-            </w:pPr>
-            <w:r>
-              <w:t>No error for a new request. For a renewal: 400, "previousAuthorizationNumber is required for a renewal."</w:t>
-            </w:r>
-          </w:p>
-        </w:tc>
-      </w:tr>
-      <w:tr>
-        <w:trPr>
-          <w:cantSplit/>
-        </w:trPr>
-        <w:tc>
-          <w:tcPr>
-            <w:tcW w:type="dxa" w:w="2270"/>
-          </w:tcPr>
-          <w:p>
-            <w:pPr>
-              <w:spacing w:before="40" w:after="80"/>
-            </w:pPr>
-            <w:r>
-              <w:rPr>
-                <w:rStyle w:val="CodeChar"/>
-              </w:rPr>
-              <w:t>previousServiceStart</w:t>
-            </w:r>
-          </w:p>
-        </w:tc>
-        <w:tc>
-          <w:tcPr>
-            <w:tcW w:type="dxa" w:w="1321"/>
-          </w:tcPr>
-          <w:p>
-            <w:pPr>
-              <w:spacing w:before="40" w:after="80"/>
-            </w:pPr>
-            <w:r>
-              <w:t>date as text</w:t>
-            </w:r>
-          </w:p>
-        </w:tc>
-        <w:tc>
-          <w:tcPr>
-            <w:tcW w:type="dxa" w:w="1226"/>
-          </w:tcPr>
-          <w:p>
-            <w:pPr>
-              <w:spacing w:before="40" w:after="80"/>
-            </w:pPr>
-            <w:r>
-              <w:t>Optional</w:t>
-            </w:r>
-          </w:p>
-        </w:tc>
-        <w:tc>
-          <w:tcPr>
-            <w:tcW w:type="dxa" w:w="2270"/>
-          </w:tcPr>
-          <w:p>
-            <w:pPr>
-              <w:spacing w:before="40" w:after="80"/>
-            </w:pPr>
-            <w:r>
-              <w:t>The first date of service of the previous authorization.</w:t>
-            </w:r>
-          </w:p>
-        </w:tc>
-        <w:tc>
-          <w:tcPr>
-            <w:tcW w:type="dxa" w:w="2273"/>
-          </w:tcPr>
-          <w:p>
-            <w:pPr>
-              <w:spacing w:before="40" w:after="80"/>
-            </w:pPr>
-            <w:r>
-              <w:t>No error. Left out of the request.</w:t>
-            </w:r>
-          </w:p>
-        </w:tc>
-      </w:tr>
-      <w:tr>
-        <w:trPr>
-          <w:cantSplit/>
-        </w:trPr>
-        <w:tc>
-          <w:tcPr>
-            <w:tcW w:type="dxa" w:w="2270"/>
-          </w:tcPr>
-          <w:p>
-            <w:pPr>
-              <w:spacing w:before="40" w:after="80"/>
-            </w:pPr>
-            <w:r>
-              <w:rPr>
-                <w:rStyle w:val="CodeChar"/>
-              </w:rPr>
-              <w:t>previousServiceEnd</w:t>
-            </w:r>
-          </w:p>
-        </w:tc>
-        <w:tc>
-          <w:tcPr>
-            <w:tcW w:type="dxa" w:w="1321"/>
-          </w:tcPr>
-          <w:p>
-            <w:pPr>
-              <w:spacing w:before="40" w:after="80"/>
-            </w:pPr>
-            <w:r>
-              <w:t>date as text</w:t>
-            </w:r>
-          </w:p>
-        </w:tc>
-        <w:tc>
-          <w:tcPr>
-            <w:tcW w:type="dxa" w:w="1226"/>
-          </w:tcPr>
-          <w:p>
-            <w:pPr>
-              <w:spacing w:before="40" w:after="80"/>
-            </w:pPr>
-            <w:r>
-              <w:t>Optional</w:t>
-            </w:r>
-          </w:p>
-        </w:tc>
-        <w:tc>
-          <w:tcPr>
-            <w:tcW w:type="dxa" w:w="2270"/>
-          </w:tcPr>
-          <w:p>
-            <w:pPr>
-              <w:spacing w:before="40" w:after="80"/>
-            </w:pPr>
-            <w:r>
-              <w:t>The last date of service of the previous authorization.</w:t>
-            </w:r>
-          </w:p>
-        </w:tc>
-        <w:tc>
-          <w:tcPr>
-            <w:tcW w:type="dxa" w:w="2273"/>
-          </w:tcPr>
-          <w:p>
-            <w:pPr>
-              <w:spacing w:before="40" w:after="80"/>
-            </w:pPr>
-            <w:r>
-              <w:t>No error. Left out of the request.</w:t>
-            </w:r>
-          </w:p>
-        </w:tc>
-      </w:tr>
-      <w:tr>
-        <w:trPr>
-          <w:cantSplit/>
-        </w:trPr>
-        <w:tc>
-          <w:tcPr>
-            <w:tcW w:type="dxa" w:w="2270"/>
-          </w:tcPr>
-          <w:p>
-            <w:pPr>
-              <w:spacing w:before="40" w:after="80"/>
-            </w:pPr>
-            <w:r>
-              <w:rPr>
-                <w:rStyle w:val="CodeChar"/>
-              </w:rPr>
-              <w:t>previousTreatments</w:t>
-            </w:r>
-          </w:p>
-        </w:tc>
-        <w:tc>
-          <w:tcPr>
-            <w:tcW w:type="dxa" w:w="1321"/>
-          </w:tcPr>
-          <w:p>
-            <w:pPr>
-              <w:spacing w:before="40" w:after="80"/>
-            </w:pPr>
-            <w:r>
-              <w:t>number</w:t>
-            </w:r>
-          </w:p>
-        </w:tc>
-        <w:tc>
-          <w:tcPr>
-            <w:tcW w:type="dxa" w:w="1226"/>
-          </w:tcPr>
-          <w:p>
-            <w:pPr>
-              <w:spacing w:before="40" w:after="80"/>
-            </w:pPr>
-            <w:r>
-              <w:t>Optional</w:t>
-            </w:r>
-          </w:p>
-        </w:tc>
-        <w:tc>
-          <w:tcPr>
-            <w:tcW w:type="dxa" w:w="2270"/>
-          </w:tcPr>
-          <w:p>
-            <w:pPr>
-              <w:spacing w:before="40" w:after="80"/>
-            </w:pPr>
-            <w:r>
-              <w:t>The number of treatments given under the previous authorization. Cannot be negative.</w:t>
-            </w:r>
-          </w:p>
-        </w:tc>
-        <w:tc>
-          <w:tcPr>
-            <w:tcW w:type="dxa" w:w="2273"/>
-          </w:tcPr>
-          <w:p>
-            <w:pPr>
-              <w:spacing w:before="40" w:after="80"/>
-            </w:pPr>
-            <w:r>
-              <w:t>No error. Left out of the request.</w:t>
-            </w:r>
-          </w:p>
-        </w:tc>
-      </w:tr>
-      <w:tr>
-        <w:trPr>
-          <w:cantSplit/>
-        </w:trPr>
-        <w:tc>
-          <w:tcPr>
-            <w:tcW w:type="dxa" w:w="2270"/>
-          </w:tcPr>
-          <w:p>
-            <w:pPr>
-              <w:spacing w:before="40" w:after="80"/>
-            </w:pPr>
-            <w:r>
-              <w:rPr>
-                <w:rStyle w:val="CodeChar"/>
-              </w:rPr>
-              <w:t>patientType</w:t>
-            </w:r>
-          </w:p>
-        </w:tc>
-        <w:tc>
-          <w:tcPr>
-            <w:tcW w:type="dxa" w:w="1321"/>
-          </w:tcPr>
-          <w:p>
-            <w:pPr>
-              <w:spacing w:before="40" w:after="80"/>
-            </w:pPr>
-            <w:r>
-              <w:t>text</w:t>
-            </w:r>
-          </w:p>
-        </w:tc>
-        <w:tc>
-          <w:tcPr>
-            <w:tcW w:type="dxa" w:w="1226"/>
-          </w:tcPr>
-          <w:p>
-            <w:pPr>
-              <w:spacing w:before="40" w:after="80"/>
-            </w:pPr>
-            <w:r>
-              <w:t>Optional</w:t>
-            </w:r>
-          </w:p>
-        </w:tc>
-        <w:tc>
-          <w:tcPr>
-            <w:tcW w:type="dxa" w:w="2270"/>
-          </w:tcPr>
-          <w:p>
-            <w:pPr>
-              <w:spacing w:before="40" w:after="80"/>
-            </w:pPr>
-            <w:r>
-              <w:rPr>
-                <w:rStyle w:val="CodeChar"/>
-              </w:rPr>
-              <w:t>permanent</w:t>
-            </w:r>
-            <w:r>
-              <w:t xml:space="preserve"> or </w:t>
-            </w:r>
-            <w:r>
-              <w:rPr>
-                <w:rStyle w:val="CodeChar"/>
-              </w:rPr>
-              <w:t>transient</w:t>
-            </w:r>
-            <w:r>
-              <w:t xml:space="preserve">. </w:t>
-            </w:r>
-            <w:r>
-              <w:rPr>
-                <w:rStyle w:val="CodeChar"/>
-              </w:rPr>
-              <w:t>transient</w:t>
-            </w:r>
-            <w:r>
-              <w:t xml:space="preserve"> is a patient who visits the facility for a short time, for example while traveling.</w:t>
-            </w:r>
-          </w:p>
-        </w:tc>
-        <w:tc>
-          <w:tcPr>
-            <w:tcW w:type="dxa" w:w="2273"/>
-          </w:tcPr>
-          <w:p>
-            <w:pPr>
-              <w:spacing w:before="40" w:after="80"/>
-            </w:pPr>
-            <w:r>
-              <w:t xml:space="preserve">No error. The default is </w:t>
-            </w:r>
-            <w:r>
-              <w:rPr>
-                <w:rStyle w:val="CodeChar"/>
-              </w:rPr>
-              <w:t>permanent</w:t>
-            </w:r>
-            <w:r>
-              <w:t>.</w:t>
-            </w:r>
-          </w:p>
-        </w:tc>
-      </w:tr>
-      <w:tr>
-        <w:trPr>
-          <w:cantSplit/>
-        </w:trPr>
-        <w:tc>
-          <w:tcPr>
-            <w:tcW w:type="dxa" w:w="2270"/>
-          </w:tcPr>
-          <w:p>
-            <w:pPr>
-              <w:spacing w:before="40" w:after="80"/>
-            </w:pPr>
-            <w:r>
-              <w:rPr>
-                <w:rStyle w:val="CodeChar"/>
-              </w:rPr>
-              <w:t>referringPractitionerId</w:t>
-            </w:r>
-          </w:p>
-        </w:tc>
-        <w:tc>
-          <w:tcPr>
-            <w:tcW w:type="dxa" w:w="1321"/>
-          </w:tcPr>
-          <w:p>
-            <w:pPr>
-              <w:spacing w:before="40" w:after="80"/>
-            </w:pPr>
-            <w:r>
-              <w:t>text</w:t>
-            </w:r>
-          </w:p>
-        </w:tc>
-        <w:tc>
-          <w:tcPr>
-            <w:tcW w:type="dxa" w:w="1226"/>
-          </w:tcPr>
-          <w:p>
-            <w:pPr>
-              <w:spacing w:before="40" w:after="80"/>
-            </w:pPr>
-            <w:r>
-              <w:t>Optional</w:t>
-            </w:r>
-          </w:p>
-        </w:tc>
-        <w:tc>
-          <w:tcPr>
-            <w:tcW w:type="dxa" w:w="2270"/>
-          </w:tcPr>
-          <w:p>
-            <w:pPr>
-              <w:spacing w:before="40" w:after="80"/>
-            </w:pPr>
-            <w:r>
-              <w:t>The EHR id of the physician who referred the patient.</w:t>
-            </w:r>
-          </w:p>
-        </w:tc>
-        <w:tc>
-          <w:tcPr>
-            <w:tcW w:type="dxa" w:w="2273"/>
-          </w:tcPr>
-          <w:p>
-            <w:pPr>
-              <w:spacing w:before="40" w:after="80"/>
-            </w:pPr>
-            <w:r>
-              <w:t>No error. No referring physician is sent.</w:t>
-            </w:r>
-          </w:p>
-        </w:tc>
-      </w:tr>
-      <w:tr>
-        <w:trPr>
-          <w:cantSplit/>
-        </w:trPr>
-        <w:tc>
-          <w:tcPr>
-            <w:tcW w:type="dxa" w:w="2270"/>
-          </w:tcPr>
-          <w:p>
-            <w:pPr>
-              <w:spacing w:before="40" w:after="80"/>
-            </w:pPr>
-            <w:r>
-              <w:rPr>
-                <w:rStyle w:val="CodeChar"/>
-              </w:rPr>
-              <w:t>questionnaireResponseIds</w:t>
-            </w:r>
-          </w:p>
-        </w:tc>
-        <w:tc>
-          <w:tcPr>
-            <w:tcW w:type="dxa" w:w="1321"/>
-          </w:tcPr>
-          <w:p>
-            <w:pPr>
-              <w:spacing w:before="40" w:after="80"/>
-            </w:pPr>
-            <w:r>
-              <w:t>list of text</w:t>
-            </w:r>
-          </w:p>
-        </w:tc>
-        <w:tc>
-          <w:tcPr>
-            <w:tcW w:type="dxa" w:w="1226"/>
-          </w:tcPr>
-          <w:p>
-            <w:pPr>
-              <w:spacing w:before="40" w:after="80"/>
-            </w:pPr>
-            <w:r>
-              <w:t>Optional</w:t>
-            </w:r>
-          </w:p>
-        </w:tc>
-        <w:tc>
-          <w:tcPr>
-            <w:tcW w:type="dxa" w:w="2270"/>
-          </w:tcPr>
-          <w:p>
-            <w:pPr>
-              <w:spacing w:before="40" w:after="80"/>
-            </w:pPr>
-            <w:r>
-              <w:t xml:space="preserve">Extra DTR forms to send, by their </w:t>
-            </w:r>
-            <w:r>
-              <w:rPr>
-                <w:rStyle w:val="CodeChar"/>
-              </w:rPr>
-              <w:t>questionnaireResponseId</w:t>
-            </w:r>
-            <w:r>
-              <w:t>. Needed only for forms the gateway cannot find by itself.</w:t>
+              <w:t xml:space="preserve">false</w:t>
+            </w:r>
+            <w:r>
+              <w:t xml:space="preserve">.</w:t>
             </w:r>
           </w:p>
         </w:tc>
@@ -3972,7 +4865,7 @@
     </w:p>
     <w:p>
       <w:r>
-        <w:t>The smallest valid request has only the five required properties:</w:t>
+        <w:t xml:space="preserve">The smallest valid request has only the six required properties:</w:t>
       </w:r>
     </w:p>
     <w:p>
@@ -3989,7 +4882,9 @@
         <w:br/>
         <w:t xml:space="preserve">  "patientId": "pat-1",</w:t>
         <w:br/>
-        <w:t xml:space="preserve">  "requestingOrganizationId": "org-1",</w:t>
+        <w:t xml:space="preserve">  "orderLocationCode": "loc-main",</w:t>
+        <w:br/>
+        <w:t xml:space="preserve">  "requestingPractitionerId": "prac-1",</w:t>
         <w:br/>
         <w:t xml:space="preserve">  "orderIds": ["ord-1-hd"]</w:t>
         <w:br/>
@@ -4017,7 +4912,7 @@
         <w:br/>
         <w:t xml:space="preserve">  "coverageId": "cov-1",</w:t>
         <w:br/>
-        <w:t xml:space="preserve">  "requestingOrganizationId": "org-1",</w:t>
+        <w:t xml:space="preserve">  "orderLocationCode": "loc-main",</w:t>
         <w:br/>
         <w:t xml:space="preserve">  "requestingPractitionerId": "prac-1",</w:t>
         <w:br/>
@@ -4370,6 +5265,59 @@
               <w:spacing w:before="40" w:after="80"/>
             </w:pPr>
             <w:r>
+              <w:t xml:space="preserve">400</w:t>
+            </w:r>
+          </w:p>
+        </w:tc>
+        <w:tc>
+          <w:tcPr>
+            <w:tcW w:type="dxa" w:w="3772"/>
+          </w:tcPr>
+          <w:p>
+            <w:pPr>
+              <w:spacing w:before="40" w:after="80"/>
+            </w:pPr>
+            <w:r>
+              <w:t xml:space="preserve">The orders are at different facilities, or an order is not at the facility of </w:t>
+            </w:r>
+            <w:r>
+              <w:rPr>
+                <w:rStyle w:val="CodeChar"/>
+              </w:rPr>
+              <w:t xml:space="preserve">orderLocationCode</w:t>
+            </w:r>
+            <w:r>
+              <w:t xml:space="preserve">.</w:t>
+            </w:r>
+          </w:p>
+        </w:tc>
+        <w:tc>
+          <w:tcPr>
+            <w:tcW w:type="dxa" w:w="4604"/>
+          </w:tcPr>
+          <w:p>
+            <w:pPr>
+              <w:spacing w:before="40" w:after="80"/>
+            </w:pPr>
+            <w:r>
+              <w:t xml:space="preserve">Error format. "orderLocationCode {code} is facility {id}, but order {id} is at facility {id}." or "Order {id} is at facility {a} and order {id} is at facility {b}. One request is sent for one facility: send the orders as separate requests."</w:t>
+            </w:r>
+          </w:p>
+        </w:tc>
+      </w:tr>
+      <w:tr>
+        <w:trPr>
+          <w:cantSplit/>
+        </w:trPr>
+        <w:tc>
+          <w:tcPr>
+            <w:tcW w:type="dxa" w:w="984"/>
+          </w:tcPr>
+          <w:p>
+            <w:pPr>
+              <w:spacing w:before="40" w:after="80"/>
+            </w:pPr>
+            <w:r>
               <w:t>404</w:t>
             </w:r>
           </w:p>
@@ -4383,7 +5331,16 @@
               <w:spacing w:before="40" w:after="80"/>
             </w:pPr>
             <w:r>
-              <w:t>The patient, an order, the organization, the referring practitioner, a form or a document was not found.</w:t>
+              <w:t xml:space="preserve">The patient, an order, the facility (</w:t>
+            </w:r>
+            <w:r>
+              <w:rPr>
+                <w:rStyle w:val="CodeChar"/>
+              </w:rPr>
+              <w:t xml:space="preserve">orderLocationCode</w:t>
+            </w:r>
+            <w:r>
+              <w:t xml:space="preserve">, or the location of an order), the facility organization, the requesting or referring practitioner, a form or a document was not found.</w:t>
             </w:r>
           </w:p>
         </w:tc>
@@ -4573,6 +5530,59 @@
               <w:spacing w:before="40" w:after="80"/>
             </w:pPr>
             <w:r>
+              <w:t xml:space="preserve">422</w:t>
+            </w:r>
+          </w:p>
+        </w:tc>
+        <w:tc>
+          <w:tcPr>
+            <w:tcW w:type="dxa" w:w="3772"/>
+          </w:tcPr>
+          <w:p>
+            <w:pPr>
+              <w:spacing w:before="40" w:after="80"/>
+            </w:pPr>
+            <w:r>
+              <w:t xml:space="preserve">The location of </w:t>
+            </w:r>
+            <w:r>
+              <w:rPr>
+                <w:rStyle w:val="CodeChar"/>
+              </w:rPr>
+              <w:t xml:space="preserve">orderLocationCode</w:t>
+            </w:r>
+            <w:r>
+              <w:t xml:space="preserve"> has no managing organization (no facility) at the FHIR API.</w:t>
+            </w:r>
+          </w:p>
+        </w:tc>
+        <w:tc>
+          <w:tcPr>
+            <w:tcW w:type="dxa" w:w="4604"/>
+          </w:tcPr>
+          <w:p>
+            <w:pPr>
+              <w:spacing w:before="40" w:after="80"/>
+            </w:pPr>
+            <w:r>
+              <w:t xml:space="preserve">Error format. "Facility {code} (Location/{code}) has no managingOrganization at the FHIR API."</w:t>
+            </w:r>
+          </w:p>
+        </w:tc>
+      </w:tr>
+      <w:tr>
+        <w:trPr>
+          <w:cantSplit/>
+        </w:trPr>
+        <w:tc>
+          <w:tcPr>
+            <w:tcW w:type="dxa" w:w="984"/>
+          </w:tcPr>
+          <w:p>
+            <w:pPr>
+              <w:spacing w:before="40" w:after="80"/>
+            </w:pPr>
+            <w:r>
               <w:t>422</w:t>
             </w:r>
           </w:p>
@@ -4586,7 +5596,7 @@
               <w:spacing w:before="40" w:after="80"/>
             </w:pPr>
             <w:r>
-              <w:t>The insurance has no member id.</w:t>
+              <w:t>An order has no service or medication code.</w:t>
             </w:r>
           </w:p>
         </w:tc>
@@ -4599,95 +5609,7 @@
               <w:spacing w:before="40" w:after="80"/>
             </w:pPr>
             <w:r>
-              <w:t>Error format. "Insurance {coverageId} of patient {patientId} has no member id (Coverage.subscriberId, or a Coverage.identifier of type MB). Add the member id to the insurance in the EHR."</w:t>
-            </w:r>
-          </w:p>
-        </w:tc>
-      </w:tr>
-      <w:tr>
-        <w:trPr>
-          <w:cantSplit/>
-        </w:trPr>
-        <w:tc>
-          <w:tcPr>
-            <w:tcW w:type="dxa" w:w="984"/>
-          </w:tcPr>
-          <w:p>
-            <w:pPr>
-              <w:spacing w:before="40" w:after="80"/>
-            </w:pPr>
-            <w:r>
-              <w:t>422</w:t>
-            </w:r>
-          </w:p>
-        </w:tc>
-        <w:tc>
-          <w:tcPr>
-            <w:tcW w:type="dxa" w:w="3772"/>
-          </w:tcPr>
-          <w:p>
-            <w:pPr>
-              <w:spacing w:before="40" w:after="80"/>
-            </w:pPr>
-            <w:r>
-              <w:t>An order has no service or medication code.</w:t>
-            </w:r>
-          </w:p>
-        </w:tc>
-        <w:tc>
-          <w:tcPr>
-            <w:tcW w:type="dxa" w:w="4604"/>
-          </w:tcPr>
-          <w:p>
-            <w:pPr>
-              <w:spacing w:before="40" w:after="80"/>
-            </w:pPr>
-            <w:r>
               <w:t>Error format. "Order {id} has no code (ServiceRequest.code or MedicationRequest.medicationCodeableConcept). A prior authorization line needs the service or medication code."</w:t>
-            </w:r>
-          </w:p>
-        </w:tc>
-      </w:tr>
-      <w:tr>
-        <w:trPr>
-          <w:cantSplit/>
-        </w:trPr>
-        <w:tc>
-          <w:tcPr>
-            <w:tcW w:type="dxa" w:w="984"/>
-          </w:tcPr>
-          <w:p>
-            <w:pPr>
-              <w:spacing w:before="40" w:after="80"/>
-            </w:pPr>
-            <w:r>
-              <w:t>422</w:t>
-            </w:r>
-          </w:p>
-        </w:tc>
-        <w:tc>
-          <w:tcPr>
-            <w:tcW w:type="dxa" w:w="3772"/>
-          </w:tcPr>
-          <w:p>
-            <w:pPr>
-              <w:spacing w:before="40" w:after="80"/>
-            </w:pPr>
-            <w:r>
-              <w:t>The organization has no NPI.</w:t>
-            </w:r>
-          </w:p>
-        </w:tc>
-        <w:tc>
-          <w:tcPr>
-            <w:tcW w:type="dxa" w:w="4604"/>
-          </w:tcPr>
-          <w:p>
-            <w:pPr>
-              <w:spacing w:before="40" w:after="80"/>
-            </w:pPr>
-            <w:r>
-              <w:t>Error format. "Organization {id} has no NPI (PAS requires it)."</w:t>
             </w:r>
           </w:p>
         </w:tc>
@@ -8833,7 +9755,9 @@
         <w:br/>
         <w:t xml:space="preserve">  "patientId": "pat-1",</w:t>
         <w:br/>
-        <w:t xml:space="preserve">  "requestingOrganizationId": "org-1",</w:t>
+        <w:t xml:space="preserve">  "orderLocationCode": "loc-main",</w:t>
+        <w:br/>
+        <w:t xml:space="preserve">  "requestingPractitionerId": "prac-1",</w:t>
         <w:br/>
         <w:t xml:space="preserve">  "orderIds": ["ord-1-hd", "ord-1-retacrit"],</w:t>
         <w:br/>
@@ -11766,7 +12690,7 @@
               <w:rPr>
                 <w:rStyle w:val="CodeChar"/>
               </w:rPr>
-              <w:t>memberId</w:t>
+              <w:t xml:space="preserve">memberId</w:t>
             </w:r>
           </w:p>
         </w:tc>
@@ -11779,7 +12703,7 @@
               <w:spacing w:before="40" w:after="80"/>
             </w:pPr>
             <w:r>
-              <w:t>text or null</w:t>
+              <w:t xml:space="preserve">text or null</w:t>
             </w:r>
           </w:p>
         </w:tc>
@@ -11792,7 +12716,16 @@
               <w:spacing w:before="40" w:after="80"/>
             </w:pPr>
             <w:r>
-              <w:t>The member id of the insurance.</w:t>
+              <w:t xml:space="preserve">The member id of the insurance. </w:t>
+            </w:r>
+            <w:r>
+              <w:rPr>
+                <w:rStyle w:val="CodeChar"/>
+              </w:rPr>
+              <w:t xml:space="preserve">null</w:t>
+            </w:r>
+            <w:r>
+              <w:t xml:space="preserve"> when the insurance has none.</w:t>
             </w:r>
           </w:p>
         </w:tc>
@@ -11813,7 +12746,7 @@
               <w:rPr>
                 <w:rStyle w:val="CodeChar"/>
               </w:rPr>
-              <w:t>organizationId</w:t>
+              <w:t xml:space="preserve">organizationId</w:t>
             </w:r>
           </w:p>
         </w:tc>
@@ -11826,7 +12759,7 @@
               <w:spacing w:before="40" w:after="80"/>
             </w:pPr>
             <w:r>
-              <w:t>text</w:t>
+              <w:t xml:space="preserve">text</w:t>
             </w:r>
           </w:p>
         </w:tc>
@@ -11839,7 +12772,16 @@
               <w:spacing w:before="40" w:after="80"/>
             </w:pPr>
             <w:r>
-              <w:t>The requesting provider organization.</w:t>
+              <w:t xml:space="preserve">The requesting facility, as an organization id: </w:t>
+            </w:r>
+            <w:r>
+              <w:rPr>
+                <w:rStyle w:val="CodeChar"/>
+              </w:rPr>
+              <w:t xml:space="preserve">facility-{locationId}</w:t>
+            </w:r>
+            <w:r>
+              <w:t xml:space="preserve">.</w:t>
             </w:r>
           </w:p>
         </w:tc>
@@ -11860,7 +12802,7 @@
               <w:rPr>
                 <w:rStyle w:val="CodeChar"/>
               </w:rPr>
-              <w:t>organizationNpi</w:t>
+              <w:t xml:space="preserve">organizationNpi</w:t>
             </w:r>
           </w:p>
         </w:tc>
@@ -11873,7 +12815,7 @@
               <w:spacing w:before="40" w:after="80"/>
             </w:pPr>
             <w:r>
-              <w:t>text or null</w:t>
+              <w:t xml:space="preserve">text or null</w:t>
             </w:r>
           </w:p>
         </w:tc>
@@ -11886,7 +12828,16 @@
               <w:spacing w:before="40" w:after="80"/>
             </w:pPr>
             <w:r>
-              <w:t>The NPI of that organization.</w:t>
+              <w:t xml:space="preserve">The NPI of that facility. </w:t>
+            </w:r>
+            <w:r>
+              <w:rPr>
+                <w:rStyle w:val="CodeChar"/>
+              </w:rPr>
+              <w:t xml:space="preserve">null</w:t>
+            </w:r>
+            <w:r>
+              <w:t xml:space="preserve"> when it has none.</w:t>
             </w:r>
           </w:p>
         </w:tc>
@@ -11907,7 +12858,7 @@
               <w:rPr>
                 <w:rStyle w:val="CodeChar"/>
               </w:rPr>
-              <w:t>practitionerId</w:t>
+              <w:t xml:space="preserve">practitionerId</w:t>
             </w:r>
           </w:p>
         </w:tc>
@@ -11920,7 +12871,7 @@
               <w:spacing w:before="40" w:after="80"/>
             </w:pPr>
             <w:r>
-              <w:t>text or null</w:t>
+              <w:t xml:space="preserve">text</w:t>
             </w:r>
           </w:p>
         </w:tc>
@@ -11933,7 +12884,16 @@
               <w:spacing w:before="40" w:after="80"/>
             </w:pPr>
             <w:r>
-              <w:t>The requesting clinician.</w:t>
+              <w:t xml:space="preserve">The requesting clinician (</w:t>
+            </w:r>
+            <w:r>
+              <w:rPr>
+                <w:rStyle w:val="CodeChar"/>
+              </w:rPr>
+              <w:t xml:space="preserve">requestingPractitionerId</w:t>
+            </w:r>
+            <w:r>
+              <w:t xml:space="preserve">).</w:t>
             </w:r>
           </w:p>
         </w:tc>
@@ -12652,7 +13612,7 @@
         <w:br/>
         <w:t xml:space="preserve">  "memberId": "MBR-1001",</w:t>
         <w:br/>
-        <w:t xml:space="preserve">  "organizationId": "org-1",</w:t>
+        <w:t xml:space="preserve">  "organizationId": "facility-loc-main",</w:t>
         <w:br/>
         <w:t xml:space="preserve">  "organizationNpi": "1999999992",</w:t>
         <w:br/>
@@ -13710,7 +14670,25 @@
               <w:spacing w:before="40" w:after="80"/>
             </w:pPr>
             <w:r>
-              <w:t>Find the completed DTR forms of the orders.</w:t>
+              <w:t xml:space="preserve">Find the completed DTR forms of the orders. Only when </w:t>
+            </w:r>
+            <w:r>
+              <w:rPr>
+                <w:rStyle w:val="CodeChar"/>
+              </w:rPr>
+              <w:t xml:space="preserve">includeDtr</w:t>
+            </w:r>
+            <w:r>
+              <w:t xml:space="preserve"> is </w:t>
+            </w:r>
+            <w:r>
+              <w:rPr>
+                <w:rStyle w:val="CodeChar"/>
+              </w:rPr>
+              <w:t xml:space="preserve">true</w:t>
+            </w:r>
+            <w:r>
+              <w:t xml:space="preserve">.</w:t>
             </w:r>
           </w:p>
         </w:tc>
@@ -13779,7 +14757,7 @@
               <w:spacing w:before="40" w:after="80"/>
             </w:pPr>
             <w:r>
-              <w:t>Is the gateway already registered at this payer for change notifications? 404 means no.</w:t>
+              <w:t xml:space="preserve">Is the gateway already registered at this payer for change notifications? 404 means no. Only when the facility has an NPI.</w:t>
             </w:r>
           </w:p>
         </w:tc>
@@ -13983,13 +14961,13 @@
     </w:p>
     <w:p>
       <w:r>
-        <w:t>After the first accepted request, the gateway registers once with the payer for change notifications (a FHIR Subscription), when this is switched on for the payer (</w:t>
+        <w:t xml:space="preserve">After the first accepted request, the gateway registers once with the payer for change notifications (a FHIR Subscription), for each payer and facility NPI, when this is switched on for the payer (</w:t>
       </w:r>
       <w:r>
         <w:rPr>
           <w:rStyle w:val="CodeChar"/>
         </w:rPr>
-        <w:t>USE_SUBSCRIPTIONS</w:t>
+        <w:t xml:space="preserve">USE_SUBSCRIPTIONS</w:t>
       </w:r>
       <w:r>
         <w:t xml:space="preserve"> in </w:t>
@@ -13998,10 +14976,10 @@
         <w:rPr>
           <w:rStyle w:val="CodeChar"/>
         </w:rPr>
-        <w:t>PA_PAYER</w:t>
-      </w:r>
-      <w:r>
-        <w:t>). The payer then calls this gateway address when a decision changes:</w:t>
+        <w:t xml:space="preserve">PA_PAYER</w:t>
+      </w:r>
+      <w:r>
+        <w:t xml:space="preserve">). A facility without an NPI is not registered; the background job (way 2) still follows its requests. The payer then calls this gateway address when a decision changes:</w:t>
       </w:r>
     </w:p>
     <w:p>
@@ -14889,6 +15867,135 @@
               <w:spacing w:before="40" w:after="80"/>
             </w:pPr>
             <w:r>
+              <w:t xml:space="preserve">2</w:t>
+            </w:r>
+          </w:p>
+        </w:tc>
+        <w:tc>
+          <w:tcPr>
+            <w:tcW w:type="dxa" w:w="1981"/>
+          </w:tcPr>
+          <w:p>
+            <w:pPr>
+              <w:spacing w:before="40" w:after="80"/>
+            </w:pPr>
+            <w:r>
+              <w:t xml:space="preserve">FHIR R4 read</w:t>
+            </w:r>
+          </w:p>
+        </w:tc>
+        <w:tc>
+          <w:tcPr>
+            <w:tcW w:type="dxa" w:w="3055"/>
+          </w:tcPr>
+          <w:p>
+            <w:pPr>
+              <w:spacing w:before="40" w:after="80"/>
+            </w:pPr>
+            <w:r>
+              <w:rPr>
+                <w:rStyle w:val="CodeChar"/>
+              </w:rPr>
+              <w:t xml:space="preserve">GET {fhir}/Location/{orderLocationCode}</w:t>
+            </w:r>
+          </w:p>
+        </w:tc>
+        <w:tc>
+          <w:tcPr>
+            <w:tcW w:type="dxa" w:w="3071"/>
+          </w:tcPr>
+          <w:p>
+            <w:pPr>
+              <w:spacing w:before="40" w:after="80"/>
+            </w:pPr>
+            <w:r>
+              <w:t xml:space="preserve">Get the facility location. Its managing organization is the facility. The location of each service order that names one is read the same way.</w:t>
+            </w:r>
+          </w:p>
+        </w:tc>
+      </w:tr>
+      <w:tr>
+        <w:trPr>
+          <w:cantSplit/>
+        </w:trPr>
+        <w:tc>
+          <w:tcPr>
+            <w:tcW w:type="dxa" w:w="1253"/>
+          </w:tcPr>
+          <w:p>
+            <w:pPr>
+              <w:spacing w:before="40" w:after="80"/>
+            </w:pPr>
+            <w:r>
+              <w:t xml:space="preserve">2</w:t>
+            </w:r>
+          </w:p>
+        </w:tc>
+        <w:tc>
+          <w:tcPr>
+            <w:tcW w:type="dxa" w:w="1981"/>
+          </w:tcPr>
+          <w:p>
+            <w:pPr>
+              <w:spacing w:before="40" w:after="80"/>
+            </w:pPr>
+            <w:r>
+              <w:t xml:space="preserve">FHIR R4 read</w:t>
+            </w:r>
+          </w:p>
+        </w:tc>
+        <w:tc>
+          <w:tcPr>
+            <w:tcW w:type="dxa" w:w="3055"/>
+          </w:tcPr>
+          <w:p>
+            <w:pPr>
+              <w:spacing w:before="40" w:after="80"/>
+            </w:pPr>
+            <w:r>
+              <w:rPr>
+                <w:rStyle w:val="CodeChar"/>
+              </w:rPr>
+              <w:t xml:space="preserve">GET {fhir}/Organization/facility-{locationId}</w:t>
+            </w:r>
+          </w:p>
+        </w:tc>
+        <w:tc>
+          <w:tcPr>
+            <w:tcW w:type="dxa" w:w="3071"/>
+          </w:tcPr>
+          <w:p>
+            <w:pPr>
+              <w:spacing w:before="40" w:after="80"/>
+            </w:pPr>
+            <w:r>
+              <w:t xml:space="preserve">Get the facility as an organization: the facility NPI when it has one, the parent's tax id, and </w:t>
+            </w:r>
+            <w:r>
+              <w:rPr>
+                <w:rStyle w:val="CodeChar"/>
+              </w:rPr>
+              <w:t xml:space="preserve">partOf</w:t>
+            </w:r>
+            <w:r>
+              <w:t xml:space="preserve"> the parent organization.</w:t>
+            </w:r>
+          </w:p>
+        </w:tc>
+      </w:tr>
+      <w:tr>
+        <w:trPr>
+          <w:cantSplit/>
+        </w:trPr>
+        <w:tc>
+          <w:tcPr>
+            <w:tcW w:type="dxa" w:w="1253"/>
+          </w:tcPr>
+          <w:p>
+            <w:pPr>
+              <w:spacing w:before="40" w:after="80"/>
+            </w:pPr>
+            <w:r>
               <w:t>2</w:t>
             </w:r>
           </w:p>
@@ -14918,7 +16025,7 @@
               <w:rPr>
                 <w:rStyle w:val="CodeChar"/>
               </w:rPr>
-              <w:t>GET {fhir}/Organization/{requestingOrganizationId}</w:t>
+              <w:t>GET {fhir}/Practitioner/{id}</w:t>
             </w:r>
           </w:p>
         </w:tc>
@@ -14931,7 +16038,7 @@
               <w:spacing w:before="40" w:after="80"/>
             </w:pPr>
             <w:r>
-              <w:t>Get the provider organization and its NPI.</w:t>
+              <w:t xml:space="preserve">Get the requesting clinician (required), and the referring physician when one was sent.</w:t>
             </w:r>
           </w:p>
         </w:tc>
@@ -14949,7 +16056,7 @@
               <w:spacing w:before="40" w:after="80"/>
             </w:pPr>
             <w:r>
-              <w:t>2</w:t>
+              <w:t>3</w:t>
             </w:r>
           </w:p>
         </w:tc>
@@ -14978,7 +16085,7 @@
               <w:rPr>
                 <w:rStyle w:val="CodeChar"/>
               </w:rPr>
-              <w:t>GET {fhir}/Practitioner/{id}</w:t>
+              <w:t>GET {fhir}/QuestionnaireResponse/{id}</w:t>
             </w:r>
           </w:p>
         </w:tc>
@@ -14991,7 +16098,16 @@
               <w:spacing w:before="40" w:after="80"/>
             </w:pPr>
             <w:r>
-              <w:t>Get the requesting clinician, and the referring physician when one was sent.</w:t>
+              <w:t xml:space="preserve">Get each form named in </w:t>
+            </w:r>
+            <w:r>
+              <w:rPr>
+                <w:rStyle w:val="CodeChar"/>
+              </w:rPr>
+              <w:t>questionnaireResponseIds</w:t>
+            </w:r>
+            <w:r>
+              <w:t>.</w:t>
             </w:r>
           </w:p>
         </w:tc>
@@ -15022,6 +16138,84 @@
               <w:spacing w:before="40" w:after="80"/>
             </w:pPr>
             <w:r>
+              <w:t>FHIR R4 search</w:t>
+            </w:r>
+          </w:p>
+        </w:tc>
+        <w:tc>
+          <w:tcPr>
+            <w:tcW w:type="dxa" w:w="3055"/>
+          </w:tcPr>
+          <w:p>
+            <w:pPr>
+              <w:spacing w:before="40" w:after="80"/>
+            </w:pPr>
+            <w:r>
+              <w:rPr>
+                <w:rStyle w:val="CodeChar"/>
+              </w:rPr>
+              <w:t>GET {fhir}/QuestionnaireResponse?patient={patientId}</w:t>
+            </w:r>
+          </w:p>
+        </w:tc>
+        <w:tc>
+          <w:tcPr>
+            <w:tcW w:type="dxa" w:w="3071"/>
+          </w:tcPr>
+          <w:p>
+            <w:pPr>
+              <w:spacing w:before="40" w:after="80"/>
+            </w:pPr>
+            <w:r>
+              <w:t xml:space="preserve">Find the completed DTR forms of the orders. Only when </w:t>
+            </w:r>
+            <w:r>
+              <w:rPr>
+                <w:rStyle w:val="CodeChar"/>
+              </w:rPr>
+              <w:t xml:space="preserve">includeDtr</w:t>
+            </w:r>
+            <w:r>
+              <w:t xml:space="preserve"> is </w:t>
+            </w:r>
+            <w:r>
+              <w:rPr>
+                <w:rStyle w:val="CodeChar"/>
+              </w:rPr>
+              <w:t xml:space="preserve">true</w:t>
+            </w:r>
+            <w:r>
+              <w:t xml:space="preserve">.</w:t>
+            </w:r>
+          </w:p>
+        </w:tc>
+      </w:tr>
+      <w:tr>
+        <w:trPr>
+          <w:cantSplit/>
+        </w:trPr>
+        <w:tc>
+          <w:tcPr>
+            <w:tcW w:type="dxa" w:w="1253"/>
+          </w:tcPr>
+          <w:p>
+            <w:pPr>
+              <w:spacing w:before="40" w:after="80"/>
+            </w:pPr>
+            <w:r>
+              <w:t>3</w:t>
+            </w:r>
+          </w:p>
+        </w:tc>
+        <w:tc>
+          <w:tcPr>
+            <w:tcW w:type="dxa" w:w="1981"/>
+          </w:tcPr>
+          <w:p>
+            <w:pPr>
+              <w:spacing w:before="40" w:after="80"/>
+            </w:pPr>
+            <w:r>
               <w:t>FHIR R4 read</w:t>
             </w:r>
           </w:p>
@@ -15038,7 +16232,10 @@
               <w:rPr>
                 <w:rStyle w:val="CodeChar"/>
               </w:rPr>
-              <w:t>GET {fhir}/QuestionnaireResponse/{id}</w:t>
+              <w:t>GET {fhir}/DocumentReference/{documentId}</w:t>
+            </w:r>
+            <w:r>
+              <w:t xml:space="preserve"> and the file it points to</w:t>
             </w:r>
           </w:p>
         </w:tc>
@@ -15051,16 +16248,16 @@
               <w:spacing w:before="40" w:after="80"/>
             </w:pPr>
             <w:r>
-              <w:t xml:space="preserve">Get each form named in </w:t>
-            </w:r>
-            <w:r>
-              <w:rPr>
-                <w:rStyle w:val="CodeChar"/>
-              </w:rPr>
-              <w:t>questionnaireResponseIds</w:t>
-            </w:r>
-            <w:r>
-              <w:t>.</w:t>
+              <w:t xml:space="preserve">Get each document named in </w:t>
+            </w:r>
+            <w:r>
+              <w:rPr>
+                <w:rStyle w:val="CodeChar"/>
+              </w:rPr>
+              <w:t>documentIds</w:t>
+            </w:r>
+            <w:r>
+              <w:t>, with the file content.</w:t>
             </w:r>
           </w:p>
         </w:tc>
@@ -15078,7 +16275,7 @@
               <w:spacing w:before="40" w:after="80"/>
             </w:pPr>
             <w:r>
-              <w:t>3</w:t>
+              <w:t>4 and 5</w:t>
             </w:r>
           </w:p>
         </w:tc>
@@ -15091,7 +16288,7 @@
               <w:spacing w:before="40" w:after="80"/>
             </w:pPr>
             <w:r>
-              <w:t>FHIR R4 search</w:t>
+              <w:t>PAS operation</w:t>
             </w:r>
           </w:p>
         </w:tc>
@@ -15107,7 +16304,7 @@
               <w:rPr>
                 <w:rStyle w:val="CodeChar"/>
               </w:rPr>
-              <w:t>GET {fhir}/QuestionnaireResponse?patient={patientId}</w:t>
+              <w:t>POST {payer-fhir}/Claim/$submit</w:t>
             </w:r>
           </w:p>
         </w:tc>
@@ -15120,7 +16317,7 @@
               <w:spacing w:before="40" w:after="80"/>
             </w:pPr>
             <w:r>
-              <w:t>Find the completed DTR forms of the orders.</w:t>
+              <w:t>Send the PAS request Bundle. The answer is a Bundle with a ClaimResponse.</w:t>
             </w:r>
           </w:p>
         </w:tc>
@@ -15138,7 +16335,7 @@
               <w:spacing w:before="40" w:after="80"/>
             </w:pPr>
             <w:r>
-              <w:t>3</w:t>
+              <w:t>After 5</w:t>
             </w:r>
           </w:p>
         </w:tc>
@@ -15151,7 +16348,7 @@
               <w:spacing w:before="40" w:after="80"/>
             </w:pPr>
             <w:r>
-              <w:t>FHIR R4 read</w:t>
+              <w:t>FHIR Subscription</w:t>
             </w:r>
           </w:p>
         </w:tc>
@@ -15167,10 +16364,7 @@
               <w:rPr>
                 <w:rStyle w:val="CodeChar"/>
               </w:rPr>
-              <w:t>GET {fhir}/DocumentReference/{documentId}</w:t>
-            </w:r>
-            <w:r>
-              <w:t xml:space="preserve"> and the file it points to</w:t>
+              <w:t>POST {payer-fhir}/Subscription</w:t>
             </w:r>
           </w:p>
         </w:tc>
@@ -15183,136 +16377,7 @@
               <w:spacing w:before="40" w:after="80"/>
             </w:pPr>
             <w:r>
-              <w:t xml:space="preserve">Get each document named in </w:t>
-            </w:r>
-            <w:r>
-              <w:rPr>
-                <w:rStyle w:val="CodeChar"/>
-              </w:rPr>
-              <w:t>documentIds</w:t>
-            </w:r>
-            <w:r>
-              <w:t>, with the file content.</w:t>
-            </w:r>
-          </w:p>
-        </w:tc>
-      </w:tr>
-      <w:tr>
-        <w:trPr>
-          <w:cantSplit/>
-        </w:trPr>
-        <w:tc>
-          <w:tcPr>
-            <w:tcW w:type="dxa" w:w="1253"/>
-          </w:tcPr>
-          <w:p>
-            <w:pPr>
-              <w:spacing w:before="40" w:after="80"/>
-            </w:pPr>
-            <w:r>
-              <w:t>4 and 5</w:t>
-            </w:r>
-          </w:p>
-        </w:tc>
-        <w:tc>
-          <w:tcPr>
-            <w:tcW w:type="dxa" w:w="1981"/>
-          </w:tcPr>
-          <w:p>
-            <w:pPr>
-              <w:spacing w:before="40" w:after="80"/>
-            </w:pPr>
-            <w:r>
-              <w:t>PAS operation</w:t>
-            </w:r>
-          </w:p>
-        </w:tc>
-        <w:tc>
-          <w:tcPr>
-            <w:tcW w:type="dxa" w:w="3055"/>
-          </w:tcPr>
-          <w:p>
-            <w:pPr>
-              <w:spacing w:before="40" w:after="80"/>
-            </w:pPr>
-            <w:r>
-              <w:rPr>
-                <w:rStyle w:val="CodeChar"/>
-              </w:rPr>
-              <w:t>POST {payer-fhir}/Claim/$submit</w:t>
-            </w:r>
-          </w:p>
-        </w:tc>
-        <w:tc>
-          <w:tcPr>
-            <w:tcW w:type="dxa" w:w="3071"/>
-          </w:tcPr>
-          <w:p>
-            <w:pPr>
-              <w:spacing w:before="40" w:after="80"/>
-            </w:pPr>
-            <w:r>
-              <w:t>Send the PAS request Bundle. The answer is a Bundle with a ClaimResponse.</w:t>
-            </w:r>
-          </w:p>
-        </w:tc>
-      </w:tr>
-      <w:tr>
-        <w:trPr>
-          <w:cantSplit/>
-        </w:trPr>
-        <w:tc>
-          <w:tcPr>
-            <w:tcW w:type="dxa" w:w="1253"/>
-          </w:tcPr>
-          <w:p>
-            <w:pPr>
-              <w:spacing w:before="40" w:after="80"/>
-            </w:pPr>
-            <w:r>
-              <w:t>After 5</w:t>
-            </w:r>
-          </w:p>
-        </w:tc>
-        <w:tc>
-          <w:tcPr>
-            <w:tcW w:type="dxa" w:w="1981"/>
-          </w:tcPr>
-          <w:p>
-            <w:pPr>
-              <w:spacing w:before="40" w:after="80"/>
-            </w:pPr>
-            <w:r>
-              <w:t>FHIR Subscription</w:t>
-            </w:r>
-          </w:p>
-        </w:tc>
-        <w:tc>
-          <w:tcPr>
-            <w:tcW w:type="dxa" w:w="3055"/>
-          </w:tcPr>
-          <w:p>
-            <w:pPr>
-              <w:spacing w:before="40" w:after="80"/>
-            </w:pPr>
-            <w:r>
-              <w:rPr>
-                <w:rStyle w:val="CodeChar"/>
-              </w:rPr>
-              <w:t>POST {payer-fhir}/Subscription</w:t>
-            </w:r>
-          </w:p>
-        </w:tc>
-        <w:tc>
-          <w:tcPr>
-            <w:tcW w:type="dxa" w:w="3071"/>
-          </w:tcPr>
-          <w:p>
-            <w:pPr>
-              <w:spacing w:before="40" w:after="80"/>
-            </w:pPr>
-            <w:r>
-              <w:t>Register once for change notifications, for each payer and provider organization. Only when notifications are switched on for the payer. A payer that refuses it does not fail the request: the background job still follows the request.</w:t>
+              <w:t xml:space="preserve">Register once for change notifications, for each payer and facility NPI. Only when notifications are switched on for the payer and the facility has an NPI. A payer that refuses it does not fail the request: the background job still follows the request.</w:t>
             </w:r>
           </w:p>
         </w:tc>
@@ -15383,13 +16448,13 @@
         <w:spacing w:before="160"/>
       </w:pPr>
       <w:r>
-        <w:t xml:space="preserve">A cancel (API 3) reads the patient, the insurance, the organization and the orders again and sends </w:t>
+        <w:t xml:space="preserve">A cancel (API 3) reads the patient, the insurance, the facility and the orders again and sends </w:t>
       </w:r>
       <w:r>
         <w:rPr>
           <w:rStyle w:val="CodeChar"/>
         </w:rPr>
-        <w:t>Claim/$submit</w:t>
+        <w:t xml:space="preserve">Claim/$submit</w:t>
       </w:r>
       <w:r>
         <w:t xml:space="preserve"> with every line marked as cancelled.</w:t>
@@ -15402,34 +16467,34 @@
     </w:p>
     <w:p>
       <w:r>
-        <w:t xml:space="preserve">PAS always uses FHIR R4, also for a payer whose row in </w:t>
+        <w:t xml:space="preserve">The gateway uses FHIR R4 only. The Da Vinci PAS guide exists only for R4. The </w:t>
       </w:r>
       <w:r>
         <w:rPr>
           <w:rStyle w:val="CodeChar"/>
         </w:rPr>
-        <w:t>PA_PAYER</w:t>
-      </w:r>
-      <w:r>
-        <w:t xml:space="preserve"> has </w:t>
+        <w:t xml:space="preserve">FHIR_VERSION</w:t>
+      </w:r>
+      <w:r>
+        <w:t xml:space="preserve"> column of </w:t>
       </w:r>
       <w:r>
         <w:rPr>
           <w:rStyle w:val="CodeChar"/>
         </w:rPr>
-        <w:t>FHIR_VERSION</w:t>
-      </w:r>
-      <w:r>
-        <w:t xml:space="preserve"> set to </w:t>
+        <w:t xml:space="preserve">PA_PAYER</w:t>
+      </w:r>
+      <w:r>
+        <w:t xml:space="preserve"> is removed (script </w:t>
       </w:r>
       <w:r>
         <w:rPr>
           <w:rStyle w:val="CodeChar"/>
         </w:rPr>
-        <w:t>R5</w:t>
-      </w:r>
-      <w:r>
-        <w:t>. The Da Vinci PAS guide exists only for R4.</w:t>
+        <w:t xml:space="preserve">04_alter_pa_payer_drop_fhir_version.sql</w:t>
+      </w:r>
+      <w:r>
+        <w:t xml:space="preserve">).</w:t>
       </w:r>
     </w:p>
     <w:p>
@@ -15680,7 +16745,7 @@
               <w:rPr>
                 <w:rStyle w:val="CodeChar"/>
               </w:rPr>
-              <w:t>Organization</w:t>
+              <w:t xml:space="preserve">Location</w:t>
             </w:r>
           </w:p>
         </w:tc>
@@ -15696,7 +16761,7 @@
               <w:rPr>
                 <w:rStyle w:val="CodeChar"/>
               </w:rPr>
-              <w:t>GET api/organizations/{id}</w:t>
+              <w:t xml:space="preserve">GET api/locations/{id}</w:t>
             </w:r>
           </w:p>
         </w:tc>
@@ -15709,7 +16774,16 @@
               <w:spacing w:before="40" w:after="80"/>
             </w:pPr>
             <w:r>
-              <w:t>Always.</w:t>
+              <w:t xml:space="preserve">Always: the facility of </w:t>
+            </w:r>
+            <w:r>
+              <w:rPr>
+                <w:rStyle w:val="CodeChar"/>
+              </w:rPr>
+              <w:t xml:space="preserve">orderLocationCode</w:t>
+            </w:r>
+            <w:r>
+              <w:t xml:space="preserve">, and the location of a service order.</w:t>
             </w:r>
           </w:p>
         </w:tc>
@@ -15730,6 +16804,71 @@
               <w:rPr>
                 <w:rStyle w:val="CodeChar"/>
               </w:rPr>
+              <w:t xml:space="preserve">Organization</w:t>
+            </w:r>
+            <w:r>
+              <w:t xml:space="preserve"> (facility)</w:t>
+            </w:r>
+          </w:p>
+        </w:tc>
+        <w:tc>
+          <w:tcPr>
+            <w:tcW w:type="dxa" w:w="3703"/>
+          </w:tcPr>
+          <w:p>
+            <w:pPr>
+              <w:spacing w:before="40" w:after="80"/>
+            </w:pPr>
+            <w:r>
+              <w:rPr>
+                <w:rStyle w:val="CodeChar"/>
+              </w:rPr>
+              <w:t xml:space="preserve">GET api/locations/{id}</w:t>
+            </w:r>
+            <w:r>
+              <w:t xml:space="preserve"> and </w:t>
+            </w:r>
+            <w:r>
+              <w:rPr>
+                <w:rStyle w:val="CodeChar"/>
+              </w:rPr>
+              <w:t xml:space="preserve">GET api/organizations/{id}</w:t>
+            </w:r>
+            <w:r>
+              <w:t xml:space="preserve"> of its parent</w:t>
+            </w:r>
+          </w:p>
+        </w:tc>
+        <w:tc>
+          <w:tcPr>
+            <w:tcW w:type="dxa" w:w="2642"/>
+          </w:tcPr>
+          <w:p>
+            <w:pPr>
+              <w:spacing w:before="40" w:after="80"/>
+            </w:pPr>
+            <w:r>
+              <w:t xml:space="preserve">Always. The facility NPI comes from the location, the tax id from the parent organization.</w:t>
+            </w:r>
+          </w:p>
+        </w:tc>
+      </w:tr>
+      <w:tr>
+        <w:trPr>
+          <w:cantSplit/>
+        </w:trPr>
+        <w:tc>
+          <w:tcPr>
+            <w:tcW w:type="dxa" w:w="3015"/>
+          </w:tcPr>
+          <w:p>
+            <w:pPr>
+              <w:spacing w:before="40" w:after="80"/>
+            </w:pPr>
+            <w:r>
+              <w:rPr>
+                <w:rStyle w:val="CodeChar"/>
+              </w:rPr>
               <w:t>Practitioner</w:t>
             </w:r>
           </w:p>
@@ -15759,7 +16898,7 @@
               <w:spacing w:before="40" w:after="80"/>
             </w:pPr>
             <w:r>
-              <w:t>When a requesting or referring practitioner is known.</w:t>
+              <w:t xml:space="preserve">Always for the requesting practitioner. For the referring practitioner when one is sent.</w:t>
             </w:r>
           </w:p>
         </w:tc>
@@ -16113,10 +17252,10 @@
               <w:rPr>
                 <w:rStyle w:val="CodeChar"/>
               </w:rPr>
-              <w:t>Claim.insurance</w:t>
-            </w:r>
-            <w:r>
-              <w:t>, and the Coverage in the Bundle, with the member id as the EHR has it. No identifier system is added by the gateway.</w:t>
+              <w:t xml:space="preserve">Claim.insurance</w:t>
+            </w:r>
+            <w:r>
+              <w:t xml:space="preserve">, and the Coverage in the Bundle, with the member id when the EHR has one (left out when not). No identifier system is added by the gateway.</w:t>
             </w:r>
           </w:p>
         </w:tc>
@@ -16137,7 +17276,7 @@
               <w:rPr>
                 <w:rStyle w:val="CodeChar"/>
               </w:rPr>
-              <w:t>requestingOrganizationId</w:t>
+              <w:t xml:space="preserve">orderLocationCode</w:t>
             </w:r>
           </w:p>
         </w:tc>
@@ -16153,10 +17292,19 @@
               <w:rPr>
                 <w:rStyle w:val="CodeChar"/>
               </w:rPr>
-              <w:t>Claim.provider</w:t>
-            </w:r>
-            <w:r>
-              <w:t>, and the Organization in the Bundle.</w:t>
+              <w:t xml:space="preserve">Claim.provider</w:t>
+            </w:r>
+            <w:r>
+              <w:t xml:space="preserve">: the facility organization (</w:t>
+            </w:r>
+            <w:r>
+              <w:rPr>
+                <w:rStyle w:val="CodeChar"/>
+              </w:rPr>
+              <w:t xml:space="preserve">Organization/facility-{locationId}</w:t>
+            </w:r>
+            <w:r>
+              <w:t xml:space="preserve">) with the facility NPI when it has one and the parent's tax id. The Organization is in the Bundle.</w:t>
             </w:r>
           </w:p>
         </w:tc>
@@ -16407,16 +17555,25 @@
               <w:spacing w:before="40" w:after="80"/>
             </w:pPr>
             <w:r>
-              <w:t xml:space="preserve">For a renewal, </w:t>
-            </w:r>
-            <w:r>
-              <w:rPr>
-                <w:rStyle w:val="CodeChar"/>
-              </w:rPr>
-              <w:t>Claim.related</w:t>
-            </w:r>
-            <w:r>
-              <w:t xml:space="preserve"> points to the previous authorization, and each line is marked as a renewal.</w:t>
+              <w:t xml:space="preserve">For a renewal, each line is marked as a renewal, and </w:t>
+            </w:r>
+            <w:r>
+              <w:rPr>
+                <w:rStyle w:val="CodeChar"/>
+              </w:rPr>
+              <w:t xml:space="preserve">Claim.related</w:t>
+            </w:r>
+            <w:r>
+              <w:t xml:space="preserve"> points to the previous authorization when </w:t>
+            </w:r>
+            <w:r>
+              <w:rPr>
+                <w:rStyle w:val="CodeChar"/>
+              </w:rPr>
+              <w:t xml:space="preserve">previousAuthorizationNumber</w:t>
+            </w:r>
+            <w:r>
+              <w:t xml:space="preserve"> is sent.</w:t>
             </w:r>
           </w:p>
         </w:tc>
@@ -17300,7 +18457,7 @@
         <w:br/>
         <w:t xml:space="preserve">  "details": [</w:t>
         <w:br/>
-        <w:t xml:space="preserve">    "requestingOrganizationId is required.",</w:t>
+        <w:t xml:space="preserve">    "orderLocationCode is required.",</w:t>
         <w:br/>
         <w:t xml:space="preserve">    "priority must be 'routine' or 'urgent'."</w:t>
         <w:br/>
@@ -17737,7 +18894,7 @@
               <w:spacing w:before="40" w:after="80"/>
             </w:pPr>
             <w:r>
-              <w:t>The request is correct JSON, but it cannot be done: no active insurance, more than one active insurance and none chosen, no member id, an order without code, no NPI, or the payer refused it.</w:t>
+              <w:t xml:space="preserve">The request is correct JSON, but it cannot be done: no active insurance, more than one active insurance and none chosen, an order without code, a location without a facility, or the payer refused it.</w:t>
             </w:r>
           </w:p>
         </w:tc>
@@ -18624,7 +19781,7 @@
               <w:rPr>
                 <w:rStyle w:val="CodeChar"/>
               </w:rPr>
-              <w:t>requestingOrganizationId</w:t>
+              <w:t xml:space="preserve">orderLocationCode</w:t>
             </w:r>
             <w:r>
               <w:t xml:space="preserve"> missing, </w:t>
@@ -18633,7 +19790,7 @@
               <w:rPr>
                 <w:rStyle w:val="CodeChar"/>
               </w:rPr>
-              <w:t>null</w:t>
+              <w:t xml:space="preserve">null</w:t>
             </w:r>
             <w:r>
               <w:t xml:space="preserve"> or empty</w:t>
@@ -18649,7 +19806,7 @@
               <w:spacing w:before="40" w:after="80"/>
             </w:pPr>
             <w:r>
-              <w:t>400</w:t>
+              <w:t xml:space="preserve">400</w:t>
             </w:r>
           </w:p>
         </w:tc>
@@ -18662,7 +19819,7 @@
               <w:spacing w:before="40" w:after="80"/>
             </w:pPr>
             <w:r>
-              <w:t>"The request is not valid."</w:t>
+              <w:t xml:space="preserve">"The request is not valid."</w:t>
             </w:r>
           </w:p>
         </w:tc>
@@ -18675,7 +19832,7 @@
               <w:spacing w:before="40" w:after="80"/>
             </w:pPr>
             <w:r>
-              <w:t>A line that names the property.</w:t>
+              <w:t xml:space="preserve">"orderLocationCode is required."</w:t>
             </w:r>
           </w:p>
         </w:tc>
@@ -18696,7 +19853,7 @@
               <w:rPr>
                 <w:rStyle w:val="CodeChar"/>
               </w:rPr>
-              <w:t>requestingOrganizationId</w:t>
+              <w:t xml:space="preserve">orderLocationCode</w:t>
             </w:r>
             <w:r>
               <w:t xml:space="preserve"> not found in the EHR</w:t>
@@ -18712,7 +19869,7 @@
               <w:spacing w:before="40" w:after="80"/>
             </w:pPr>
             <w:r>
-              <w:t>404</w:t>
+              <w:t xml:space="preserve">404</w:t>
             </w:r>
           </w:p>
         </w:tc>
@@ -18725,7 +19882,7 @@
               <w:spacing w:before="40" w:after="80"/>
             </w:pPr>
             <w:r>
-              <w:t>"Organization {id} was not found at the FHIR API."</w:t>
+              <w:t xml:space="preserve">"Facility {code} was not found at the FHIR API (Location/{code})."</w:t>
             </w:r>
           </w:p>
         </w:tc>
@@ -18738,7 +19895,7 @@
               <w:spacing w:before="40" w:after="80"/>
             </w:pPr>
             <w:r>
-              <w:t>empty</w:t>
+              <w:t xml:space="preserve">empty</w:t>
             </w:r>
           </w:p>
         </w:tc>
@@ -18756,7 +19913,16 @@
               <w:spacing w:before="40" w:after="80"/>
             </w:pPr>
             <w:r>
-              <w:t>The organization has no NPI</w:t>
+              <w:t xml:space="preserve">The location of </w:t>
+            </w:r>
+            <w:r>
+              <w:rPr>
+                <w:rStyle w:val="CodeChar"/>
+              </w:rPr>
+              <w:t xml:space="preserve">orderLocationCode</w:t>
+            </w:r>
+            <w:r>
+              <w:t xml:space="preserve"> has no managing organization</w:t>
             </w:r>
           </w:p>
         </w:tc>
@@ -18769,7 +19935,7 @@
               <w:spacing w:before="40" w:after="80"/>
             </w:pPr>
             <w:r>
-              <w:t>422</w:t>
+              <w:t xml:space="preserve">422</w:t>
             </w:r>
           </w:p>
         </w:tc>
@@ -18782,7 +19948,7 @@
               <w:spacing w:before="40" w:after="80"/>
             </w:pPr>
             <w:r>
-              <w:t>"Organization {id} has no NPI (PAS requires it)."</w:t>
+              <w:t xml:space="preserve">"Facility {code} (Location/{code}) has no managingOrganization at the FHIR API."</w:t>
             </w:r>
           </w:p>
         </w:tc>
@@ -18795,7 +19961,7 @@
               <w:spacing w:before="40" w:after="80"/>
             </w:pPr>
             <w:r>
-              <w:t>empty</w:t>
+              <w:t xml:space="preserve">empty</w:t>
             </w:r>
           </w:p>
         </w:tc>
@@ -18813,7 +19979,7 @@
               <w:spacing w:before="40" w:after="80"/>
             </w:pPr>
             <w:r>
-              <w:t>The insurance has no member id</w:t>
+              <w:t xml:space="preserve">The facility organization is not found</w:t>
             </w:r>
           </w:p>
         </w:tc>
@@ -18826,7 +19992,7 @@
               <w:spacing w:before="40" w:after="80"/>
             </w:pPr>
             <w:r>
-              <w:t>422</w:t>
+              <w:t xml:space="preserve">404</w:t>
             </w:r>
           </w:p>
         </w:tc>
@@ -18839,7 +20005,7 @@
               <w:spacing w:before="40" w:after="80"/>
             </w:pPr>
             <w:r>
-              <w:t>"Insurance {coverageId} of patient {patientId} has no member id (Coverage.subscriberId, or a Coverage.identifier of type MB). Add the member id to the insurance in the EHR."</w:t>
+              <w:t xml:space="preserve">"Organization {id} was not found at the FHIR API."</w:t>
             </w:r>
           </w:p>
         </w:tc>
@@ -18852,7 +20018,262 @@
               <w:spacing w:before="40" w:after="80"/>
             </w:pPr>
             <w:r>
-              <w:t>empty</w:t>
+              <w:t xml:space="preserve">empty</w:t>
+            </w:r>
+          </w:p>
+        </w:tc>
+      </w:tr>
+      <w:tr>
+        <w:trPr>
+          <w:cantSplit/>
+        </w:trPr>
+        <w:tc>
+          <w:tcPr>
+            <w:tcW w:type="dxa" w:w="2809"/>
+          </w:tcPr>
+          <w:p>
+            <w:pPr>
+              <w:spacing w:before="40" w:after="80"/>
+            </w:pPr>
+            <w:r>
+              <w:t xml:space="preserve">An order is at another facility than </w:t>
+            </w:r>
+            <w:r>
+              <w:rPr>
+                <w:rStyle w:val="CodeChar"/>
+              </w:rPr>
+              <w:t xml:space="preserve">orderLocationCode</w:t>
+            </w:r>
+          </w:p>
+        </w:tc>
+        <w:tc>
+          <w:tcPr>
+            <w:tcW w:type="dxa" w:w="931"/>
+          </w:tcPr>
+          <w:p>
+            <w:pPr>
+              <w:spacing w:before="40" w:after="80"/>
+            </w:pPr>
+            <w:r>
+              <w:t xml:space="preserve">400</w:t>
+            </w:r>
+          </w:p>
+        </w:tc>
+        <w:tc>
+          <w:tcPr>
+            <w:tcW w:type="dxa" w:w="2809"/>
+          </w:tcPr>
+          <w:p>
+            <w:pPr>
+              <w:spacing w:before="40" w:after="80"/>
+            </w:pPr>
+            <w:r>
+              <w:t xml:space="preserve">"orderLocationCode {code} is facility {id}, but order {id} is at facility {id}."</w:t>
+            </w:r>
+          </w:p>
+        </w:tc>
+        <w:tc>
+          <w:tcPr>
+            <w:tcW w:type="dxa" w:w="2811"/>
+          </w:tcPr>
+          <w:p>
+            <w:pPr>
+              <w:spacing w:before="40" w:after="80"/>
+            </w:pPr>
+            <w:r>
+              <w:t xml:space="preserve">empty</w:t>
+            </w:r>
+          </w:p>
+        </w:tc>
+      </w:tr>
+      <w:tr>
+        <w:trPr>
+          <w:cantSplit/>
+        </w:trPr>
+        <w:tc>
+          <w:tcPr>
+            <w:tcW w:type="dxa" w:w="2809"/>
+          </w:tcPr>
+          <w:p>
+            <w:pPr>
+              <w:spacing w:before="40" w:after="80"/>
+            </w:pPr>
+            <w:r>
+              <w:t xml:space="preserve">The orders are at different facilities</w:t>
+            </w:r>
+          </w:p>
+        </w:tc>
+        <w:tc>
+          <w:tcPr>
+            <w:tcW w:type="dxa" w:w="931"/>
+          </w:tcPr>
+          <w:p>
+            <w:pPr>
+              <w:spacing w:before="40" w:after="80"/>
+            </w:pPr>
+            <w:r>
+              <w:t xml:space="preserve">400</w:t>
+            </w:r>
+          </w:p>
+        </w:tc>
+        <w:tc>
+          <w:tcPr>
+            <w:tcW w:type="dxa" w:w="2809"/>
+          </w:tcPr>
+          <w:p>
+            <w:pPr>
+              <w:spacing w:before="40" w:after="80"/>
+            </w:pPr>
+            <w:r>
+              <w:t xml:space="preserve">"Order {id} is at facility {a} and order {id} is at facility {b}. One request is sent for one facility: send the orders as separate requests."</w:t>
+            </w:r>
+          </w:p>
+        </w:tc>
+        <w:tc>
+          <w:tcPr>
+            <w:tcW w:type="dxa" w:w="2811"/>
+          </w:tcPr>
+          <w:p>
+            <w:pPr>
+              <w:spacing w:before="40" w:after="80"/>
+            </w:pPr>
+            <w:r>
+              <w:t xml:space="preserve">empty</w:t>
+            </w:r>
+          </w:p>
+        </w:tc>
+      </w:tr>
+      <w:tr>
+        <w:trPr>
+          <w:cantSplit/>
+        </w:trPr>
+        <w:tc>
+          <w:tcPr>
+            <w:tcW w:type="dxa" w:w="2809"/>
+          </w:tcPr>
+          <w:p>
+            <w:pPr>
+              <w:spacing w:before="40" w:after="80"/>
+            </w:pPr>
+            <w:r>
+              <w:rPr>
+                <w:rStyle w:val="CodeChar"/>
+              </w:rPr>
+              <w:t xml:space="preserve">requestingPractitionerId</w:t>
+            </w:r>
+            <w:r>
+              <w:t xml:space="preserve"> missing, </w:t>
+            </w:r>
+            <w:r>
+              <w:rPr>
+                <w:rStyle w:val="CodeChar"/>
+              </w:rPr>
+              <w:t xml:space="preserve">null</w:t>
+            </w:r>
+            <w:r>
+              <w:t xml:space="preserve"> or empty</w:t>
+            </w:r>
+          </w:p>
+        </w:tc>
+        <w:tc>
+          <w:tcPr>
+            <w:tcW w:type="dxa" w:w="931"/>
+          </w:tcPr>
+          <w:p>
+            <w:pPr>
+              <w:spacing w:before="40" w:after="80"/>
+            </w:pPr>
+            <w:r>
+              <w:t xml:space="preserve">400</w:t>
+            </w:r>
+          </w:p>
+        </w:tc>
+        <w:tc>
+          <w:tcPr>
+            <w:tcW w:type="dxa" w:w="2809"/>
+          </w:tcPr>
+          <w:p>
+            <w:pPr>
+              <w:spacing w:before="40" w:after="80"/>
+            </w:pPr>
+            <w:r>
+              <w:t xml:space="preserve">"The request is not valid."</w:t>
+            </w:r>
+          </w:p>
+        </w:tc>
+        <w:tc>
+          <w:tcPr>
+            <w:tcW w:type="dxa" w:w="2811"/>
+          </w:tcPr>
+          <w:p>
+            <w:pPr>
+              <w:spacing w:before="40" w:after="80"/>
+            </w:pPr>
+            <w:r>
+              <w:t xml:space="preserve">"requestingPractitionerId is required."</w:t>
+            </w:r>
+          </w:p>
+        </w:tc>
+      </w:tr>
+      <w:tr>
+        <w:trPr>
+          <w:cantSplit/>
+        </w:trPr>
+        <w:tc>
+          <w:tcPr>
+            <w:tcW w:type="dxa" w:w="2809"/>
+          </w:tcPr>
+          <w:p>
+            <w:pPr>
+              <w:spacing w:before="40" w:after="80"/>
+            </w:pPr>
+            <w:r>
+              <w:rPr>
+                <w:rStyle w:val="CodeChar"/>
+              </w:rPr>
+              <w:t xml:space="preserve">requestingPractitionerId</w:t>
+            </w:r>
+            <w:r>
+              <w:t xml:space="preserve"> not found in the EHR</w:t>
+            </w:r>
+          </w:p>
+        </w:tc>
+        <w:tc>
+          <w:tcPr>
+            <w:tcW w:type="dxa" w:w="931"/>
+          </w:tcPr>
+          <w:p>
+            <w:pPr>
+              <w:spacing w:before="40" w:after="80"/>
+            </w:pPr>
+            <w:r>
+              <w:t xml:space="preserve">404</w:t>
+            </w:r>
+          </w:p>
+        </w:tc>
+        <w:tc>
+          <w:tcPr>
+            <w:tcW w:type="dxa" w:w="2809"/>
+          </w:tcPr>
+          <w:p>
+            <w:pPr>
+              <w:spacing w:before="40" w:after="80"/>
+            </w:pPr>
+            <w:r>
+              <w:t xml:space="preserve">"Requesting practitioner {id} was not found at the FHIR API."</w:t>
+            </w:r>
+          </w:p>
+        </w:tc>
+        <w:tc>
+          <w:tcPr>
+            <w:tcW w:type="dxa" w:w="2811"/>
+          </w:tcPr>
+          <w:p>
+            <w:pPr>
+              <w:spacing w:before="40" w:after="80"/>
+            </w:pPr>
+            <w:r>
+              <w:t xml:space="preserve">empty</w:t>
             </w:r>
           </w:p>
         </w:tc>
@@ -19546,7 +20967,7 @@
               <w:rPr>
                 <w:rStyle w:val="CodeChar"/>
               </w:rPr>
-              <w:t>requestingPractitionerId</w:t>
+              <w:t>priority</w:t>
             </w:r>
             <w:r>
               <w:t xml:space="preserve"> not sent</w:t>
@@ -19575,7 +20996,13 @@
               <w:spacing w:before="40" w:after="80"/>
             </w:pPr>
             <w:r>
-              <w:t>The ordering practitioner of the first order is used. If the orders have none, the request is sent without a clinician.</w:t>
+              <w:rPr>
+                <w:rStyle w:val="CodeChar"/>
+              </w:rPr>
+              <w:t>routine</w:t>
+            </w:r>
+            <w:r>
+              <w:t xml:space="preserve"> is used.</w:t>
             </w:r>
           </w:p>
         </w:tc>
@@ -19596,10 +21023,28 @@
               <w:rPr>
                 <w:rStyle w:val="CodeChar"/>
               </w:rPr>
-              <w:t>requestingPractitionerId</w:t>
-            </w:r>
-            <w:r>
-              <w:t xml:space="preserve"> sent with an id the EHR does not know</w:t>
+              <w:t>priority</w:t>
+            </w:r>
+            <w:r>
+              <w:t xml:space="preserve"> has another value than </w:t>
+            </w:r>
+            <w:r>
+              <w:rPr>
+                <w:rStyle w:val="CodeChar"/>
+              </w:rPr>
+              <w:t>routine</w:t>
+            </w:r>
+            <w:r>
+              <w:t xml:space="preserve"> or </w:t>
+            </w:r>
+            <w:r>
+              <w:rPr>
+                <w:rStyle w:val="CodeChar"/>
+              </w:rPr>
+              <w:t>urgent</w:t>
+            </w:r>
+            <w:r>
+              <w:t>, also an empty text</w:t>
             </w:r>
           </w:p>
         </w:tc>
@@ -19612,6 +21057,65 @@
               <w:spacing w:before="40" w:after="80"/>
             </w:pPr>
             <w:r>
+              <w:t>400</w:t>
+            </w:r>
+          </w:p>
+        </w:tc>
+        <w:tc>
+          <w:tcPr>
+            <w:tcW w:type="dxa" w:w="3985"/>
+          </w:tcPr>
+          <w:p>
+            <w:pPr>
+              <w:spacing w:before="40" w:after="80"/>
+            </w:pPr>
+            <w:r>
+              <w:t xml:space="preserve">"priority must be 'routine' or 'urgent'." in </w:t>
+            </w:r>
+            <w:r>
+              <w:rPr>
+                <w:rStyle w:val="CodeChar"/>
+              </w:rPr>
+              <w:t>details</w:t>
+            </w:r>
+            <w:r>
+              <w:t>.</w:t>
+            </w:r>
+          </w:p>
+        </w:tc>
+      </w:tr>
+      <w:tr>
+        <w:trPr>
+          <w:cantSplit/>
+        </w:trPr>
+        <w:tc>
+          <w:tcPr>
+            <w:tcW w:type="dxa" w:w="3895"/>
+          </w:tcPr>
+          <w:p>
+            <w:pPr>
+              <w:spacing w:before="40" w:after="80"/>
+            </w:pPr>
+            <w:r>
+              <w:rPr>
+                <w:rStyle w:val="CodeChar"/>
+              </w:rPr>
+              <w:t>requestType</w:t>
+            </w:r>
+            <w:r>
+              <w:t xml:space="preserve"> not sent, or empty</w:t>
+            </w:r>
+          </w:p>
+        </w:tc>
+        <w:tc>
+          <w:tcPr>
+            <w:tcW w:type="dxa" w:w="1480"/>
+          </w:tcPr>
+          <w:p>
+            <w:pPr>
+              <w:spacing w:before="40" w:after="80"/>
+            </w:pPr>
+            <w:r>
               <w:t>201</w:t>
             </w:r>
           </w:p>
@@ -19625,7 +21129,13 @@
               <w:spacing w:before="40" w:after="80"/>
             </w:pPr>
             <w:r>
-              <w:t>No error. The request is sent without a clinician.</w:t>
+              <w:rPr>
+                <w:rStyle w:val="CodeChar"/>
+              </w:rPr>
+              <w:t>new</w:t>
+            </w:r>
+            <w:r>
+              <w:t xml:space="preserve"> is used.</w:t>
             </w:r>
           </w:p>
         </w:tc>
@@ -19646,7 +21156,264 @@
               <w:rPr>
                 <w:rStyle w:val="CodeChar"/>
               </w:rPr>
-              <w:t>priority</w:t>
+              <w:t>requestType</w:t>
+            </w:r>
+            <w:r>
+              <w:t xml:space="preserve"> has another value than </w:t>
+            </w:r>
+            <w:r>
+              <w:rPr>
+                <w:rStyle w:val="CodeChar"/>
+              </w:rPr>
+              <w:t>new</w:t>
+            </w:r>
+            <w:r>
+              <w:t xml:space="preserve"> or </w:t>
+            </w:r>
+            <w:r>
+              <w:rPr>
+                <w:rStyle w:val="CodeChar"/>
+              </w:rPr>
+              <w:t>renewal</w:t>
+            </w:r>
+          </w:p>
+        </w:tc>
+        <w:tc>
+          <w:tcPr>
+            <w:tcW w:type="dxa" w:w="1480"/>
+          </w:tcPr>
+          <w:p>
+            <w:pPr>
+              <w:spacing w:before="40" w:after="80"/>
+            </w:pPr>
+            <w:r>
+              <w:t>400</w:t>
+            </w:r>
+          </w:p>
+        </w:tc>
+        <w:tc>
+          <w:tcPr>
+            <w:tcW w:type="dxa" w:w="3985"/>
+          </w:tcPr>
+          <w:p>
+            <w:pPr>
+              <w:spacing w:before="40" w:after="80"/>
+            </w:pPr>
+            <w:r>
+              <w:t xml:space="preserve">"requestType must be 'new' or 'renewal'." in </w:t>
+            </w:r>
+            <w:r>
+              <w:rPr>
+                <w:rStyle w:val="CodeChar"/>
+              </w:rPr>
+              <w:t>details</w:t>
+            </w:r>
+            <w:r>
+              <w:t>.</w:t>
+            </w:r>
+          </w:p>
+        </w:tc>
+      </w:tr>
+      <w:tr>
+        <w:trPr>
+          <w:cantSplit/>
+        </w:trPr>
+        <w:tc>
+          <w:tcPr>
+            <w:tcW w:type="dxa" w:w="3895"/>
+          </w:tcPr>
+          <w:p>
+            <w:pPr>
+              <w:spacing w:before="40" w:after="80"/>
+            </w:pPr>
+            <w:r>
+              <w:rPr>
+                <w:rStyle w:val="CodeChar"/>
+              </w:rPr>
+              <w:t xml:space="preserve">requestType</w:t>
+            </w:r>
+            <w:r>
+              <w:t xml:space="preserve"> is </w:t>
+            </w:r>
+            <w:r>
+              <w:rPr>
+                <w:rStyle w:val="CodeChar"/>
+              </w:rPr>
+              <w:t xml:space="preserve">renewal</w:t>
+            </w:r>
+            <w:r>
+              <w:t xml:space="preserve"> and </w:t>
+            </w:r>
+            <w:r>
+              <w:rPr>
+                <w:rStyle w:val="CodeChar"/>
+              </w:rPr>
+              <w:t xml:space="preserve">previousAuthorizationNumber</w:t>
+            </w:r>
+            <w:r>
+              <w:t xml:space="preserve"> is not sent</w:t>
+            </w:r>
+          </w:p>
+        </w:tc>
+        <w:tc>
+          <w:tcPr>
+            <w:tcW w:type="dxa" w:w="1480"/>
+          </w:tcPr>
+          <w:p>
+            <w:pPr>
+              <w:spacing w:before="40" w:after="80"/>
+            </w:pPr>
+            <w:r>
+              <w:t xml:space="preserve">201</w:t>
+            </w:r>
+          </w:p>
+        </w:tc>
+        <w:tc>
+          <w:tcPr>
+            <w:tcW w:type="dxa" w:w="3985"/>
+          </w:tcPr>
+          <w:p>
+            <w:pPr>
+              <w:spacing w:before="40" w:after="80"/>
+            </w:pPr>
+            <w:r>
+              <w:t xml:space="preserve">No error. The request is sent as a renewal without </w:t>
+            </w:r>
+            <w:r>
+              <w:rPr>
+                <w:rStyle w:val="CodeChar"/>
+              </w:rPr>
+              <w:t xml:space="preserve">Claim.related</w:t>
+            </w:r>
+            <w:r>
+              <w:t xml:space="preserve">.</w:t>
+            </w:r>
+          </w:p>
+        </w:tc>
+      </w:tr>
+      <w:tr>
+        <w:trPr>
+          <w:cantSplit/>
+        </w:trPr>
+        <w:tc>
+          <w:tcPr>
+            <w:tcW w:type="dxa" w:w="3895"/>
+          </w:tcPr>
+          <w:p>
+            <w:pPr>
+              <w:spacing w:before="40" w:after="80"/>
+            </w:pPr>
+            <w:r>
+              <w:t xml:space="preserve">The insurance has no member id</w:t>
+            </w:r>
+          </w:p>
+        </w:tc>
+        <w:tc>
+          <w:tcPr>
+            <w:tcW w:type="dxa" w:w="1480"/>
+          </w:tcPr>
+          <w:p>
+            <w:pPr>
+              <w:spacing w:before="40" w:after="80"/>
+            </w:pPr>
+            <w:r>
+              <w:t xml:space="preserve">201</w:t>
+            </w:r>
+          </w:p>
+        </w:tc>
+        <w:tc>
+          <w:tcPr>
+            <w:tcW w:type="dxa" w:w="3985"/>
+          </w:tcPr>
+          <w:p>
+            <w:pPr>
+              <w:spacing w:before="40" w:after="80"/>
+            </w:pPr>
+            <w:r>
+              <w:t xml:space="preserve">No error. The request is sent without a member id (</w:t>
+            </w:r>
+            <w:r>
+              <w:rPr>
+                <w:rStyle w:val="CodeChar"/>
+              </w:rPr>
+              <w:t xml:space="preserve">Coverage.subscriberId</w:t>
+            </w:r>
+            <w:r>
+              <w:t xml:space="preserve"> is 0..1). A real payer will most likely need it.</w:t>
+            </w:r>
+          </w:p>
+        </w:tc>
+      </w:tr>
+      <w:tr>
+        <w:trPr>
+          <w:cantSplit/>
+        </w:trPr>
+        <w:tc>
+          <w:tcPr>
+            <w:tcW w:type="dxa" w:w="3895"/>
+          </w:tcPr>
+          <w:p>
+            <w:pPr>
+              <w:spacing w:before="40" w:after="80"/>
+            </w:pPr>
+            <w:r>
+              <w:t xml:space="preserve">The facility or the practitioner has no NPI</w:t>
+            </w:r>
+          </w:p>
+        </w:tc>
+        <w:tc>
+          <w:tcPr>
+            <w:tcW w:type="dxa" w:w="1480"/>
+          </w:tcPr>
+          <w:p>
+            <w:pPr>
+              <w:spacing w:before="40" w:after="80"/>
+            </w:pPr>
+            <w:r>
+              <w:t xml:space="preserve">201</w:t>
+            </w:r>
+          </w:p>
+        </w:tc>
+        <w:tc>
+          <w:tcPr>
+            <w:tcW w:type="dxa" w:w="3985"/>
+          </w:tcPr>
+          <w:p>
+            <w:pPr>
+              <w:spacing w:before="40" w:after="80"/>
+            </w:pPr>
+            <w:r>
+              <w:t xml:space="preserve">No error. The request is sent without the NPI. Without a facility NPI the gateway does not register for payer notifications; the background job still follows the request.</w:t>
+            </w:r>
+          </w:p>
+        </w:tc>
+      </w:tr>
+      <w:tr>
+        <w:trPr>
+          <w:cantSplit/>
+        </w:trPr>
+        <w:tc>
+          <w:tcPr>
+            <w:tcW w:type="dxa" w:w="3895"/>
+          </w:tcPr>
+          <w:p>
+            <w:pPr>
+              <w:spacing w:before="40" w:after="80"/>
+            </w:pPr>
+            <w:r>
+              <w:rPr>
+                <w:rStyle w:val="CodeChar"/>
+              </w:rPr>
+              <w:t>previousServiceStart</w:t>
+            </w:r>
+            <w:r>
+              <w:t xml:space="preserve">, </w:t>
+            </w:r>
+            <w:r>
+              <w:rPr>
+                <w:rStyle w:val="CodeChar"/>
+              </w:rPr>
+              <w:t>previousServiceEnd</w:t>
             </w:r>
             <w:r>
               <w:t xml:space="preserve"> not sent</w:t>
@@ -19675,13 +21442,7 @@
               <w:spacing w:before="40" w:after="80"/>
             </w:pPr>
             <w:r>
-              <w:rPr>
-                <w:rStyle w:val="CodeChar"/>
-              </w:rPr>
-              <w:t>routine</w:t>
-            </w:r>
-            <w:r>
-              <w:t xml:space="preserve"> is used.</w:t>
+              <w:t>Left out of the request.</w:t>
             </w:r>
           </w:p>
         </w:tc>
@@ -19702,28 +21463,10 @@
               <w:rPr>
                 <w:rStyle w:val="CodeChar"/>
               </w:rPr>
-              <w:t>priority</w:t>
-            </w:r>
-            <w:r>
-              <w:t xml:space="preserve"> has another value than </w:t>
-            </w:r>
-            <w:r>
-              <w:rPr>
-                <w:rStyle w:val="CodeChar"/>
-              </w:rPr>
-              <w:t>routine</w:t>
-            </w:r>
-            <w:r>
-              <w:t xml:space="preserve"> or </w:t>
-            </w:r>
-            <w:r>
-              <w:rPr>
-                <w:rStyle w:val="CodeChar"/>
-              </w:rPr>
-              <w:t>urgent</w:t>
-            </w:r>
-            <w:r>
-              <w:t>, also an empty text</w:t>
+              <w:t>previousTreatments</w:t>
+            </w:r>
+            <w:r>
+              <w:t xml:space="preserve"> not sent</w:t>
             </w:r>
           </w:p>
         </w:tc>
@@ -19736,6 +21479,56 @@
               <w:spacing w:before="40" w:after="80"/>
             </w:pPr>
             <w:r>
+              <w:t>201</w:t>
+            </w:r>
+          </w:p>
+        </w:tc>
+        <w:tc>
+          <w:tcPr>
+            <w:tcW w:type="dxa" w:w="3985"/>
+          </w:tcPr>
+          <w:p>
+            <w:pPr>
+              <w:spacing w:before="40" w:after="80"/>
+            </w:pPr>
+            <w:r>
+              <w:t>Left out of the request.</w:t>
+            </w:r>
+          </w:p>
+        </w:tc>
+      </w:tr>
+      <w:tr>
+        <w:trPr>
+          <w:cantSplit/>
+        </w:trPr>
+        <w:tc>
+          <w:tcPr>
+            <w:tcW w:type="dxa" w:w="3895"/>
+          </w:tcPr>
+          <w:p>
+            <w:pPr>
+              <w:spacing w:before="40" w:after="80"/>
+            </w:pPr>
+            <w:r>
+              <w:rPr>
+                <w:rStyle w:val="CodeChar"/>
+              </w:rPr>
+              <w:t>previousTreatments</w:t>
+            </w:r>
+            <w:r>
+              <w:t xml:space="preserve"> is negative</w:t>
+            </w:r>
+          </w:p>
+        </w:tc>
+        <w:tc>
+          <w:tcPr>
+            <w:tcW w:type="dxa" w:w="1480"/>
+          </w:tcPr>
+          <w:p>
+            <w:pPr>
+              <w:spacing w:before="40" w:after="80"/>
+            </w:pPr>
+            <w:r>
               <w:t>400</w:t>
             </w:r>
           </w:p>
@@ -19749,7 +21542,7 @@
               <w:spacing w:before="40" w:after="80"/>
             </w:pPr>
             <w:r>
-              <w:t xml:space="preserve">"priority must be 'routine' or 'urgent'." in </w:t>
+              <w:t xml:space="preserve">"previousTreatments cannot be negative." in </w:t>
             </w:r>
             <w:r>
               <w:rPr>
@@ -19779,10 +21572,28 @@
               <w:rPr>
                 <w:rStyle w:val="CodeChar"/>
               </w:rPr>
-              <w:t>requestType</w:t>
-            </w:r>
-            <w:r>
-              <w:t xml:space="preserve"> not sent, or empty</w:t>
+              <w:t xml:space="preserve">includeDtr</w:t>
+            </w:r>
+            <w:r>
+              <w:t xml:space="preserve"> is </w:t>
+            </w:r>
+            <w:r>
+              <w:rPr>
+                <w:rStyle w:val="CodeChar"/>
+              </w:rPr>
+              <w:t xml:space="preserve">false</w:t>
+            </w:r>
+            <w:r>
+              <w:t xml:space="preserve"> and </w:t>
+            </w:r>
+            <w:r>
+              <w:rPr>
+                <w:rStyle w:val="CodeChar"/>
+              </w:rPr>
+              <w:t xml:space="preserve">questionnaireResponseIds</w:t>
+            </w:r>
+            <w:r>
+              <w:t xml:space="preserve"> is sent</w:t>
             </w:r>
           </w:p>
         </w:tc>
@@ -19795,7 +21606,7 @@
               <w:spacing w:before="40" w:after="80"/>
             </w:pPr>
             <w:r>
-              <w:t>201</w:t>
+              <w:t xml:space="preserve">400</w:t>
             </w:r>
           </w:p>
         </w:tc>
@@ -19808,332 +21619,16 @@
               <w:spacing w:before="40" w:after="80"/>
             </w:pPr>
             <w:r>
-              <w:rPr>
-                <w:rStyle w:val="CodeChar"/>
-              </w:rPr>
-              <w:t>new</w:t>
-            </w:r>
-            <w:r>
-              <w:t xml:space="preserve"> is used.</w:t>
-            </w:r>
-          </w:p>
-        </w:tc>
-      </w:tr>
-      <w:tr>
-        <w:trPr>
-          <w:cantSplit/>
-        </w:trPr>
-        <w:tc>
-          <w:tcPr>
-            <w:tcW w:type="dxa" w:w="3895"/>
-          </w:tcPr>
-          <w:p>
-            <w:pPr>
-              <w:spacing w:before="40" w:after="80"/>
-            </w:pPr>
-            <w:r>
-              <w:rPr>
-                <w:rStyle w:val="CodeChar"/>
-              </w:rPr>
-              <w:t>requestType</w:t>
-            </w:r>
-            <w:r>
-              <w:t xml:space="preserve"> has another value than </w:t>
-            </w:r>
-            <w:r>
-              <w:rPr>
-                <w:rStyle w:val="CodeChar"/>
-              </w:rPr>
-              <w:t>new</w:t>
-            </w:r>
-            <w:r>
-              <w:t xml:space="preserve"> or </w:t>
-            </w:r>
-            <w:r>
-              <w:rPr>
-                <w:rStyle w:val="CodeChar"/>
-              </w:rPr>
-              <w:t>renewal</w:t>
-            </w:r>
-          </w:p>
-        </w:tc>
-        <w:tc>
-          <w:tcPr>
-            <w:tcW w:type="dxa" w:w="1480"/>
-          </w:tcPr>
-          <w:p>
-            <w:pPr>
-              <w:spacing w:before="40" w:after="80"/>
-            </w:pPr>
-            <w:r>
-              <w:t>400</w:t>
-            </w:r>
-          </w:p>
-        </w:tc>
-        <w:tc>
-          <w:tcPr>
-            <w:tcW w:type="dxa" w:w="3985"/>
-          </w:tcPr>
-          <w:p>
-            <w:pPr>
-              <w:spacing w:before="40" w:after="80"/>
-            </w:pPr>
-            <w:r>
-              <w:t xml:space="preserve">"requestType must be 'new' or 'renewal'." in </w:t>
-            </w:r>
-            <w:r>
-              <w:rPr>
-                <w:rStyle w:val="CodeChar"/>
-              </w:rPr>
-              <w:t>details</w:t>
-            </w:r>
-            <w:r>
-              <w:t>.</w:t>
-            </w:r>
-          </w:p>
-        </w:tc>
-      </w:tr>
-      <w:tr>
-        <w:trPr>
-          <w:cantSplit/>
-        </w:trPr>
-        <w:tc>
-          <w:tcPr>
-            <w:tcW w:type="dxa" w:w="3895"/>
-          </w:tcPr>
-          <w:p>
-            <w:pPr>
-              <w:spacing w:before="40" w:after="80"/>
-            </w:pPr>
-            <w:r>
-              <w:rPr>
-                <w:rStyle w:val="CodeChar"/>
-              </w:rPr>
-              <w:t>requestType</w:t>
-            </w:r>
-            <w:r>
-              <w:t xml:space="preserve"> is </w:t>
-            </w:r>
-            <w:r>
-              <w:rPr>
-                <w:rStyle w:val="CodeChar"/>
-              </w:rPr>
-              <w:t>renewal</w:t>
-            </w:r>
-            <w:r>
-              <w:t xml:space="preserve"> and </w:t>
-            </w:r>
-            <w:r>
-              <w:rPr>
-                <w:rStyle w:val="CodeChar"/>
-              </w:rPr>
-              <w:t>previousAuthorizationNumber</w:t>
-            </w:r>
-            <w:r>
-              <w:t xml:space="preserve"> is not sent</w:t>
-            </w:r>
-          </w:p>
-        </w:tc>
-        <w:tc>
-          <w:tcPr>
-            <w:tcW w:type="dxa" w:w="1480"/>
-          </w:tcPr>
-          <w:p>
-            <w:pPr>
-              <w:spacing w:before="40" w:after="80"/>
-            </w:pPr>
-            <w:r>
-              <w:t>400</w:t>
-            </w:r>
-          </w:p>
-        </w:tc>
-        <w:tc>
-          <w:tcPr>
-            <w:tcW w:type="dxa" w:w="3985"/>
-          </w:tcPr>
-          <w:p>
-            <w:pPr>
-              <w:spacing w:before="40" w:after="80"/>
-            </w:pPr>
-            <w:r>
-              <w:t xml:space="preserve">"previousAuthorizationNumber is required for a renewal." in </w:t>
-            </w:r>
-            <w:r>
-              <w:rPr>
-                <w:rStyle w:val="CodeChar"/>
-              </w:rPr>
-              <w:t>details</w:t>
-            </w:r>
-            <w:r>
-              <w:t>.</w:t>
-            </w:r>
-          </w:p>
-        </w:tc>
-      </w:tr>
-      <w:tr>
-        <w:trPr>
-          <w:cantSplit/>
-        </w:trPr>
-        <w:tc>
-          <w:tcPr>
-            <w:tcW w:type="dxa" w:w="3895"/>
-          </w:tcPr>
-          <w:p>
-            <w:pPr>
-              <w:spacing w:before="40" w:after="80"/>
-            </w:pPr>
-            <w:r>
-              <w:rPr>
-                <w:rStyle w:val="CodeChar"/>
-              </w:rPr>
-              <w:t>previousServiceStart</w:t>
-            </w:r>
-            <w:r>
-              <w:t xml:space="preserve">, </w:t>
-            </w:r>
-            <w:r>
-              <w:rPr>
-                <w:rStyle w:val="CodeChar"/>
-              </w:rPr>
-              <w:t>previousServiceEnd</w:t>
-            </w:r>
-            <w:r>
-              <w:t xml:space="preserve"> not sent</w:t>
-            </w:r>
-          </w:p>
-        </w:tc>
-        <w:tc>
-          <w:tcPr>
-            <w:tcW w:type="dxa" w:w="1480"/>
-          </w:tcPr>
-          <w:p>
-            <w:pPr>
-              <w:spacing w:before="40" w:after="80"/>
-            </w:pPr>
-            <w:r>
-              <w:t>201</w:t>
-            </w:r>
-          </w:p>
-        </w:tc>
-        <w:tc>
-          <w:tcPr>
-            <w:tcW w:type="dxa" w:w="3985"/>
-          </w:tcPr>
-          <w:p>
-            <w:pPr>
-              <w:spacing w:before="40" w:after="80"/>
-            </w:pPr>
-            <w:r>
-              <w:t>Left out of the request.</w:t>
-            </w:r>
-          </w:p>
-        </w:tc>
-      </w:tr>
-      <w:tr>
-        <w:trPr>
-          <w:cantSplit/>
-        </w:trPr>
-        <w:tc>
-          <w:tcPr>
-            <w:tcW w:type="dxa" w:w="3895"/>
-          </w:tcPr>
-          <w:p>
-            <w:pPr>
-              <w:spacing w:before="40" w:after="80"/>
-            </w:pPr>
-            <w:r>
-              <w:rPr>
-                <w:rStyle w:val="CodeChar"/>
-              </w:rPr>
-              <w:t>previousTreatments</w:t>
-            </w:r>
-            <w:r>
-              <w:t xml:space="preserve"> not sent</w:t>
-            </w:r>
-          </w:p>
-        </w:tc>
-        <w:tc>
-          <w:tcPr>
-            <w:tcW w:type="dxa" w:w="1480"/>
-          </w:tcPr>
-          <w:p>
-            <w:pPr>
-              <w:spacing w:before="40" w:after="80"/>
-            </w:pPr>
-            <w:r>
-              <w:t>201</w:t>
-            </w:r>
-          </w:p>
-        </w:tc>
-        <w:tc>
-          <w:tcPr>
-            <w:tcW w:type="dxa" w:w="3985"/>
-          </w:tcPr>
-          <w:p>
-            <w:pPr>
-              <w:spacing w:before="40" w:after="80"/>
-            </w:pPr>
-            <w:r>
-              <w:t>Left out of the request.</w:t>
-            </w:r>
-          </w:p>
-        </w:tc>
-      </w:tr>
-      <w:tr>
-        <w:trPr>
-          <w:cantSplit/>
-        </w:trPr>
-        <w:tc>
-          <w:tcPr>
-            <w:tcW w:type="dxa" w:w="3895"/>
-          </w:tcPr>
-          <w:p>
-            <w:pPr>
-              <w:spacing w:before="40" w:after="80"/>
-            </w:pPr>
-            <w:r>
-              <w:rPr>
-                <w:rStyle w:val="CodeChar"/>
-              </w:rPr>
-              <w:t>previousTreatments</w:t>
-            </w:r>
-            <w:r>
-              <w:t xml:space="preserve"> is negative</w:t>
-            </w:r>
-          </w:p>
-        </w:tc>
-        <w:tc>
-          <w:tcPr>
-            <w:tcW w:type="dxa" w:w="1480"/>
-          </w:tcPr>
-          <w:p>
-            <w:pPr>
-              <w:spacing w:before="40" w:after="80"/>
-            </w:pPr>
-            <w:r>
-              <w:t>400</w:t>
-            </w:r>
-          </w:p>
-        </w:tc>
-        <w:tc>
-          <w:tcPr>
-            <w:tcW w:type="dxa" w:w="3985"/>
-          </w:tcPr>
-          <w:p>
-            <w:pPr>
-              <w:spacing w:before="40" w:after="80"/>
-            </w:pPr>
-            <w:r>
-              <w:t xml:space="preserve">"previousTreatments cannot be negative." in </w:t>
-            </w:r>
-            <w:r>
-              <w:rPr>
-                <w:rStyle w:val="CodeChar"/>
-              </w:rPr>
-              <w:t>details</w:t>
-            </w:r>
-            <w:r>
-              <w:t>.</w:t>
+              <w:t xml:space="preserve">"questionnaireResponseIds cannot be sent when includeDtr is false." in </w:t>
+            </w:r>
+            <w:r>
+              <w:rPr>
+                <w:rStyle w:val="CodeChar"/>
+              </w:rPr>
+              <w:t xml:space="preserve">details</w:t>
+            </w:r>
+            <w:r>
+              <w:t xml:space="preserve">.</w:t>
             </w:r>
           </w:p>
         </w:tc>
@@ -21967,6 +23462,184 @@
             </w:pPr>
             <w:r>
               <w:t>The payer id and the member id now come only from the patient's insurance; the payer row has no identifier columns and no identifier system is added. Orders are service and medication orders only (no device orders). New checks before the payer is called: member id, order code, and more than one active insurance (422). A payer answer that only has errors is a refusal (422, nothing saved). An inquiry is saved only when the decision changed; an inquiry answered with errors gives 502 and keeps the stored decision; a cancelled request is not asked again. A document whose file cannot be read gives 502.</w:t>
+            </w:r>
+          </w:p>
+        </w:tc>
+      </w:tr>
+      <w:tr>
+        <w:trPr>
+          <w:cantSplit/>
+        </w:trPr>
+        <w:tc>
+          <w:tcPr>
+            <w:tcW w:type="dxa" w:w="1108"/>
+          </w:tcPr>
+          <w:p>
+            <w:pPr>
+              <w:spacing w:before="40" w:after="80"/>
+            </w:pPr>
+            <w:r>
+              <w:t xml:space="preserve">3.0</w:t>
+            </w:r>
+          </w:p>
+        </w:tc>
+        <w:tc>
+          <w:tcPr>
+            <w:tcW w:type="dxa" w:w="1604"/>
+          </w:tcPr>
+          <w:p>
+            <w:pPr>
+              <w:spacing w:before="40" w:after="80"/>
+            </w:pPr>
+            <w:r>
+              <w:t xml:space="preserve">Oct 16, 2026</w:t>
+            </w:r>
+          </w:p>
+        </w:tc>
+        <w:tc>
+          <w:tcPr>
+            <w:tcW w:type="dxa" w:w="6648"/>
+          </w:tcPr>
+          <w:p>
+            <w:pPr>
+              <w:spacing w:before="40" w:after="80"/>
+            </w:pPr>
+            <w:r>
+              <w:t xml:space="preserve">FHIR R4 only: R5 is removed. Only what FHIR R4 requires stops a request; optional values are sent when present and left out (null) when not. New required </w:t>
+            </w:r>
+            <w:r>
+              <w:rPr>
+                <w:rStyle w:val="CodeChar"/>
+              </w:rPr>
+              <w:t xml:space="preserve">orderLocationCode</w:t>
+            </w:r>
+            <w:r>
+              <w:t xml:space="preserve">: the requesting facility (location) with its own NPI is sent as </w:t>
+            </w:r>
+            <w:r>
+              <w:rPr>
+                <w:rStyle w:val="CodeChar"/>
+              </w:rPr>
+              <w:t xml:space="preserve">Claim.provider</w:t>
+            </w:r>
+            <w:r>
+              <w:t xml:space="preserve">; </w:t>
+            </w:r>
+            <w:r>
+              <w:rPr>
+                <w:rStyle w:val="CodeChar"/>
+              </w:rPr>
+              <w:t xml:space="preserve">requestingOrganizationId</w:t>
+            </w:r>
+            <w:r>
+              <w:t xml:space="preserve"> is removed. </w:t>
+            </w:r>
+            <w:r>
+              <w:rPr>
+                <w:rStyle w:val="CodeChar"/>
+              </w:rPr>
+              <w:t xml:space="preserve">requestingPractitionerId</w:t>
+            </w:r>
+            <w:r>
+              <w:t xml:space="preserve"> is required and must exist. The member id, the facility NPI and </w:t>
+            </w:r>
+            <w:r>
+              <w:rPr>
+                <w:rStyle w:val="CodeChar"/>
+              </w:rPr>
+              <w:t xml:space="preserve">previousAuthorizationNumber</w:t>
+            </w:r>
+            <w:r>
+              <w:t xml:space="preserve"> (also for a renewal) are optional. Payer notifications are registered per facility NPI. Coverage id built by the FHIR API.</w:t>
+            </w:r>
+          </w:p>
+        </w:tc>
+      </w:tr>
+      <w:tr>
+        <w:trPr>
+          <w:cantSplit/>
+        </w:trPr>
+        <w:tc>
+          <w:tcPr>
+            <w:tcW w:type="dxa" w:w="1108"/>
+          </w:tcPr>
+          <w:p>
+            <w:pPr>
+              <w:spacing w:before="40" w:after="80"/>
+            </w:pPr>
+            <w:r>
+              <w:t xml:space="preserve">3.1</w:t>
+            </w:r>
+          </w:p>
+        </w:tc>
+        <w:tc>
+          <w:tcPr>
+            <w:tcW w:type="dxa" w:w="1604"/>
+          </w:tcPr>
+          <w:p>
+            <w:pPr>
+              <w:spacing w:before="40" w:after="80"/>
+            </w:pPr>
+            <w:r>
+              <w:t xml:space="preserve">Oct 16, 2026</w:t>
+            </w:r>
+          </w:p>
+        </w:tc>
+        <w:tc>
+          <w:tcPr>
+            <w:tcW w:type="dxa" w:w="6648"/>
+          </w:tcPr>
+          <w:p>
+            <w:pPr>
+              <w:spacing w:before="40" w:after="80"/>
+            </w:pPr>
+            <w:r>
+              <w:t xml:space="preserve">New optional </w:t>
+            </w:r>
+            <w:r>
+              <w:rPr>
+                <w:rStyle w:val="CodeChar"/>
+              </w:rPr>
+              <w:t xml:space="preserve">includeDtr</w:t>
+            </w:r>
+            <w:r>
+              <w:t xml:space="preserve"> (default </w:t>
+            </w:r>
+            <w:r>
+              <w:rPr>
+                <w:rStyle w:val="CodeChar"/>
+              </w:rPr>
+              <w:t xml:space="preserve">true</w:t>
+            </w:r>
+            <w:r>
+              <w:t xml:space="preserve">). With </w:t>
+            </w:r>
+            <w:r>
+              <w:rPr>
+                <w:rStyle w:val="CodeChar"/>
+              </w:rPr>
+              <w:t xml:space="preserve">false</w:t>
+            </w:r>
+            <w:r>
+              <w:t xml:space="preserve"> the gateway reads and attaches no DTR forms; for orders whose CRD decision has </w:t>
+            </w:r>
+            <w:r>
+              <w:rPr>
+                <w:rStyle w:val="CodeChar"/>
+              </w:rPr>
+              <w:t xml:space="preserve">callDtr</w:t>
+            </w:r>
+            <w:r>
+              <w:t xml:space="preserve"> = </w:t>
+            </w:r>
+            <w:r>
+              <w:rPr>
+                <w:rStyle w:val="CodeChar"/>
+              </w:rPr>
+              <w:t xml:space="preserve">false</w:t>
+            </w:r>
+            <w:r>
+              <w:t xml:space="preserve">.</w:t>
             </w:r>
           </w:p>
         </w:tc>

--- a/docs/PayerGatewayWebAPI - PAS API Guide.docx
+++ b/docs/PayerGatewayWebAPI - PAS API Guide.docx
@@ -12,7 +12,7 @@
     </w:p>
     <w:p>
       <w:r>
-        <w:t xml:space="preserve">Oct 16, 2026</w:t>
+        <w:t xml:space="preserve">Oct 23, 2026</w:t>
       </w:r>
     </w:p>
     <w:p>
@@ -841,7 +841,7 @@
               <w:t xml:space="preserve">orderLocationCode</w:t>
             </w:r>
             <w:r>
-              <w:t xml:space="preserve">. The same location (facility) code that was sent to CRD order-sign.</w:t>
+              <w:t xml:space="preserve">. The EHR id of the location (facility) that asks for the authorization. CRD order-sign has no facility; it is named only here.</w:t>
             </w:r>
           </w:p>
         </w:tc>
@@ -875,7 +875,7 @@
               <w:spacing w:before="40" w:after="80"/>
             </w:pPr>
             <w:r>
-              <w:t>The CRD decision</w:t>
+              <w:t xml:space="preserve">The EHR (the same insurance sent to CRD order-sign)</w:t>
             </w:r>
           </w:p>
         </w:tc>
@@ -894,16 +894,7 @@
               <w:t xml:space="preserve">coverageId</w:t>
             </w:r>
             <w:r>
-              <w:t xml:space="preserve"> (optional). The client's EHR has no insurance id, so the FHIR API builds one: </w:t>
-            </w:r>
-            <w:r>
-              <w:rPr>
-                <w:rStyle w:val="CodeChar"/>
-              </w:rPr>
-              <w:t xml:space="preserve">cov-{patientId}-{code}</w:t>
-            </w:r>
-            <w:r>
-              <w:t xml:space="preserve">, where the code comes from the payer id and the policy number. Send it as the CRD decision gave it.</w:t>
+              <w:t xml:space="preserve"> (required in API 1). The EHR's own id of the patient's active insurance, unique in the EHR. The client's orders carry no insurance, so the EHR names it.</w:t>
             </w:r>
           </w:p>
         </w:tc>
@@ -1070,7 +1061,7 @@
         <w:t xml:space="preserve">orderLocationCode</w:t>
       </w:r>
       <w:r>
-        <w:t xml:space="preserve"> (required, the same field as in CRD order-sign). The gateway reads </w:t>
+        <w:t xml:space="preserve"> (required). The gateway reads </w:t>
       </w:r>
       <w:r>
         <w:rPr>
@@ -1079,7 +1070,7 @@
         <w:t xml:space="preserve">Location/{orderLocationCode}</w:t>
       </w:r>
       <w:r>
-        <w:t xml:space="preserve"> and takes its managing organization. Orders that name a facility (the location of a service order, or the performer of a medication order) must name the same one, otherwise the status is 400. One request is for one facility.</w:t>
+        <w:t xml:space="preserve"> and takes its managing organization. The client's orders carry no facility, so the location of the orders is not read or compared. One request is for one facility.</w:t>
       </w:r>
     </w:p>
     <w:p>
@@ -1453,7 +1444,13 @@
               <w:spacing w:before="40" w:after="80"/>
             </w:pPr>
             <w:r>
-              <w:t xml:space="preserve">The patient's active insurance</w:t>
+              <w:t xml:space="preserve">The insurance of </w:t>
+            </w:r>
+            <w:r>
+              <w:rPr>
+                <w:rStyle w:val="CodeChar"/>
+              </w:rPr>
+              <w:t xml:space="preserve">coverageId</w:t>
             </w:r>
           </w:p>
         </w:tc>
@@ -1466,7 +1463,7 @@
               <w:spacing w:before="40" w:after="80"/>
             </w:pPr>
             <w:r>
-              <w:t xml:space="preserve">422</w:t>
+              <w:t xml:space="preserve">400 when not sent, 422 when not found, of another patient or not active.</w:t>
             </w:r>
           </w:p>
         </w:tc>
@@ -1675,7 +1672,16 @@
         <w:t xml:space="preserve">orderLocationCode</w:t>
       </w:r>
       <w:r>
-        <w:t xml:space="preserve"> (the facility) and </w:t>
+        <w:t xml:space="preserve"> (the facility), </w:t>
+      </w:r>
+      <w:r>
+        <w:rPr>
+          <w:rStyle w:val="CodeChar"/>
+        </w:rPr>
+        <w:t xml:space="preserve">coverageId</w:t>
+      </w:r>
+      <w:r>
+        <w:t xml:space="preserve"> (the insurance; the client's orders carry none) and </w:t>
       </w:r>
       <w:r>
         <w:rPr>
@@ -1706,16 +1712,7 @@
     </w:p>
     <w:p>
       <w:r>
-        <w:t xml:space="preserve">The EHR sends one request (call 1) and gets the first decision as the answer (call 7). If that decision is </w:t>
-      </w:r>
-      <w:r>
-        <w:rPr>
-          <w:rStyle w:val="CodeChar"/>
-        </w:rPr>
-        <w:t>pended</w:t>
-      </w:r>
-      <w:r>
-        <w:t>, the gateway follows the request and saves the final decision in the EHR database when the payer has decided (calls 8 to 11).</w:t>
+        <w:t xml:space="preserve">The EHR sends one request (call 1) and gets the first decision as the answer (call 7). If that decision is pended, the final decision comes later: when the payer notifies the gateway, or when the EHR asks with API 5 (calls 8 to 11). The gateway saves it in the EHR database.</w:t>
       </w:r>
     </w:p>
     <w:p>
@@ -2175,7 +2172,7 @@
               <w:spacing w:before="40" w:after="80"/>
             </w:pPr>
             <w:r>
-              <w:t>Later: the payer tells the gateway that a decision changed. If the payer does not send this, the gateway asks by itself on a timer. See section 12.</w:t>
+              <w:t xml:space="preserve">Later: the payer tells the gateway that a decision changed. If the payer does not send this, the EHR asks with API 5. See section 12.</w:t>
             </w:r>
           </w:p>
         </w:tc>
@@ -2801,7 +2798,7 @@
               <w:spacing w:before="40" w:after="80"/>
             </w:pPr>
             <w:r>
-              <w:t>Optional</w:t>
+              <w:t xml:space="preserve">Required for pended requests</w:t>
             </w:r>
           </w:p>
         </w:tc>
@@ -2814,7 +2811,7 @@
               <w:spacing w:before="40" w:after="80"/>
             </w:pPr>
             <w:r>
-              <w:t>To get the newest decision of a pended request at once, without waiting for the gateway's own check.</w:t>
+              <w:t xml:space="preserve">For each pended request, on the EHR's own schedule (section 12). Also to get the newest decision at once.</w:t>
             </w:r>
           </w:p>
         </w:tc>
@@ -2956,7 +2953,7 @@
         <w:rPr>
           <w:rStyle w:val="CodeChar"/>
         </w:rPr>
-        <w:t>overallStatus</w:t>
+        <w:t xml:space="preserve">overallStatus</w:t>
       </w:r>
       <w:r>
         <w:t xml:space="preserve"> set to </w:t>
@@ -2965,10 +2962,10 @@
         <w:rPr>
           <w:rStyle w:val="CodeChar"/>
         </w:rPr>
-        <w:t>pended</w:t>
-      </w:r>
-      <w:r>
-        <w:t xml:space="preserve"> needs no polling of the gateway by the EHR. The gateway follows it and saves the final decision in the EHR database (section 12).</w:t>
+        <w:t xml:space="preserve">pended</w:t>
+      </w:r>
+      <w:r>
+        <w:t xml:space="preserve"> is checked by the EHR itself: the gateway has no background job. Call API 5 (and CDex API 1 with refresh) for each pended request, on the EHR's own schedule (section 12).</w:t>
       </w:r>
     </w:p>
     <w:p>
@@ -3515,7 +3512,7 @@
               <w:t xml:space="preserve">Claim.provider</w:t>
             </w:r>
             <w:r>
-              <w:t xml:space="preserve">). Orders that name a facility must name the same one.</w:t>
+              <w:t xml:space="preserve">).</w:t>
             </w:r>
           </w:p>
         </w:tc>
@@ -3654,7 +3651,10 @@
               <w:spacing w:before="40" w:after="80"/>
             </w:pPr>
             <w:r>
-              <w:t>Optional</w:t>
+              <w:rPr>
+                <w:b/>
+              </w:rPr>
+              <w:t xml:space="preserve">Required</w:t>
             </w:r>
           </w:p>
         </w:tc>
@@ -3667,7 +3667,7 @@
               <w:spacing w:before="40" w:after="80"/>
             </w:pPr>
             <w:r>
-              <w:t>The EHR id of the insurance to use.</w:t>
+              <w:t xml:space="preserve">The EHR id of the patient's active insurance for these orders (unique in the EHR). The client's orders carry no insurance, so the gateway does not choose one. In API 2 it may be left out: the insurance of the first request is kept.</w:t>
             </w:r>
           </w:p>
         </w:tc>
@@ -3680,7 +3680,7 @@
               <w:spacing w:before="40" w:after="80"/>
             </w:pPr>
             <w:r>
-              <w:t>No error. The gateway uses the insurance linked to the orders. If they have none, it uses the patient's only active insurance. When the patient has more than one active insurance and the orders name none, the status is 422.</w:t>
+              <w:t xml:space="preserve">400, "The request is not valid." with "coverageId is required."</w:t>
             </w:r>
           </w:p>
         </w:tc>
@@ -4865,7 +4865,7 @@
     </w:p>
     <w:p>
       <w:r>
-        <w:t xml:space="preserve">The smallest valid request has only the six required properties:</w:t>
+        <w:t xml:space="preserve">The smallest valid request has only the seven required properties:</w:t>
       </w:r>
     </w:p>
     <w:p>
@@ -4881,6 +4881,8 @@
         <w:t xml:space="preserve">  "payerName": "MockPayer",</w:t>
         <w:br/>
         <w:t xml:space="preserve">  "patientId": "pat-1",</w:t>
+        <w:br/>
+        <w:t xml:space="preserve">  "coverageId": "cov-1",</w:t>
         <w:br/>
         <w:t xml:space="preserve">  "orderLocationCode": "loc-main",</w:t>
         <w:br/>
@@ -5265,7 +5267,7 @@
               <w:spacing w:before="40" w:after="80"/>
             </w:pPr>
             <w:r>
-              <w:t xml:space="preserve">400</w:t>
+              <w:t>404</w:t>
             </w:r>
           </w:p>
         </w:tc>
@@ -5278,7 +5280,7 @@
               <w:spacing w:before="40" w:after="80"/>
             </w:pPr>
             <w:r>
-              <w:t xml:space="preserve">The orders are at different facilities, or an order is not at the facility of </w:t>
+              <w:t xml:space="preserve">The patient, an order, the facility (</w:t>
             </w:r>
             <w:r>
               <w:rPr>
@@ -5287,7 +5289,7 @@
               <w:t xml:space="preserve">orderLocationCode</w:t>
             </w:r>
             <w:r>
-              <w:t xml:space="preserve">.</w:t>
+              <w:t xml:space="preserve">), the facility organization, the requesting or referring practitioner, a form or a document was not found.</w:t>
             </w:r>
           </w:p>
         </w:tc>
@@ -5300,7 +5302,16 @@
               <w:spacing w:before="40" w:after="80"/>
             </w:pPr>
             <w:r>
-              <w:t xml:space="preserve">Error format. "orderLocationCode {code} is facility {id}, but order {id} is at facility {id}." or "Order {id} is at facility {a} and order {id} is at facility {b}. One request is sent for one facility: send the orders as separate requests."</w:t>
+              <w:t xml:space="preserve">Error format. The </w:t>
+            </w:r>
+            <w:r>
+              <w:rPr>
+                <w:rStyle w:val="CodeChar"/>
+              </w:rPr>
+              <w:t>error</w:t>
+            </w:r>
+            <w:r>
+              <w:t xml:space="preserve"> text names what was not found.</w:t>
             </w:r>
           </w:p>
         </w:tc>
@@ -5318,7 +5329,7 @@
               <w:spacing w:before="40" w:after="80"/>
             </w:pPr>
             <w:r>
-              <w:t>404</w:t>
+              <w:t>409</w:t>
             </w:r>
           </w:p>
         </w:tc>
@@ -5331,16 +5342,16 @@
               <w:spacing w:before="40" w:after="80"/>
             </w:pPr>
             <w:r>
-              <w:t xml:space="preserve">The patient, an order, the facility (</w:t>
-            </w:r>
-            <w:r>
-              <w:rPr>
-                <w:rStyle w:val="CodeChar"/>
-              </w:rPr>
-              <w:t xml:space="preserve">orderLocationCode</w:t>
-            </w:r>
-            <w:r>
-              <w:t xml:space="preserve">, or the location of an order), the facility organization, the requesting or referring practitioner, a form or a document was not found.</w:t>
+              <w:t xml:space="preserve">A request with this </w:t>
+            </w:r>
+            <w:r>
+              <w:rPr>
+                <w:rStyle w:val="CodeChar"/>
+              </w:rPr>
+              <w:t>requestId</w:t>
+            </w:r>
+            <w:r>
+              <w:t xml:space="preserve"> was already submitted.</w:t>
             </w:r>
           </w:p>
         </w:tc>
@@ -5353,16 +5364,7 @@
               <w:spacing w:before="40" w:after="80"/>
             </w:pPr>
             <w:r>
-              <w:t xml:space="preserve">Error format. The </w:t>
-            </w:r>
-            <w:r>
-              <w:rPr>
-                <w:rStyle w:val="CodeChar"/>
-              </w:rPr>
-              <w:t>error</w:t>
-            </w:r>
-            <w:r>
-              <w:t xml:space="preserve"> text names what was not found.</w:t>
+              <w:t>Error format. "Request {requestId} was already submitted. Use PUT /api/v1/pas/requests/{requestId} to change it."</w:t>
             </w:r>
           </w:p>
         </w:tc>
@@ -5380,7 +5382,7 @@
               <w:spacing w:before="40" w:after="80"/>
             </w:pPr>
             <w:r>
-              <w:t>409</w:t>
+              <w:t>422</w:t>
             </w:r>
           </w:p>
         </w:tc>
@@ -5393,16 +5395,16 @@
               <w:spacing w:before="40" w:after="80"/>
             </w:pPr>
             <w:r>
-              <w:t xml:space="preserve">A request with this </w:t>
-            </w:r>
-            <w:r>
-              <w:rPr>
-                <w:rStyle w:val="CodeChar"/>
-              </w:rPr>
-              <w:t>requestId</w:t>
-            </w:r>
-            <w:r>
-              <w:t xml:space="preserve"> was already submitted.</w:t>
+              <w:t xml:space="preserve">The insurance of </w:t>
+            </w:r>
+            <w:r>
+              <w:rPr>
+                <w:rStyle w:val="CodeChar"/>
+              </w:rPr>
+              <w:t xml:space="preserve">coverageId</w:t>
+            </w:r>
+            <w:r>
+              <w:t xml:space="preserve"> is not found, belongs to another patient, or is not active.</w:t>
             </w:r>
           </w:p>
         </w:tc>
@@ -5415,104 +5417,7 @@
               <w:spacing w:before="40" w:after="80"/>
             </w:pPr>
             <w:r>
-              <w:t>Error format. "Request {requestId} was already submitted. Use PUT /api/v1/pas/requests/{requestId} to change it."</w:t>
-            </w:r>
-          </w:p>
-        </w:tc>
-      </w:tr>
-      <w:tr>
-        <w:trPr>
-          <w:cantSplit/>
-        </w:trPr>
-        <w:tc>
-          <w:tcPr>
-            <w:tcW w:type="dxa" w:w="984"/>
-          </w:tcPr>
-          <w:p>
-            <w:pPr>
-              <w:spacing w:before="40" w:after="80"/>
-            </w:pPr>
-            <w:r>
-              <w:t>422</w:t>
-            </w:r>
-          </w:p>
-        </w:tc>
-        <w:tc>
-          <w:tcPr>
-            <w:tcW w:type="dxa" w:w="3772"/>
-          </w:tcPr>
-          <w:p>
-            <w:pPr>
-              <w:spacing w:before="40" w:after="80"/>
-            </w:pPr>
-            <w:r>
-              <w:t>The patient has no active insurance for the request.</w:t>
-            </w:r>
-          </w:p>
-        </w:tc>
-        <w:tc>
-          <w:tcPr>
-            <w:tcW w:type="dxa" w:w="4604"/>
-          </w:tcPr>
-          <w:p>
-            <w:pPr>
-              <w:spacing w:before="40" w:after="80"/>
-            </w:pPr>
-            <w:r>
-              <w:t>Error format. "Patient {patientId} has no active insurance for this request."</w:t>
-            </w:r>
-          </w:p>
-        </w:tc>
-      </w:tr>
-      <w:tr>
-        <w:trPr>
-          <w:cantSplit/>
-        </w:trPr>
-        <w:tc>
-          <w:tcPr>
-            <w:tcW w:type="dxa" w:w="984"/>
-          </w:tcPr>
-          <w:p>
-            <w:pPr>
-              <w:spacing w:before="40" w:after="80"/>
-            </w:pPr>
-            <w:r>
-              <w:t>422</w:t>
-            </w:r>
-          </w:p>
-        </w:tc>
-        <w:tc>
-          <w:tcPr>
-            <w:tcW w:type="dxa" w:w="3772"/>
-          </w:tcPr>
-          <w:p>
-            <w:pPr>
-              <w:spacing w:before="40" w:after="80"/>
-            </w:pPr>
-            <w:r>
-              <w:t xml:space="preserve">The patient has more than one active insurance, </w:t>
-            </w:r>
-            <w:r>
-              <w:rPr>
-                <w:rStyle w:val="CodeChar"/>
-              </w:rPr>
-              <w:t>coverageId</w:t>
-            </w:r>
-            <w:r>
-              <w:t xml:space="preserve"> is not sent and the orders name none.</w:t>
-            </w:r>
-          </w:p>
-        </w:tc>
-        <w:tc>
-          <w:tcPr>
-            <w:tcW w:type="dxa" w:w="4604"/>
-          </w:tcPr>
-          <w:p>
-            <w:pPr>
-              <w:spacing w:before="40" w:after="80"/>
-            </w:pPr>
-            <w:r>
-              <w:t>Error format. "The patient has {n} active insurances ({ids}) and the orders do not say which one to use. Send coverageId."</w:t>
+              <w:t xml:space="preserve">Error format. "Insurance {coverageId} was not found at the FHIR API.", "Insurance {coverageId} does not belong to patient {patientId}." or "Insurance {coverageId} is not active (status: {status})."</w:t>
             </w:r>
           </w:p>
         </w:tc>
@@ -6945,16 +6850,16 @@
               <w:spacing w:before="40" w:after="80"/>
             </w:pPr>
             <w:r>
-              <w:t xml:space="preserve">Wait. The gateway saves the final decision in the EHR database when the payer decides. Check </w:t>
-            </w:r>
-            <w:r>
-              <w:rPr>
-                <w:rStyle w:val="CodeChar"/>
-              </w:rPr>
-              <w:t>informationRequests</w:t>
-            </w:r>
-            <w:r>
-              <w:t>.</w:t>
+              <w:t xml:space="preserve">Wait. Check </w:t>
+            </w:r>
+            <w:r>
+              <w:rPr>
+                <w:rStyle w:val="CodeChar"/>
+              </w:rPr>
+              <w:t xml:space="preserve">informationRequests</w:t>
+            </w:r>
+            <w:r>
+              <w:t xml:space="preserve">. The EHR checks the request with API 5 (and CDex API 1 with refresh) until the payer decides (section 12).</w:t>
             </w:r>
           </w:p>
         </w:tc>
@@ -10702,7 +10607,7 @@
               <w:spacing w:before="40" w:after="80"/>
             </w:pPr>
             <w:r>
-              <w:t>The patient, insurance, organization or orders of the request can no longer be read from the EHR. This is also the answer when the insurance of the request is no longer active.</w:t>
+              <w:t xml:space="preserve">The insurance of the request is no longer usable (not found, of another patient, or not active), or the patient, organization or orders of the request can no longer be read from the EHR.</w:t>
             </w:r>
           </w:p>
         </w:tc>
@@ -10715,7 +10620,7 @@
               <w:spacing w:before="40" w:after="80"/>
             </w:pPr>
             <w:r>
-              <w:t>Error format. "The patient, insurance, organization or orders of this request can no longer be read."</w:t>
+              <w:t xml:space="preserve">Error format. The insurance message ("Insurance {coverageId} was not found at the FHIR API.", "Insurance {coverageId} does not belong to patient {patientId}." or "Insurance {coverageId} is not active (status: {status})."), or "The patient, insurance, organization or orders of this request can no longer be read."</w:t>
             </w:r>
           </w:p>
         </w:tc>
@@ -11388,7 +11293,7 @@
     </w:p>
     <w:p>
       <w:r>
-        <w:t>Asks the payer for the latest decision of the request and returns it. The gateway does the same by itself for every pended request (section 12), so this call is only needed when a user wants the newest status at once.</w:t>
+        <w:t xml:space="preserve">Asks the payer for the latest decision of the request and returns it. The gateway has no background job, so the EHR calls this for every pended request on its own schedule (section 12), and whenever a user wants the newest status at once.</w:t>
       </w:r>
     </w:p>
     <w:p>
@@ -13755,7 +13660,7 @@
               <w:spacing w:before="40" w:after="80"/>
             </w:pPr>
             <w:r>
-              <w:t>Always, with the decision the payer returned, also when it is the same as before.</w:t>
+              <w:t xml:space="preserve">Only when the decision is different from the stored one. The same answer again is not saved.</w:t>
             </w:r>
           </w:p>
         </w:tc>
@@ -13804,7 +13709,7 @@
               <w:spacing w:before="40" w:after="80"/>
             </w:pPr>
             <w:r>
-              <w:t>The background job ran (section 12)</w:t>
+              <w:t xml:space="preserve">CDex API 1 was called with refresh (section 12)</w:t>
             </w:r>
           </w:p>
         </w:tc>
@@ -13817,7 +13722,7 @@
               <w:spacing w:before="40" w:after="80"/>
             </w:pPr>
             <w:r>
-              <w:t>For each pended request that the payer answers about, and for each request for more documents or forms the payer has open.</w:t>
+              <w:t xml:space="preserve">For each new or changed request for more documents or forms the payer has open. See the CDex guide.</w:t>
             </w:r>
           </w:p>
         </w:tc>
@@ -13967,7 +13872,7 @@
               <w:spacing w:before="40" w:after="80"/>
             </w:pPr>
             <w:r>
-              <w:t>The save failed. The gateway tries a failed save up to 3 times. When it still fails, the API call of the EHR that caused it returns 503. In the background job the failure is written in the log, and the job tries again at its next run.</w:t>
+              <w:t xml:space="preserve">The save failed. The gateway tries a failed save up to 3 times. When it still fails, the API call of the EHR that caused it returns 503. After a payer notification the failure is written in the log; the decision is saved at the next notification or the next API 5 call.</w:t>
             </w:r>
           </w:p>
         </w:tc>
@@ -14023,13 +13928,13 @@
         </w:numPr>
       </w:pPr>
       <w:r>
-        <w:t xml:space="preserve">A save does not always mean that the decision changed. The background job saves the row of a pended request again at each run in which the payer answers. To see a real change, compare </w:t>
+        <w:t xml:space="preserve">A save does not always mean that the decision changed. The row of a pended request can be saved again each time the payer answers about it (API 5, or a payer notification). To see a real change, compare </w:t>
       </w:r>
       <w:r>
         <w:rPr>
           <w:rStyle w:val="CodeChar"/>
         </w:rPr>
-        <w:t>status</w:t>
+        <w:t xml:space="preserve">status</w:t>
       </w:r>
       <w:r>
         <w:t xml:space="preserve">, </w:t>
@@ -14038,7 +13943,7 @@
         <w:rPr>
           <w:rStyle w:val="CodeChar"/>
         </w:rPr>
-        <w:t>authorizationNumber</w:t>
+        <w:t xml:space="preserve">authorizationNumber</w:t>
       </w:r>
       <w:r>
         <w:t xml:space="preserve"> or </w:t>
@@ -14047,7 +13952,7 @@
         <w:rPr>
           <w:rStyle w:val="CodeChar"/>
         </w:rPr>
-        <w:t>decisionJson</w:t>
+        <w:t xml:space="preserve">decisionJson</w:t>
       </w:r>
       <w:r>
         <w:t xml:space="preserve"> with the row stored before.</w:t>
@@ -14847,10 +14752,10 @@
               <w:rPr>
                 <w:b/>
               </w:rPr>
-              <w:t>Gateway.</w:t>
-            </w:r>
-            <w:r>
-              <w:t xml:space="preserve"> Background job, and a payer notification</w:t>
+              <w:t xml:space="preserve">Gateway.</w:t>
+            </w:r>
+            <w:r>
+              <w:t xml:space="preserve"> A payer notification</w:t>
             </w:r>
           </w:p>
         </w:tc>
@@ -14858,17 +14763,6 @@
           <w:tcPr>
             <w:tcW w:type="dxa" w:w="2774"/>
           </w:tcPr>
-          <w:p>
-            <w:pPr>
-              <w:spacing w:before="40" w:after="40"/>
-            </w:pPr>
-            <w:r>
-              <w:rPr>
-                <w:rStyle w:val="CodeChar"/>
-              </w:rPr>
-              <w:t>GET {ehr-data}/prior-auths?status=pended</w:t>
-            </w:r>
-          </w:p>
           <w:p>
             <w:pPr>
               <w:spacing w:before="40" w:after="80"/>
@@ -14948,7 +14842,7 @@
     </w:p>
     <w:p>
       <w:r>
-        <w:t>A payer can take days to decide. The EHR does not need to ask the gateway again and again. The gateway learns about a new decision in two ways, and then saves it in the EHR database (section 11).</w:t>
+        <w:t xml:space="preserve">A payer can take days to decide. The gateway does not check pended requests by itself: it has no background job. A new decision reaches the gateway in two ways, and the gateway then saves it in the EHR database (section 11).</w:t>
       </w:r>
     </w:p>
     <w:p>
@@ -14979,7 +14873,7 @@
         <w:t xml:space="preserve">PA_PAYER</w:t>
       </w:r>
       <w:r>
-        <w:t xml:space="preserve">). A facility without an NPI is not registered; the background job (way 2) still follows its requests. The payer then calls this gateway address when a decision changes:</w:t>
+        <w:t xml:space="preserve">). A facility without an NPI is not registered; the EHR's own check (way 2) still gets the decision of its requests. The payer then calls this gateway address when a decision changes:</w:t>
       </w:r>
     </w:p>
     <w:p>
@@ -15367,27 +15261,27 @@
         <w:rPr>
           <w:b/>
         </w:rPr>
-        <w:t>Way 2: the gateway asks by itself</w:t>
+        <w:t xml:space="preserve">Way 2: the EHR asks the gateway</w:t>
       </w:r>
     </w:p>
     <w:p>
       <w:r>
-        <w:t>A background job in the gateway runs on a timer. The time between runs is a gateway setting (</w:t>
+        <w:t xml:space="preserve">The EHR decides when to check, for example with a scheduled job of its own. It reads the rows of </w:t>
       </w:r>
       <w:r>
         <w:rPr>
           <w:rStyle w:val="CodeChar"/>
         </w:rPr>
-        <w:t>Workflow:PollMinutes</w:t>
-      </w:r>
-      <w:r>
-        <w:t xml:space="preserve">). The default is 5 minutes. In each run it does two things for the requests with </w:t>
+        <w:t xml:space="preserve">PA_PRIOR_AUTH</w:t>
+      </w:r>
+      <w:r>
+        <w:t xml:space="preserve"> with </w:t>
       </w:r>
       <w:r>
         <w:rPr>
           <w:rStyle w:val="CodeChar"/>
         </w:rPr>
-        <w:t>status</w:t>
+        <w:t xml:space="preserve">STATUS</w:t>
       </w:r>
       <w:r>
         <w:t xml:space="preserve"> set to </w:t>
@@ -15396,10 +15290,10 @@
         <w:rPr>
           <w:rStyle w:val="CodeChar"/>
         </w:rPr>
-        <w:t>pended</w:t>
-      </w:r>
-      <w:r>
-        <w:t>:</w:t>
+        <w:t xml:space="preserve">pended</w:t>
+      </w:r>
+      <w:r>
+        <w:t xml:space="preserve">, and for each request it makes two calls:</w:t>
       </w:r>
     </w:p>
     <w:p>
@@ -15411,7 +15305,25 @@
         </w:numPr>
       </w:pPr>
       <w:r>
-        <w:t>It looks at the payer for new requests for more documents or forms (CDex).</w:t>
+        <w:t xml:space="preserve">API 5, </w:t>
+      </w:r>
+      <w:r>
+        <w:rPr>
+          <w:rStyle w:val="CodeChar"/>
+        </w:rPr>
+        <w:t xml:space="preserve">POST {gateway}/api/v1/pas/requests/{requestId}/inquire</w:t>
+      </w:r>
+      <w:r>
+        <w:t xml:space="preserve"> (section 10): the gateway asks the payer for the latest decision (</w:t>
+      </w:r>
+      <w:r>
+        <w:rPr>
+          <w:rStyle w:val="CodeChar"/>
+        </w:rPr>
+        <w:t xml:space="preserve">Claim/$inquire</w:t>
+      </w:r>
+      <w:r>
+        <w:t xml:space="preserve">) and saves it.</w:t>
       </w:r>
     </w:p>
     <w:p>
@@ -15423,21 +15335,21 @@
         </w:numPr>
       </w:pPr>
       <w:r>
-        <w:t>It asks the payer for the latest decision of each request (</w:t>
+        <w:t xml:space="preserve">CDex API 1 with refresh, </w:t>
       </w:r>
       <w:r>
         <w:rPr>
           <w:rStyle w:val="CodeChar"/>
         </w:rPr>
-        <w:t>Claim/$inquire</w:t>
-      </w:r>
-      <w:r>
-        <w:t>).</w:t>
+        <w:t xml:space="preserve">GET {gateway}/api/v1/cdex/requests/{requestId}/information-requests?refresh=true</w:t>
+      </w:r>
+      <w:r>
+        <w:t xml:space="preserve"> (CDex guide): the gateway looks at the payer for new requests for more documents or forms. API 5 does not find these.</w:t>
       </w:r>
     </w:p>
     <w:p>
       <w:r>
-        <w:t>This job is the safety net. It works also when the payer does not support notifications. A failure for one request is written in the log and does not stop the others.</w:t>
+        <w:t xml:space="preserve">This check is the safety net. It is needed because not every payer sends notifications, and a notification can be lost. When a call fails (payer down, timeout), the stored decision stays as it was; call it again at the next check. When the decision is final, the request is no longer pended and drops out of the check. If the EHR never runs this check, a payer that sends no notification is never asked again, and a request for more documents can pass its due date unseen.</w:t>
       </w:r>
     </w:p>
     <w:p>
@@ -15820,6 +15732,330 @@
               <w:spacing w:before="40" w:after="80"/>
             </w:pPr>
             <w:r>
+              <w:t xml:space="preserve">FHIR R4 read</w:t>
+            </w:r>
+          </w:p>
+        </w:tc>
+        <w:tc>
+          <w:tcPr>
+            <w:tcW w:type="dxa" w:w="3055"/>
+          </w:tcPr>
+          <w:p>
+            <w:pPr>
+              <w:spacing w:before="40" w:after="80"/>
+            </w:pPr>
+            <w:r>
+              <w:t xml:space="preserve">GET {fhir}/Coverage/{coverageId}</w:t>
+            </w:r>
+          </w:p>
+        </w:tc>
+        <w:tc>
+          <w:tcPr>
+            <w:tcW w:type="dxa" w:w="3071"/>
+          </w:tcPr>
+          <w:p>
+            <w:pPr>
+              <w:spacing w:before="40" w:after="80"/>
+            </w:pPr>
+            <w:r>
+              <w:t xml:space="preserve">Get the insurance named in </w:t>
+            </w:r>
+            <w:r>
+              <w:rPr>
+                <w:rStyle w:val="CodeChar"/>
+              </w:rPr>
+              <w:t xml:space="preserve">coverageId</w:t>
+            </w:r>
+            <w:r>
+              <w:t xml:space="preserve">, and check that it belongs to the patient and is active.</w:t>
+            </w:r>
+          </w:p>
+        </w:tc>
+      </w:tr>
+      <w:tr>
+        <w:trPr>
+          <w:cantSplit/>
+        </w:trPr>
+        <w:tc>
+          <w:tcPr>
+            <w:tcW w:type="dxa" w:w="1253"/>
+          </w:tcPr>
+          <w:p>
+            <w:pPr>
+              <w:spacing w:before="40" w:after="80"/>
+            </w:pPr>
+            <w:r>
+              <w:t xml:space="preserve">2</w:t>
+            </w:r>
+          </w:p>
+        </w:tc>
+        <w:tc>
+          <w:tcPr>
+            <w:tcW w:type="dxa" w:w="1981"/>
+          </w:tcPr>
+          <w:p>
+            <w:pPr>
+              <w:spacing w:before="40" w:after="80"/>
+            </w:pPr>
+            <w:r>
+              <w:t xml:space="preserve">FHIR R4 read</w:t>
+            </w:r>
+          </w:p>
+        </w:tc>
+        <w:tc>
+          <w:tcPr>
+            <w:tcW w:type="dxa" w:w="3055"/>
+          </w:tcPr>
+          <w:p>
+            <w:pPr>
+              <w:spacing w:before="40" w:after="80"/>
+            </w:pPr>
+            <w:r>
+              <w:rPr>
+                <w:rStyle w:val="CodeChar"/>
+              </w:rPr>
+              <w:t xml:space="preserve">GET {fhir}/Location/{orderLocationCode}</w:t>
+            </w:r>
+          </w:p>
+        </w:tc>
+        <w:tc>
+          <w:tcPr>
+            <w:tcW w:type="dxa" w:w="3071"/>
+          </w:tcPr>
+          <w:p>
+            <w:pPr>
+              <w:spacing w:before="40" w:after="80"/>
+            </w:pPr>
+            <w:r>
+              <w:t xml:space="preserve">Get the facility location. Its managing organization is the facility, and its type gives the place of service.</w:t>
+            </w:r>
+          </w:p>
+        </w:tc>
+      </w:tr>
+      <w:tr>
+        <w:trPr>
+          <w:cantSplit/>
+        </w:trPr>
+        <w:tc>
+          <w:tcPr>
+            <w:tcW w:type="dxa" w:w="1253"/>
+          </w:tcPr>
+          <w:p>
+            <w:pPr>
+              <w:spacing w:before="40" w:after="80"/>
+            </w:pPr>
+            <w:r>
+              <w:t xml:space="preserve">2</w:t>
+            </w:r>
+          </w:p>
+        </w:tc>
+        <w:tc>
+          <w:tcPr>
+            <w:tcW w:type="dxa" w:w="1981"/>
+          </w:tcPr>
+          <w:p>
+            <w:pPr>
+              <w:spacing w:before="40" w:after="80"/>
+            </w:pPr>
+            <w:r>
+              <w:t xml:space="preserve">FHIR R4 read</w:t>
+            </w:r>
+          </w:p>
+        </w:tc>
+        <w:tc>
+          <w:tcPr>
+            <w:tcW w:type="dxa" w:w="3055"/>
+          </w:tcPr>
+          <w:p>
+            <w:pPr>
+              <w:spacing w:before="40" w:after="80"/>
+            </w:pPr>
+            <w:r>
+              <w:rPr>
+                <w:rStyle w:val="CodeChar"/>
+              </w:rPr>
+              <w:t xml:space="preserve">GET {fhir}/Organization/facility-{locationId}</w:t>
+            </w:r>
+          </w:p>
+        </w:tc>
+        <w:tc>
+          <w:tcPr>
+            <w:tcW w:type="dxa" w:w="3071"/>
+          </w:tcPr>
+          <w:p>
+            <w:pPr>
+              <w:spacing w:before="40" w:after="80"/>
+            </w:pPr>
+            <w:r>
+              <w:t xml:space="preserve">Get the facility as an organization: the facility NPI when it has one, the parent's tax id, and </w:t>
+            </w:r>
+            <w:r>
+              <w:rPr>
+                <w:rStyle w:val="CodeChar"/>
+              </w:rPr>
+              <w:t xml:space="preserve">partOf</w:t>
+            </w:r>
+            <w:r>
+              <w:t xml:space="preserve"> the parent organization.</w:t>
+            </w:r>
+          </w:p>
+        </w:tc>
+      </w:tr>
+      <w:tr>
+        <w:trPr>
+          <w:cantSplit/>
+        </w:trPr>
+        <w:tc>
+          <w:tcPr>
+            <w:tcW w:type="dxa" w:w="1253"/>
+          </w:tcPr>
+          <w:p>
+            <w:pPr>
+              <w:spacing w:before="40" w:after="80"/>
+            </w:pPr>
+            <w:r>
+              <w:t>2</w:t>
+            </w:r>
+          </w:p>
+        </w:tc>
+        <w:tc>
+          <w:tcPr>
+            <w:tcW w:type="dxa" w:w="1981"/>
+          </w:tcPr>
+          <w:p>
+            <w:pPr>
+              <w:spacing w:before="40" w:after="80"/>
+            </w:pPr>
+            <w:r>
+              <w:t>FHIR R4 read</w:t>
+            </w:r>
+          </w:p>
+        </w:tc>
+        <w:tc>
+          <w:tcPr>
+            <w:tcW w:type="dxa" w:w="3055"/>
+          </w:tcPr>
+          <w:p>
+            <w:pPr>
+              <w:spacing w:before="40" w:after="80"/>
+            </w:pPr>
+            <w:r>
+              <w:rPr>
+                <w:rStyle w:val="CodeChar"/>
+              </w:rPr>
+              <w:t>GET {fhir}/Practitioner/{id}</w:t>
+            </w:r>
+          </w:p>
+        </w:tc>
+        <w:tc>
+          <w:tcPr>
+            <w:tcW w:type="dxa" w:w="3071"/>
+          </w:tcPr>
+          <w:p>
+            <w:pPr>
+              <w:spacing w:before="40" w:after="80"/>
+            </w:pPr>
+            <w:r>
+              <w:t xml:space="preserve">Get the requesting clinician (required), and the referring physician when one was sent.</w:t>
+            </w:r>
+          </w:p>
+        </w:tc>
+      </w:tr>
+      <w:tr>
+        <w:trPr>
+          <w:cantSplit/>
+        </w:trPr>
+        <w:tc>
+          <w:tcPr>
+            <w:tcW w:type="dxa" w:w="1253"/>
+          </w:tcPr>
+          <w:p>
+            <w:pPr>
+              <w:spacing w:before="40" w:after="80"/>
+            </w:pPr>
+            <w:r>
+              <w:t>3</w:t>
+            </w:r>
+          </w:p>
+        </w:tc>
+        <w:tc>
+          <w:tcPr>
+            <w:tcW w:type="dxa" w:w="1981"/>
+          </w:tcPr>
+          <w:p>
+            <w:pPr>
+              <w:spacing w:before="40" w:after="80"/>
+            </w:pPr>
+            <w:r>
+              <w:t>FHIR R4 read</w:t>
+            </w:r>
+          </w:p>
+        </w:tc>
+        <w:tc>
+          <w:tcPr>
+            <w:tcW w:type="dxa" w:w="3055"/>
+          </w:tcPr>
+          <w:p>
+            <w:pPr>
+              <w:spacing w:before="40" w:after="80"/>
+            </w:pPr>
+            <w:r>
+              <w:rPr>
+                <w:rStyle w:val="CodeChar"/>
+              </w:rPr>
+              <w:t>GET {fhir}/QuestionnaireResponse/{id}</w:t>
+            </w:r>
+          </w:p>
+        </w:tc>
+        <w:tc>
+          <w:tcPr>
+            <w:tcW w:type="dxa" w:w="3071"/>
+          </w:tcPr>
+          <w:p>
+            <w:pPr>
+              <w:spacing w:before="40" w:after="80"/>
+            </w:pPr>
+            <w:r>
+              <w:t xml:space="preserve">Get each form named in </w:t>
+            </w:r>
+            <w:r>
+              <w:rPr>
+                <w:rStyle w:val="CodeChar"/>
+              </w:rPr>
+              <w:t>questionnaireResponseIds</w:t>
+            </w:r>
+            <w:r>
+              <w:t>.</w:t>
+            </w:r>
+          </w:p>
+        </w:tc>
+      </w:tr>
+      <w:tr>
+        <w:trPr>
+          <w:cantSplit/>
+        </w:trPr>
+        <w:tc>
+          <w:tcPr>
+            <w:tcW w:type="dxa" w:w="1253"/>
+          </w:tcPr>
+          <w:p>
+            <w:pPr>
+              <w:spacing w:before="40" w:after="80"/>
+            </w:pPr>
+            <w:r>
+              <w:t>3</w:t>
+            </w:r>
+          </w:p>
+        </w:tc>
+        <w:tc>
+          <w:tcPr>
+            <w:tcW w:type="dxa" w:w="1981"/>
+          </w:tcPr>
+          <w:p>
+            <w:pPr>
+              <w:spacing w:before="40" w:after="80"/>
+            </w:pPr>
+            <w:r>
               <w:t>FHIR R4 search</w:t>
             </w:r>
           </w:p>
@@ -15836,7 +16072,7 @@
               <w:rPr>
                 <w:rStyle w:val="CodeChar"/>
               </w:rPr>
-              <w:t>GET {fhir}/Coverage?patient={patientId}&amp;status=active</w:t>
+              <w:t>GET {fhir}/QuestionnaireResponse?patient={patientId}</w:t>
             </w:r>
           </w:p>
         </w:tc>
@@ -15849,7 +16085,25 @@
               <w:spacing w:before="40" w:after="80"/>
             </w:pPr>
             <w:r>
-              <w:t>Get the active insurance of the patient.</w:t>
+              <w:t xml:space="preserve">Find the completed DTR forms of the orders. Only when </w:t>
+            </w:r>
+            <w:r>
+              <w:rPr>
+                <w:rStyle w:val="CodeChar"/>
+              </w:rPr>
+              <w:t xml:space="preserve">includeDtr</w:t>
+            </w:r>
+            <w:r>
+              <w:t xml:space="preserve"> is </w:t>
+            </w:r>
+            <w:r>
+              <w:rPr>
+                <w:rStyle w:val="CodeChar"/>
+              </w:rPr>
+              <w:t xml:space="preserve">true</w:t>
+            </w:r>
+            <w:r>
+              <w:t xml:space="preserve">.</w:t>
             </w:r>
           </w:p>
         </w:tc>
@@ -15867,7 +16121,7 @@
               <w:spacing w:before="40" w:after="80"/>
             </w:pPr>
             <w:r>
-              <w:t xml:space="preserve">2</w:t>
+              <w:t>3</w:t>
             </w:r>
           </w:p>
         </w:tc>
@@ -15880,7 +16134,7 @@
               <w:spacing w:before="40" w:after="80"/>
             </w:pPr>
             <w:r>
-              <w:t xml:space="preserve">FHIR R4 read</w:t>
+              <w:t>FHIR R4 read</w:t>
             </w:r>
           </w:p>
         </w:tc>
@@ -15896,7 +16150,10 @@
               <w:rPr>
                 <w:rStyle w:val="CodeChar"/>
               </w:rPr>
-              <w:t xml:space="preserve">GET {fhir}/Location/{orderLocationCode}</w:t>
+              <w:t>GET {fhir}/DocumentReference/{documentId}</w:t>
+            </w:r>
+            <w:r>
+              <w:t xml:space="preserve"> and the file it points to</w:t>
             </w:r>
           </w:p>
         </w:tc>
@@ -15909,7 +16166,16 @@
               <w:spacing w:before="40" w:after="80"/>
             </w:pPr>
             <w:r>
-              <w:t xml:space="preserve">Get the facility location. Its managing organization is the facility. The location of each service order that names one is read the same way.</w:t>
+              <w:t xml:space="preserve">Get each document named in </w:t>
+            </w:r>
+            <w:r>
+              <w:rPr>
+                <w:rStyle w:val="CodeChar"/>
+              </w:rPr>
+              <w:t>documentIds</w:t>
+            </w:r>
+            <w:r>
+              <w:t>, with the file content.</w:t>
             </w:r>
           </w:p>
         </w:tc>
@@ -15927,7 +16193,7 @@
               <w:spacing w:before="40" w:after="80"/>
             </w:pPr>
             <w:r>
-              <w:t xml:space="preserve">2</w:t>
+              <w:t>4 and 5</w:t>
             </w:r>
           </w:p>
         </w:tc>
@@ -15940,7 +16206,7 @@
               <w:spacing w:before="40" w:after="80"/>
             </w:pPr>
             <w:r>
-              <w:t xml:space="preserve">FHIR R4 read</w:t>
+              <w:t>PAS operation</w:t>
             </w:r>
           </w:p>
         </w:tc>
@@ -15956,7 +16222,7 @@
               <w:rPr>
                 <w:rStyle w:val="CodeChar"/>
               </w:rPr>
-              <w:t xml:space="preserve">GET {fhir}/Organization/facility-{locationId}</w:t>
+              <w:t>POST {payer-fhir}/Claim/$submit</w:t>
             </w:r>
           </w:p>
         </w:tc>
@@ -15969,16 +16235,7 @@
               <w:spacing w:before="40" w:after="80"/>
             </w:pPr>
             <w:r>
-              <w:t xml:space="preserve">Get the facility as an organization: the facility NPI when it has one, the parent's tax id, and </w:t>
-            </w:r>
-            <w:r>
-              <w:rPr>
-                <w:rStyle w:val="CodeChar"/>
-              </w:rPr>
-              <w:t xml:space="preserve">partOf</w:t>
-            </w:r>
-            <w:r>
-              <w:t xml:space="preserve"> the parent organization.</w:t>
+              <w:t>Send the PAS request Bundle. The answer is a Bundle with a ClaimResponse.</w:t>
             </w:r>
           </w:p>
         </w:tc>
@@ -15996,7 +16253,7 @@
               <w:spacing w:before="40" w:after="80"/>
             </w:pPr>
             <w:r>
-              <w:t>2</w:t>
+              <w:t>After 5</w:t>
             </w:r>
           </w:p>
         </w:tc>
@@ -16009,7 +16266,7 @@
               <w:spacing w:before="40" w:after="80"/>
             </w:pPr>
             <w:r>
-              <w:t>FHIR R4 read</w:t>
+              <w:t>FHIR Subscription</w:t>
             </w:r>
           </w:p>
         </w:tc>
@@ -16025,7 +16282,7 @@
               <w:rPr>
                 <w:rStyle w:val="CodeChar"/>
               </w:rPr>
-              <w:t>GET {fhir}/Practitioner/{id}</w:t>
+              <w:t>POST {payer-fhir}/Subscription</w:t>
             </w:r>
           </w:p>
         </w:tc>
@@ -16038,346 +16295,7 @@
               <w:spacing w:before="40" w:after="80"/>
             </w:pPr>
             <w:r>
-              <w:t xml:space="preserve">Get the requesting clinician (required), and the referring physician when one was sent.</w:t>
-            </w:r>
-          </w:p>
-        </w:tc>
-      </w:tr>
-      <w:tr>
-        <w:trPr>
-          <w:cantSplit/>
-        </w:trPr>
-        <w:tc>
-          <w:tcPr>
-            <w:tcW w:type="dxa" w:w="1253"/>
-          </w:tcPr>
-          <w:p>
-            <w:pPr>
-              <w:spacing w:before="40" w:after="80"/>
-            </w:pPr>
-            <w:r>
-              <w:t>3</w:t>
-            </w:r>
-          </w:p>
-        </w:tc>
-        <w:tc>
-          <w:tcPr>
-            <w:tcW w:type="dxa" w:w="1981"/>
-          </w:tcPr>
-          <w:p>
-            <w:pPr>
-              <w:spacing w:before="40" w:after="80"/>
-            </w:pPr>
-            <w:r>
-              <w:t>FHIR R4 read</w:t>
-            </w:r>
-          </w:p>
-        </w:tc>
-        <w:tc>
-          <w:tcPr>
-            <w:tcW w:type="dxa" w:w="3055"/>
-          </w:tcPr>
-          <w:p>
-            <w:pPr>
-              <w:spacing w:before="40" w:after="80"/>
-            </w:pPr>
-            <w:r>
-              <w:rPr>
-                <w:rStyle w:val="CodeChar"/>
-              </w:rPr>
-              <w:t>GET {fhir}/QuestionnaireResponse/{id}</w:t>
-            </w:r>
-          </w:p>
-        </w:tc>
-        <w:tc>
-          <w:tcPr>
-            <w:tcW w:type="dxa" w:w="3071"/>
-          </w:tcPr>
-          <w:p>
-            <w:pPr>
-              <w:spacing w:before="40" w:after="80"/>
-            </w:pPr>
-            <w:r>
-              <w:t xml:space="preserve">Get each form named in </w:t>
-            </w:r>
-            <w:r>
-              <w:rPr>
-                <w:rStyle w:val="CodeChar"/>
-              </w:rPr>
-              <w:t>questionnaireResponseIds</w:t>
-            </w:r>
-            <w:r>
-              <w:t>.</w:t>
-            </w:r>
-          </w:p>
-        </w:tc>
-      </w:tr>
-      <w:tr>
-        <w:trPr>
-          <w:cantSplit/>
-        </w:trPr>
-        <w:tc>
-          <w:tcPr>
-            <w:tcW w:type="dxa" w:w="1253"/>
-          </w:tcPr>
-          <w:p>
-            <w:pPr>
-              <w:spacing w:before="40" w:after="80"/>
-            </w:pPr>
-            <w:r>
-              <w:t>3</w:t>
-            </w:r>
-          </w:p>
-        </w:tc>
-        <w:tc>
-          <w:tcPr>
-            <w:tcW w:type="dxa" w:w="1981"/>
-          </w:tcPr>
-          <w:p>
-            <w:pPr>
-              <w:spacing w:before="40" w:after="80"/>
-            </w:pPr>
-            <w:r>
-              <w:t>FHIR R4 search</w:t>
-            </w:r>
-          </w:p>
-        </w:tc>
-        <w:tc>
-          <w:tcPr>
-            <w:tcW w:type="dxa" w:w="3055"/>
-          </w:tcPr>
-          <w:p>
-            <w:pPr>
-              <w:spacing w:before="40" w:after="80"/>
-            </w:pPr>
-            <w:r>
-              <w:rPr>
-                <w:rStyle w:val="CodeChar"/>
-              </w:rPr>
-              <w:t>GET {fhir}/QuestionnaireResponse?patient={patientId}</w:t>
-            </w:r>
-          </w:p>
-        </w:tc>
-        <w:tc>
-          <w:tcPr>
-            <w:tcW w:type="dxa" w:w="3071"/>
-          </w:tcPr>
-          <w:p>
-            <w:pPr>
-              <w:spacing w:before="40" w:after="80"/>
-            </w:pPr>
-            <w:r>
-              <w:t xml:space="preserve">Find the completed DTR forms of the orders. Only when </w:t>
-            </w:r>
-            <w:r>
-              <w:rPr>
-                <w:rStyle w:val="CodeChar"/>
-              </w:rPr>
-              <w:t xml:space="preserve">includeDtr</w:t>
-            </w:r>
-            <w:r>
-              <w:t xml:space="preserve"> is </w:t>
-            </w:r>
-            <w:r>
-              <w:rPr>
-                <w:rStyle w:val="CodeChar"/>
-              </w:rPr>
-              <w:t xml:space="preserve">true</w:t>
-            </w:r>
-            <w:r>
-              <w:t xml:space="preserve">.</w:t>
-            </w:r>
-          </w:p>
-        </w:tc>
-      </w:tr>
-      <w:tr>
-        <w:trPr>
-          <w:cantSplit/>
-        </w:trPr>
-        <w:tc>
-          <w:tcPr>
-            <w:tcW w:type="dxa" w:w="1253"/>
-          </w:tcPr>
-          <w:p>
-            <w:pPr>
-              <w:spacing w:before="40" w:after="80"/>
-            </w:pPr>
-            <w:r>
-              <w:t>3</w:t>
-            </w:r>
-          </w:p>
-        </w:tc>
-        <w:tc>
-          <w:tcPr>
-            <w:tcW w:type="dxa" w:w="1981"/>
-          </w:tcPr>
-          <w:p>
-            <w:pPr>
-              <w:spacing w:before="40" w:after="80"/>
-            </w:pPr>
-            <w:r>
-              <w:t>FHIR R4 read</w:t>
-            </w:r>
-          </w:p>
-        </w:tc>
-        <w:tc>
-          <w:tcPr>
-            <w:tcW w:type="dxa" w:w="3055"/>
-          </w:tcPr>
-          <w:p>
-            <w:pPr>
-              <w:spacing w:before="40" w:after="80"/>
-            </w:pPr>
-            <w:r>
-              <w:rPr>
-                <w:rStyle w:val="CodeChar"/>
-              </w:rPr>
-              <w:t>GET {fhir}/DocumentReference/{documentId}</w:t>
-            </w:r>
-            <w:r>
-              <w:t xml:space="preserve"> and the file it points to</w:t>
-            </w:r>
-          </w:p>
-        </w:tc>
-        <w:tc>
-          <w:tcPr>
-            <w:tcW w:type="dxa" w:w="3071"/>
-          </w:tcPr>
-          <w:p>
-            <w:pPr>
-              <w:spacing w:before="40" w:after="80"/>
-            </w:pPr>
-            <w:r>
-              <w:t xml:space="preserve">Get each document named in </w:t>
-            </w:r>
-            <w:r>
-              <w:rPr>
-                <w:rStyle w:val="CodeChar"/>
-              </w:rPr>
-              <w:t>documentIds</w:t>
-            </w:r>
-            <w:r>
-              <w:t>, with the file content.</w:t>
-            </w:r>
-          </w:p>
-        </w:tc>
-      </w:tr>
-      <w:tr>
-        <w:trPr>
-          <w:cantSplit/>
-        </w:trPr>
-        <w:tc>
-          <w:tcPr>
-            <w:tcW w:type="dxa" w:w="1253"/>
-          </w:tcPr>
-          <w:p>
-            <w:pPr>
-              <w:spacing w:before="40" w:after="80"/>
-            </w:pPr>
-            <w:r>
-              <w:t>4 and 5</w:t>
-            </w:r>
-          </w:p>
-        </w:tc>
-        <w:tc>
-          <w:tcPr>
-            <w:tcW w:type="dxa" w:w="1981"/>
-          </w:tcPr>
-          <w:p>
-            <w:pPr>
-              <w:spacing w:before="40" w:after="80"/>
-            </w:pPr>
-            <w:r>
-              <w:t>PAS operation</w:t>
-            </w:r>
-          </w:p>
-        </w:tc>
-        <w:tc>
-          <w:tcPr>
-            <w:tcW w:type="dxa" w:w="3055"/>
-          </w:tcPr>
-          <w:p>
-            <w:pPr>
-              <w:spacing w:before="40" w:after="80"/>
-            </w:pPr>
-            <w:r>
-              <w:rPr>
-                <w:rStyle w:val="CodeChar"/>
-              </w:rPr>
-              <w:t>POST {payer-fhir}/Claim/$submit</w:t>
-            </w:r>
-          </w:p>
-        </w:tc>
-        <w:tc>
-          <w:tcPr>
-            <w:tcW w:type="dxa" w:w="3071"/>
-          </w:tcPr>
-          <w:p>
-            <w:pPr>
-              <w:spacing w:before="40" w:after="80"/>
-            </w:pPr>
-            <w:r>
-              <w:t>Send the PAS request Bundle. The answer is a Bundle with a ClaimResponse.</w:t>
-            </w:r>
-          </w:p>
-        </w:tc>
-      </w:tr>
-      <w:tr>
-        <w:trPr>
-          <w:cantSplit/>
-        </w:trPr>
-        <w:tc>
-          <w:tcPr>
-            <w:tcW w:type="dxa" w:w="1253"/>
-          </w:tcPr>
-          <w:p>
-            <w:pPr>
-              <w:spacing w:before="40" w:after="80"/>
-            </w:pPr>
-            <w:r>
-              <w:t>After 5</w:t>
-            </w:r>
-          </w:p>
-        </w:tc>
-        <w:tc>
-          <w:tcPr>
-            <w:tcW w:type="dxa" w:w="1981"/>
-          </w:tcPr>
-          <w:p>
-            <w:pPr>
-              <w:spacing w:before="40" w:after="80"/>
-            </w:pPr>
-            <w:r>
-              <w:t>FHIR Subscription</w:t>
-            </w:r>
-          </w:p>
-        </w:tc>
-        <w:tc>
-          <w:tcPr>
-            <w:tcW w:type="dxa" w:w="3055"/>
-          </w:tcPr>
-          <w:p>
-            <w:pPr>
-              <w:spacing w:before="40" w:after="80"/>
-            </w:pPr>
-            <w:r>
-              <w:rPr>
-                <w:rStyle w:val="CodeChar"/>
-              </w:rPr>
-              <w:t>POST {payer-fhir}/Subscription</w:t>
-            </w:r>
-          </w:p>
-        </w:tc>
-        <w:tc>
-          <w:tcPr>
-            <w:tcW w:type="dxa" w:w="3071"/>
-          </w:tcPr>
-          <w:p>
-            <w:pPr>
-              <w:spacing w:before="40" w:after="80"/>
-            </w:pPr>
-            <w:r>
-              <w:t xml:space="preserve">Register once for change notifications, for each payer and facility NPI. Only when notifications are switched on for the payer and the facility has an NPI. A payer that refuses it does not fail the request: the background job still follows the request.</w:t>
+              <w:t xml:space="preserve">Register once for change notifications, for each payer and facility NPI. Only when notifications are switched on for the payer and the facility has an NPI. A payer that refuses it does not fail the request: the EHR's own check (API 5, section 12) still gets the decision.</w:t>
             </w:r>
           </w:p>
         </w:tc>
@@ -16448,7 +16366,16 @@
         <w:spacing w:before="160"/>
       </w:pPr>
       <w:r>
-        <w:t xml:space="preserve">A cancel (API 3) reads the patient, the insurance, the facility and the orders again and sends </w:t>
+        <w:t xml:space="preserve">A cancel (API 3) reads the patient, the insurance (</w:t>
+      </w:r>
+      <w:r>
+        <w:rPr>
+          <w:rStyle w:val="CodeChar"/>
+        </w:rPr>
+        <w:t xml:space="preserve">GET {fhir}/Coverage/{coverageId}</w:t>
+      </w:r>
+      <w:r>
+        <w:t xml:space="preserve">), the facility organization and the orders again and sends </w:t>
       </w:r>
       <w:r>
         <w:rPr>
@@ -16467,34 +16394,7 @@
     </w:p>
     <w:p>
       <w:r>
-        <w:t xml:space="preserve">The gateway uses FHIR R4 only. The Da Vinci PAS guide exists only for R4. The </w:t>
-      </w:r>
-      <w:r>
-        <w:rPr>
-          <w:rStyle w:val="CodeChar"/>
-        </w:rPr>
-        <w:t xml:space="preserve">FHIR_VERSION</w:t>
-      </w:r>
-      <w:r>
-        <w:t xml:space="preserve"> column of </w:t>
-      </w:r>
-      <w:r>
-        <w:rPr>
-          <w:rStyle w:val="CodeChar"/>
-        </w:rPr>
-        <w:t xml:space="preserve">PA_PAYER</w:t>
-      </w:r>
-      <w:r>
-        <w:t xml:space="preserve"> is removed (script </w:t>
-      </w:r>
-      <w:r>
-        <w:rPr>
-          <w:rStyle w:val="CodeChar"/>
-        </w:rPr>
-        <w:t xml:space="preserve">04_alter_pa_payer_drop_fhir_version.sql</w:t>
-      </w:r>
-      <w:r>
-        <w:t xml:space="preserve">).</w:t>
+        <w:t xml:space="preserve">The gateway uses FHIR R4 only. The Da Vinci PAS guide exists only for R4.</w:t>
       </w:r>
     </w:p>
     <w:p>
@@ -16708,10 +16608,7 @@
               <w:spacing w:before="40" w:after="80"/>
             </w:pPr>
             <w:r>
-              <w:rPr>
-                <w:rStyle w:val="CodeChar"/>
-              </w:rPr>
-              <w:t>GET api/patients/{id}/insurances?status=active</w:t>
+              <w:t xml:space="preserve">GET api/insurances/{coverageId}</w:t>
             </w:r>
           </w:p>
         </w:tc>
@@ -16783,7 +16680,7 @@
               <w:t xml:space="preserve">orderLocationCode</w:t>
             </w:r>
             <w:r>
-              <w:t xml:space="preserve">, and the location of a service order.</w:t>
+              <w:t xml:space="preserve">.</w:t>
             </w:r>
           </w:p>
         </w:tc>
@@ -18894,7 +18791,16 @@
               <w:spacing w:before="40" w:after="80"/>
             </w:pPr>
             <w:r>
-              <w:t xml:space="preserve">The request is correct JSON, but it cannot be done: no active insurance, more than one active insurance and none chosen, an order without code, a location without a facility, or the payer refused it.</w:t>
+              <w:t xml:space="preserve">The request is correct JSON, but it cannot be done: the insurance of </w:t>
+            </w:r>
+            <w:r>
+              <w:rPr>
+                <w:rStyle w:val="CodeChar"/>
+              </w:rPr>
+              <w:t xml:space="preserve">coverageId</w:t>
+            </w:r>
+            <w:r>
+              <w:t xml:space="preserve"> is not found, of another patient or not active, an order has no code, the location has no facility, or the payer refused it.</w:t>
             </w:r>
           </w:p>
         </w:tc>
@@ -20036,13 +19942,22 @@
               <w:spacing w:before="40" w:after="80"/>
             </w:pPr>
             <w:r>
-              <w:t xml:space="preserve">An order is at another facility than </w:t>
-            </w:r>
-            <w:r>
-              <w:rPr>
-                <w:rStyle w:val="CodeChar"/>
-              </w:rPr>
-              <w:t xml:space="preserve">orderLocationCode</w:t>
+              <w:rPr>
+                <w:rStyle w:val="CodeChar"/>
+              </w:rPr>
+              <w:t xml:space="preserve">requestingPractitionerId</w:t>
+            </w:r>
+            <w:r>
+              <w:t xml:space="preserve"> missing, </w:t>
+            </w:r>
+            <w:r>
+              <w:rPr>
+                <w:rStyle w:val="CodeChar"/>
+              </w:rPr>
+              <w:t xml:space="preserve">null</w:t>
+            </w:r>
+            <w:r>
+              <w:t xml:space="preserve"> or empty</w:t>
             </w:r>
           </w:p>
         </w:tc>
@@ -20068,7 +19983,7 @@
               <w:spacing w:before="40" w:after="80"/>
             </w:pPr>
             <w:r>
-              <w:t xml:space="preserve">"orderLocationCode {code} is facility {id}, but order {id} is at facility {id}."</w:t>
+              <w:t xml:space="preserve">"The request is not valid."</w:t>
             </w:r>
           </w:p>
         </w:tc>
@@ -20081,6 +19996,69 @@
               <w:spacing w:before="40" w:after="80"/>
             </w:pPr>
             <w:r>
+              <w:t xml:space="preserve">"requestingPractitionerId is required."</w:t>
+            </w:r>
+          </w:p>
+        </w:tc>
+      </w:tr>
+      <w:tr>
+        <w:trPr>
+          <w:cantSplit/>
+        </w:trPr>
+        <w:tc>
+          <w:tcPr>
+            <w:tcW w:type="dxa" w:w="2809"/>
+          </w:tcPr>
+          <w:p>
+            <w:pPr>
+              <w:spacing w:before="40" w:after="80"/>
+            </w:pPr>
+            <w:r>
+              <w:rPr>
+                <w:rStyle w:val="CodeChar"/>
+              </w:rPr>
+              <w:t xml:space="preserve">requestingPractitionerId</w:t>
+            </w:r>
+            <w:r>
+              <w:t xml:space="preserve"> not found in the EHR</w:t>
+            </w:r>
+          </w:p>
+        </w:tc>
+        <w:tc>
+          <w:tcPr>
+            <w:tcW w:type="dxa" w:w="931"/>
+          </w:tcPr>
+          <w:p>
+            <w:pPr>
+              <w:spacing w:before="40" w:after="80"/>
+            </w:pPr>
+            <w:r>
+              <w:t xml:space="preserve">404</w:t>
+            </w:r>
+          </w:p>
+        </w:tc>
+        <w:tc>
+          <w:tcPr>
+            <w:tcW w:type="dxa" w:w="2809"/>
+          </w:tcPr>
+          <w:p>
+            <w:pPr>
+              <w:spacing w:before="40" w:after="80"/>
+            </w:pPr>
+            <w:r>
+              <w:t xml:space="preserve">"Requesting practitioner {id} was not found at the FHIR API."</w:t>
+            </w:r>
+          </w:p>
+        </w:tc>
+        <w:tc>
+          <w:tcPr>
+            <w:tcW w:type="dxa" w:w="2811"/>
+          </w:tcPr>
+          <w:p>
+            <w:pPr>
+              <w:spacing w:before="40" w:after="80"/>
+            </w:pPr>
+            <w:r>
               <w:t xml:space="preserve">empty</w:t>
             </w:r>
           </w:p>
@@ -20099,7 +20077,13 @@
               <w:spacing w:before="40" w:after="80"/>
             </w:pPr>
             <w:r>
-              <w:t xml:space="preserve">The orders are at different facilities</w:t>
+              <w:rPr>
+                <w:rStyle w:val="CodeChar"/>
+              </w:rPr>
+              <w:t xml:space="preserve">coverageId</w:t>
+            </w:r>
+            <w:r>
+              <w:t xml:space="preserve"> missing, null or empty (API 1)</w:t>
             </w:r>
           </w:p>
         </w:tc>
@@ -20125,7 +20109,7 @@
               <w:spacing w:before="40" w:after="80"/>
             </w:pPr>
             <w:r>
-              <w:t xml:space="preserve">"Order {id} is at facility {a} and order {id} is at facility {b}. One request is sent for one facility: send the orders as separate requests."</w:t>
+              <w:t xml:space="preserve">"The request is not valid."</w:t>
             </w:r>
           </w:p>
         </w:tc>
@@ -20138,208 +20122,73 @@
               <w:spacing w:before="40" w:after="80"/>
             </w:pPr>
             <w:r>
+              <w:t xml:space="preserve">"coverageId is required."</w:t>
+            </w:r>
+          </w:p>
+        </w:tc>
+      </w:tr>
+      <w:tr>
+        <w:trPr>
+          <w:cantSplit/>
+        </w:trPr>
+        <w:tc>
+          <w:tcPr>
+            <w:tcW w:type="dxa" w:w="2809"/>
+          </w:tcPr>
+          <w:p>
+            <w:pPr>
+              <w:spacing w:before="40" w:after="80"/>
+            </w:pPr>
+            <w:r>
+              <w:t xml:space="preserve">The insurance of </w:t>
+            </w:r>
+            <w:r>
+              <w:rPr>
+                <w:rStyle w:val="CodeChar"/>
+              </w:rPr>
+              <w:t xml:space="preserve">coverageId</w:t>
+            </w:r>
+            <w:r>
+              <w:t xml:space="preserve"> is not found, belongs to another patient, or is not active</w:t>
+            </w:r>
+          </w:p>
+        </w:tc>
+        <w:tc>
+          <w:tcPr>
+            <w:tcW w:type="dxa" w:w="931"/>
+          </w:tcPr>
+          <w:p>
+            <w:pPr>
+              <w:spacing w:before="40" w:after="80"/>
+            </w:pPr>
+            <w:r>
+              <w:t xml:space="preserve">422</w:t>
+            </w:r>
+          </w:p>
+        </w:tc>
+        <w:tc>
+          <w:tcPr>
+            <w:tcW w:type="dxa" w:w="2809"/>
+          </w:tcPr>
+          <w:p>
+            <w:pPr>
+              <w:spacing w:before="40" w:after="80"/>
+            </w:pPr>
+            <w:r>
+              <w:t xml:space="preserve">"Insurance {coverageId} was not found at the FHIR API.", "Insurance {coverageId} does not belong to patient {patientId}." or "Insurance {coverageId} is not active (status: {status})."</w:t>
+            </w:r>
+          </w:p>
+        </w:tc>
+        <w:tc>
+          <w:tcPr>
+            <w:tcW w:type="dxa" w:w="2811"/>
+          </w:tcPr>
+          <w:p>
+            <w:pPr>
+              <w:spacing w:before="40" w:after="80"/>
+            </w:pPr>
+            <w:r>
               <w:t xml:space="preserve">empty</w:t>
-            </w:r>
-          </w:p>
-        </w:tc>
-      </w:tr>
-      <w:tr>
-        <w:trPr>
-          <w:cantSplit/>
-        </w:trPr>
-        <w:tc>
-          <w:tcPr>
-            <w:tcW w:type="dxa" w:w="2809"/>
-          </w:tcPr>
-          <w:p>
-            <w:pPr>
-              <w:spacing w:before="40" w:after="80"/>
-            </w:pPr>
-            <w:r>
-              <w:rPr>
-                <w:rStyle w:val="CodeChar"/>
-              </w:rPr>
-              <w:t xml:space="preserve">requestingPractitionerId</w:t>
-            </w:r>
-            <w:r>
-              <w:t xml:space="preserve"> missing, </w:t>
-            </w:r>
-            <w:r>
-              <w:rPr>
-                <w:rStyle w:val="CodeChar"/>
-              </w:rPr>
-              <w:t xml:space="preserve">null</w:t>
-            </w:r>
-            <w:r>
-              <w:t xml:space="preserve"> or empty</w:t>
-            </w:r>
-          </w:p>
-        </w:tc>
-        <w:tc>
-          <w:tcPr>
-            <w:tcW w:type="dxa" w:w="931"/>
-          </w:tcPr>
-          <w:p>
-            <w:pPr>
-              <w:spacing w:before="40" w:after="80"/>
-            </w:pPr>
-            <w:r>
-              <w:t xml:space="preserve">400</w:t>
-            </w:r>
-          </w:p>
-        </w:tc>
-        <w:tc>
-          <w:tcPr>
-            <w:tcW w:type="dxa" w:w="2809"/>
-          </w:tcPr>
-          <w:p>
-            <w:pPr>
-              <w:spacing w:before="40" w:after="80"/>
-            </w:pPr>
-            <w:r>
-              <w:t xml:space="preserve">"The request is not valid."</w:t>
-            </w:r>
-          </w:p>
-        </w:tc>
-        <w:tc>
-          <w:tcPr>
-            <w:tcW w:type="dxa" w:w="2811"/>
-          </w:tcPr>
-          <w:p>
-            <w:pPr>
-              <w:spacing w:before="40" w:after="80"/>
-            </w:pPr>
-            <w:r>
-              <w:t xml:space="preserve">"requestingPractitionerId is required."</w:t>
-            </w:r>
-          </w:p>
-        </w:tc>
-      </w:tr>
-      <w:tr>
-        <w:trPr>
-          <w:cantSplit/>
-        </w:trPr>
-        <w:tc>
-          <w:tcPr>
-            <w:tcW w:type="dxa" w:w="2809"/>
-          </w:tcPr>
-          <w:p>
-            <w:pPr>
-              <w:spacing w:before="40" w:after="80"/>
-            </w:pPr>
-            <w:r>
-              <w:rPr>
-                <w:rStyle w:val="CodeChar"/>
-              </w:rPr>
-              <w:t xml:space="preserve">requestingPractitionerId</w:t>
-            </w:r>
-            <w:r>
-              <w:t xml:space="preserve"> not found in the EHR</w:t>
-            </w:r>
-          </w:p>
-        </w:tc>
-        <w:tc>
-          <w:tcPr>
-            <w:tcW w:type="dxa" w:w="931"/>
-          </w:tcPr>
-          <w:p>
-            <w:pPr>
-              <w:spacing w:before="40" w:after="80"/>
-            </w:pPr>
-            <w:r>
-              <w:t xml:space="preserve">404</w:t>
-            </w:r>
-          </w:p>
-        </w:tc>
-        <w:tc>
-          <w:tcPr>
-            <w:tcW w:type="dxa" w:w="2809"/>
-          </w:tcPr>
-          <w:p>
-            <w:pPr>
-              <w:spacing w:before="40" w:after="80"/>
-            </w:pPr>
-            <w:r>
-              <w:t xml:space="preserve">"Requesting practitioner {id} was not found at the FHIR API."</w:t>
-            </w:r>
-          </w:p>
-        </w:tc>
-        <w:tc>
-          <w:tcPr>
-            <w:tcW w:type="dxa" w:w="2811"/>
-          </w:tcPr>
-          <w:p>
-            <w:pPr>
-              <w:spacing w:before="40" w:after="80"/>
-            </w:pPr>
-            <w:r>
-              <w:t xml:space="preserve">empty</w:t>
-            </w:r>
-          </w:p>
-        </w:tc>
-      </w:tr>
-      <w:tr>
-        <w:trPr>
-          <w:cantSplit/>
-        </w:trPr>
-        <w:tc>
-          <w:tcPr>
-            <w:tcW w:type="dxa" w:w="2809"/>
-          </w:tcPr>
-          <w:p>
-            <w:pPr>
-              <w:spacing w:before="40" w:after="80"/>
-            </w:pPr>
-            <w:r>
-              <w:t xml:space="preserve">The patient has more than one active insurance, </w:t>
-            </w:r>
-            <w:r>
-              <w:rPr>
-                <w:rStyle w:val="CodeChar"/>
-              </w:rPr>
-              <w:t>coverageId</w:t>
-            </w:r>
-            <w:r>
-              <w:t xml:space="preserve"> is not sent and the orders name none</w:t>
-            </w:r>
-          </w:p>
-        </w:tc>
-        <w:tc>
-          <w:tcPr>
-            <w:tcW w:type="dxa" w:w="931"/>
-          </w:tcPr>
-          <w:p>
-            <w:pPr>
-              <w:spacing w:before="40" w:after="80"/>
-            </w:pPr>
-            <w:r>
-              <w:t>422</w:t>
-            </w:r>
-          </w:p>
-        </w:tc>
-        <w:tc>
-          <w:tcPr>
-            <w:tcW w:type="dxa" w:w="2809"/>
-          </w:tcPr>
-          <w:p>
-            <w:pPr>
-              <w:spacing w:before="40" w:after="80"/>
-            </w:pPr>
-            <w:r>
-              <w:t>"The patient has {n} active insurances ({ids}) and the orders do not say which one to use. Send coverageId."</w:t>
-            </w:r>
-          </w:p>
-        </w:tc>
-        <w:tc>
-          <w:tcPr>
-            <w:tcW w:type="dxa" w:w="2811"/>
-          </w:tcPr>
-          <w:p>
-            <w:pPr>
-              <w:spacing w:before="40" w:after="80"/>
-            </w:pPr>
-            <w:r>
-              <w:t>empty</w:t>
             </w:r>
           </w:p>
         </w:tc>
@@ -20729,16 +20578,7 @@
     </w:p>
     <w:p>
       <w:r>
-        <w:t xml:space="preserve">An optional value that is not sent gives no error, except </w:t>
-      </w:r>
-      <w:r>
-        <w:rPr>
-          <w:rStyle w:val="CodeChar"/>
-        </w:rPr>
-        <w:t>coverageId</w:t>
-      </w:r>
-      <w:r>
-        <w:t xml:space="preserve"> when the patient has more than one active insurance (first row).</w:t>
+        <w:t xml:space="preserve">An optional value that is not sent gives no error.</w:t>
       </w:r>
     </w:p>
     <w:tbl>
@@ -20817,7 +20657,66 @@
               <w:rPr>
                 <w:rStyle w:val="CodeChar"/>
               </w:rPr>
-              <w:t>coverageId</w:t>
+              <w:t xml:space="preserve">coverageId</w:t>
+            </w:r>
+            <w:r>
+              <w:t xml:space="preserve"> not sent in API 2</w:t>
+            </w:r>
+          </w:p>
+        </w:tc>
+        <w:tc>
+          <w:tcPr>
+            <w:tcW w:type="dxa" w:w="1480"/>
+          </w:tcPr>
+          <w:p>
+            <w:pPr>
+              <w:spacing w:before="40" w:after="80"/>
+            </w:pPr>
+            <w:r>
+              <w:t xml:space="preserve">200</w:t>
+            </w:r>
+          </w:p>
+        </w:tc>
+        <w:tc>
+          <w:tcPr>
+            <w:tcW w:type="dxa" w:w="3985"/>
+          </w:tcPr>
+          <w:p>
+            <w:pPr>
+              <w:spacing w:before="40" w:after="80"/>
+            </w:pPr>
+            <w:r>
+              <w:t xml:space="preserve">The insurance of the first request is used. In API 1 </w:t>
+            </w:r>
+            <w:r>
+              <w:rPr>
+                <w:rStyle w:val="CodeChar"/>
+              </w:rPr>
+              <w:t xml:space="preserve">coverageId</w:t>
+            </w:r>
+            <w:r>
+              <w:t xml:space="preserve"> is required (section 14.3).</w:t>
+            </w:r>
+          </w:p>
+        </w:tc>
+      </w:tr>
+      <w:tr>
+        <w:trPr>
+          <w:cantSplit/>
+        </w:trPr>
+        <w:tc>
+          <w:tcPr>
+            <w:tcW w:type="dxa" w:w="3895"/>
+          </w:tcPr>
+          <w:p>
+            <w:pPr>
+              <w:spacing w:before="40" w:after="80"/>
+            </w:pPr>
+            <w:r>
+              <w:rPr>
+                <w:rStyle w:val="CodeChar"/>
+              </w:rPr>
+              <w:t>priority</w:t>
             </w:r>
             <w:r>
               <w:t xml:space="preserve"> not sent</w:t>
@@ -20833,7 +20732,7 @@
               <w:spacing w:before="40" w:after="80"/>
             </w:pPr>
             <w:r>
-              <w:t>201 or 422</w:t>
+              <w:t>201</w:t>
             </w:r>
           </w:p>
         </w:tc>
@@ -20846,7 +20745,13 @@
               <w:spacing w:before="40" w:after="80"/>
             </w:pPr>
             <w:r>
-              <w:t>The gateway uses the insurance linked to the orders, or the patient's only active insurance. With more than one active insurance and none named by the orders, the status is 422. In API 2 it uses the insurance of the first request.</w:t>
+              <w:rPr>
+                <w:rStyle w:val="CodeChar"/>
+              </w:rPr>
+              <w:t>routine</w:t>
+            </w:r>
+            <w:r>
+              <w:t xml:space="preserve"> is used.</w:t>
             </w:r>
           </w:p>
         </w:tc>
@@ -20867,10 +20772,28 @@
               <w:rPr>
                 <w:rStyle w:val="CodeChar"/>
               </w:rPr>
-              <w:t>coverageId</w:t>
-            </w:r>
-            <w:r>
-              <w:t xml:space="preserve"> sent, but it is not an active insurance of the patient</w:t>
+              <w:t>priority</w:t>
+            </w:r>
+            <w:r>
+              <w:t xml:space="preserve"> has another value than </w:t>
+            </w:r>
+            <w:r>
+              <w:rPr>
+                <w:rStyle w:val="CodeChar"/>
+              </w:rPr>
+              <w:t>routine</w:t>
+            </w:r>
+            <w:r>
+              <w:t xml:space="preserve"> or </w:t>
+            </w:r>
+            <w:r>
+              <w:rPr>
+                <w:rStyle w:val="CodeChar"/>
+              </w:rPr>
+              <w:t>urgent</w:t>
+            </w:r>
+            <w:r>
+              <w:t>, also an empty text</w:t>
             </w:r>
           </w:p>
         </w:tc>
@@ -20883,7 +20806,7 @@
               <w:spacing w:before="40" w:after="80"/>
             </w:pPr>
             <w:r>
-              <w:t>422</w:t>
+              <w:t>400</w:t>
             </w:r>
           </w:p>
         </w:tc>
@@ -20896,7 +20819,16 @@
               <w:spacing w:before="40" w:after="80"/>
             </w:pPr>
             <w:r>
-              <w:t>"Patient {patientId} has no active insurance for this request."</w:t>
+              <w:t xml:space="preserve">"priority must be 'routine' or 'urgent'." in </w:t>
+            </w:r>
+            <w:r>
+              <w:rPr>
+                <w:rStyle w:val="CodeChar"/>
+              </w:rPr>
+              <w:t>details</w:t>
+            </w:r>
+            <w:r>
+              <w:t>.</w:t>
             </w:r>
           </w:p>
         </w:tc>
@@ -20917,10 +20849,10 @@
               <w:rPr>
                 <w:rStyle w:val="CodeChar"/>
               </w:rPr>
-              <w:t>coverageId</w:t>
-            </w:r>
-            <w:r>
-              <w:t xml:space="preserve"> not sent and the patient has no active insurance</w:t>
+              <w:t>requestType</w:t>
+            </w:r>
+            <w:r>
+              <w:t xml:space="preserve"> not sent, or empty</w:t>
             </w:r>
           </w:p>
         </w:tc>
@@ -20933,7 +20865,7 @@
               <w:spacing w:before="40" w:after="80"/>
             </w:pPr>
             <w:r>
-              <w:t>422</w:t>
+              <w:t>201</w:t>
             </w:r>
           </w:p>
         </w:tc>
@@ -20946,7 +20878,13 @@
               <w:spacing w:before="40" w:after="80"/>
             </w:pPr>
             <w:r>
-              <w:t>The same message as the row above.</w:t>
+              <w:rPr>
+                <w:rStyle w:val="CodeChar"/>
+              </w:rPr>
+              <w:t>new</w:t>
+            </w:r>
+            <w:r>
+              <w:t xml:space="preserve"> is used.</w:t>
             </w:r>
           </w:p>
         </w:tc>
@@ -20967,10 +20905,25 @@
               <w:rPr>
                 <w:rStyle w:val="CodeChar"/>
               </w:rPr>
-              <w:t>priority</w:t>
-            </w:r>
-            <w:r>
-              <w:t xml:space="preserve"> not sent</w:t>
+              <w:t>requestType</w:t>
+            </w:r>
+            <w:r>
+              <w:t xml:space="preserve"> has another value than </w:t>
+            </w:r>
+            <w:r>
+              <w:rPr>
+                <w:rStyle w:val="CodeChar"/>
+              </w:rPr>
+              <w:t>new</w:t>
+            </w:r>
+            <w:r>
+              <w:t xml:space="preserve"> or </w:t>
+            </w:r>
+            <w:r>
+              <w:rPr>
+                <w:rStyle w:val="CodeChar"/>
+              </w:rPr>
+              <w:t>renewal</w:t>
             </w:r>
           </w:p>
         </w:tc>
@@ -20983,7 +20936,7 @@
               <w:spacing w:before="40" w:after="80"/>
             </w:pPr>
             <w:r>
-              <w:t>201</w:t>
+              <w:t>400</w:t>
             </w:r>
           </w:p>
         </w:tc>
@@ -20996,13 +20949,16 @@
               <w:spacing w:before="40" w:after="80"/>
             </w:pPr>
             <w:r>
-              <w:rPr>
-                <w:rStyle w:val="CodeChar"/>
-              </w:rPr>
-              <w:t>routine</w:t>
-            </w:r>
-            <w:r>
-              <w:t xml:space="preserve"> is used.</w:t>
+              <w:t xml:space="preserve">"requestType must be 'new' or 'renewal'." in </w:t>
+            </w:r>
+            <w:r>
+              <w:rPr>
+                <w:rStyle w:val="CodeChar"/>
+              </w:rPr>
+              <w:t>details</w:t>
+            </w:r>
+            <w:r>
+              <w:t>.</w:t>
             </w:r>
           </w:p>
         </w:tc>
@@ -21023,28 +20979,28 @@
               <w:rPr>
                 <w:rStyle w:val="CodeChar"/>
               </w:rPr>
-              <w:t>priority</w:t>
-            </w:r>
-            <w:r>
-              <w:t xml:space="preserve"> has another value than </w:t>
-            </w:r>
-            <w:r>
-              <w:rPr>
-                <w:rStyle w:val="CodeChar"/>
-              </w:rPr>
-              <w:t>routine</w:t>
-            </w:r>
-            <w:r>
-              <w:t xml:space="preserve"> or </w:t>
-            </w:r>
-            <w:r>
-              <w:rPr>
-                <w:rStyle w:val="CodeChar"/>
-              </w:rPr>
-              <w:t>urgent</w:t>
-            </w:r>
-            <w:r>
-              <w:t>, also an empty text</w:t>
+              <w:t xml:space="preserve">requestType</w:t>
+            </w:r>
+            <w:r>
+              <w:t xml:space="preserve"> is </w:t>
+            </w:r>
+            <w:r>
+              <w:rPr>
+                <w:rStyle w:val="CodeChar"/>
+              </w:rPr>
+              <w:t xml:space="preserve">renewal</w:t>
+            </w:r>
+            <w:r>
+              <w:t xml:space="preserve"> and </w:t>
+            </w:r>
+            <w:r>
+              <w:rPr>
+                <w:rStyle w:val="CodeChar"/>
+              </w:rPr>
+              <w:t xml:space="preserve">previousAuthorizationNumber</w:t>
+            </w:r>
+            <w:r>
+              <w:t xml:space="preserve"> is not sent</w:t>
             </w:r>
           </w:p>
         </w:tc>
@@ -21057,7 +21013,7 @@
               <w:spacing w:before="40" w:after="80"/>
             </w:pPr>
             <w:r>
-              <w:t>400</w:t>
+              <w:t xml:space="preserve">201</w:t>
             </w:r>
           </w:p>
         </w:tc>
@@ -21070,16 +21026,16 @@
               <w:spacing w:before="40" w:after="80"/>
             </w:pPr>
             <w:r>
-              <w:t xml:space="preserve">"priority must be 'routine' or 'urgent'." in </w:t>
-            </w:r>
-            <w:r>
-              <w:rPr>
-                <w:rStyle w:val="CodeChar"/>
-              </w:rPr>
-              <w:t>details</w:t>
-            </w:r>
-            <w:r>
-              <w:t>.</w:t>
+              <w:t xml:space="preserve">No error. The request is sent as a renewal without </w:t>
+            </w:r>
+            <w:r>
+              <w:rPr>
+                <w:rStyle w:val="CodeChar"/>
+              </w:rPr>
+              <w:t xml:space="preserve">Claim.related</w:t>
+            </w:r>
+            <w:r>
+              <w:t xml:space="preserve">.</w:t>
             </w:r>
           </w:p>
         </w:tc>
@@ -21097,13 +21053,7 @@
               <w:spacing w:before="40" w:after="80"/>
             </w:pPr>
             <w:r>
-              <w:rPr>
-                <w:rStyle w:val="CodeChar"/>
-              </w:rPr>
-              <w:t>requestType</w:t>
-            </w:r>
-            <w:r>
-              <w:t xml:space="preserve"> not sent, or empty</w:t>
+              <w:t xml:space="preserve">The insurance has no member id</w:t>
             </w:r>
           </w:p>
         </w:tc>
@@ -21116,7 +21066,7 @@
               <w:spacing w:before="40" w:after="80"/>
             </w:pPr>
             <w:r>
-              <w:t>201</w:t>
+              <w:t xml:space="preserve">201</w:t>
             </w:r>
           </w:p>
         </w:tc>
@@ -21129,13 +21079,16 @@
               <w:spacing w:before="40" w:after="80"/>
             </w:pPr>
             <w:r>
-              <w:rPr>
-                <w:rStyle w:val="CodeChar"/>
-              </w:rPr>
-              <w:t>new</w:t>
-            </w:r>
-            <w:r>
-              <w:t xml:space="preserve"> is used.</w:t>
+              <w:t xml:space="preserve">No error. The request is sent without a member id (</w:t>
+            </w:r>
+            <w:r>
+              <w:rPr>
+                <w:rStyle w:val="CodeChar"/>
+              </w:rPr>
+              <w:t xml:space="preserve">Coverage.subscriberId</w:t>
+            </w:r>
+            <w:r>
+              <w:t xml:space="preserve"> is 0..1). A real payer will most likely need it.</w:t>
             </w:r>
           </w:p>
         </w:tc>
@@ -21153,28 +21106,7 @@
               <w:spacing w:before="40" w:after="80"/>
             </w:pPr>
             <w:r>
-              <w:rPr>
-                <w:rStyle w:val="CodeChar"/>
-              </w:rPr>
-              <w:t>requestType</w:t>
-            </w:r>
-            <w:r>
-              <w:t xml:space="preserve"> has another value than </w:t>
-            </w:r>
-            <w:r>
-              <w:rPr>
-                <w:rStyle w:val="CodeChar"/>
-              </w:rPr>
-              <w:t>new</w:t>
-            </w:r>
-            <w:r>
-              <w:t xml:space="preserve"> or </w:t>
-            </w:r>
-            <w:r>
-              <w:rPr>
-                <w:rStyle w:val="CodeChar"/>
-              </w:rPr>
-              <w:t>renewal</w:t>
+              <w:t xml:space="preserve">The facility or the practitioner has no NPI</w:t>
             </w:r>
           </w:p>
         </w:tc>
@@ -21187,7 +21119,7 @@
               <w:spacing w:before="40" w:after="80"/>
             </w:pPr>
             <w:r>
-              <w:t>400</w:t>
+              <w:t xml:space="preserve">201</w:t>
             </w:r>
           </w:p>
         </w:tc>
@@ -21200,190 +21132,7 @@
               <w:spacing w:before="40" w:after="80"/>
             </w:pPr>
             <w:r>
-              <w:t xml:space="preserve">"requestType must be 'new' or 'renewal'." in </w:t>
-            </w:r>
-            <w:r>
-              <w:rPr>
-                <w:rStyle w:val="CodeChar"/>
-              </w:rPr>
-              <w:t>details</w:t>
-            </w:r>
-            <w:r>
-              <w:t>.</w:t>
-            </w:r>
-          </w:p>
-        </w:tc>
-      </w:tr>
-      <w:tr>
-        <w:trPr>
-          <w:cantSplit/>
-        </w:trPr>
-        <w:tc>
-          <w:tcPr>
-            <w:tcW w:type="dxa" w:w="3895"/>
-          </w:tcPr>
-          <w:p>
-            <w:pPr>
-              <w:spacing w:before="40" w:after="80"/>
-            </w:pPr>
-            <w:r>
-              <w:rPr>
-                <w:rStyle w:val="CodeChar"/>
-              </w:rPr>
-              <w:t xml:space="preserve">requestType</w:t>
-            </w:r>
-            <w:r>
-              <w:t xml:space="preserve"> is </w:t>
-            </w:r>
-            <w:r>
-              <w:rPr>
-                <w:rStyle w:val="CodeChar"/>
-              </w:rPr>
-              <w:t xml:space="preserve">renewal</w:t>
-            </w:r>
-            <w:r>
-              <w:t xml:space="preserve"> and </w:t>
-            </w:r>
-            <w:r>
-              <w:rPr>
-                <w:rStyle w:val="CodeChar"/>
-              </w:rPr>
-              <w:t xml:space="preserve">previousAuthorizationNumber</w:t>
-            </w:r>
-            <w:r>
-              <w:t xml:space="preserve"> is not sent</w:t>
-            </w:r>
-          </w:p>
-        </w:tc>
-        <w:tc>
-          <w:tcPr>
-            <w:tcW w:type="dxa" w:w="1480"/>
-          </w:tcPr>
-          <w:p>
-            <w:pPr>
-              <w:spacing w:before="40" w:after="80"/>
-            </w:pPr>
-            <w:r>
-              <w:t xml:space="preserve">201</w:t>
-            </w:r>
-          </w:p>
-        </w:tc>
-        <w:tc>
-          <w:tcPr>
-            <w:tcW w:type="dxa" w:w="3985"/>
-          </w:tcPr>
-          <w:p>
-            <w:pPr>
-              <w:spacing w:before="40" w:after="80"/>
-            </w:pPr>
-            <w:r>
-              <w:t xml:space="preserve">No error. The request is sent as a renewal without </w:t>
-            </w:r>
-            <w:r>
-              <w:rPr>
-                <w:rStyle w:val="CodeChar"/>
-              </w:rPr>
-              <w:t xml:space="preserve">Claim.related</w:t>
-            </w:r>
-            <w:r>
-              <w:t xml:space="preserve">.</w:t>
-            </w:r>
-          </w:p>
-        </w:tc>
-      </w:tr>
-      <w:tr>
-        <w:trPr>
-          <w:cantSplit/>
-        </w:trPr>
-        <w:tc>
-          <w:tcPr>
-            <w:tcW w:type="dxa" w:w="3895"/>
-          </w:tcPr>
-          <w:p>
-            <w:pPr>
-              <w:spacing w:before="40" w:after="80"/>
-            </w:pPr>
-            <w:r>
-              <w:t xml:space="preserve">The insurance has no member id</w:t>
-            </w:r>
-          </w:p>
-        </w:tc>
-        <w:tc>
-          <w:tcPr>
-            <w:tcW w:type="dxa" w:w="1480"/>
-          </w:tcPr>
-          <w:p>
-            <w:pPr>
-              <w:spacing w:before="40" w:after="80"/>
-            </w:pPr>
-            <w:r>
-              <w:t xml:space="preserve">201</w:t>
-            </w:r>
-          </w:p>
-        </w:tc>
-        <w:tc>
-          <w:tcPr>
-            <w:tcW w:type="dxa" w:w="3985"/>
-          </w:tcPr>
-          <w:p>
-            <w:pPr>
-              <w:spacing w:before="40" w:after="80"/>
-            </w:pPr>
-            <w:r>
-              <w:t xml:space="preserve">No error. The request is sent without a member id (</w:t>
-            </w:r>
-            <w:r>
-              <w:rPr>
-                <w:rStyle w:val="CodeChar"/>
-              </w:rPr>
-              <w:t xml:space="preserve">Coverage.subscriberId</w:t>
-            </w:r>
-            <w:r>
-              <w:t xml:space="preserve"> is 0..1). A real payer will most likely need it.</w:t>
-            </w:r>
-          </w:p>
-        </w:tc>
-      </w:tr>
-      <w:tr>
-        <w:trPr>
-          <w:cantSplit/>
-        </w:trPr>
-        <w:tc>
-          <w:tcPr>
-            <w:tcW w:type="dxa" w:w="3895"/>
-          </w:tcPr>
-          <w:p>
-            <w:pPr>
-              <w:spacing w:before="40" w:after="80"/>
-            </w:pPr>
-            <w:r>
-              <w:t xml:space="preserve">The facility or the practitioner has no NPI</w:t>
-            </w:r>
-          </w:p>
-        </w:tc>
-        <w:tc>
-          <w:tcPr>
-            <w:tcW w:type="dxa" w:w="1480"/>
-          </w:tcPr>
-          <w:p>
-            <w:pPr>
-              <w:spacing w:before="40" w:after="80"/>
-            </w:pPr>
-            <w:r>
-              <w:t xml:space="preserve">201</w:t>
-            </w:r>
-          </w:p>
-        </w:tc>
-        <w:tc>
-          <w:tcPr>
-            <w:tcW w:type="dxa" w:w="3985"/>
-          </w:tcPr>
-          <w:p>
-            <w:pPr>
-              <w:spacing w:before="40" w:after="80"/>
-            </w:pPr>
-            <w:r>
-              <w:t xml:space="preserve">No error. The request is sent without the NPI. Without a facility NPI the gateway does not register for payer notifications; the background job still follows the request.</w:t>
+              <w:t xml:space="preserve">No error. The request is sent without the NPI. Without a facility NPI the gateway does not register for payer notifications and cannot search the payer for requests for more documents; API 5 (section 12) still gets the decision.</w:t>
             </w:r>
           </w:p>
         </w:tc>
@@ -23640,6 +23389,112 @@
             </w:r>
             <w:r>
               <w:t xml:space="preserve">.</w:t>
+            </w:r>
+          </w:p>
+        </w:tc>
+      </w:tr>
+      <w:tr>
+        <w:trPr>
+          <w:cantSplit/>
+        </w:trPr>
+        <w:tc>
+          <w:tcPr>
+            <w:tcW w:type="dxa" w:w="1108"/>
+          </w:tcPr>
+          <w:p>
+            <w:pPr>
+              <w:spacing w:before="40" w:after="80"/>
+            </w:pPr>
+            <w:r>
+              <w:t xml:space="preserve">3.2</w:t>
+            </w:r>
+          </w:p>
+        </w:tc>
+        <w:tc>
+          <w:tcPr>
+            <w:tcW w:type="dxa" w:w="1604"/>
+          </w:tcPr>
+          <w:p>
+            <w:pPr>
+              <w:spacing w:before="40" w:after="80"/>
+            </w:pPr>
+            <w:r>
+              <w:t xml:space="preserve">Oct 23, 2026</w:t>
+            </w:r>
+          </w:p>
+        </w:tc>
+        <w:tc>
+          <w:tcPr>
+            <w:tcW w:type="dxa" w:w="6648"/>
+          </w:tcPr>
+          <w:p>
+            <w:pPr>
+              <w:spacing w:before="40" w:after="80"/>
+            </w:pPr>
+            <w:r>
+              <w:t xml:space="preserve">No background job in the gateway: </w:t>
+            </w:r>
+            <w:r>
+              <w:rPr>
+                <w:rStyle w:val="CodeChar"/>
+              </w:rPr>
+              <w:t xml:space="preserve">Workflow:PollMinutes</w:t>
+            </w:r>
+            <w:r>
+              <w:t xml:space="preserve"> is removed. The EHR checks its pended requests itself, with API 5 and CDex API 1 with refresh for each one (section 12). API 5 is required for pended requests.</w:t>
+            </w:r>
+          </w:p>
+        </w:tc>
+      </w:tr>
+      <w:tr>
+        <w:trPr>
+          <w:cantSplit/>
+        </w:trPr>
+        <w:tc>
+          <w:tcPr>
+            <w:tcW w:type="dxa" w:w="1108"/>
+          </w:tcPr>
+          <w:p>
+            <w:pPr>
+              <w:spacing w:before="40" w:after="80"/>
+            </w:pPr>
+            <w:r>
+              <w:t xml:space="preserve">3.3</w:t>
+            </w:r>
+          </w:p>
+        </w:tc>
+        <w:tc>
+          <w:tcPr>
+            <w:tcW w:type="dxa" w:w="1604"/>
+          </w:tcPr>
+          <w:p>
+            <w:pPr>
+              <w:spacing w:before="40" w:after="80"/>
+            </w:pPr>
+            <w:r>
+              <w:t xml:space="preserve">Oct 23, 2026</w:t>
+            </w:r>
+          </w:p>
+        </w:tc>
+        <w:tc>
+          <w:tcPr>
+            <w:tcW w:type="dxa" w:w="6648"/>
+          </w:tcPr>
+          <w:p>
+            <w:pPr>
+              <w:spacing w:before="40" w:after="80"/>
+            </w:pPr>
+            <w:r>
+              <w:t xml:space="preserve">Aligned with the code. </w:t>
+            </w:r>
+            <w:r>
+              <w:rPr>
+                <w:rStyle w:val="CodeChar"/>
+              </w:rPr>
+              <w:t xml:space="preserve">coverageId</w:t>
+            </w:r>
+            <w:r>
+              <w:t xml:space="preserve"> is required in API 1 (in API 2 the first request's insurance is kept) and is read by its id; the insurance errors are new (not found, another patient, not active) and the 422 for "more than one active insurance" is gone. The location of the orders is not read or compared any more (the client's orders carry no facility): the two "another facility" errors are gone. API 5 saves only a changed decision.</w:t>
             </w:r>
           </w:p>
         </w:tc>
